--- a/Акт_приемочных_испытаний_RU-EN-CN.docx
+++ b/Акт_приемочных_испытаний_RU-EN-CN.docx
@@ -205,7 +205,6 @@
                 <w:sz w:val="17"/>
                 <w:szCs w:val="17"/>
                 <w:highlight w:val="yellow"/>
-                <w:highlightCs w:val="yellow"/>
               </w:rPr>
               <w:t xml:space="preserve">[заполнить · to be filled · 待填写]</w:t>
             </w:r>
@@ -310,7 +309,6 @@
                 <w:sz w:val="17"/>
                 <w:szCs w:val="17"/>
                 <w:highlight w:val="yellow"/>
-                <w:highlightCs w:val="yellow"/>
               </w:rPr>
               <w:t xml:space="preserve">[заполнить · to be filled · 待填写]</w:t>
             </w:r>
@@ -415,7 +413,6 @@
                 <w:sz w:val="17"/>
                 <w:szCs w:val="17"/>
                 <w:highlight w:val="yellow"/>
-                <w:highlightCs w:val="yellow"/>
               </w:rPr>
               <w:t xml:space="preserve">[заполнить · to be filled · 待填写]</w:t>
             </w:r>
@@ -520,7 +517,6 @@
                 <w:sz w:val="17"/>
                 <w:szCs w:val="17"/>
                 <w:highlight w:val="yellow"/>
-                <w:highlightCs w:val="yellow"/>
               </w:rPr>
               <w:t xml:space="preserve">[заполнить · to be filled · 待填写]</w:t>
             </w:r>
@@ -544,7 +540,6 @@
                 <w:sz w:val="17"/>
                 <w:szCs w:val="17"/>
                 <w:highlight w:val="yellow"/>
-                <w:highlightCs w:val="yellow"/>
               </w:rPr>
               <w:t xml:space="preserve">[заполнить · to be filled · 待填写]</w:t>
             </w:r>
@@ -660,7 +655,6 @@
                 <w:sz w:val="17"/>
                 <w:szCs w:val="17"/>
                 <w:highlight w:val="yellow"/>
-                <w:highlightCs w:val="yellow"/>
               </w:rPr>
               <w:t xml:space="preserve">[заполнить · to be filled · 待填写]</w:t>
             </w:r>
@@ -687,7 +681,6 @@
                 <w:sz w:val="17"/>
                 <w:szCs w:val="17"/>
                 <w:highlight w:val="yellow"/>
-                <w:highlightCs w:val="yellow"/>
               </w:rPr>
               <w:t xml:space="preserve">[заполнить · to be filled · 待填写]</w:t>
             </w:r>
@@ -714,7 +707,6 @@
                 <w:sz w:val="17"/>
                 <w:szCs w:val="17"/>
                 <w:highlight w:val="yellow"/>
-                <w:highlightCs w:val="yellow"/>
               </w:rPr>
               <w:t xml:space="preserve">[заполнить · to be filled · 待填写]</w:t>
             </w:r>
@@ -819,7 +811,6 @@
                 <w:sz w:val="17"/>
                 <w:szCs w:val="17"/>
                 <w:highlight w:val="yellow"/>
-                <w:highlightCs w:val="yellow"/>
               </w:rPr>
               <w:t xml:space="preserve">[заполнить · to be filled · 待填写]</w:t>
             </w:r>
@@ -1396,7 +1387,6 @@
                 <w:sz w:val="15"/>
                 <w:szCs w:val="15"/>
                 <w:highlight w:val="yellow"/>
-                <w:highlightCs w:val="yellow"/>
               </w:rPr>
               <w:t xml:space="preserve">[заполнить · to be filled · 待填写]</w:t>
             </w:r>
@@ -1433,7 +1423,6 @@
                 <w:sz w:val="15"/>
                 <w:szCs w:val="15"/>
                 <w:highlight w:val="yellow"/>
-                <w:highlightCs w:val="yellow"/>
               </w:rPr>
               <w:t xml:space="preserve">[заполнить · to be filled · 待填写]</w:t>
             </w:r>
@@ -14835,7 +14824,6 @@
                 <w:sz w:val="15"/>
                 <w:szCs w:val="15"/>
                 <w:highlight w:val="yellow"/>
-                <w:highlightCs w:val="yellow"/>
               </w:rPr>
               <w:t xml:space="preserve">[заполнить · to be filled · 待填写]</w:t>
             </w:r>
@@ -14872,7 +14860,6 @@
                 <w:sz w:val="15"/>
                 <w:szCs w:val="15"/>
                 <w:highlight w:val="yellow"/>
-                <w:highlightCs w:val="yellow"/>
               </w:rPr>
               <w:t xml:space="preserve">[заполнить · to be filled · 待填写]</w:t>
             </w:r>
@@ -14909,7 +14896,6 @@
                 <w:sz w:val="15"/>
                 <w:szCs w:val="15"/>
                 <w:highlight w:val="yellow"/>
-                <w:highlightCs w:val="yellow"/>
               </w:rPr>
               <w:t xml:space="preserve">[заполнить · to be filled · 待填写]</w:t>
             </w:r>
@@ -19111,7 +19097,6 @@
         <w:sz w:val="14"/>
         <w:szCs w:val="14"/>
         <w:highlight w:val="yellow"/>
-        <w:highlightCs w:val="yellow"/>
       </w:rPr>
       <w:t xml:space="preserve">[заполнить · to be filled · 待填写]</w:t>
     </w:r>

--- a/Акт_приемочных_испытаний_RU-EN-CN.docx
+++ b/Акт_приемочных_испытаний_RU-EN-CN.docx
@@ -1460,7 +1460,7 @@
                 <w:sz w:val="17"/>
                 <w:szCs w:val="17"/>
               </w:rPr>
-              <w:t xml:space="preserve">65</w:t>
+              <w:t xml:space="preserve">64</w:t>
             </w:r>
           </w:p>
         </w:tc>
@@ -1538,7 +1538,7 @@
                 <w:sz w:val="17"/>
                 <w:szCs w:val="17"/>
               </w:rPr>
-              <w:t xml:space="preserve">65</w:t>
+              <w:t xml:space="preserve">64</w:t>
             </w:r>
           </w:p>
         </w:tc>
@@ -3752,7 +3752,7 @@
                 <w:sz w:val="16"/>
                 <w:szCs w:val="16"/>
               </w:rPr>
-              <w:t xml:space="preserve">11</w:t>
+              <w:t xml:space="preserve">10</w:t>
             </w:r>
           </w:p>
         </w:tc>
@@ -3797,7 +3797,7 @@
                 <w:sz w:val="16"/>
                 <w:szCs w:val="16"/>
               </w:rPr>
-              <w:t xml:space="preserve">11</w:t>
+              <w:t xml:space="preserve">10</w:t>
             </w:r>
           </w:p>
         </w:tc>
@@ -3842,7 +3842,7 @@
                 <w:sz w:val="16"/>
                 <w:szCs w:val="16"/>
               </w:rPr>
-              <w:t xml:space="preserve">11</w:t>
+              <w:t xml:space="preserve">10</w:t>
             </w:r>
           </w:p>
         </w:tc>
@@ -4319,7 +4319,16 @@
                 <w:sz w:val="17"/>
                 <w:szCs w:val="17"/>
               </w:rPr>
-              <w:t xml:space="preserve">Фланцы трубопроводов теплоносителя мешают подключению (в трёх местах).</w:t>
+              <w:t xml:space="preserve">Зазор между поручнями лестницы и поручнем перил с левой стороны увеличить до 50 мм (не менее) во избежание травмирования пальцев.</w:t>
+            </w:r>
+            <w:r>
+              <w:rPr>
+                <w:rFonts w:ascii="Calibri" w:cs="Calibri" w:eastAsia="Microsoft YaHei" w:hAnsi="Calibri"/>
+                <w:color w:val="6B7280"/>
+                <w:sz w:val="16"/>
+                <w:szCs w:val="16"/>
+              </w:rPr>
+              <w:t xml:space="preserve">  (Фото 1)</w:t>
             </w:r>
           </w:p>
         </w:tc>
@@ -4361,7 +4370,16 @@
                 <w:sz w:val="17"/>
                 <w:szCs w:val="17"/>
               </w:rPr>
-              <w:t xml:space="preserve">The flanges of the heat transfer fluid lines obstruct the connection (at three locations).</w:t>
+              <w:t xml:space="preserve">The gap between the ladder handrails and the guardrail handrail on the left side shall be increased to at least 50 mm to prevent finger injuries.</w:t>
+            </w:r>
+            <w:r>
+              <w:rPr>
+                <w:rFonts w:ascii="Calibri" w:cs="Calibri" w:eastAsia="Microsoft YaHei" w:hAnsi="Calibri"/>
+                <w:color w:val="6B7280"/>
+                <w:sz w:val="16"/>
+                <w:szCs w:val="16"/>
+              </w:rPr>
+              <w:t xml:space="preserve">  (Photo 1)</w:t>
             </w:r>
           </w:p>
         </w:tc>
@@ -4403,7 +4421,16 @@
                 <w:sz w:val="17"/>
                 <w:szCs w:val="17"/>
               </w:rPr>
-              <w:t xml:space="preserve">热媒管路法兰妨碍连接（共三处）。</w:t>
+              <w:t xml:space="preserve">左侧爬梯扶手与护栏扶手之间的间隙须加大至不小于 50 mm，以防夹伤手指。</w:t>
+            </w:r>
+            <w:r>
+              <w:rPr>
+                <w:rFonts w:ascii="Calibri" w:cs="Calibri" w:eastAsia="Microsoft YaHei" w:hAnsi="Calibri"/>
+                <w:color w:val="6B7280"/>
+                <w:sz w:val="16"/>
+                <w:szCs w:val="16"/>
+              </w:rPr>
+              <w:t xml:space="preserve">  (照片 1)</w:t>
             </w:r>
           </w:p>
         </w:tc>
@@ -4450,7 +4477,7 @@
                 <w:sz w:val="17"/>
                 <w:szCs w:val="17"/>
               </w:rPr>
-              <w:t xml:space="preserve">Зазор между поручнями лестницы и поручнем перил с левой стороны увеличить до 50 мм (не менее) во избежание травмирования пальцев.</w:t>
+              <w:t xml:space="preserve">Ограждение лестницы выполнить на высоте 2 м от пола.</w:t>
             </w:r>
             <w:r>
               <w:rPr>
@@ -4459,7 +4486,7 @@
                 <w:sz w:val="16"/>
                 <w:szCs w:val="16"/>
               </w:rPr>
-              <w:t xml:space="preserve">  (Фото 1)</w:t>
+              <w:t xml:space="preserve">  (Фото 2)</w:t>
             </w:r>
           </w:p>
         </w:tc>
@@ -4501,7 +4528,7 @@
                 <w:sz w:val="17"/>
                 <w:szCs w:val="17"/>
               </w:rPr>
-              <w:t xml:space="preserve">The gap between the ladder handrails and the guardrail handrail on the left side shall be increased to at least 50 mm to prevent finger injuries.</w:t>
+              <w:t xml:space="preserve">The ladder guard shall be installed at a height of 2 m above the floor.</w:t>
             </w:r>
             <w:r>
               <w:rPr>
@@ -4510,7 +4537,7 @@
                 <w:sz w:val="16"/>
                 <w:szCs w:val="16"/>
               </w:rPr>
-              <w:t xml:space="preserve">  (Photo 1)</w:t>
+              <w:t xml:space="preserve">  (Photo 2)</w:t>
             </w:r>
           </w:p>
         </w:tc>
@@ -4552,7 +4579,7 @@
                 <w:sz w:val="17"/>
                 <w:szCs w:val="17"/>
               </w:rPr>
-              <w:t xml:space="preserve">左侧爬梯扶手与护栏扶手之间的间隙须加大至不小于 50 mm，以防夹伤手指。</w:t>
+              <w:t xml:space="preserve">爬梯护笼须设置在距地面 2 m 的高度。</w:t>
             </w:r>
             <w:r>
               <w:rPr>
@@ -4561,7 +4588,7 @@
                 <w:sz w:val="16"/>
                 <w:szCs w:val="16"/>
               </w:rPr>
-              <w:t xml:space="preserve">  (照片 1)</w:t>
+              <w:t xml:space="preserve">  (照片 2)</w:t>
             </w:r>
           </w:p>
         </w:tc>
@@ -4608,7 +4635,7 @@
                 <w:sz w:val="17"/>
                 <w:szCs w:val="17"/>
               </w:rPr>
-              <w:t xml:space="preserve">Ограждение лестницы выполнить на высоте 2 м от пола.</w:t>
+              <w:t xml:space="preserve">Высоту бортового ограждения площадки выполнить 150 мм.</w:t>
             </w:r>
             <w:r>
               <w:rPr>
@@ -4617,7 +4644,7 @@
                 <w:sz w:val="16"/>
                 <w:szCs w:val="16"/>
               </w:rPr>
-              <w:t xml:space="preserve">  (Фото 2)</w:t>
+              <w:t xml:space="preserve">  (Фото 3)</w:t>
             </w:r>
           </w:p>
         </w:tc>
@@ -4659,7 +4686,7 @@
                 <w:sz w:val="17"/>
                 <w:szCs w:val="17"/>
               </w:rPr>
-              <w:t xml:space="preserve">The ladder guard shall be installed at a height of 2 m above the floor.</w:t>
+              <w:t xml:space="preserve">The height of the platform toe board shall be 150 mm.</w:t>
             </w:r>
             <w:r>
               <w:rPr>
@@ -4668,7 +4695,7 @@
                 <w:sz w:val="16"/>
                 <w:szCs w:val="16"/>
               </w:rPr>
-              <w:t xml:space="preserve">  (Photo 2)</w:t>
+              <w:t xml:space="preserve">  (Photo 3)</w:t>
             </w:r>
           </w:p>
         </w:tc>
@@ -4710,7 +4737,7 @@
                 <w:sz w:val="17"/>
                 <w:szCs w:val="17"/>
               </w:rPr>
-              <w:t xml:space="preserve">爬梯护笼须设置在距地面 2 m 的高度。</w:t>
+              <w:t xml:space="preserve">平台踢脚板高度须为 150 mm。</w:t>
             </w:r>
             <w:r>
               <w:rPr>
@@ -4719,7 +4746,7 @@
                 <w:sz w:val="16"/>
                 <w:szCs w:val="16"/>
               </w:rPr>
-              <w:t xml:space="preserve">  (照片 2)</w:t>
+              <w:t xml:space="preserve">  (照片 3)</w:t>
             </w:r>
           </w:p>
         </w:tc>
@@ -4766,16 +4793,7 @@
                 <w:sz w:val="17"/>
                 <w:szCs w:val="17"/>
               </w:rPr>
-              <w:t xml:space="preserve">Высоту бортового ограждения площадки выполнить 150 мм.</w:t>
-            </w:r>
-            <w:r>
-              <w:rPr>
-                <w:rFonts w:ascii="Calibri" w:cs="Calibri" w:eastAsia="Microsoft YaHei" w:hAnsi="Calibri"/>
-                <w:color w:val="6B7280"/>
-                <w:sz w:val="16"/>
-                <w:szCs w:val="16"/>
-              </w:rPr>
-              <w:t xml:space="preserve">  (Фото 3)</w:t>
+              <w:t xml:space="preserve">Блок вакуумных насосов выходит за габариты установки — закрепить его, установив дополнительные проушины.</w:t>
             </w:r>
           </w:p>
         </w:tc>
@@ -4817,16 +4835,7 @@
                 <w:sz w:val="17"/>
                 <w:szCs w:val="17"/>
               </w:rPr>
-              <w:t xml:space="preserve">The height of the platform toe board shall be 150 mm.</w:t>
-            </w:r>
-            <w:r>
-              <w:rPr>
-                <w:rFonts w:ascii="Calibri" w:cs="Calibri" w:eastAsia="Microsoft YaHei" w:hAnsi="Calibri"/>
-                <w:color w:val="6B7280"/>
-                <w:sz w:val="16"/>
-                <w:szCs w:val="16"/>
-              </w:rPr>
-              <w:t xml:space="preserve">  (Photo 3)</w:t>
+              <w:t xml:space="preserve">The vacuum pump block protrudes beyond the overall dimensions of the unit — it shall be secured by fitting additional lugs.</w:t>
             </w:r>
           </w:p>
         </w:tc>
@@ -4868,16 +4877,7 @@
                 <w:sz w:val="17"/>
                 <w:szCs w:val="17"/>
               </w:rPr>
-              <w:t xml:space="preserve">平台踢脚板高度须为 150 mm。</w:t>
-            </w:r>
-            <w:r>
-              <w:rPr>
-                <w:rFonts w:ascii="Calibri" w:cs="Calibri" w:eastAsia="Microsoft YaHei" w:hAnsi="Calibri"/>
-                <w:color w:val="6B7280"/>
-                <w:sz w:val="16"/>
-                <w:szCs w:val="16"/>
-              </w:rPr>
-              <w:t xml:space="preserve">  (照片 3)</w:t>
+              <w:t xml:space="preserve">真空泵组超出装置外形尺寸——须加装固定耳板予以固定。</w:t>
             </w:r>
           </w:p>
         </w:tc>
@@ -4924,7 +4924,7 @@
                 <w:sz w:val="17"/>
                 <w:szCs w:val="17"/>
               </w:rPr>
-              <w:t xml:space="preserve">Блок вакуумных насосов выходит за габариты установки — закрепить его, установив дополнительные проушины.</w:t>
+              <w:t xml:space="preserve">Заменить редукторы на шестерённых насосах на редукторы с передаточным отношением 1:5–1:8 для обеспечения производительности до 120 л/ч.</w:t>
             </w:r>
           </w:p>
         </w:tc>
@@ -4966,7 +4966,7 @@
                 <w:sz w:val="17"/>
                 <w:szCs w:val="17"/>
               </w:rPr>
-              <w:t xml:space="preserve">The vacuum pump block protrudes beyond the overall dimensions of the unit — it shall be secured by fitting additional lugs.</w:t>
+              <w:t xml:space="preserve">The gearboxes of the gear pumps shall be replaced with gearboxes of 1:5–1:8 ratio to achieve a capacity of up to 120 L/h.</w:t>
             </w:r>
           </w:p>
         </w:tc>
@@ -5008,7 +5008,7 @@
                 <w:sz w:val="17"/>
                 <w:szCs w:val="17"/>
               </w:rPr>
-              <w:t xml:space="preserve">真空泵组超出装置外形尺寸——须加装固定耳板予以固定。</w:t>
+              <w:t xml:space="preserve">齿轮泵减速机须更换为速比 1:5–1:8 的减速机，以达到最高 120 L/h 的流量。</w:t>
             </w:r>
           </w:p>
         </w:tc>
@@ -5055,7 +5055,16 @@
                 <w:sz w:val="17"/>
                 <w:szCs w:val="17"/>
               </w:rPr>
-              <w:t xml:space="preserve">Заменить редукторы на шестерённых насосах на редукторы с передаточным отношением 1:5–1:8 для обеспечения производительности до 120 л/ч.</w:t>
+              <w:t xml:space="preserve">Не загнуты лепестки стопорных шайб.</w:t>
+            </w:r>
+            <w:r>
+              <w:rPr>
+                <w:rFonts w:ascii="Calibri" w:cs="Calibri" w:eastAsia="Microsoft YaHei" w:hAnsi="Calibri"/>
+                <w:color w:val="6B7280"/>
+                <w:sz w:val="16"/>
+                <w:szCs w:val="16"/>
+              </w:rPr>
+              <w:t xml:space="preserve">  (Фото 4)</w:t>
             </w:r>
           </w:p>
         </w:tc>
@@ -5097,7 +5106,16 @@
                 <w:sz w:val="17"/>
                 <w:szCs w:val="17"/>
               </w:rPr>
-              <w:t xml:space="preserve">The gearboxes of the gear pumps shall be replaced with gearboxes of 1:5–1:8 ratio to achieve a capacity of up to 120 L/h.</w:t>
+              <w:t xml:space="preserve">The tabs of the lock washers are not bent.</w:t>
+            </w:r>
+            <w:r>
+              <w:rPr>
+                <w:rFonts w:ascii="Calibri" w:cs="Calibri" w:eastAsia="Microsoft YaHei" w:hAnsi="Calibri"/>
+                <w:color w:val="6B7280"/>
+                <w:sz w:val="16"/>
+                <w:szCs w:val="16"/>
+              </w:rPr>
+              <w:t xml:space="preserve">  (Photo 4)</w:t>
             </w:r>
           </w:p>
         </w:tc>
@@ -5139,7 +5157,16 @@
                 <w:sz w:val="17"/>
                 <w:szCs w:val="17"/>
               </w:rPr>
-              <w:t xml:space="preserve">齿轮泵减速机须更换为速比 1:5–1:8 的减速机，以达到最高 120 L/h 的流量。</w:t>
+              <w:t xml:space="preserve">止动垫圈的翅片未折弯。</w:t>
+            </w:r>
+            <w:r>
+              <w:rPr>
+                <w:rFonts w:ascii="Calibri" w:cs="Calibri" w:eastAsia="Microsoft YaHei" w:hAnsi="Calibri"/>
+                <w:color w:val="6B7280"/>
+                <w:sz w:val="16"/>
+                <w:szCs w:val="16"/>
+              </w:rPr>
+              <w:t xml:space="preserve">  (照片 4)</w:t>
             </w:r>
           </w:p>
         </w:tc>
@@ -5186,7 +5213,7 @@
                 <w:sz w:val="17"/>
                 <w:szCs w:val="17"/>
               </w:rPr>
-              <w:t xml:space="preserve">Не загнуты лепестки стопорных шайб.</w:t>
+              <w:t xml:space="preserve">Колба затворной жидкости конфликтует с фланцем — подключить к ней подвод жидкости невозможно. На остальных насосах аналогичный конфликт (колбы не установлены).</w:t>
             </w:r>
             <w:r>
               <w:rPr>
@@ -5195,7 +5222,7 @@
                 <w:sz w:val="16"/>
                 <w:szCs w:val="16"/>
               </w:rPr>
-              <w:t xml:space="preserve">  (Фото 4)</w:t>
+              <w:t xml:space="preserve">  (Фото 5)</w:t>
             </w:r>
           </w:p>
         </w:tc>
@@ -5237,7 +5264,7 @@
                 <w:sz w:val="17"/>
                 <w:szCs w:val="17"/>
               </w:rPr>
-              <w:t xml:space="preserve">The tabs of the lock washers are not bent.</w:t>
+              <w:t xml:space="preserve">The barrier fluid pot clashes with the flange — the fluid supply cannot be connected to it. The same clash exists on the other pumps (the pots are not installed there).</w:t>
             </w:r>
             <w:r>
               <w:rPr>
@@ -5246,7 +5273,7 @@
                 <w:sz w:val="16"/>
                 <w:szCs w:val="16"/>
               </w:rPr>
-              <w:t xml:space="preserve">  (Photo 4)</w:t>
+              <w:t xml:space="preserve">  (Photo 5)</w:t>
             </w:r>
           </w:p>
         </w:tc>
@@ -5288,7 +5315,7 @@
                 <w:sz w:val="17"/>
                 <w:szCs w:val="17"/>
               </w:rPr>
-              <w:t xml:space="preserve">止动垫圈的翅片未折弯。</w:t>
+              <w:t xml:space="preserve">隔离液罐与法兰干涉，无法连接供液管。其余泵存在同样的干涉问题（未安装隔离液罐）。</w:t>
             </w:r>
             <w:r>
               <w:rPr>
@@ -5297,7 +5324,7 @@
                 <w:sz w:val="16"/>
                 <w:szCs w:val="16"/>
               </w:rPr>
-              <w:t xml:space="preserve">  (照片 4)</w:t>
+              <w:t xml:space="preserve">  (照片 5)</w:t>
             </w:r>
           </w:p>
         </w:tc>
@@ -5344,7 +5371,7 @@
                 <w:sz w:val="17"/>
                 <w:szCs w:val="17"/>
               </w:rPr>
-              <w:t xml:space="preserve">Колба затворной жидкости конфликтует с фланцем — подключить к ней подвод жидкости невозможно. На остальных насосах аналогичный конфликт (колбы не установлены).</w:t>
+              <w:t xml:space="preserve">Винтовой насос на short path оснастить сильфоном.</w:t>
             </w:r>
             <w:r>
               <w:rPr>
@@ -5353,7 +5380,7 @@
                 <w:sz w:val="16"/>
                 <w:szCs w:val="16"/>
               </w:rPr>
-              <w:t xml:space="preserve">  (Фото 5)</w:t>
+              <w:t xml:space="preserve">  (Фото 6)</w:t>
             </w:r>
           </w:p>
         </w:tc>
@@ -5395,7 +5422,7 @@
                 <w:sz w:val="17"/>
                 <w:szCs w:val="17"/>
               </w:rPr>
-              <w:t xml:space="preserve">The barrier fluid pot clashes with the flange — the fluid supply cannot be connected to it. The same clash exists on the other pumps (the pots are not installed there).</w:t>
+              <w:t xml:space="preserve">The screw pump on the short path evaporator shall be fitted with a bellows.</w:t>
             </w:r>
             <w:r>
               <w:rPr>
@@ -5404,7 +5431,7 @@
                 <w:sz w:val="16"/>
                 <w:szCs w:val="16"/>
               </w:rPr>
-              <w:t xml:space="preserve">  (Photo 5)</w:t>
+              <w:t xml:space="preserve">  (Photo 6)</w:t>
             </w:r>
           </w:p>
         </w:tc>
@@ -5446,7 +5473,7 @@
                 <w:sz w:val="17"/>
                 <w:szCs w:val="17"/>
               </w:rPr>
-              <w:t xml:space="preserve">隔离液罐与法兰干涉，无法连接供液管。其余泵存在同样的干涉问题（未安装隔离液罐）。</w:t>
+              <w:t xml:space="preserve">短程蒸发器上的螺杆泵须加装波纹管。</w:t>
             </w:r>
             <w:r>
               <w:rPr>
@@ -5455,7 +5482,7 @@
                 <w:sz w:val="16"/>
                 <w:szCs w:val="16"/>
               </w:rPr>
-              <w:t xml:space="preserve">  (照片 5)</w:t>
+              <w:t xml:space="preserve">  (照片 6)</w:t>
             </w:r>
           </w:p>
         </w:tc>
@@ -5468,152 +5495,140 @@
           <w:tcPr>
             <w:tcW w:type="dxa" w:w="5084"/>
             <w:tcBorders>
-              <w:top w:val="none" w:color="FFFFFF" w:sz="0"/>
+              <w:top w:val="single" w:color="1F3864" w:sz="10"/>
               <w:left w:val="none" w:color="FFFFFF" w:sz="0"/>
               <w:bottom w:val="single" w:color="C9D3E0" w:sz="2"/>
               <w:right w:val="single" w:color="C9D3E0" w:sz="2"/>
             </w:tcBorders>
-            <w:tcMar>
-              <w:top w:type="dxa" w:w="80"/>
-              <w:left w:type="dxa" w:w="120"/>
-              <w:bottom w:type="dxa" w:w="80"/>
-              <w:right w:type="dxa" w:w="120"/>
-            </w:tcMar>
-            <w:vAlign w:val="top"/>
-          </w:tcPr>
-          <w:p>
-            <w:pPr>
-              <w:spacing w:after="0" w:line="264"/>
-            </w:pPr>
-            <w:r>
-              <w:rPr>
-                <w:rFonts w:ascii="Calibri" w:cs="Calibri" w:eastAsia="Microsoft YaHei" w:hAnsi="Calibri"/>
-                <w:b/>
-                <w:bCs/>
-                <w:color w:val="B4541A"/>
-                <w:sz w:val="17"/>
-                <w:szCs w:val="17"/>
-              </w:rPr>
-              <w:t xml:space="preserve">3.11  </w:t>
-            </w:r>
-            <w:r>
-              <w:rPr>
-                <w:rFonts w:ascii="Calibri" w:cs="Calibri" w:eastAsia="Microsoft YaHei" w:hAnsi="Calibri"/>
-                <w:sz w:val="17"/>
-                <w:szCs w:val="17"/>
-              </w:rPr>
-              <w:t xml:space="preserve">Винтовой насос на short path оснастить сильфоном.</w:t>
-            </w:r>
-            <w:r>
-              <w:rPr>
-                <w:rFonts w:ascii="Calibri" w:cs="Calibri" w:eastAsia="Microsoft YaHei" w:hAnsi="Calibri"/>
-                <w:color w:val="6B7280"/>
-                <w:sz w:val="16"/>
-                <w:szCs w:val="16"/>
-              </w:rPr>
-              <w:t xml:space="preserve">  (Фото 6)</w:t>
-            </w:r>
-          </w:p>
-        </w:tc>
-        <w:tc>
-          <w:tcPr>
-            <w:tcW w:type="dxa" w:w="5084"/>
-            <w:tcBorders>
-              <w:top w:val="none" w:color="FFFFFF" w:sz="0"/>
+            <w:shd w:fill="EDF1F7" w:color="auto" w:val="clear"/>
+            <w:tcMar>
+              <w:top w:type="dxa" w:w="120"/>
+              <w:left w:type="dxa" w:w="120"/>
+              <w:bottom w:type="dxa" w:w="120"/>
+              <w:right w:type="dxa" w:w="120"/>
+            </w:tcMar>
+            <w:vAlign w:val="top"/>
+          </w:tcPr>
+          <w:p>
+            <w:pPr>
+              <w:keepNext/>
+              <w:spacing w:after="0"/>
+            </w:pPr>
+            <w:r>
+              <w:rPr>
+                <w:rFonts w:ascii="Cambria" w:cs="Cambria" w:eastAsia="Microsoft YaHei" w:hAnsi="Cambria"/>
+                <w:b/>
+                <w:bCs/>
+                <w:color w:val="B4541A"/>
+                <w:sz w:val="21"/>
+                <w:szCs w:val="21"/>
+              </w:rPr>
+              <w:t xml:space="preserve">4. </w:t>
+            </w:r>
+            <w:r>
+              <w:rPr>
+                <w:rFonts w:ascii="Cambria" w:cs="Cambria" w:eastAsia="Microsoft YaHei" w:hAnsi="Cambria"/>
+                <w:b/>
+                <w:bCs/>
+                <w:color w:val="1F3864"/>
+                <w:sz w:val="21"/>
+                <w:szCs w:val="21"/>
+              </w:rPr>
+              <w:t xml:space="preserve">Обвязка трубопроводов</w:t>
+            </w:r>
+          </w:p>
+        </w:tc>
+        <w:tc>
+          <w:tcPr>
+            <w:tcW w:type="dxa" w:w="5084"/>
+            <w:tcBorders>
+              <w:top w:val="single" w:color="1F3864" w:sz="10"/>
               <w:left w:val="none" w:color="FFFFFF" w:sz="0"/>
               <w:bottom w:val="single" w:color="C9D3E0" w:sz="2"/>
               <w:right w:val="single" w:color="C9D3E0" w:sz="2"/>
             </w:tcBorders>
-            <w:tcMar>
-              <w:top w:type="dxa" w:w="80"/>
-              <w:left w:type="dxa" w:w="120"/>
-              <w:bottom w:type="dxa" w:w="80"/>
-              <w:right w:type="dxa" w:w="120"/>
-            </w:tcMar>
-            <w:vAlign w:val="top"/>
-          </w:tcPr>
-          <w:p>
-            <w:pPr>
-              <w:spacing w:after="0" w:line="264"/>
-            </w:pPr>
-            <w:r>
-              <w:rPr>
-                <w:rFonts w:ascii="Calibri" w:cs="Calibri" w:eastAsia="Microsoft YaHei" w:hAnsi="Calibri"/>
-                <w:b/>
-                <w:bCs/>
-                <w:color w:val="B4541A"/>
-                <w:sz w:val="17"/>
-                <w:szCs w:val="17"/>
-              </w:rPr>
-              <w:t xml:space="preserve">3.11  </w:t>
-            </w:r>
-            <w:r>
-              <w:rPr>
-                <w:rFonts w:ascii="Calibri" w:cs="Calibri" w:eastAsia="Microsoft YaHei" w:hAnsi="Calibri"/>
-                <w:sz w:val="17"/>
-                <w:szCs w:val="17"/>
-              </w:rPr>
-              <w:t xml:space="preserve">The screw pump on the short path evaporator shall be fitted with a bellows.</w:t>
-            </w:r>
-            <w:r>
-              <w:rPr>
-                <w:rFonts w:ascii="Calibri" w:cs="Calibri" w:eastAsia="Microsoft YaHei" w:hAnsi="Calibri"/>
-                <w:color w:val="6B7280"/>
-                <w:sz w:val="16"/>
-                <w:szCs w:val="16"/>
-              </w:rPr>
-              <w:t xml:space="preserve">  (Photo 6)</w:t>
-            </w:r>
-          </w:p>
-        </w:tc>
-        <w:tc>
-          <w:tcPr>
-            <w:tcW w:type="dxa" w:w="5084"/>
-            <w:tcBorders>
-              <w:top w:val="none" w:color="FFFFFF" w:sz="0"/>
+            <w:shd w:fill="EDF1F7" w:color="auto" w:val="clear"/>
+            <w:tcMar>
+              <w:top w:type="dxa" w:w="120"/>
+              <w:left w:type="dxa" w:w="120"/>
+              <w:bottom w:type="dxa" w:w="120"/>
+              <w:right w:type="dxa" w:w="120"/>
+            </w:tcMar>
+            <w:vAlign w:val="top"/>
+          </w:tcPr>
+          <w:p>
+            <w:pPr>
+              <w:keepNext/>
+              <w:spacing w:after="0"/>
+            </w:pPr>
+            <w:r>
+              <w:rPr>
+                <w:rFonts w:ascii="Cambria" w:cs="Cambria" w:eastAsia="Microsoft YaHei" w:hAnsi="Cambria"/>
+                <w:b/>
+                <w:bCs/>
+                <w:color w:val="B4541A"/>
+                <w:sz w:val="21"/>
+                <w:szCs w:val="21"/>
+              </w:rPr>
+              <w:t xml:space="preserve">4. </w:t>
+            </w:r>
+            <w:r>
+              <w:rPr>
+                <w:rFonts w:ascii="Cambria" w:cs="Cambria" w:eastAsia="Microsoft YaHei" w:hAnsi="Cambria"/>
+                <w:b/>
+                <w:bCs/>
+                <w:color w:val="1F3864"/>
+                <w:sz w:val="21"/>
+                <w:szCs w:val="21"/>
+              </w:rPr>
+              <w:t xml:space="preserve">Piping</w:t>
+            </w:r>
+          </w:p>
+        </w:tc>
+        <w:tc>
+          <w:tcPr>
+            <w:tcW w:type="dxa" w:w="5084"/>
+            <w:tcBorders>
+              <w:top w:val="single" w:color="1F3864" w:sz="10"/>
               <w:left w:val="none" w:color="FFFFFF" w:sz="0"/>
               <w:bottom w:val="single" w:color="C9D3E0" w:sz="2"/>
               <w:right w:val="none" w:color="FFFFFF" w:sz="0"/>
             </w:tcBorders>
-            <w:tcMar>
-              <w:top w:type="dxa" w:w="80"/>
-              <w:left w:type="dxa" w:w="120"/>
-              <w:bottom w:type="dxa" w:w="80"/>
-              <w:right w:type="dxa" w:w="120"/>
-            </w:tcMar>
-            <w:vAlign w:val="top"/>
-          </w:tcPr>
-          <w:p>
-            <w:pPr>
-              <w:spacing w:after="0" w:line="264"/>
-            </w:pPr>
-            <w:r>
-              <w:rPr>
-                <w:rFonts w:ascii="Calibri" w:cs="Calibri" w:eastAsia="Microsoft YaHei" w:hAnsi="Calibri"/>
-                <w:b/>
-                <w:bCs/>
-                <w:color w:val="B4541A"/>
-                <w:sz w:val="17"/>
-                <w:szCs w:val="17"/>
-              </w:rPr>
-              <w:t xml:space="preserve">3.11  </w:t>
-            </w:r>
-            <w:r>
-              <w:rPr>
-                <w:rFonts w:ascii="Calibri" w:cs="Calibri" w:eastAsia="Microsoft YaHei" w:hAnsi="Calibri"/>
-                <w:sz w:val="17"/>
-                <w:szCs w:val="17"/>
-              </w:rPr>
-              <w:t xml:space="preserve">短程蒸发器上的螺杆泵须加装波纹管。</w:t>
-            </w:r>
-            <w:r>
-              <w:rPr>
-                <w:rFonts w:ascii="Calibri" w:cs="Calibri" w:eastAsia="Microsoft YaHei" w:hAnsi="Calibri"/>
-                <w:color w:val="6B7280"/>
-                <w:sz w:val="16"/>
-                <w:szCs w:val="16"/>
-              </w:rPr>
-              <w:t xml:space="preserve">  (照片 6)</w:t>
+            <w:shd w:fill="EDF1F7" w:color="auto" w:val="clear"/>
+            <w:tcMar>
+              <w:top w:type="dxa" w:w="120"/>
+              <w:left w:type="dxa" w:w="120"/>
+              <w:bottom w:type="dxa" w:w="120"/>
+              <w:right w:type="dxa" w:w="120"/>
+            </w:tcMar>
+            <w:vAlign w:val="top"/>
+          </w:tcPr>
+          <w:p>
+            <w:pPr>
+              <w:keepNext/>
+              <w:spacing w:after="0"/>
+            </w:pPr>
+            <w:r>
+              <w:rPr>
+                <w:rFonts w:ascii="Cambria" w:cs="Cambria" w:eastAsia="Microsoft YaHei" w:hAnsi="Cambria"/>
+                <w:b/>
+                <w:bCs/>
+                <w:color w:val="B4541A"/>
+                <w:sz w:val="21"/>
+                <w:szCs w:val="21"/>
+              </w:rPr>
+              <w:t xml:space="preserve">4. </w:t>
+            </w:r>
+            <w:r>
+              <w:rPr>
+                <w:rFonts w:ascii="Cambria" w:cs="Cambria" w:eastAsia="Microsoft YaHei" w:hAnsi="Cambria"/>
+                <w:b/>
+                <w:bCs/>
+                <w:color w:val="1F3864"/>
+                <w:sz w:val="21"/>
+                <w:szCs w:val="21"/>
+              </w:rPr>
+              <w:t xml:space="preserve">管路配管</w:t>
             </w:r>
           </w:p>
         </w:tc>
@@ -5626,16 +5641,16 @@
           <w:tcPr>
             <w:tcW w:type="dxa" w:w="5084"/>
             <w:tcBorders>
-              <w:top w:val="single" w:color="1F3864" w:sz="10"/>
+              <w:top w:val="none" w:color="FFFFFF" w:sz="0"/>
               <w:left w:val="none" w:color="FFFFFF" w:sz="0"/>
               <w:bottom w:val="single" w:color="C9D3E0" w:sz="2"/>
               <w:right w:val="single" w:color="C9D3E0" w:sz="2"/>
             </w:tcBorders>
-            <w:shd w:fill="EDF1F7" w:color="auto" w:val="clear"/>
-            <w:tcMar>
-              <w:top w:type="dxa" w:w="120"/>
-              <w:left w:type="dxa" w:w="120"/>
-              <w:bottom w:type="dxa" w:w="120"/>
+            <w:shd w:fill="F7F9FC" w:color="auto" w:val="clear"/>
+            <w:tcMar>
+              <w:top w:type="dxa" w:w="60"/>
+              <w:left w:type="dxa" w:w="120"/>
+              <w:bottom w:type="dxa" w:w="60"/>
               <w:right w:type="dxa" w:w="120"/>
             </w:tcMar>
             <w:vAlign w:val="top"/>
@@ -5647,42 +5662,40 @@
             </w:pPr>
             <w:r>
               <w:rPr>
-                <w:rFonts w:ascii="Cambria" w:cs="Cambria" w:eastAsia="Microsoft YaHei" w:hAnsi="Cambria"/>
-                <w:b/>
-                <w:bCs/>
-                <w:color w:val="B4541A"/>
-                <w:sz w:val="21"/>
-                <w:szCs w:val="21"/>
-              </w:rPr>
-              <w:t xml:space="preserve">4. </w:t>
-            </w:r>
-            <w:r>
-              <w:rPr>
-                <w:rFonts w:ascii="Cambria" w:cs="Cambria" w:eastAsia="Microsoft YaHei" w:hAnsi="Cambria"/>
-                <w:b/>
-                <w:bCs/>
-                <w:color w:val="1F3864"/>
-                <w:sz w:val="21"/>
-                <w:szCs w:val="21"/>
-              </w:rPr>
-              <w:t xml:space="preserve">Обвязка трубопроводов</w:t>
-            </w:r>
-          </w:p>
-        </w:tc>
-        <w:tc>
-          <w:tcPr>
-            <w:tcW w:type="dxa" w:w="5084"/>
-            <w:tcBorders>
-              <w:top w:val="single" w:color="1F3864" w:sz="10"/>
+                <w:rFonts w:ascii="Calibri" w:cs="Calibri" w:eastAsia="Microsoft YaHei" w:hAnsi="Calibri"/>
+                <w:b/>
+                <w:bCs/>
+                <w:color w:val="44546A"/>
+                <w:sz w:val="16"/>
+                <w:szCs w:val="16"/>
+              </w:rPr>
+              <w:t xml:space="preserve">Замечаний: </w:t>
+            </w:r>
+            <w:r>
+              <w:rPr>
+                <w:rFonts w:ascii="Calibri" w:cs="Calibri" w:eastAsia="Microsoft YaHei" w:hAnsi="Calibri"/>
+                <w:color w:val="44546A"/>
+                <w:sz w:val="16"/>
+                <w:szCs w:val="16"/>
+              </w:rPr>
+              <w:t xml:space="preserve">15</w:t>
+            </w:r>
+          </w:p>
+        </w:tc>
+        <w:tc>
+          <w:tcPr>
+            <w:tcW w:type="dxa" w:w="5084"/>
+            <w:tcBorders>
+              <w:top w:val="none" w:color="FFFFFF" w:sz="0"/>
               <w:left w:val="none" w:color="FFFFFF" w:sz="0"/>
               <w:bottom w:val="single" w:color="C9D3E0" w:sz="2"/>
               <w:right w:val="single" w:color="C9D3E0" w:sz="2"/>
             </w:tcBorders>
-            <w:shd w:fill="EDF1F7" w:color="auto" w:val="clear"/>
-            <w:tcMar>
-              <w:top w:type="dxa" w:w="120"/>
-              <w:left w:type="dxa" w:w="120"/>
-              <w:bottom w:type="dxa" w:w="120"/>
+            <w:shd w:fill="F7F9FC" w:color="auto" w:val="clear"/>
+            <w:tcMar>
+              <w:top w:type="dxa" w:w="60"/>
+              <w:left w:type="dxa" w:w="120"/>
+              <w:bottom w:type="dxa" w:w="60"/>
               <w:right w:type="dxa" w:w="120"/>
             </w:tcMar>
             <w:vAlign w:val="top"/>
@@ -5694,42 +5707,40 @@
             </w:pPr>
             <w:r>
               <w:rPr>
-                <w:rFonts w:ascii="Cambria" w:cs="Cambria" w:eastAsia="Microsoft YaHei" w:hAnsi="Cambria"/>
-                <w:b/>
-                <w:bCs/>
-                <w:color w:val="B4541A"/>
-                <w:sz w:val="21"/>
-                <w:szCs w:val="21"/>
-              </w:rPr>
-              <w:t xml:space="preserve">4. </w:t>
-            </w:r>
-            <w:r>
-              <w:rPr>
-                <w:rFonts w:ascii="Cambria" w:cs="Cambria" w:eastAsia="Microsoft YaHei" w:hAnsi="Cambria"/>
-                <w:b/>
-                <w:bCs/>
-                <w:color w:val="1F3864"/>
-                <w:sz w:val="21"/>
-                <w:szCs w:val="21"/>
-              </w:rPr>
-              <w:t xml:space="preserve">Piping</w:t>
-            </w:r>
-          </w:p>
-        </w:tc>
-        <w:tc>
-          <w:tcPr>
-            <w:tcW w:type="dxa" w:w="5084"/>
-            <w:tcBorders>
-              <w:top w:val="single" w:color="1F3864" w:sz="10"/>
+                <w:rFonts w:ascii="Calibri" w:cs="Calibri" w:eastAsia="Microsoft YaHei" w:hAnsi="Calibri"/>
+                <w:b/>
+                <w:bCs/>
+                <w:color w:val="44546A"/>
+                <w:sz w:val="16"/>
+                <w:szCs w:val="16"/>
+              </w:rPr>
+              <w:t xml:space="preserve">Findings: </w:t>
+            </w:r>
+            <w:r>
+              <w:rPr>
+                <w:rFonts w:ascii="Calibri" w:cs="Calibri" w:eastAsia="Microsoft YaHei" w:hAnsi="Calibri"/>
+                <w:color w:val="44546A"/>
+                <w:sz w:val="16"/>
+                <w:szCs w:val="16"/>
+              </w:rPr>
+              <w:t xml:space="preserve">15</w:t>
+            </w:r>
+          </w:p>
+        </w:tc>
+        <w:tc>
+          <w:tcPr>
+            <w:tcW w:type="dxa" w:w="5084"/>
+            <w:tcBorders>
+              <w:top w:val="none" w:color="FFFFFF" w:sz="0"/>
               <w:left w:val="none" w:color="FFFFFF" w:sz="0"/>
               <w:bottom w:val="single" w:color="C9D3E0" w:sz="2"/>
               <w:right w:val="none" w:color="FFFFFF" w:sz="0"/>
             </w:tcBorders>
-            <w:shd w:fill="EDF1F7" w:color="auto" w:val="clear"/>
-            <w:tcMar>
-              <w:top w:type="dxa" w:w="120"/>
-              <w:left w:type="dxa" w:w="120"/>
-              <w:bottom w:type="dxa" w:w="120"/>
+            <w:shd w:fill="F7F9FC" w:color="auto" w:val="clear"/>
+            <w:tcMar>
+              <w:top w:type="dxa" w:w="60"/>
+              <w:left w:type="dxa" w:w="120"/>
+              <w:bottom w:type="dxa" w:w="60"/>
               <w:right w:type="dxa" w:w="120"/>
             </w:tcMar>
             <w:vAlign w:val="top"/>
@@ -5741,25 +5752,23 @@
             </w:pPr>
             <w:r>
               <w:rPr>
-                <w:rFonts w:ascii="Cambria" w:cs="Cambria" w:eastAsia="Microsoft YaHei" w:hAnsi="Cambria"/>
-                <w:b/>
-                <w:bCs/>
-                <w:color w:val="B4541A"/>
-                <w:sz w:val="21"/>
-                <w:szCs w:val="21"/>
-              </w:rPr>
-              <w:t xml:space="preserve">4. </w:t>
-            </w:r>
-            <w:r>
-              <w:rPr>
-                <w:rFonts w:ascii="Cambria" w:cs="Cambria" w:eastAsia="Microsoft YaHei" w:hAnsi="Cambria"/>
-                <w:b/>
-                <w:bCs/>
-                <w:color w:val="1F3864"/>
-                <w:sz w:val="21"/>
-                <w:szCs w:val="21"/>
-              </w:rPr>
-              <w:t xml:space="preserve">管路配管</w:t>
+                <w:rFonts w:ascii="Calibri" w:cs="Calibri" w:eastAsia="Microsoft YaHei" w:hAnsi="Calibri"/>
+                <w:b/>
+                <w:bCs/>
+                <w:color w:val="44546A"/>
+                <w:sz w:val="16"/>
+                <w:szCs w:val="16"/>
+              </w:rPr>
+              <w:t xml:space="preserve">问题数: </w:t>
+            </w:r>
+            <w:r>
+              <w:rPr>
+                <w:rFonts w:ascii="Calibri" w:cs="Calibri" w:eastAsia="Microsoft YaHei" w:hAnsi="Calibri"/>
+                <w:color w:val="44546A"/>
+                <w:sz w:val="16"/>
+                <w:szCs w:val="16"/>
+              </w:rPr>
+              <w:t xml:space="preserve">15</w:t>
             </w:r>
           </w:p>
         </w:tc>
@@ -5777,129 +5786,147 @@
               <w:bottom w:val="single" w:color="C9D3E0" w:sz="2"/>
               <w:right w:val="single" w:color="C9D3E0" w:sz="2"/>
             </w:tcBorders>
-            <w:shd w:fill="F7F9FC" w:color="auto" w:val="clear"/>
-            <w:tcMar>
-              <w:top w:type="dxa" w:w="60"/>
-              <w:left w:type="dxa" w:w="120"/>
-              <w:bottom w:type="dxa" w:w="60"/>
-              <w:right w:type="dxa" w:w="120"/>
-            </w:tcMar>
-            <w:vAlign w:val="top"/>
-          </w:tcPr>
-          <w:p>
-            <w:pPr>
-              <w:keepNext/>
-              <w:spacing w:after="0"/>
-            </w:pPr>
-            <w:r>
-              <w:rPr>
-                <w:rFonts w:ascii="Calibri" w:cs="Calibri" w:eastAsia="Microsoft YaHei" w:hAnsi="Calibri"/>
-                <w:b/>
-                <w:bCs/>
-                <w:color w:val="44546A"/>
+            <w:tcMar>
+              <w:top w:type="dxa" w:w="80"/>
+              <w:left w:type="dxa" w:w="120"/>
+              <w:bottom w:type="dxa" w:w="80"/>
+              <w:right w:type="dxa" w:w="120"/>
+            </w:tcMar>
+            <w:vAlign w:val="top"/>
+          </w:tcPr>
+          <w:p>
+            <w:pPr>
+              <w:spacing w:after="0" w:line="264"/>
+            </w:pPr>
+            <w:r>
+              <w:rPr>
+                <w:rFonts w:ascii="Calibri" w:cs="Calibri" w:eastAsia="Microsoft YaHei" w:hAnsi="Calibri"/>
+                <w:b/>
+                <w:bCs/>
+                <w:color w:val="B4541A"/>
+                <w:sz w:val="17"/>
+                <w:szCs w:val="17"/>
+              </w:rPr>
+              <w:t xml:space="preserve">4.1  </w:t>
+            </w:r>
+            <w:r>
+              <w:rPr>
+                <w:rFonts w:ascii="Calibri" w:cs="Calibri" w:eastAsia="Microsoft YaHei" w:hAnsi="Calibri"/>
+                <w:sz w:val="17"/>
+                <w:szCs w:val="17"/>
+              </w:rPr>
+              <w:t xml:space="preserve">Трубопровод теплоносителя проложен некорректно: теплоноситель должен подаваться снизу вверх, а после флоуметра поток идёт сверху вниз.</w:t>
+            </w:r>
+            <w:r>
+              <w:rPr>
+                <w:rFonts w:ascii="Calibri" w:cs="Calibri" w:eastAsia="Microsoft YaHei" w:hAnsi="Calibri"/>
+                <w:color w:val="6B7280"/>
                 <w:sz w:val="16"/>
                 <w:szCs w:val="16"/>
               </w:rPr>
-              <w:t xml:space="preserve">Замечаний: </w:t>
-            </w:r>
-            <w:r>
-              <w:rPr>
-                <w:rFonts w:ascii="Calibri" w:cs="Calibri" w:eastAsia="Microsoft YaHei" w:hAnsi="Calibri"/>
-                <w:color w:val="44546A"/>
+              <w:t xml:space="preserve">  (Фото 7)</w:t>
+            </w:r>
+          </w:p>
+        </w:tc>
+        <w:tc>
+          <w:tcPr>
+            <w:tcW w:type="dxa" w:w="5084"/>
+            <w:tcBorders>
+              <w:top w:val="none" w:color="FFFFFF" w:sz="0"/>
+              <w:left w:val="none" w:color="FFFFFF" w:sz="0"/>
+              <w:bottom w:val="single" w:color="C9D3E0" w:sz="2"/>
+              <w:right w:val="single" w:color="C9D3E0" w:sz="2"/>
+            </w:tcBorders>
+            <w:tcMar>
+              <w:top w:type="dxa" w:w="80"/>
+              <w:left w:type="dxa" w:w="120"/>
+              <w:bottom w:type="dxa" w:w="80"/>
+              <w:right w:type="dxa" w:w="120"/>
+            </w:tcMar>
+            <w:vAlign w:val="top"/>
+          </w:tcPr>
+          <w:p>
+            <w:pPr>
+              <w:spacing w:after="0" w:line="264"/>
+            </w:pPr>
+            <w:r>
+              <w:rPr>
+                <w:rFonts w:ascii="Calibri" w:cs="Calibri" w:eastAsia="Microsoft YaHei" w:hAnsi="Calibri"/>
+                <w:b/>
+                <w:bCs/>
+                <w:color w:val="B4541A"/>
+                <w:sz w:val="17"/>
+                <w:szCs w:val="17"/>
+              </w:rPr>
+              <w:t xml:space="preserve">4.1  </w:t>
+            </w:r>
+            <w:r>
+              <w:rPr>
+                <w:rFonts w:ascii="Calibri" w:cs="Calibri" w:eastAsia="Microsoft YaHei" w:hAnsi="Calibri"/>
+                <w:sz w:val="17"/>
+                <w:szCs w:val="17"/>
+              </w:rPr>
+              <w:t xml:space="preserve">The heat transfer fluid line is routed incorrectly: the fluid shall flow from bottom to top, but downstream of the flowmeter it flows from top to bottom.</w:t>
+            </w:r>
+            <w:r>
+              <w:rPr>
+                <w:rFonts w:ascii="Calibri" w:cs="Calibri" w:eastAsia="Microsoft YaHei" w:hAnsi="Calibri"/>
+                <w:color w:val="6B7280"/>
                 <w:sz w:val="16"/>
                 <w:szCs w:val="16"/>
               </w:rPr>
-              <w:t xml:space="preserve">15</w:t>
-            </w:r>
-          </w:p>
-        </w:tc>
-        <w:tc>
-          <w:tcPr>
-            <w:tcW w:type="dxa" w:w="5084"/>
-            <w:tcBorders>
-              <w:top w:val="none" w:color="FFFFFF" w:sz="0"/>
-              <w:left w:val="none" w:color="FFFFFF" w:sz="0"/>
-              <w:bottom w:val="single" w:color="C9D3E0" w:sz="2"/>
-              <w:right w:val="single" w:color="C9D3E0" w:sz="2"/>
-            </w:tcBorders>
-            <w:shd w:fill="F7F9FC" w:color="auto" w:val="clear"/>
-            <w:tcMar>
-              <w:top w:type="dxa" w:w="60"/>
-              <w:left w:type="dxa" w:w="120"/>
-              <w:bottom w:type="dxa" w:w="60"/>
-              <w:right w:type="dxa" w:w="120"/>
-            </w:tcMar>
-            <w:vAlign w:val="top"/>
-          </w:tcPr>
-          <w:p>
-            <w:pPr>
-              <w:keepNext/>
-              <w:spacing w:after="0"/>
-            </w:pPr>
-            <w:r>
-              <w:rPr>
-                <w:rFonts w:ascii="Calibri" w:cs="Calibri" w:eastAsia="Microsoft YaHei" w:hAnsi="Calibri"/>
-                <w:b/>
-                <w:bCs/>
-                <w:color w:val="44546A"/>
+              <w:t xml:space="preserve">  (Photo 7)</w:t>
+            </w:r>
+          </w:p>
+        </w:tc>
+        <w:tc>
+          <w:tcPr>
+            <w:tcW w:type="dxa" w:w="5084"/>
+            <w:tcBorders>
+              <w:top w:val="none" w:color="FFFFFF" w:sz="0"/>
+              <w:left w:val="none" w:color="FFFFFF" w:sz="0"/>
+              <w:bottom w:val="single" w:color="C9D3E0" w:sz="2"/>
+              <w:right w:val="none" w:color="FFFFFF" w:sz="0"/>
+            </w:tcBorders>
+            <w:tcMar>
+              <w:top w:type="dxa" w:w="80"/>
+              <w:left w:type="dxa" w:w="120"/>
+              <w:bottom w:type="dxa" w:w="80"/>
+              <w:right w:type="dxa" w:w="120"/>
+            </w:tcMar>
+            <w:vAlign w:val="top"/>
+          </w:tcPr>
+          <w:p>
+            <w:pPr>
+              <w:spacing w:after="0" w:line="264"/>
+            </w:pPr>
+            <w:r>
+              <w:rPr>
+                <w:rFonts w:ascii="Calibri" w:cs="Calibri" w:eastAsia="Microsoft YaHei" w:hAnsi="Calibri"/>
+                <w:b/>
+                <w:bCs/>
+                <w:color w:val="B4541A"/>
+                <w:sz w:val="17"/>
+                <w:szCs w:val="17"/>
+              </w:rPr>
+              <w:t xml:space="preserve">4.1  </w:t>
+            </w:r>
+            <w:r>
+              <w:rPr>
+                <w:rFonts w:ascii="Calibri" w:cs="Calibri" w:eastAsia="Microsoft YaHei" w:hAnsi="Calibri"/>
+                <w:sz w:val="17"/>
+                <w:szCs w:val="17"/>
+              </w:rPr>
+              <w:t xml:space="preserve">热媒管路走向错误：热媒应自下而上流动，但流量计后为自上而下流动。</w:t>
+            </w:r>
+            <w:r>
+              <w:rPr>
+                <w:rFonts w:ascii="Calibri" w:cs="Calibri" w:eastAsia="Microsoft YaHei" w:hAnsi="Calibri"/>
+                <w:color w:val="6B7280"/>
                 <w:sz w:val="16"/>
                 <w:szCs w:val="16"/>
               </w:rPr>
-              <w:t xml:space="preserve">Findings: </w:t>
-            </w:r>
-            <w:r>
-              <w:rPr>
-                <w:rFonts w:ascii="Calibri" w:cs="Calibri" w:eastAsia="Microsoft YaHei" w:hAnsi="Calibri"/>
-                <w:color w:val="44546A"/>
-                <w:sz w:val="16"/>
-                <w:szCs w:val="16"/>
-              </w:rPr>
-              <w:t xml:space="preserve">15</w:t>
-            </w:r>
-          </w:p>
-        </w:tc>
-        <w:tc>
-          <w:tcPr>
-            <w:tcW w:type="dxa" w:w="5084"/>
-            <w:tcBorders>
-              <w:top w:val="none" w:color="FFFFFF" w:sz="0"/>
-              <w:left w:val="none" w:color="FFFFFF" w:sz="0"/>
-              <w:bottom w:val="single" w:color="C9D3E0" w:sz="2"/>
-              <w:right w:val="none" w:color="FFFFFF" w:sz="0"/>
-            </w:tcBorders>
-            <w:shd w:fill="F7F9FC" w:color="auto" w:val="clear"/>
-            <w:tcMar>
-              <w:top w:type="dxa" w:w="60"/>
-              <w:left w:type="dxa" w:w="120"/>
-              <w:bottom w:type="dxa" w:w="60"/>
-              <w:right w:type="dxa" w:w="120"/>
-            </w:tcMar>
-            <w:vAlign w:val="top"/>
-          </w:tcPr>
-          <w:p>
-            <w:pPr>
-              <w:keepNext/>
-              <w:spacing w:after="0"/>
-            </w:pPr>
-            <w:r>
-              <w:rPr>
-                <w:rFonts w:ascii="Calibri" w:cs="Calibri" w:eastAsia="Microsoft YaHei" w:hAnsi="Calibri"/>
-                <w:b/>
-                <w:bCs/>
-                <w:color w:val="44546A"/>
-                <w:sz w:val="16"/>
-                <w:szCs w:val="16"/>
-              </w:rPr>
-              <w:t xml:space="preserve">问题数: </w:t>
-            </w:r>
-            <w:r>
-              <w:rPr>
-                <w:rFonts w:ascii="Calibri" w:cs="Calibri" w:eastAsia="Microsoft YaHei" w:hAnsi="Calibri"/>
-                <w:color w:val="44546A"/>
-                <w:sz w:val="16"/>
-                <w:szCs w:val="16"/>
-              </w:rPr>
-              <w:t xml:space="preserve">15</w:t>
+              <w:t xml:space="preserve">  (照片 7)</w:t>
             </w:r>
           </w:p>
         </w:tc>
@@ -5938,24 +5965,15 @@
                 <w:sz w:val="17"/>
                 <w:szCs w:val="17"/>
               </w:rPr>
-              <w:t xml:space="preserve">4.1  </w:t>
-            </w:r>
-            <w:r>
-              <w:rPr>
-                <w:rFonts w:ascii="Calibri" w:cs="Calibri" w:eastAsia="Microsoft YaHei" w:hAnsi="Calibri"/>
-                <w:sz w:val="17"/>
-                <w:szCs w:val="17"/>
-              </w:rPr>
-              <w:t xml:space="preserve">Трубопровод теплоносителя проложен некорректно: теплоноситель должен подаваться снизу вверх, а после флоуметра поток идёт сверху вниз.</w:t>
-            </w:r>
-            <w:r>
-              <w:rPr>
-                <w:rFonts w:ascii="Calibri" w:cs="Calibri" w:eastAsia="Microsoft YaHei" w:hAnsi="Calibri"/>
-                <w:color w:val="6B7280"/>
-                <w:sz w:val="16"/>
-                <w:szCs w:val="16"/>
-              </w:rPr>
-              <w:t xml:space="preserve">  (Фото 7)</w:t>
+              <w:t xml:space="preserve">4.2  </w:t>
+            </w:r>
+            <w:r>
+              <w:rPr>
+                <w:rFonts w:ascii="Calibri" w:cs="Calibri" w:eastAsia="Microsoft YaHei" w:hAnsi="Calibri"/>
+                <w:sz w:val="17"/>
+                <w:szCs w:val="17"/>
+              </w:rPr>
+              <w:t xml:space="preserve">Отсутствуют трубопроводы теплоносителя на кранах и обратных клапанах: BV-001, BV-002, BV-008, BV-011, BV-012, BV-014, BV-015, BV-016, BV-104, BV-106, CV-001, CV-002, CV-004, CV-005, TV-002, TV-003, TV-004, TV-005, HV-002, HV-003, кран на PG-004.</w:t>
             </w:r>
           </w:p>
         </w:tc>
@@ -5989,24 +6007,15 @@
                 <w:sz w:val="17"/>
                 <w:szCs w:val="17"/>
               </w:rPr>
-              <w:t xml:space="preserve">4.1  </w:t>
-            </w:r>
-            <w:r>
-              <w:rPr>
-                <w:rFonts w:ascii="Calibri" w:cs="Calibri" w:eastAsia="Microsoft YaHei" w:hAnsi="Calibri"/>
-                <w:sz w:val="17"/>
-                <w:szCs w:val="17"/>
-              </w:rPr>
-              <w:t xml:space="preserve">The heat transfer fluid line is routed incorrectly: the fluid shall flow from bottom to top, but downstream of the flowmeter it flows from top to bottom.</w:t>
-            </w:r>
-            <w:r>
-              <w:rPr>
-                <w:rFonts w:ascii="Calibri" w:cs="Calibri" w:eastAsia="Microsoft YaHei" w:hAnsi="Calibri"/>
-                <w:color w:val="6B7280"/>
-                <w:sz w:val="16"/>
-                <w:szCs w:val="16"/>
-              </w:rPr>
-              <w:t xml:space="preserve">  (Photo 7)</w:t>
+              <w:t xml:space="preserve">4.2  </w:t>
+            </w:r>
+            <w:r>
+              <w:rPr>
+                <w:rFonts w:ascii="Calibri" w:cs="Calibri" w:eastAsia="Microsoft YaHei" w:hAnsi="Calibri"/>
+                <w:sz w:val="17"/>
+                <w:szCs w:val="17"/>
+              </w:rPr>
+              <w:t xml:space="preserve">Heat transfer fluid lines are missing on the valves and check valves: BV-001, BV-002, BV-008, BV-011, BV-012, BV-014, BV-015, BV-016, BV-104, BV-106, CV-001, CV-002, CV-004, CV-005, TV-002, TV-003, TV-004, TV-005, HV-002, HV-003, valve at PG-004.</w:t>
             </w:r>
           </w:p>
         </w:tc>
@@ -6040,24 +6049,15 @@
                 <w:sz w:val="17"/>
                 <w:szCs w:val="17"/>
               </w:rPr>
-              <w:t xml:space="preserve">4.1  </w:t>
-            </w:r>
-            <w:r>
-              <w:rPr>
-                <w:rFonts w:ascii="Calibri" w:cs="Calibri" w:eastAsia="Microsoft YaHei" w:hAnsi="Calibri"/>
-                <w:sz w:val="17"/>
-                <w:szCs w:val="17"/>
-              </w:rPr>
-              <w:t xml:space="preserve">热媒管路走向错误：热媒应自下而上流动，但流量计后为自上而下流动。</w:t>
-            </w:r>
-            <w:r>
-              <w:rPr>
-                <w:rFonts w:ascii="Calibri" w:cs="Calibri" w:eastAsia="Microsoft YaHei" w:hAnsi="Calibri"/>
-                <w:color w:val="6B7280"/>
-                <w:sz w:val="16"/>
-                <w:szCs w:val="16"/>
-              </w:rPr>
-              <w:t xml:space="preserve">  (照片 7)</w:t>
+              <w:t xml:space="preserve">4.2  </w:t>
+            </w:r>
+            <w:r>
+              <w:rPr>
+                <w:rFonts w:ascii="Calibri" w:cs="Calibri" w:eastAsia="Microsoft YaHei" w:hAnsi="Calibri"/>
+                <w:sz w:val="17"/>
+                <w:szCs w:val="17"/>
+              </w:rPr>
+              <w:t xml:space="preserve">以下阀门和止回阀缺少热媒管路：BV-001、BV-002、BV-008、BV-011、BV-012、BV-014、BV-015、BV-016、BV-104、BV-106、CV-001、CV-002、CV-004、CV-005、TV-002、TV-003、TV-004、TV-005、HV-002、HV-003，以及 PG-004 处阀门。</w:t>
             </w:r>
           </w:p>
         </w:tc>
@@ -6096,15 +6096,24 @@
                 <w:sz w:val="17"/>
                 <w:szCs w:val="17"/>
               </w:rPr>
-              <w:t xml:space="preserve">4.2  </w:t>
-            </w:r>
-            <w:r>
-              <w:rPr>
-                <w:rFonts w:ascii="Calibri" w:cs="Calibri" w:eastAsia="Microsoft YaHei" w:hAnsi="Calibri"/>
-                <w:sz w:val="17"/>
-                <w:szCs w:val="17"/>
-              </w:rPr>
-              <w:t xml:space="preserve">Отсутствуют трубопроводы теплоносителя на кранах и обратных клапанах: BV-001, BV-002, BV-008, BV-011, BV-012, BV-014, BV-015, BV-016, BV-104, BV-106, CV-001, CV-002, CV-004, CV-005, TV-002, TV-003, TV-004, TV-005, HV-002, HV-003, кран на PG-004.</w:t>
+              <w:t xml:space="preserve">4.3  </w:t>
+            </w:r>
+            <w:r>
+              <w:rPr>
+                <w:rFonts w:ascii="Calibri" w:cs="Calibri" w:eastAsia="Microsoft YaHei" w:hAnsi="Calibri"/>
+                <w:sz w:val="17"/>
+                <w:szCs w:val="17"/>
+              </w:rPr>
+              <w:t xml:space="preserve">Отсутствуют подключения теплоносителя насоса Р-101.</w:t>
+            </w:r>
+            <w:r>
+              <w:rPr>
+                <w:rFonts w:ascii="Calibri" w:cs="Calibri" w:eastAsia="Microsoft YaHei" w:hAnsi="Calibri"/>
+                <w:color w:val="6B7280"/>
+                <w:sz w:val="16"/>
+                <w:szCs w:val="16"/>
+              </w:rPr>
+              <w:t xml:space="preserve">  (Фото 8)</w:t>
             </w:r>
           </w:p>
         </w:tc>
@@ -6138,15 +6147,24 @@
                 <w:sz w:val="17"/>
                 <w:szCs w:val="17"/>
               </w:rPr>
-              <w:t xml:space="preserve">4.2  </w:t>
-            </w:r>
-            <w:r>
-              <w:rPr>
-                <w:rFonts w:ascii="Calibri" w:cs="Calibri" w:eastAsia="Microsoft YaHei" w:hAnsi="Calibri"/>
-                <w:sz w:val="17"/>
-                <w:szCs w:val="17"/>
-              </w:rPr>
-              <w:t xml:space="preserve">Heat transfer fluid lines are missing on the valves and check valves: BV-001, BV-002, BV-008, BV-011, BV-012, BV-014, BV-015, BV-016, BV-104, BV-106, CV-001, CV-002, CV-004, CV-005, TV-002, TV-003, TV-004, TV-005, HV-002, HV-003, valve at PG-004.</w:t>
+              <w:t xml:space="preserve">4.3  </w:t>
+            </w:r>
+            <w:r>
+              <w:rPr>
+                <w:rFonts w:ascii="Calibri" w:cs="Calibri" w:eastAsia="Microsoft YaHei" w:hAnsi="Calibri"/>
+                <w:sz w:val="17"/>
+                <w:szCs w:val="17"/>
+              </w:rPr>
+              <w:t xml:space="preserve">The heat transfer fluid connections of pump P-101 are missing.</w:t>
+            </w:r>
+            <w:r>
+              <w:rPr>
+                <w:rFonts w:ascii="Calibri" w:cs="Calibri" w:eastAsia="Microsoft YaHei" w:hAnsi="Calibri"/>
+                <w:color w:val="6B7280"/>
+                <w:sz w:val="16"/>
+                <w:szCs w:val="16"/>
+              </w:rPr>
+              <w:t xml:space="preserve">  (Photo 8)</w:t>
             </w:r>
           </w:p>
         </w:tc>
@@ -6180,15 +6198,24 @@
                 <w:sz w:val="17"/>
                 <w:szCs w:val="17"/>
               </w:rPr>
-              <w:t xml:space="preserve">4.2  </w:t>
-            </w:r>
-            <w:r>
-              <w:rPr>
-                <w:rFonts w:ascii="Calibri" w:cs="Calibri" w:eastAsia="Microsoft YaHei" w:hAnsi="Calibri"/>
-                <w:sz w:val="17"/>
-                <w:szCs w:val="17"/>
-              </w:rPr>
-              <w:t xml:space="preserve">以下阀门和止回阀缺少热媒管路：BV-001、BV-002、BV-008、BV-011、BV-012、BV-014、BV-015、BV-016、BV-104、BV-106、CV-001、CV-002、CV-004、CV-005、TV-002、TV-003、TV-004、TV-005、HV-002、HV-003，以及 PG-004 处阀门。</w:t>
+              <w:t xml:space="preserve">4.3  </w:t>
+            </w:r>
+            <w:r>
+              <w:rPr>
+                <w:rFonts w:ascii="Calibri" w:cs="Calibri" w:eastAsia="Microsoft YaHei" w:hAnsi="Calibri"/>
+                <w:sz w:val="17"/>
+                <w:szCs w:val="17"/>
+              </w:rPr>
+              <w:t xml:space="preserve">泵 P-101 缺少热媒接口连接。</w:t>
+            </w:r>
+            <w:r>
+              <w:rPr>
+                <w:rFonts w:ascii="Calibri" w:cs="Calibri" w:eastAsia="Microsoft YaHei" w:hAnsi="Calibri"/>
+                <w:color w:val="6B7280"/>
+                <w:sz w:val="16"/>
+                <w:szCs w:val="16"/>
+              </w:rPr>
+              <w:t xml:space="preserve">  (照片 8)</w:t>
             </w:r>
           </w:p>
         </w:tc>
@@ -6227,15 +6254,15 @@
                 <w:sz w:val="17"/>
                 <w:szCs w:val="17"/>
               </w:rPr>
-              <w:t xml:space="preserve">4.3  </w:t>
-            </w:r>
-            <w:r>
-              <w:rPr>
-                <w:rFonts w:ascii="Calibri" w:cs="Calibri" w:eastAsia="Microsoft YaHei" w:hAnsi="Calibri"/>
-                <w:sz w:val="17"/>
-                <w:szCs w:val="17"/>
-              </w:rPr>
-              <w:t xml:space="preserve">Отсутствуют подключения теплоносителя насоса Р-101.</w:t>
+              <w:t xml:space="preserve">4.4  </w:t>
+            </w:r>
+            <w:r>
+              <w:rPr>
+                <w:rFonts w:ascii="Calibri" w:cs="Calibri" w:eastAsia="Microsoft YaHei" w:hAnsi="Calibri"/>
+                <w:sz w:val="17"/>
+                <w:szCs w:val="17"/>
+              </w:rPr>
+              <w:t xml:space="preserve">Отсутствуют подключения теплоносителя на выходе pre-heater 1-го контура.</w:t>
             </w:r>
             <w:r>
               <w:rPr>
@@ -6244,7 +6271,7 @@
                 <w:sz w:val="16"/>
                 <w:szCs w:val="16"/>
               </w:rPr>
-              <w:t xml:space="preserve">  (Фото 8)</w:t>
+              <w:t xml:space="preserve">  (Фото 9)</w:t>
             </w:r>
           </w:p>
         </w:tc>
@@ -6278,15 +6305,15 @@
                 <w:sz w:val="17"/>
                 <w:szCs w:val="17"/>
               </w:rPr>
-              <w:t xml:space="preserve">4.3  </w:t>
-            </w:r>
-            <w:r>
-              <w:rPr>
-                <w:rFonts w:ascii="Calibri" w:cs="Calibri" w:eastAsia="Microsoft YaHei" w:hAnsi="Calibri"/>
-                <w:sz w:val="17"/>
-                <w:szCs w:val="17"/>
-              </w:rPr>
-              <w:t xml:space="preserve">The heat transfer fluid connections of pump P-101 are missing.</w:t>
+              <w:t xml:space="preserve">4.4  </w:t>
+            </w:r>
+            <w:r>
+              <w:rPr>
+                <w:rFonts w:ascii="Calibri" w:cs="Calibri" w:eastAsia="Microsoft YaHei" w:hAnsi="Calibri"/>
+                <w:sz w:val="17"/>
+                <w:szCs w:val="17"/>
+              </w:rPr>
+              <w:t xml:space="preserve">The heat transfer fluid connections at the outlet of the 1st circuit pre-heater are missing.</w:t>
             </w:r>
             <w:r>
               <w:rPr>
@@ -6295,7 +6322,7 @@
                 <w:sz w:val="16"/>
                 <w:szCs w:val="16"/>
               </w:rPr>
-              <w:t xml:space="preserve">  (Photo 8)</w:t>
+              <w:t xml:space="preserve">  (Photo 9)</w:t>
             </w:r>
           </w:p>
         </w:tc>
@@ -6329,15 +6356,15 @@
                 <w:sz w:val="17"/>
                 <w:szCs w:val="17"/>
               </w:rPr>
-              <w:t xml:space="preserve">4.3  </w:t>
-            </w:r>
-            <w:r>
-              <w:rPr>
-                <w:rFonts w:ascii="Calibri" w:cs="Calibri" w:eastAsia="Microsoft YaHei" w:hAnsi="Calibri"/>
-                <w:sz w:val="17"/>
-                <w:szCs w:val="17"/>
-              </w:rPr>
-              <w:t xml:space="preserve">泵 P-101 缺少热媒接口连接。</w:t>
+              <w:t xml:space="preserve">4.4  </w:t>
+            </w:r>
+            <w:r>
+              <w:rPr>
+                <w:rFonts w:ascii="Calibri" w:cs="Calibri" w:eastAsia="Microsoft YaHei" w:hAnsi="Calibri"/>
+                <w:sz w:val="17"/>
+                <w:szCs w:val="17"/>
+              </w:rPr>
+              <w:t xml:space="preserve">第一回路预热器出口缺少热媒连接。</w:t>
             </w:r>
             <w:r>
               <w:rPr>
@@ -6346,7 +6373,7 @@
                 <w:sz w:val="16"/>
                 <w:szCs w:val="16"/>
               </w:rPr>
-              <w:t xml:space="preserve">  (照片 8)</w:t>
+              <w:t xml:space="preserve">  (照片 9)</w:t>
             </w:r>
           </w:p>
         </w:tc>
@@ -6385,15 +6412,15 @@
                 <w:sz w:val="17"/>
                 <w:szCs w:val="17"/>
               </w:rPr>
-              <w:t xml:space="preserve">4.4  </w:t>
-            </w:r>
-            <w:r>
-              <w:rPr>
-                <w:rFonts w:ascii="Calibri" w:cs="Calibri" w:eastAsia="Microsoft YaHei" w:hAnsi="Calibri"/>
-                <w:sz w:val="17"/>
-                <w:szCs w:val="17"/>
-              </w:rPr>
-              <w:t xml:space="preserve">Отсутствуют подключения теплоносителя на выходе pre-heater 1-го контура.</w:t>
+              <w:t xml:space="preserve">4.5  </w:t>
+            </w:r>
+            <w:r>
+              <w:rPr>
+                <w:rFonts w:ascii="Calibri" w:cs="Calibri" w:eastAsia="Microsoft YaHei" w:hAnsi="Calibri"/>
+                <w:sz w:val="17"/>
+                <w:szCs w:val="17"/>
+              </w:rPr>
+              <w:t xml:space="preserve">Отсутствует кран дренажного слива после насоса Р-101.</w:t>
             </w:r>
             <w:r>
               <w:rPr>
@@ -6402,7 +6429,7 @@
                 <w:sz w:val="16"/>
                 <w:szCs w:val="16"/>
               </w:rPr>
-              <w:t xml:space="preserve">  (Фото 9)</w:t>
+              <w:t xml:space="preserve">  (Фото 10)</w:t>
             </w:r>
           </w:p>
         </w:tc>
@@ -6436,15 +6463,15 @@
                 <w:sz w:val="17"/>
                 <w:szCs w:val="17"/>
               </w:rPr>
-              <w:t xml:space="preserve">4.4  </w:t>
-            </w:r>
-            <w:r>
-              <w:rPr>
-                <w:rFonts w:ascii="Calibri" w:cs="Calibri" w:eastAsia="Microsoft YaHei" w:hAnsi="Calibri"/>
-                <w:sz w:val="17"/>
-                <w:szCs w:val="17"/>
-              </w:rPr>
-              <w:t xml:space="preserve">The heat transfer fluid connections at the outlet of the 1st circuit pre-heater are missing.</w:t>
+              <w:t xml:space="preserve">4.5  </w:t>
+            </w:r>
+            <w:r>
+              <w:rPr>
+                <w:rFonts w:ascii="Calibri" w:cs="Calibri" w:eastAsia="Microsoft YaHei" w:hAnsi="Calibri"/>
+                <w:sz w:val="17"/>
+                <w:szCs w:val="17"/>
+              </w:rPr>
+              <w:t xml:space="preserve">The drain valve downstream of pump P-101 is missing.</w:t>
             </w:r>
             <w:r>
               <w:rPr>
@@ -6453,7 +6480,7 @@
                 <w:sz w:val="16"/>
                 <w:szCs w:val="16"/>
               </w:rPr>
-              <w:t xml:space="preserve">  (Photo 9)</w:t>
+              <w:t xml:space="preserve">  (Photo 10)</w:t>
             </w:r>
           </w:p>
         </w:tc>
@@ -6487,15 +6514,15 @@
                 <w:sz w:val="17"/>
                 <w:szCs w:val="17"/>
               </w:rPr>
-              <w:t xml:space="preserve">4.4  </w:t>
-            </w:r>
-            <w:r>
-              <w:rPr>
-                <w:rFonts w:ascii="Calibri" w:cs="Calibri" w:eastAsia="Microsoft YaHei" w:hAnsi="Calibri"/>
-                <w:sz w:val="17"/>
-                <w:szCs w:val="17"/>
-              </w:rPr>
-              <w:t xml:space="preserve">第一回路预热器出口缺少热媒连接。</w:t>
+              <w:t xml:space="preserve">4.5  </w:t>
+            </w:r>
+            <w:r>
+              <w:rPr>
+                <w:rFonts w:ascii="Calibri" w:cs="Calibri" w:eastAsia="Microsoft YaHei" w:hAnsi="Calibri"/>
+                <w:sz w:val="17"/>
+                <w:szCs w:val="17"/>
+              </w:rPr>
+              <w:t xml:space="preserve">泵 P-101 后缺少排液阀。</w:t>
             </w:r>
             <w:r>
               <w:rPr>
@@ -6504,7 +6531,7 @@
                 <w:sz w:val="16"/>
                 <w:szCs w:val="16"/>
               </w:rPr>
-              <w:t xml:space="preserve">  (照片 9)</w:t>
+              <w:t xml:space="preserve">  (照片 10)</w:t>
             </w:r>
           </w:p>
         </w:tc>
@@ -6543,15 +6570,15 @@
                 <w:sz w:val="17"/>
                 <w:szCs w:val="17"/>
               </w:rPr>
-              <w:t xml:space="preserve">4.5  </w:t>
-            </w:r>
-            <w:r>
-              <w:rPr>
-                <w:rFonts w:ascii="Calibri" w:cs="Calibri" w:eastAsia="Microsoft YaHei" w:hAnsi="Calibri"/>
-                <w:sz w:val="17"/>
-                <w:szCs w:val="17"/>
-              </w:rPr>
-              <w:t xml:space="preserve">Отсутствует кран дренажного слива после насоса Р-101.</w:t>
+              <w:t xml:space="preserve">4.6  </w:t>
+            </w:r>
+            <w:r>
+              <w:rPr>
+                <w:rFonts w:ascii="Calibri" w:cs="Calibri" w:eastAsia="Microsoft YaHei" w:hAnsi="Calibri"/>
+                <w:sz w:val="17"/>
+                <w:szCs w:val="17"/>
+              </w:rPr>
+              <w:t xml:space="preserve">Фланцы трубопроводов теплоносителя мешают подключению (в трёх местах), в том числе фланец на кране BV-008 (слив тяжёлой фракции 1-й ступени) — исправить.</w:t>
             </w:r>
             <w:r>
               <w:rPr>
@@ -6560,7 +6587,7 @@
                 <w:sz w:val="16"/>
                 <w:szCs w:val="16"/>
               </w:rPr>
-              <w:t xml:space="preserve">  (Фото 10)</w:t>
+              <w:t xml:space="preserve">  (Фото 11)</w:t>
             </w:r>
           </w:p>
         </w:tc>
@@ -6594,15 +6621,15 @@
                 <w:sz w:val="17"/>
                 <w:szCs w:val="17"/>
               </w:rPr>
-              <w:t xml:space="preserve">4.5  </w:t>
-            </w:r>
-            <w:r>
-              <w:rPr>
-                <w:rFonts w:ascii="Calibri" w:cs="Calibri" w:eastAsia="Microsoft YaHei" w:hAnsi="Calibri"/>
-                <w:sz w:val="17"/>
-                <w:szCs w:val="17"/>
-              </w:rPr>
-              <w:t xml:space="preserve">The drain valve downstream of pump P-101 is missing.</w:t>
+              <w:t xml:space="preserve">4.6  </w:t>
+            </w:r>
+            <w:r>
+              <w:rPr>
+                <w:rFonts w:ascii="Calibri" w:cs="Calibri" w:eastAsia="Microsoft YaHei" w:hAnsi="Calibri"/>
+                <w:sz w:val="17"/>
+                <w:szCs w:val="17"/>
+              </w:rPr>
+              <w:t xml:space="preserve">The flanges of the heat transfer fluid lines obstruct the connection (at three locations), including the flange on valve BV-008 (1st stage heavy fraction drain) — to be corrected.</w:t>
             </w:r>
             <w:r>
               <w:rPr>
@@ -6611,7 +6638,7 @@
                 <w:sz w:val="16"/>
                 <w:szCs w:val="16"/>
               </w:rPr>
-              <w:t xml:space="preserve">  (Photo 10)</w:t>
+              <w:t xml:space="preserve">  (Photo 11)</w:t>
             </w:r>
           </w:p>
         </w:tc>
@@ -6645,15 +6672,15 @@
                 <w:sz w:val="17"/>
                 <w:szCs w:val="17"/>
               </w:rPr>
-              <w:t xml:space="preserve">4.5  </w:t>
-            </w:r>
-            <w:r>
-              <w:rPr>
-                <w:rFonts w:ascii="Calibri" w:cs="Calibri" w:eastAsia="Microsoft YaHei" w:hAnsi="Calibri"/>
-                <w:sz w:val="17"/>
-                <w:szCs w:val="17"/>
-              </w:rPr>
-              <w:t xml:space="preserve">泵 P-101 后缺少排液阀。</w:t>
+              <w:t xml:space="preserve">4.6  </w:t>
+            </w:r>
+            <w:r>
+              <w:rPr>
+                <w:rFonts w:ascii="Calibri" w:cs="Calibri" w:eastAsia="Microsoft YaHei" w:hAnsi="Calibri"/>
+                <w:sz w:val="17"/>
+                <w:szCs w:val="17"/>
+              </w:rPr>
+              <w:t xml:space="preserve">热媒管路法兰妨碍连接（共三处），包括阀门 BV-008（一级重组分排出）上的法兰——须整改。</w:t>
             </w:r>
             <w:r>
               <w:rPr>
@@ -6662,7 +6689,7 @@
                 <w:sz w:val="16"/>
                 <w:szCs w:val="16"/>
               </w:rPr>
-              <w:t xml:space="preserve">  (照片 10)</w:t>
+              <w:t xml:space="preserve">  (照片 11)</w:t>
             </w:r>
           </w:p>
         </w:tc>
@@ -6701,15 +6728,15 @@
                 <w:sz w:val="17"/>
                 <w:szCs w:val="17"/>
               </w:rPr>
-              <w:t xml:space="preserve">4.6  </w:t>
-            </w:r>
-            <w:r>
-              <w:rPr>
-                <w:rFonts w:ascii="Calibri" w:cs="Calibri" w:eastAsia="Microsoft YaHei" w:hAnsi="Calibri"/>
-                <w:sz w:val="17"/>
-                <w:szCs w:val="17"/>
-              </w:rPr>
-              <w:t xml:space="preserve">Исправить фланец на кране BV-008 (слив тяжёлой фракции 1-й ступени).</w:t>
+              <w:t xml:space="preserve">4.7  </w:t>
+            </w:r>
+            <w:r>
+              <w:rPr>
+                <w:rFonts w:ascii="Calibri" w:cs="Calibri" w:eastAsia="Microsoft YaHei" w:hAnsi="Calibri"/>
+                <w:sz w:val="17"/>
+                <w:szCs w:val="17"/>
+              </w:rPr>
+              <w:t xml:space="preserve">Отсутствуют шайбы на фланцевом соединении.</w:t>
             </w:r>
             <w:r>
               <w:rPr>
@@ -6718,7 +6745,7 @@
                 <w:sz w:val="16"/>
                 <w:szCs w:val="16"/>
               </w:rPr>
-              <w:t xml:space="preserve">  (Фото 11)</w:t>
+              <w:t xml:space="preserve">  (Фото 12)</w:t>
             </w:r>
           </w:p>
         </w:tc>
@@ -6752,15 +6779,15 @@
                 <w:sz w:val="17"/>
                 <w:szCs w:val="17"/>
               </w:rPr>
-              <w:t xml:space="preserve">4.6  </w:t>
-            </w:r>
-            <w:r>
-              <w:rPr>
-                <w:rFonts w:ascii="Calibri" w:cs="Calibri" w:eastAsia="Microsoft YaHei" w:hAnsi="Calibri"/>
-                <w:sz w:val="17"/>
-                <w:szCs w:val="17"/>
-              </w:rPr>
-              <w:t xml:space="preserve">The flange on valve BV-008 (1st stage heavy fraction drain) shall be corrected.</w:t>
+              <w:t xml:space="preserve">4.7  </w:t>
+            </w:r>
+            <w:r>
+              <w:rPr>
+                <w:rFonts w:ascii="Calibri" w:cs="Calibri" w:eastAsia="Microsoft YaHei" w:hAnsi="Calibri"/>
+                <w:sz w:val="17"/>
+                <w:szCs w:val="17"/>
+              </w:rPr>
+              <w:t xml:space="preserve">Washers are missing on the flange connection.</w:t>
             </w:r>
             <w:r>
               <w:rPr>
@@ -6769,7 +6796,7 @@
                 <w:sz w:val="16"/>
                 <w:szCs w:val="16"/>
               </w:rPr>
-              <w:t xml:space="preserve">  (Photo 11)</w:t>
+              <w:t xml:space="preserve">  (Photo 12)</w:t>
             </w:r>
           </w:p>
         </w:tc>
@@ -6803,15 +6830,15 @@
                 <w:sz w:val="17"/>
                 <w:szCs w:val="17"/>
               </w:rPr>
-              <w:t xml:space="preserve">4.6  </w:t>
-            </w:r>
-            <w:r>
-              <w:rPr>
-                <w:rFonts w:ascii="Calibri" w:cs="Calibri" w:eastAsia="Microsoft YaHei" w:hAnsi="Calibri"/>
-                <w:sz w:val="17"/>
-                <w:szCs w:val="17"/>
-              </w:rPr>
-              <w:t xml:space="preserve">须整改阀门 BV-008（一级重组分排出）上的法兰。</w:t>
+              <w:t xml:space="preserve">4.7  </w:t>
+            </w:r>
+            <w:r>
+              <w:rPr>
+                <w:rFonts w:ascii="Calibri" w:cs="Calibri" w:eastAsia="Microsoft YaHei" w:hAnsi="Calibri"/>
+                <w:sz w:val="17"/>
+                <w:szCs w:val="17"/>
+              </w:rPr>
+              <w:t xml:space="preserve">法兰连接处缺少垫圈。</w:t>
             </w:r>
             <w:r>
               <w:rPr>
@@ -6820,7 +6847,7 @@
                 <w:sz w:val="16"/>
                 <w:szCs w:val="16"/>
               </w:rPr>
-              <w:t xml:space="preserve">  (照片 11)</w:t>
+              <w:t xml:space="preserve">  (照片 12)</w:t>
             </w:r>
           </w:p>
         </w:tc>
@@ -6859,15 +6886,15 @@
                 <w:sz w:val="17"/>
                 <w:szCs w:val="17"/>
               </w:rPr>
-              <w:t xml:space="preserve">4.7  </w:t>
-            </w:r>
-            <w:r>
-              <w:rPr>
-                <w:rFonts w:ascii="Calibri" w:cs="Calibri" w:eastAsia="Microsoft YaHei" w:hAnsi="Calibri"/>
-                <w:sz w:val="17"/>
-                <w:szCs w:val="17"/>
-              </w:rPr>
-              <w:t xml:space="preserve">Отсутствуют шайбы на фланцевом соединении.</w:t>
+              <w:t xml:space="preserve">4.8  </w:t>
+            </w:r>
+            <w:r>
+              <w:rPr>
+                <w:rFonts w:ascii="Calibri" w:cs="Calibri" w:eastAsia="Microsoft YaHei" w:hAnsi="Calibri"/>
+                <w:sz w:val="17"/>
+                <w:szCs w:val="17"/>
+              </w:rPr>
+              <w:t xml:space="preserve">Отсутствуют два болта после флоуметра.</w:t>
             </w:r>
             <w:r>
               <w:rPr>
@@ -6876,7 +6903,7 @@
                 <w:sz w:val="16"/>
                 <w:szCs w:val="16"/>
               </w:rPr>
-              <w:t xml:space="preserve">  (Фото 12)</w:t>
+              <w:t xml:space="preserve">  (Фото 13)</w:t>
             </w:r>
           </w:p>
         </w:tc>
@@ -6910,15 +6937,15 @@
                 <w:sz w:val="17"/>
                 <w:szCs w:val="17"/>
               </w:rPr>
-              <w:t xml:space="preserve">4.7  </w:t>
-            </w:r>
-            <w:r>
-              <w:rPr>
-                <w:rFonts w:ascii="Calibri" w:cs="Calibri" w:eastAsia="Microsoft YaHei" w:hAnsi="Calibri"/>
-                <w:sz w:val="17"/>
-                <w:szCs w:val="17"/>
-              </w:rPr>
-              <w:t xml:space="preserve">Washers are missing on the flange connection.</w:t>
+              <w:t xml:space="preserve">4.8  </w:t>
+            </w:r>
+            <w:r>
+              <w:rPr>
+                <w:rFonts w:ascii="Calibri" w:cs="Calibri" w:eastAsia="Microsoft YaHei" w:hAnsi="Calibri"/>
+                <w:sz w:val="17"/>
+                <w:szCs w:val="17"/>
+              </w:rPr>
+              <w:t xml:space="preserve">Two bolts are missing downstream of the flowmeter.</w:t>
             </w:r>
             <w:r>
               <w:rPr>
@@ -6927,7 +6954,7 @@
                 <w:sz w:val="16"/>
                 <w:szCs w:val="16"/>
               </w:rPr>
-              <w:t xml:space="preserve">  (Photo 12)</w:t>
+              <w:t xml:space="preserve">  (Photo 13)</w:t>
             </w:r>
           </w:p>
         </w:tc>
@@ -6961,15 +6988,15 @@
                 <w:sz w:val="17"/>
                 <w:szCs w:val="17"/>
               </w:rPr>
-              <w:t xml:space="preserve">4.7  </w:t>
-            </w:r>
-            <w:r>
-              <w:rPr>
-                <w:rFonts w:ascii="Calibri" w:cs="Calibri" w:eastAsia="Microsoft YaHei" w:hAnsi="Calibri"/>
-                <w:sz w:val="17"/>
-                <w:szCs w:val="17"/>
-              </w:rPr>
-              <w:t xml:space="preserve">法兰连接处缺少垫圈。</w:t>
+              <w:t xml:space="preserve">4.8  </w:t>
+            </w:r>
+            <w:r>
+              <w:rPr>
+                <w:rFonts w:ascii="Calibri" w:cs="Calibri" w:eastAsia="Microsoft YaHei" w:hAnsi="Calibri"/>
+                <w:sz w:val="17"/>
+                <w:szCs w:val="17"/>
+              </w:rPr>
+              <w:t xml:space="preserve">流量计后缺少两个螺栓。</w:t>
             </w:r>
             <w:r>
               <w:rPr>
@@ -6978,7 +7005,7 @@
                 <w:sz w:val="16"/>
                 <w:szCs w:val="16"/>
               </w:rPr>
-              <w:t xml:space="preserve">  (照片 12)</w:t>
+              <w:t xml:space="preserve">  (照片 13)</w:t>
             </w:r>
           </w:p>
         </w:tc>
@@ -7017,15 +7044,15 @@
                 <w:sz w:val="17"/>
                 <w:szCs w:val="17"/>
               </w:rPr>
-              <w:t xml:space="preserve">4.8  </w:t>
-            </w:r>
-            <w:r>
-              <w:rPr>
-                <w:rFonts w:ascii="Calibri" w:cs="Calibri" w:eastAsia="Microsoft YaHei" w:hAnsi="Calibri"/>
-                <w:sz w:val="17"/>
-                <w:szCs w:val="17"/>
-              </w:rPr>
-              <w:t xml:space="preserve">Отсутствуют два болта после флоуметра.</w:t>
+              <w:t xml:space="preserve">4.9  </w:t>
+            </w:r>
+            <w:r>
+              <w:rPr>
+                <w:rFonts w:ascii="Calibri" w:cs="Calibri" w:eastAsia="Microsoft YaHei" w:hAnsi="Calibri"/>
+                <w:sz w:val="17"/>
+                <w:szCs w:val="17"/>
+              </w:rPr>
+              <w:t xml:space="preserve">Заменить прямой отвод на отвод 90° для устранения конфликта трубопроводов.</w:t>
             </w:r>
             <w:r>
               <w:rPr>
@@ -7034,7 +7061,7 @@
                 <w:sz w:val="16"/>
                 <w:szCs w:val="16"/>
               </w:rPr>
-              <w:t xml:space="preserve">  (Фото 13)</w:t>
+              <w:t xml:space="preserve">  (Фото 14)</w:t>
             </w:r>
           </w:p>
         </w:tc>
@@ -7068,15 +7095,15 @@
                 <w:sz w:val="17"/>
                 <w:szCs w:val="17"/>
               </w:rPr>
-              <w:t xml:space="preserve">4.8  </w:t>
-            </w:r>
-            <w:r>
-              <w:rPr>
-                <w:rFonts w:ascii="Calibri" w:cs="Calibri" w:eastAsia="Microsoft YaHei" w:hAnsi="Calibri"/>
-                <w:sz w:val="17"/>
-                <w:szCs w:val="17"/>
-              </w:rPr>
-              <w:t xml:space="preserve">Two bolts are missing downstream of the flowmeter.</w:t>
+              <w:t xml:space="preserve">4.9  </w:t>
+            </w:r>
+            <w:r>
+              <w:rPr>
+                <w:rFonts w:ascii="Calibri" w:cs="Calibri" w:eastAsia="Microsoft YaHei" w:hAnsi="Calibri"/>
+                <w:sz w:val="17"/>
+                <w:szCs w:val="17"/>
+              </w:rPr>
+              <w:t xml:space="preserve">The straight branch shall be replaced with a 90° elbow to eliminate the pipe clash.</w:t>
             </w:r>
             <w:r>
               <w:rPr>
@@ -7085,7 +7112,7 @@
                 <w:sz w:val="16"/>
                 <w:szCs w:val="16"/>
               </w:rPr>
-              <w:t xml:space="preserve">  (Photo 13)</w:t>
+              <w:t xml:space="preserve">  (Photo 14)</w:t>
             </w:r>
           </w:p>
         </w:tc>
@@ -7119,15 +7146,15 @@
                 <w:sz w:val="17"/>
                 <w:szCs w:val="17"/>
               </w:rPr>
-              <w:t xml:space="preserve">4.8  </w:t>
-            </w:r>
-            <w:r>
-              <w:rPr>
-                <w:rFonts w:ascii="Calibri" w:cs="Calibri" w:eastAsia="Microsoft YaHei" w:hAnsi="Calibri"/>
-                <w:sz w:val="17"/>
-                <w:szCs w:val="17"/>
-              </w:rPr>
-              <w:t xml:space="preserve">流量计后缺少两个螺栓。</w:t>
+              <w:t xml:space="preserve">4.9  </w:t>
+            </w:r>
+            <w:r>
+              <w:rPr>
+                <w:rFonts w:ascii="Calibri" w:cs="Calibri" w:eastAsia="Microsoft YaHei" w:hAnsi="Calibri"/>
+                <w:sz w:val="17"/>
+                <w:szCs w:val="17"/>
+              </w:rPr>
+              <w:t xml:space="preserve">直管段须更换为 90° 弯头，以消除管路干涉。</w:t>
             </w:r>
             <w:r>
               <w:rPr>
@@ -7136,7 +7163,7 @@
                 <w:sz w:val="16"/>
                 <w:szCs w:val="16"/>
               </w:rPr>
-              <w:t xml:space="preserve">  (照片 13)</w:t>
+              <w:t xml:space="preserve">  (照片 14)</w:t>
             </w:r>
           </w:p>
         </w:tc>
@@ -7175,15 +7202,15 @@
                 <w:sz w:val="17"/>
                 <w:szCs w:val="17"/>
               </w:rPr>
-              <w:t xml:space="preserve">4.9  </w:t>
-            </w:r>
-            <w:r>
-              <w:rPr>
-                <w:rFonts w:ascii="Calibri" w:cs="Calibri" w:eastAsia="Microsoft YaHei" w:hAnsi="Calibri"/>
-                <w:sz w:val="17"/>
-                <w:szCs w:val="17"/>
-              </w:rPr>
-              <w:t xml:space="preserve">Заменить прямой отвод на отвод 90° для устранения конфликта трубопроводов.</w:t>
+              <w:t xml:space="preserve">4.10  </w:t>
+            </w:r>
+            <w:r>
+              <w:rPr>
+                <w:rFonts w:ascii="Calibri" w:cs="Calibri" w:eastAsia="Microsoft YaHei" w:hAnsi="Calibri"/>
+                <w:sz w:val="17"/>
+                <w:szCs w:val="17"/>
+              </w:rPr>
+              <w:t xml:space="preserve">На части фланцевых соединений установлены резиновые прокладки вместо PTFE.</w:t>
             </w:r>
             <w:r>
               <w:rPr>
@@ -7192,7 +7219,7 @@
                 <w:sz w:val="16"/>
                 <w:szCs w:val="16"/>
               </w:rPr>
-              <w:t xml:space="preserve">  (Фото 14)</w:t>
+              <w:t xml:space="preserve">  (Фото 15)</w:t>
             </w:r>
           </w:p>
         </w:tc>
@@ -7226,15 +7253,15 @@
                 <w:sz w:val="17"/>
                 <w:szCs w:val="17"/>
               </w:rPr>
-              <w:t xml:space="preserve">4.9  </w:t>
-            </w:r>
-            <w:r>
-              <w:rPr>
-                <w:rFonts w:ascii="Calibri" w:cs="Calibri" w:eastAsia="Microsoft YaHei" w:hAnsi="Calibri"/>
-                <w:sz w:val="17"/>
-                <w:szCs w:val="17"/>
-              </w:rPr>
-              <w:t xml:space="preserve">The straight branch shall be replaced with a 90° elbow to eliminate the pipe clash.</w:t>
+              <w:t xml:space="preserve">4.10  </w:t>
+            </w:r>
+            <w:r>
+              <w:rPr>
+                <w:rFonts w:ascii="Calibri" w:cs="Calibri" w:eastAsia="Microsoft YaHei" w:hAnsi="Calibri"/>
+                <w:sz w:val="17"/>
+                <w:szCs w:val="17"/>
+              </w:rPr>
+              <w:t xml:space="preserve">Rubber gaskets are installed instead of PTFE gaskets on some flange connections.</w:t>
             </w:r>
             <w:r>
               <w:rPr>
@@ -7243,7 +7270,7 @@
                 <w:sz w:val="16"/>
                 <w:szCs w:val="16"/>
               </w:rPr>
-              <w:t xml:space="preserve">  (Photo 14)</w:t>
+              <w:t xml:space="preserve">  (Photo 15)</w:t>
             </w:r>
           </w:p>
         </w:tc>
@@ -7277,15 +7304,15 @@
                 <w:sz w:val="17"/>
                 <w:szCs w:val="17"/>
               </w:rPr>
-              <w:t xml:space="preserve">4.9  </w:t>
-            </w:r>
-            <w:r>
-              <w:rPr>
-                <w:rFonts w:ascii="Calibri" w:cs="Calibri" w:eastAsia="Microsoft YaHei" w:hAnsi="Calibri"/>
-                <w:sz w:val="17"/>
-                <w:szCs w:val="17"/>
-              </w:rPr>
-              <w:t xml:space="preserve">直管段须更换为 90° 弯头，以消除管路干涉。</w:t>
+              <w:t xml:space="preserve">4.10  </w:t>
+            </w:r>
+            <w:r>
+              <w:rPr>
+                <w:rFonts w:ascii="Calibri" w:cs="Calibri" w:eastAsia="Microsoft YaHei" w:hAnsi="Calibri"/>
+                <w:sz w:val="17"/>
+                <w:szCs w:val="17"/>
+              </w:rPr>
+              <w:t xml:space="preserve">部分法兰连接使用了橡胶垫片，而非 PTFE 垫片。</w:t>
             </w:r>
             <w:r>
               <w:rPr>
@@ -7294,7 +7321,7 @@
                 <w:sz w:val="16"/>
                 <w:szCs w:val="16"/>
               </w:rPr>
-              <w:t xml:space="preserve">  (照片 14)</w:t>
+              <w:t xml:space="preserve">  (照片 15)</w:t>
             </w:r>
           </w:p>
         </w:tc>
@@ -7333,15 +7360,15 @@
                 <w:sz w:val="17"/>
                 <w:szCs w:val="17"/>
               </w:rPr>
-              <w:t xml:space="preserve">4.10  </w:t>
-            </w:r>
-            <w:r>
-              <w:rPr>
-                <w:rFonts w:ascii="Calibri" w:cs="Calibri" w:eastAsia="Microsoft YaHei" w:hAnsi="Calibri"/>
-                <w:sz w:val="17"/>
-                <w:szCs w:val="17"/>
-              </w:rPr>
-              <w:t xml:space="preserve">На части фланцевых соединений установлены резиновые прокладки вместо PTFE.</w:t>
+              <w:t xml:space="preserve">4.11  </w:t>
+            </w:r>
+            <w:r>
+              <w:rPr>
+                <w:rFonts w:ascii="Calibri" w:cs="Calibri" w:eastAsia="Microsoft YaHei" w:hAnsi="Calibri"/>
+                <w:sz w:val="17"/>
+                <w:szCs w:val="17"/>
+              </w:rPr>
+              <w:t xml:space="preserve">Гибкие подводки установлены со скручиванием, что недопустимо.</w:t>
             </w:r>
             <w:r>
               <w:rPr>
@@ -7350,7 +7377,7 @@
                 <w:sz w:val="16"/>
                 <w:szCs w:val="16"/>
               </w:rPr>
-              <w:t xml:space="preserve">  (Фото 15)</w:t>
+              <w:t xml:space="preserve">  (Фото 16, 17)</w:t>
             </w:r>
           </w:p>
         </w:tc>
@@ -7384,15 +7411,15 @@
                 <w:sz w:val="17"/>
                 <w:szCs w:val="17"/>
               </w:rPr>
-              <w:t xml:space="preserve">4.10  </w:t>
-            </w:r>
-            <w:r>
-              <w:rPr>
-                <w:rFonts w:ascii="Calibri" w:cs="Calibri" w:eastAsia="Microsoft YaHei" w:hAnsi="Calibri"/>
-                <w:sz w:val="17"/>
-                <w:szCs w:val="17"/>
-              </w:rPr>
-              <w:t xml:space="preserve">Rubber gaskets are installed instead of PTFE gaskets on some flange connections.</w:t>
+              <w:t xml:space="preserve">4.11  </w:t>
+            </w:r>
+            <w:r>
+              <w:rPr>
+                <w:rFonts w:ascii="Calibri" w:cs="Calibri" w:eastAsia="Microsoft YaHei" w:hAnsi="Calibri"/>
+                <w:sz w:val="17"/>
+                <w:szCs w:val="17"/>
+              </w:rPr>
+              <w:t xml:space="preserve">The flexible hoses are installed twisted, which is not permissible.</w:t>
             </w:r>
             <w:r>
               <w:rPr>
@@ -7401,7 +7428,7 @@
                 <w:sz w:val="16"/>
                 <w:szCs w:val="16"/>
               </w:rPr>
-              <w:t xml:space="preserve">  (Photo 15)</w:t>
+              <w:t xml:space="preserve">  (Photo 16, 17)</w:t>
             </w:r>
           </w:p>
         </w:tc>
@@ -7435,15 +7462,15 @@
                 <w:sz w:val="17"/>
                 <w:szCs w:val="17"/>
               </w:rPr>
-              <w:t xml:space="preserve">4.10  </w:t>
-            </w:r>
-            <w:r>
-              <w:rPr>
-                <w:rFonts w:ascii="Calibri" w:cs="Calibri" w:eastAsia="Microsoft YaHei" w:hAnsi="Calibri"/>
-                <w:sz w:val="17"/>
-                <w:szCs w:val="17"/>
-              </w:rPr>
-              <w:t xml:space="preserve">部分法兰连接使用了橡胶垫片，而非 PTFE 垫片。</w:t>
+              <w:t xml:space="preserve">4.11  </w:t>
+            </w:r>
+            <w:r>
+              <w:rPr>
+                <w:rFonts w:ascii="Calibri" w:cs="Calibri" w:eastAsia="Microsoft YaHei" w:hAnsi="Calibri"/>
+                <w:sz w:val="17"/>
+                <w:szCs w:val="17"/>
+              </w:rPr>
+              <w:t xml:space="preserve">金属软管扭曲安装，此为不允许。</w:t>
             </w:r>
             <w:r>
               <w:rPr>
@@ -7452,7 +7479,7 @@
                 <w:sz w:val="16"/>
                 <w:szCs w:val="16"/>
               </w:rPr>
-              <w:t xml:space="preserve">  (照片 15)</w:t>
+              <w:t xml:space="preserve">  (照片 16, 17)</w:t>
             </w:r>
           </w:p>
         </w:tc>
@@ -7491,15 +7518,15 @@
                 <w:sz w:val="17"/>
                 <w:szCs w:val="17"/>
               </w:rPr>
-              <w:t xml:space="preserve">4.11  </w:t>
-            </w:r>
-            <w:r>
-              <w:rPr>
-                <w:rFonts w:ascii="Calibri" w:cs="Calibri" w:eastAsia="Microsoft YaHei" w:hAnsi="Calibri"/>
-                <w:sz w:val="17"/>
-                <w:szCs w:val="17"/>
-              </w:rPr>
-              <w:t xml:space="preserve">Гибкие подводки установлены со скручиванием, что недопустимо.</w:t>
+              <w:t xml:space="preserve">4.12  </w:t>
+            </w:r>
+            <w:r>
+              <w:rPr>
+                <w:rFonts w:ascii="Calibri" w:cs="Calibri" w:eastAsia="Microsoft YaHei" w:hAnsi="Calibri"/>
+                <w:sz w:val="17"/>
+                <w:szCs w:val="17"/>
+              </w:rPr>
+              <w:t xml:space="preserve">Вместо временных подставок (красных коробок) установить опоры под трубопроводы.</w:t>
             </w:r>
             <w:r>
               <w:rPr>
@@ -7508,7 +7535,7 @@
                 <w:sz w:val="16"/>
                 <w:szCs w:val="16"/>
               </w:rPr>
-              <w:t xml:space="preserve">  (Фото 16, 17)</w:t>
+              <w:t xml:space="preserve">  (Фото 18)</w:t>
             </w:r>
           </w:p>
         </w:tc>
@@ -7542,15 +7569,15 @@
                 <w:sz w:val="17"/>
                 <w:szCs w:val="17"/>
               </w:rPr>
-              <w:t xml:space="preserve">4.11  </w:t>
-            </w:r>
-            <w:r>
-              <w:rPr>
-                <w:rFonts w:ascii="Calibri" w:cs="Calibri" w:eastAsia="Microsoft YaHei" w:hAnsi="Calibri"/>
-                <w:sz w:val="17"/>
-                <w:szCs w:val="17"/>
-              </w:rPr>
-              <w:t xml:space="preserve">The flexible hoses are installed twisted, which is not permissible.</w:t>
+              <w:t xml:space="preserve">4.12  </w:t>
+            </w:r>
+            <w:r>
+              <w:rPr>
+                <w:rFonts w:ascii="Calibri" w:cs="Calibri" w:eastAsia="Microsoft YaHei" w:hAnsi="Calibri"/>
+                <w:sz w:val="17"/>
+                <w:szCs w:val="17"/>
+              </w:rPr>
+              <w:t xml:space="preserve">Pipe supports shall be installed instead of the temporary props (red boxes).</w:t>
             </w:r>
             <w:r>
               <w:rPr>
@@ -7559,7 +7586,7 @@
                 <w:sz w:val="16"/>
                 <w:szCs w:val="16"/>
               </w:rPr>
-              <w:t xml:space="preserve">  (Photo 16, 17)</w:t>
+              <w:t xml:space="preserve">  (Photo 18)</w:t>
             </w:r>
           </w:p>
         </w:tc>
@@ -7593,15 +7620,15 @@
                 <w:sz w:val="17"/>
                 <w:szCs w:val="17"/>
               </w:rPr>
-              <w:t xml:space="preserve">4.11  </w:t>
-            </w:r>
-            <w:r>
-              <w:rPr>
-                <w:rFonts w:ascii="Calibri" w:cs="Calibri" w:eastAsia="Microsoft YaHei" w:hAnsi="Calibri"/>
-                <w:sz w:val="17"/>
-                <w:szCs w:val="17"/>
-              </w:rPr>
-              <w:t xml:space="preserve">金属软管扭曲安装，此为不允许。</w:t>
+              <w:t xml:space="preserve">4.12  </w:t>
+            </w:r>
+            <w:r>
+              <w:rPr>
+                <w:rFonts w:ascii="Calibri" w:cs="Calibri" w:eastAsia="Microsoft YaHei" w:hAnsi="Calibri"/>
+                <w:sz w:val="17"/>
+                <w:szCs w:val="17"/>
+              </w:rPr>
+              <w:t xml:space="preserve">须安装管道支架，替换临时垫物（红色箱子）。</w:t>
             </w:r>
             <w:r>
               <w:rPr>
@@ -7610,7 +7637,7 @@
                 <w:sz w:val="16"/>
                 <w:szCs w:val="16"/>
               </w:rPr>
-              <w:t xml:space="preserve">  (照片 16, 17)</w:t>
+              <w:t xml:space="preserve">  (照片 18)</w:t>
             </w:r>
           </w:p>
         </w:tc>
@@ -7649,15 +7676,15 @@
                 <w:sz w:val="17"/>
                 <w:szCs w:val="17"/>
               </w:rPr>
-              <w:t xml:space="preserve">4.12  </w:t>
-            </w:r>
-            <w:r>
-              <w:rPr>
-                <w:rFonts w:ascii="Calibri" w:cs="Calibri" w:eastAsia="Microsoft YaHei" w:hAnsi="Calibri"/>
-                <w:sz w:val="17"/>
-                <w:szCs w:val="17"/>
-              </w:rPr>
-              <w:t xml:space="preserve">Вместо временных подставок (красных коробок) установить опоры под трубопроводы.</w:t>
+              <w:t xml:space="preserve">4.13  </w:t>
+            </w:r>
+            <w:r>
+              <w:rPr>
+                <w:rFonts w:ascii="Calibri" w:cs="Calibri" w:eastAsia="Microsoft YaHei" w:hAnsi="Calibri"/>
+                <w:sz w:val="17"/>
+                <w:szCs w:val="17"/>
+              </w:rPr>
+              <w:t xml:space="preserve">Перенести два трубопровода под пол второго технологического этажа.</w:t>
             </w:r>
             <w:r>
               <w:rPr>
@@ -7666,7 +7693,7 @@
                 <w:sz w:val="16"/>
                 <w:szCs w:val="16"/>
               </w:rPr>
-              <w:t xml:space="preserve">  (Фото 18)</w:t>
+              <w:t xml:space="preserve">  (Фото 19)</w:t>
             </w:r>
           </w:p>
         </w:tc>
@@ -7700,15 +7727,15 @@
                 <w:sz w:val="17"/>
                 <w:szCs w:val="17"/>
               </w:rPr>
-              <w:t xml:space="preserve">4.12  </w:t>
-            </w:r>
-            <w:r>
-              <w:rPr>
-                <w:rFonts w:ascii="Calibri" w:cs="Calibri" w:eastAsia="Microsoft YaHei" w:hAnsi="Calibri"/>
-                <w:sz w:val="17"/>
-                <w:szCs w:val="17"/>
-              </w:rPr>
-              <w:t xml:space="preserve">Pipe supports shall be installed instead of the temporary props (red boxes).</w:t>
+              <w:t xml:space="preserve">4.13  </w:t>
+            </w:r>
+            <w:r>
+              <w:rPr>
+                <w:rFonts w:ascii="Calibri" w:cs="Calibri" w:eastAsia="Microsoft YaHei" w:hAnsi="Calibri"/>
+                <w:sz w:val="17"/>
+                <w:szCs w:val="17"/>
+              </w:rPr>
+              <w:t xml:space="preserve">Two pipelines shall be relocated below the floor of the second process level.</w:t>
             </w:r>
             <w:r>
               <w:rPr>
@@ -7717,7 +7744,7 @@
                 <w:sz w:val="16"/>
                 <w:szCs w:val="16"/>
               </w:rPr>
-              <w:t xml:space="preserve">  (Photo 18)</w:t>
+              <w:t xml:space="preserve">  (Photo 19)</w:t>
             </w:r>
           </w:p>
         </w:tc>
@@ -7751,15 +7778,15 @@
                 <w:sz w:val="17"/>
                 <w:szCs w:val="17"/>
               </w:rPr>
-              <w:t xml:space="preserve">4.12  </w:t>
-            </w:r>
-            <w:r>
-              <w:rPr>
-                <w:rFonts w:ascii="Calibri" w:cs="Calibri" w:eastAsia="Microsoft YaHei" w:hAnsi="Calibri"/>
-                <w:sz w:val="17"/>
-                <w:szCs w:val="17"/>
-              </w:rPr>
-              <w:t xml:space="preserve">须安装管道支架，替换临时垫物（红色箱子）。</w:t>
+              <w:t xml:space="preserve">4.13  </w:t>
+            </w:r>
+            <w:r>
+              <w:rPr>
+                <w:rFonts w:ascii="Calibri" w:cs="Calibri" w:eastAsia="Microsoft YaHei" w:hAnsi="Calibri"/>
+                <w:sz w:val="17"/>
+                <w:szCs w:val="17"/>
+              </w:rPr>
+              <w:t xml:space="preserve">须将两条管路移至第二层工艺平台地板下方。</w:t>
             </w:r>
             <w:r>
               <w:rPr>
@@ -7768,7 +7795,7 @@
                 <w:sz w:val="16"/>
                 <w:szCs w:val="16"/>
               </w:rPr>
-              <w:t xml:space="preserve">  (照片 18)</w:t>
+              <w:t xml:space="preserve">  (照片 19)</w:t>
             </w:r>
           </w:p>
         </w:tc>
@@ -7807,24 +7834,15 @@
                 <w:sz w:val="17"/>
                 <w:szCs w:val="17"/>
               </w:rPr>
-              <w:t xml:space="preserve">4.13  </w:t>
-            </w:r>
-            <w:r>
-              <w:rPr>
-                <w:rFonts w:ascii="Calibri" w:cs="Calibri" w:eastAsia="Microsoft YaHei" w:hAnsi="Calibri"/>
-                <w:sz w:val="17"/>
-                <w:szCs w:val="17"/>
-              </w:rPr>
-              <w:t xml:space="preserve">Перенести два трубопровода под пол второго технологического этажа.</w:t>
-            </w:r>
-            <w:r>
-              <w:rPr>
-                <w:rFonts w:ascii="Calibri" w:cs="Calibri" w:eastAsia="Microsoft YaHei" w:hAnsi="Calibri"/>
-                <w:color w:val="6B7280"/>
-                <w:sz w:val="16"/>
-                <w:szCs w:val="16"/>
-              </w:rPr>
-              <w:t xml:space="preserve">  (Фото 19)</w:t>
+              <w:t xml:space="preserve">4.14  </w:t>
+            </w:r>
+            <w:r>
+              <w:rPr>
+                <w:rFonts w:ascii="Calibri" w:cs="Calibri" w:eastAsia="Microsoft YaHei" w:hAnsi="Calibri"/>
+                <w:sz w:val="17"/>
+                <w:szCs w:val="17"/>
+              </w:rPr>
+              <w:t xml:space="preserve">Обеспечить предварительный нагрев до той же температуры, что и в основном трубопроводе подачи на испаритель.</w:t>
             </w:r>
           </w:p>
         </w:tc>
@@ -7858,24 +7876,15 @@
                 <w:sz w:val="17"/>
                 <w:szCs w:val="17"/>
               </w:rPr>
-              <w:t xml:space="preserve">4.13  </w:t>
-            </w:r>
-            <w:r>
-              <w:rPr>
-                <w:rFonts w:ascii="Calibri" w:cs="Calibri" w:eastAsia="Microsoft YaHei" w:hAnsi="Calibri"/>
-                <w:sz w:val="17"/>
-                <w:szCs w:val="17"/>
-              </w:rPr>
-              <w:t xml:space="preserve">Two pipelines shall be relocated below the floor of the second process level.</w:t>
-            </w:r>
-            <w:r>
-              <w:rPr>
-                <w:rFonts w:ascii="Calibri" w:cs="Calibri" w:eastAsia="Microsoft YaHei" w:hAnsi="Calibri"/>
-                <w:color w:val="6B7280"/>
-                <w:sz w:val="16"/>
-                <w:szCs w:val="16"/>
-              </w:rPr>
-              <w:t xml:space="preserve">  (Photo 19)</w:t>
+              <w:t xml:space="preserve">4.14  </w:t>
+            </w:r>
+            <w:r>
+              <w:rPr>
+                <w:rFonts w:ascii="Calibri" w:cs="Calibri" w:eastAsia="Microsoft YaHei" w:hAnsi="Calibri"/>
+                <w:sz w:val="17"/>
+                <w:szCs w:val="17"/>
+              </w:rPr>
+              <w:t xml:space="preserve">Preheating shall be provided to the same temperature as in the main feed line to the evaporator.</w:t>
             </w:r>
           </w:p>
         </w:tc>
@@ -7909,24 +7918,15 @@
                 <w:sz w:val="17"/>
                 <w:szCs w:val="17"/>
               </w:rPr>
-              <w:t xml:space="preserve">4.13  </w:t>
-            </w:r>
-            <w:r>
-              <w:rPr>
-                <w:rFonts w:ascii="Calibri" w:cs="Calibri" w:eastAsia="Microsoft YaHei" w:hAnsi="Calibri"/>
-                <w:sz w:val="17"/>
-                <w:szCs w:val="17"/>
-              </w:rPr>
-              <w:t xml:space="preserve">须将两条管路移至第二层工艺平台地板下方。</w:t>
-            </w:r>
-            <w:r>
-              <w:rPr>
-                <w:rFonts w:ascii="Calibri" w:cs="Calibri" w:eastAsia="Microsoft YaHei" w:hAnsi="Calibri"/>
-                <w:color w:val="6B7280"/>
-                <w:sz w:val="16"/>
-                <w:szCs w:val="16"/>
-              </w:rPr>
-              <w:t xml:space="preserve">  (照片 19)</w:t>
+              <w:t xml:space="preserve">4.14  </w:t>
+            </w:r>
+            <w:r>
+              <w:rPr>
+                <w:rFonts w:ascii="Calibri" w:cs="Calibri" w:eastAsia="Microsoft YaHei" w:hAnsi="Calibri"/>
+                <w:sz w:val="17"/>
+                <w:szCs w:val="17"/>
+              </w:rPr>
+              <w:t xml:space="preserve">须提供预热，温度与蒸发器主进料管路相同。</w:t>
             </w:r>
           </w:p>
         </w:tc>
@@ -7965,15 +7965,15 @@
                 <w:sz w:val="17"/>
                 <w:szCs w:val="17"/>
               </w:rPr>
-              <w:t xml:space="preserve">4.14  </w:t>
-            </w:r>
-            <w:r>
-              <w:rPr>
-                <w:rFonts w:ascii="Calibri" w:cs="Calibri" w:eastAsia="Microsoft YaHei" w:hAnsi="Calibri"/>
-                <w:sz w:val="17"/>
-                <w:szCs w:val="17"/>
-              </w:rPr>
-              <w:t xml:space="preserve">Обеспечить предварительный нагрев до той же температуры, что и в основном трубопроводе подачи на испаритель.</w:t>
+              <w:t xml:space="preserve">4.15  </w:t>
+            </w:r>
+            <w:r>
+              <w:rPr>
+                <w:rFonts w:ascii="Calibri" w:cs="Calibri" w:eastAsia="Microsoft YaHei" w:hAnsi="Calibri"/>
+                <w:sz w:val="17"/>
+                <w:szCs w:val="17"/>
+              </w:rPr>
+              <w:t xml:space="preserve">Насосы не имеют защиты — обеспечить подачу сжатого воздуха от централизованной разводки.</w:t>
             </w:r>
           </w:p>
         </w:tc>
@@ -8007,15 +8007,15 @@
                 <w:sz w:val="17"/>
                 <w:szCs w:val="17"/>
               </w:rPr>
-              <w:t xml:space="preserve">4.14  </w:t>
-            </w:r>
-            <w:r>
-              <w:rPr>
-                <w:rFonts w:ascii="Calibri" w:cs="Calibri" w:eastAsia="Microsoft YaHei" w:hAnsi="Calibri"/>
-                <w:sz w:val="17"/>
-                <w:szCs w:val="17"/>
-              </w:rPr>
-              <w:t xml:space="preserve">Preheating shall be provided to the same temperature as in the main feed line to the evaporator.</w:t>
+              <w:t xml:space="preserve">4.15  </w:t>
+            </w:r>
+            <w:r>
+              <w:rPr>
+                <w:rFonts w:ascii="Calibri" w:cs="Calibri" w:eastAsia="Microsoft YaHei" w:hAnsi="Calibri"/>
+                <w:sz w:val="17"/>
+                <w:szCs w:val="17"/>
+              </w:rPr>
+              <w:t xml:space="preserve">The pumps have no protection — compressed air supply shall be provided from a centralized distribution system.</w:t>
             </w:r>
           </w:p>
         </w:tc>
@@ -8049,15 +8049,15 @@
                 <w:sz w:val="17"/>
                 <w:szCs w:val="17"/>
               </w:rPr>
-              <w:t xml:space="preserve">4.14  </w:t>
-            </w:r>
-            <w:r>
-              <w:rPr>
-                <w:rFonts w:ascii="Calibri" w:cs="Calibri" w:eastAsia="Microsoft YaHei" w:hAnsi="Calibri"/>
-                <w:sz w:val="17"/>
-                <w:szCs w:val="17"/>
-              </w:rPr>
-              <w:t xml:space="preserve">须提供预热，温度与蒸发器主进料管路相同。</w:t>
+              <w:t xml:space="preserve">4.15  </w:t>
+            </w:r>
+            <w:r>
+              <w:rPr>
+                <w:rFonts w:ascii="Calibri" w:cs="Calibri" w:eastAsia="Microsoft YaHei" w:hAnsi="Calibri"/>
+                <w:sz w:val="17"/>
+                <w:szCs w:val="17"/>
+              </w:rPr>
+              <w:t xml:space="preserve">泵未设保护——须由集中配送系统供应压缩空气。</w:t>
             </w:r>
           </w:p>
         </w:tc>
@@ -8070,125 +8070,140 @@
           <w:tcPr>
             <w:tcW w:type="dxa" w:w="5084"/>
             <w:tcBorders>
-              <w:top w:val="none" w:color="FFFFFF" w:sz="0"/>
+              <w:top w:val="single" w:color="1F3864" w:sz="10"/>
               <w:left w:val="none" w:color="FFFFFF" w:sz="0"/>
               <w:bottom w:val="single" w:color="C9D3E0" w:sz="2"/>
               <w:right w:val="single" w:color="C9D3E0" w:sz="2"/>
             </w:tcBorders>
-            <w:tcMar>
-              <w:top w:type="dxa" w:w="80"/>
-              <w:left w:type="dxa" w:w="120"/>
-              <w:bottom w:type="dxa" w:w="80"/>
-              <w:right w:type="dxa" w:w="120"/>
-            </w:tcMar>
-            <w:vAlign w:val="top"/>
-          </w:tcPr>
-          <w:p>
-            <w:pPr>
-              <w:spacing w:after="0" w:line="264"/>
-            </w:pPr>
-            <w:r>
-              <w:rPr>
-                <w:rFonts w:ascii="Calibri" w:cs="Calibri" w:eastAsia="Microsoft YaHei" w:hAnsi="Calibri"/>
-                <w:b/>
-                <w:bCs/>
-                <w:color w:val="B4541A"/>
-                <w:sz w:val="17"/>
-                <w:szCs w:val="17"/>
-              </w:rPr>
-              <w:t xml:space="preserve">4.15  </w:t>
-            </w:r>
-            <w:r>
-              <w:rPr>
-                <w:rFonts w:ascii="Calibri" w:cs="Calibri" w:eastAsia="Microsoft YaHei" w:hAnsi="Calibri"/>
-                <w:sz w:val="17"/>
-                <w:szCs w:val="17"/>
-              </w:rPr>
-              <w:t xml:space="preserve">Насосы не имеют защиты — обеспечить подачу сжатого воздуха от централизованной разводки.</w:t>
-            </w:r>
-          </w:p>
-        </w:tc>
-        <w:tc>
-          <w:tcPr>
-            <w:tcW w:type="dxa" w:w="5084"/>
-            <w:tcBorders>
-              <w:top w:val="none" w:color="FFFFFF" w:sz="0"/>
+            <w:shd w:fill="EDF1F7" w:color="auto" w:val="clear"/>
+            <w:tcMar>
+              <w:top w:type="dxa" w:w="120"/>
+              <w:left w:type="dxa" w:w="120"/>
+              <w:bottom w:type="dxa" w:w="120"/>
+              <w:right w:type="dxa" w:w="120"/>
+            </w:tcMar>
+            <w:vAlign w:val="top"/>
+          </w:tcPr>
+          <w:p>
+            <w:pPr>
+              <w:keepNext/>
+              <w:spacing w:after="0"/>
+            </w:pPr>
+            <w:r>
+              <w:rPr>
+                <w:rFonts w:ascii="Cambria" w:cs="Cambria" w:eastAsia="Microsoft YaHei" w:hAnsi="Cambria"/>
+                <w:b/>
+                <w:bCs/>
+                <w:color w:val="B4541A"/>
+                <w:sz w:val="21"/>
+                <w:szCs w:val="21"/>
+              </w:rPr>
+              <w:t xml:space="preserve">5. </w:t>
+            </w:r>
+            <w:r>
+              <w:rPr>
+                <w:rFonts w:ascii="Cambria" w:cs="Cambria" w:eastAsia="Microsoft YaHei" w:hAnsi="Cambria"/>
+                <w:b/>
+                <w:bCs/>
+                <w:color w:val="1F3864"/>
+                <w:sz w:val="21"/>
+                <w:szCs w:val="21"/>
+              </w:rPr>
+              <w:t xml:space="preserve">Электрооборудование и КИП</w:t>
+            </w:r>
+          </w:p>
+        </w:tc>
+        <w:tc>
+          <w:tcPr>
+            <w:tcW w:type="dxa" w:w="5084"/>
+            <w:tcBorders>
+              <w:top w:val="single" w:color="1F3864" w:sz="10"/>
               <w:left w:val="none" w:color="FFFFFF" w:sz="0"/>
               <w:bottom w:val="single" w:color="C9D3E0" w:sz="2"/>
               <w:right w:val="single" w:color="C9D3E0" w:sz="2"/>
             </w:tcBorders>
-            <w:tcMar>
-              <w:top w:type="dxa" w:w="80"/>
-              <w:left w:type="dxa" w:w="120"/>
-              <w:bottom w:type="dxa" w:w="80"/>
-              <w:right w:type="dxa" w:w="120"/>
-            </w:tcMar>
-            <w:vAlign w:val="top"/>
-          </w:tcPr>
-          <w:p>
-            <w:pPr>
-              <w:spacing w:after="0" w:line="264"/>
-            </w:pPr>
-            <w:r>
-              <w:rPr>
-                <w:rFonts w:ascii="Calibri" w:cs="Calibri" w:eastAsia="Microsoft YaHei" w:hAnsi="Calibri"/>
-                <w:b/>
-                <w:bCs/>
-                <w:color w:val="B4541A"/>
-                <w:sz w:val="17"/>
-                <w:szCs w:val="17"/>
-              </w:rPr>
-              <w:t xml:space="preserve">4.15  </w:t>
-            </w:r>
-            <w:r>
-              <w:rPr>
-                <w:rFonts w:ascii="Calibri" w:cs="Calibri" w:eastAsia="Microsoft YaHei" w:hAnsi="Calibri"/>
-                <w:sz w:val="17"/>
-                <w:szCs w:val="17"/>
-              </w:rPr>
-              <w:t xml:space="preserve">The pumps have no protection — compressed air supply shall be provided from a centralized distribution system.</w:t>
-            </w:r>
-          </w:p>
-        </w:tc>
-        <w:tc>
-          <w:tcPr>
-            <w:tcW w:type="dxa" w:w="5084"/>
-            <w:tcBorders>
-              <w:top w:val="none" w:color="FFFFFF" w:sz="0"/>
+            <w:shd w:fill="EDF1F7" w:color="auto" w:val="clear"/>
+            <w:tcMar>
+              <w:top w:type="dxa" w:w="120"/>
+              <w:left w:type="dxa" w:w="120"/>
+              <w:bottom w:type="dxa" w:w="120"/>
+              <w:right w:type="dxa" w:w="120"/>
+            </w:tcMar>
+            <w:vAlign w:val="top"/>
+          </w:tcPr>
+          <w:p>
+            <w:pPr>
+              <w:keepNext/>
+              <w:spacing w:after="0"/>
+            </w:pPr>
+            <w:r>
+              <w:rPr>
+                <w:rFonts w:ascii="Cambria" w:cs="Cambria" w:eastAsia="Microsoft YaHei" w:hAnsi="Cambria"/>
+                <w:b/>
+                <w:bCs/>
+                <w:color w:val="B4541A"/>
+                <w:sz w:val="21"/>
+                <w:szCs w:val="21"/>
+              </w:rPr>
+              <w:t xml:space="preserve">5. </w:t>
+            </w:r>
+            <w:r>
+              <w:rPr>
+                <w:rFonts w:ascii="Cambria" w:cs="Cambria" w:eastAsia="Microsoft YaHei" w:hAnsi="Cambria"/>
+                <w:b/>
+                <w:bCs/>
+                <w:color w:val="1F3864"/>
+                <w:sz w:val="21"/>
+                <w:szCs w:val="21"/>
+              </w:rPr>
+              <w:t xml:space="preserve">Electrical equipment and instrumentation</w:t>
+            </w:r>
+          </w:p>
+        </w:tc>
+        <w:tc>
+          <w:tcPr>
+            <w:tcW w:type="dxa" w:w="5084"/>
+            <w:tcBorders>
+              <w:top w:val="single" w:color="1F3864" w:sz="10"/>
               <w:left w:val="none" w:color="FFFFFF" w:sz="0"/>
               <w:bottom w:val="single" w:color="C9D3E0" w:sz="2"/>
               <w:right w:val="none" w:color="FFFFFF" w:sz="0"/>
             </w:tcBorders>
-            <w:tcMar>
-              <w:top w:type="dxa" w:w="80"/>
-              <w:left w:type="dxa" w:w="120"/>
-              <w:bottom w:type="dxa" w:w="80"/>
-              <w:right w:type="dxa" w:w="120"/>
-            </w:tcMar>
-            <w:vAlign w:val="top"/>
-          </w:tcPr>
-          <w:p>
-            <w:pPr>
-              <w:spacing w:after="0" w:line="264"/>
-            </w:pPr>
-            <w:r>
-              <w:rPr>
-                <w:rFonts w:ascii="Calibri" w:cs="Calibri" w:eastAsia="Microsoft YaHei" w:hAnsi="Calibri"/>
-                <w:b/>
-                <w:bCs/>
-                <w:color w:val="B4541A"/>
-                <w:sz w:val="17"/>
-                <w:szCs w:val="17"/>
-              </w:rPr>
-              <w:t xml:space="preserve">4.15  </w:t>
-            </w:r>
-            <w:r>
-              <w:rPr>
-                <w:rFonts w:ascii="Calibri" w:cs="Calibri" w:eastAsia="Microsoft YaHei" w:hAnsi="Calibri"/>
-                <w:sz w:val="17"/>
-                <w:szCs w:val="17"/>
-              </w:rPr>
-              <w:t xml:space="preserve">泵未设保护——须由集中配送系统供应压缩空气。</w:t>
+            <w:shd w:fill="EDF1F7" w:color="auto" w:val="clear"/>
+            <w:tcMar>
+              <w:top w:type="dxa" w:w="120"/>
+              <w:left w:type="dxa" w:w="120"/>
+              <w:bottom w:type="dxa" w:w="120"/>
+              <w:right w:type="dxa" w:w="120"/>
+            </w:tcMar>
+            <w:vAlign w:val="top"/>
+          </w:tcPr>
+          <w:p>
+            <w:pPr>
+              <w:keepNext/>
+              <w:spacing w:after="0"/>
+            </w:pPr>
+            <w:r>
+              <w:rPr>
+                <w:rFonts w:ascii="Cambria" w:cs="Cambria" w:eastAsia="Microsoft YaHei" w:hAnsi="Cambria"/>
+                <w:b/>
+                <w:bCs/>
+                <w:color w:val="B4541A"/>
+                <w:sz w:val="21"/>
+                <w:szCs w:val="21"/>
+              </w:rPr>
+              <w:t xml:space="preserve">5. </w:t>
+            </w:r>
+            <w:r>
+              <w:rPr>
+                <w:rFonts w:ascii="Cambria" w:cs="Cambria" w:eastAsia="Microsoft YaHei" w:hAnsi="Cambria"/>
+                <w:b/>
+                <w:bCs/>
+                <w:color w:val="1F3864"/>
+                <w:sz w:val="21"/>
+                <w:szCs w:val="21"/>
+              </w:rPr>
+              <w:t xml:space="preserve">电气设备与仪表</w:t>
             </w:r>
           </w:p>
         </w:tc>
@@ -8201,16 +8216,16 @@
           <w:tcPr>
             <w:tcW w:type="dxa" w:w="5084"/>
             <w:tcBorders>
-              <w:top w:val="single" w:color="1F3864" w:sz="10"/>
+              <w:top w:val="none" w:color="FFFFFF" w:sz="0"/>
               <w:left w:val="none" w:color="FFFFFF" w:sz="0"/>
               <w:bottom w:val="single" w:color="C9D3E0" w:sz="2"/>
               <w:right w:val="single" w:color="C9D3E0" w:sz="2"/>
             </w:tcBorders>
-            <w:shd w:fill="EDF1F7" w:color="auto" w:val="clear"/>
-            <w:tcMar>
-              <w:top w:type="dxa" w:w="120"/>
-              <w:left w:type="dxa" w:w="120"/>
-              <w:bottom w:type="dxa" w:w="120"/>
+            <w:shd w:fill="F7F9FC" w:color="auto" w:val="clear"/>
+            <w:tcMar>
+              <w:top w:type="dxa" w:w="60"/>
+              <w:left w:type="dxa" w:w="120"/>
+              <w:bottom w:type="dxa" w:w="60"/>
               <w:right w:type="dxa" w:w="120"/>
             </w:tcMar>
             <w:vAlign w:val="top"/>
@@ -8222,42 +8237,40 @@
             </w:pPr>
             <w:r>
               <w:rPr>
-                <w:rFonts w:ascii="Cambria" w:cs="Cambria" w:eastAsia="Microsoft YaHei" w:hAnsi="Cambria"/>
-                <w:b/>
-                <w:bCs/>
-                <w:color w:val="B4541A"/>
-                <w:sz w:val="21"/>
-                <w:szCs w:val="21"/>
-              </w:rPr>
-              <w:t xml:space="preserve">5. </w:t>
-            </w:r>
-            <w:r>
-              <w:rPr>
-                <w:rFonts w:ascii="Cambria" w:cs="Cambria" w:eastAsia="Microsoft YaHei" w:hAnsi="Cambria"/>
-                <w:b/>
-                <w:bCs/>
-                <w:color w:val="1F3864"/>
-                <w:sz w:val="21"/>
-                <w:szCs w:val="21"/>
-              </w:rPr>
-              <w:t xml:space="preserve">Электрооборудование и КИП</w:t>
-            </w:r>
-          </w:p>
-        </w:tc>
-        <w:tc>
-          <w:tcPr>
-            <w:tcW w:type="dxa" w:w="5084"/>
-            <w:tcBorders>
-              <w:top w:val="single" w:color="1F3864" w:sz="10"/>
+                <w:rFonts w:ascii="Calibri" w:cs="Calibri" w:eastAsia="Microsoft YaHei" w:hAnsi="Calibri"/>
+                <w:b/>
+                <w:bCs/>
+                <w:color w:val="44546A"/>
+                <w:sz w:val="16"/>
+                <w:szCs w:val="16"/>
+              </w:rPr>
+              <w:t xml:space="preserve">Замечаний: </w:t>
+            </w:r>
+            <w:r>
+              <w:rPr>
+                <w:rFonts w:ascii="Calibri" w:cs="Calibri" w:eastAsia="Microsoft YaHei" w:hAnsi="Calibri"/>
+                <w:color w:val="44546A"/>
+                <w:sz w:val="16"/>
+                <w:szCs w:val="16"/>
+              </w:rPr>
+              <w:t xml:space="preserve">8</w:t>
+            </w:r>
+          </w:p>
+        </w:tc>
+        <w:tc>
+          <w:tcPr>
+            <w:tcW w:type="dxa" w:w="5084"/>
+            <w:tcBorders>
+              <w:top w:val="none" w:color="FFFFFF" w:sz="0"/>
               <w:left w:val="none" w:color="FFFFFF" w:sz="0"/>
               <w:bottom w:val="single" w:color="C9D3E0" w:sz="2"/>
               <w:right w:val="single" w:color="C9D3E0" w:sz="2"/>
             </w:tcBorders>
-            <w:shd w:fill="EDF1F7" w:color="auto" w:val="clear"/>
-            <w:tcMar>
-              <w:top w:type="dxa" w:w="120"/>
-              <w:left w:type="dxa" w:w="120"/>
-              <w:bottom w:type="dxa" w:w="120"/>
+            <w:shd w:fill="F7F9FC" w:color="auto" w:val="clear"/>
+            <w:tcMar>
+              <w:top w:type="dxa" w:w="60"/>
+              <w:left w:type="dxa" w:w="120"/>
+              <w:bottom w:type="dxa" w:w="60"/>
               <w:right w:type="dxa" w:w="120"/>
             </w:tcMar>
             <w:vAlign w:val="top"/>
@@ -8269,42 +8282,40 @@
             </w:pPr>
             <w:r>
               <w:rPr>
-                <w:rFonts w:ascii="Cambria" w:cs="Cambria" w:eastAsia="Microsoft YaHei" w:hAnsi="Cambria"/>
-                <w:b/>
-                <w:bCs/>
-                <w:color w:val="B4541A"/>
-                <w:sz w:val="21"/>
-                <w:szCs w:val="21"/>
-              </w:rPr>
-              <w:t xml:space="preserve">5. </w:t>
-            </w:r>
-            <w:r>
-              <w:rPr>
-                <w:rFonts w:ascii="Cambria" w:cs="Cambria" w:eastAsia="Microsoft YaHei" w:hAnsi="Cambria"/>
-                <w:b/>
-                <w:bCs/>
-                <w:color w:val="1F3864"/>
-                <w:sz w:val="21"/>
-                <w:szCs w:val="21"/>
-              </w:rPr>
-              <w:t xml:space="preserve">Electrical equipment and instrumentation</w:t>
-            </w:r>
-          </w:p>
-        </w:tc>
-        <w:tc>
-          <w:tcPr>
-            <w:tcW w:type="dxa" w:w="5084"/>
-            <w:tcBorders>
-              <w:top w:val="single" w:color="1F3864" w:sz="10"/>
+                <w:rFonts w:ascii="Calibri" w:cs="Calibri" w:eastAsia="Microsoft YaHei" w:hAnsi="Calibri"/>
+                <w:b/>
+                <w:bCs/>
+                <w:color w:val="44546A"/>
+                <w:sz w:val="16"/>
+                <w:szCs w:val="16"/>
+              </w:rPr>
+              <w:t xml:space="preserve">Findings: </w:t>
+            </w:r>
+            <w:r>
+              <w:rPr>
+                <w:rFonts w:ascii="Calibri" w:cs="Calibri" w:eastAsia="Microsoft YaHei" w:hAnsi="Calibri"/>
+                <w:color w:val="44546A"/>
+                <w:sz w:val="16"/>
+                <w:szCs w:val="16"/>
+              </w:rPr>
+              <w:t xml:space="preserve">8</w:t>
+            </w:r>
+          </w:p>
+        </w:tc>
+        <w:tc>
+          <w:tcPr>
+            <w:tcW w:type="dxa" w:w="5084"/>
+            <w:tcBorders>
+              <w:top w:val="none" w:color="FFFFFF" w:sz="0"/>
               <w:left w:val="none" w:color="FFFFFF" w:sz="0"/>
               <w:bottom w:val="single" w:color="C9D3E0" w:sz="2"/>
               <w:right w:val="none" w:color="FFFFFF" w:sz="0"/>
             </w:tcBorders>
-            <w:shd w:fill="EDF1F7" w:color="auto" w:val="clear"/>
-            <w:tcMar>
-              <w:top w:type="dxa" w:w="120"/>
-              <w:left w:type="dxa" w:w="120"/>
-              <w:bottom w:type="dxa" w:w="120"/>
+            <w:shd w:fill="F7F9FC" w:color="auto" w:val="clear"/>
+            <w:tcMar>
+              <w:top w:type="dxa" w:w="60"/>
+              <w:left w:type="dxa" w:w="120"/>
+              <w:bottom w:type="dxa" w:w="60"/>
               <w:right w:type="dxa" w:w="120"/>
             </w:tcMar>
             <w:vAlign w:val="top"/>
@@ -8316,25 +8327,23 @@
             </w:pPr>
             <w:r>
               <w:rPr>
-                <w:rFonts w:ascii="Cambria" w:cs="Cambria" w:eastAsia="Microsoft YaHei" w:hAnsi="Cambria"/>
-                <w:b/>
-                <w:bCs/>
-                <w:color w:val="B4541A"/>
-                <w:sz w:val="21"/>
-                <w:szCs w:val="21"/>
-              </w:rPr>
-              <w:t xml:space="preserve">5. </w:t>
-            </w:r>
-            <w:r>
-              <w:rPr>
-                <w:rFonts w:ascii="Cambria" w:cs="Cambria" w:eastAsia="Microsoft YaHei" w:hAnsi="Cambria"/>
-                <w:b/>
-                <w:bCs/>
-                <w:color w:val="1F3864"/>
-                <w:sz w:val="21"/>
-                <w:szCs w:val="21"/>
-              </w:rPr>
-              <w:t xml:space="preserve">电气设备与仪表</w:t>
+                <w:rFonts w:ascii="Calibri" w:cs="Calibri" w:eastAsia="Microsoft YaHei" w:hAnsi="Calibri"/>
+                <w:b/>
+                <w:bCs/>
+                <w:color w:val="44546A"/>
+                <w:sz w:val="16"/>
+                <w:szCs w:val="16"/>
+              </w:rPr>
+              <w:t xml:space="preserve">问题数: </w:t>
+            </w:r>
+            <w:r>
+              <w:rPr>
+                <w:rFonts w:ascii="Calibri" w:cs="Calibri" w:eastAsia="Microsoft YaHei" w:hAnsi="Calibri"/>
+                <w:color w:val="44546A"/>
+                <w:sz w:val="16"/>
+                <w:szCs w:val="16"/>
+              </w:rPr>
+              <w:t xml:space="preserve">8</w:t>
             </w:r>
           </w:p>
         </w:tc>
@@ -8352,129 +8361,147 @@
               <w:bottom w:val="single" w:color="C9D3E0" w:sz="2"/>
               <w:right w:val="single" w:color="C9D3E0" w:sz="2"/>
             </w:tcBorders>
-            <w:shd w:fill="F7F9FC" w:color="auto" w:val="clear"/>
-            <w:tcMar>
-              <w:top w:type="dxa" w:w="60"/>
-              <w:left w:type="dxa" w:w="120"/>
-              <w:bottom w:type="dxa" w:w="60"/>
-              <w:right w:type="dxa" w:w="120"/>
-            </w:tcMar>
-            <w:vAlign w:val="top"/>
-          </w:tcPr>
-          <w:p>
-            <w:pPr>
-              <w:keepNext/>
-              <w:spacing w:after="0"/>
-            </w:pPr>
-            <w:r>
-              <w:rPr>
-                <w:rFonts w:ascii="Calibri" w:cs="Calibri" w:eastAsia="Microsoft YaHei" w:hAnsi="Calibri"/>
-                <w:b/>
-                <w:bCs/>
-                <w:color w:val="44546A"/>
+            <w:tcMar>
+              <w:top w:type="dxa" w:w="80"/>
+              <w:left w:type="dxa" w:w="120"/>
+              <w:bottom w:type="dxa" w:w="80"/>
+              <w:right w:type="dxa" w:w="120"/>
+            </w:tcMar>
+            <w:vAlign w:val="top"/>
+          </w:tcPr>
+          <w:p>
+            <w:pPr>
+              <w:spacing w:after="0" w:line="264"/>
+            </w:pPr>
+            <w:r>
+              <w:rPr>
+                <w:rFonts w:ascii="Calibri" w:cs="Calibri" w:eastAsia="Microsoft YaHei" w:hAnsi="Calibri"/>
+                <w:b/>
+                <w:bCs/>
+                <w:color w:val="B4541A"/>
+                <w:sz w:val="17"/>
+                <w:szCs w:val="17"/>
+              </w:rPr>
+              <w:t xml:space="preserve">5.1  </w:t>
+            </w:r>
+            <w:r>
+              <w:rPr>
+                <w:rFonts w:ascii="Calibri" w:cs="Calibri" w:eastAsia="Microsoft YaHei" w:hAnsi="Calibri"/>
+                <w:sz w:val="17"/>
+                <w:szCs w:val="17"/>
+              </w:rPr>
+              <w:t xml:space="preserve">Бронированные кабели закреплены не полностью (не закреплена броня кабелей).</w:t>
+            </w:r>
+            <w:r>
+              <w:rPr>
+                <w:rFonts w:ascii="Calibri" w:cs="Calibri" w:eastAsia="Microsoft YaHei" w:hAnsi="Calibri"/>
+                <w:color w:val="6B7280"/>
                 <w:sz w:val="16"/>
                 <w:szCs w:val="16"/>
               </w:rPr>
-              <w:t xml:space="preserve">Замечаний: </w:t>
-            </w:r>
-            <w:r>
-              <w:rPr>
-                <w:rFonts w:ascii="Calibri" w:cs="Calibri" w:eastAsia="Microsoft YaHei" w:hAnsi="Calibri"/>
-                <w:color w:val="44546A"/>
+              <w:t xml:space="preserve">  (Фото 20)</w:t>
+            </w:r>
+          </w:p>
+        </w:tc>
+        <w:tc>
+          <w:tcPr>
+            <w:tcW w:type="dxa" w:w="5084"/>
+            <w:tcBorders>
+              <w:top w:val="none" w:color="FFFFFF" w:sz="0"/>
+              <w:left w:val="none" w:color="FFFFFF" w:sz="0"/>
+              <w:bottom w:val="single" w:color="C9D3E0" w:sz="2"/>
+              <w:right w:val="single" w:color="C9D3E0" w:sz="2"/>
+            </w:tcBorders>
+            <w:tcMar>
+              <w:top w:type="dxa" w:w="80"/>
+              <w:left w:type="dxa" w:w="120"/>
+              <w:bottom w:type="dxa" w:w="80"/>
+              <w:right w:type="dxa" w:w="120"/>
+            </w:tcMar>
+            <w:vAlign w:val="top"/>
+          </w:tcPr>
+          <w:p>
+            <w:pPr>
+              <w:spacing w:after="0" w:line="264"/>
+            </w:pPr>
+            <w:r>
+              <w:rPr>
+                <w:rFonts w:ascii="Calibri" w:cs="Calibri" w:eastAsia="Microsoft YaHei" w:hAnsi="Calibri"/>
+                <w:b/>
+                <w:bCs/>
+                <w:color w:val="B4541A"/>
+                <w:sz w:val="17"/>
+                <w:szCs w:val="17"/>
+              </w:rPr>
+              <w:t xml:space="preserve">5.1  </w:t>
+            </w:r>
+            <w:r>
+              <w:rPr>
+                <w:rFonts w:ascii="Calibri" w:cs="Calibri" w:eastAsia="Microsoft YaHei" w:hAnsi="Calibri"/>
+                <w:sz w:val="17"/>
+                <w:szCs w:val="17"/>
+              </w:rPr>
+              <w:t xml:space="preserve">The armoured cables are not fully secured (the cable armour is not fixed).</w:t>
+            </w:r>
+            <w:r>
+              <w:rPr>
+                <w:rFonts w:ascii="Calibri" w:cs="Calibri" w:eastAsia="Microsoft YaHei" w:hAnsi="Calibri"/>
+                <w:color w:val="6B7280"/>
                 <w:sz w:val="16"/>
                 <w:szCs w:val="16"/>
               </w:rPr>
-              <w:t xml:space="preserve">8</w:t>
-            </w:r>
-          </w:p>
-        </w:tc>
-        <w:tc>
-          <w:tcPr>
-            <w:tcW w:type="dxa" w:w="5084"/>
-            <w:tcBorders>
-              <w:top w:val="none" w:color="FFFFFF" w:sz="0"/>
-              <w:left w:val="none" w:color="FFFFFF" w:sz="0"/>
-              <w:bottom w:val="single" w:color="C9D3E0" w:sz="2"/>
-              <w:right w:val="single" w:color="C9D3E0" w:sz="2"/>
-            </w:tcBorders>
-            <w:shd w:fill="F7F9FC" w:color="auto" w:val="clear"/>
-            <w:tcMar>
-              <w:top w:type="dxa" w:w="60"/>
-              <w:left w:type="dxa" w:w="120"/>
-              <w:bottom w:type="dxa" w:w="60"/>
-              <w:right w:type="dxa" w:w="120"/>
-            </w:tcMar>
-            <w:vAlign w:val="top"/>
-          </w:tcPr>
-          <w:p>
-            <w:pPr>
-              <w:keepNext/>
-              <w:spacing w:after="0"/>
-            </w:pPr>
-            <w:r>
-              <w:rPr>
-                <w:rFonts w:ascii="Calibri" w:cs="Calibri" w:eastAsia="Microsoft YaHei" w:hAnsi="Calibri"/>
-                <w:b/>
-                <w:bCs/>
-                <w:color w:val="44546A"/>
+              <w:t xml:space="preserve">  (Photo 20)</w:t>
+            </w:r>
+          </w:p>
+        </w:tc>
+        <w:tc>
+          <w:tcPr>
+            <w:tcW w:type="dxa" w:w="5084"/>
+            <w:tcBorders>
+              <w:top w:val="none" w:color="FFFFFF" w:sz="0"/>
+              <w:left w:val="none" w:color="FFFFFF" w:sz="0"/>
+              <w:bottom w:val="single" w:color="C9D3E0" w:sz="2"/>
+              <w:right w:val="none" w:color="FFFFFF" w:sz="0"/>
+            </w:tcBorders>
+            <w:tcMar>
+              <w:top w:type="dxa" w:w="80"/>
+              <w:left w:type="dxa" w:w="120"/>
+              <w:bottom w:type="dxa" w:w="80"/>
+              <w:right w:type="dxa" w:w="120"/>
+            </w:tcMar>
+            <w:vAlign w:val="top"/>
+          </w:tcPr>
+          <w:p>
+            <w:pPr>
+              <w:spacing w:after="0" w:line="264"/>
+            </w:pPr>
+            <w:r>
+              <w:rPr>
+                <w:rFonts w:ascii="Calibri" w:cs="Calibri" w:eastAsia="Microsoft YaHei" w:hAnsi="Calibri"/>
+                <w:b/>
+                <w:bCs/>
+                <w:color w:val="B4541A"/>
+                <w:sz w:val="17"/>
+                <w:szCs w:val="17"/>
+              </w:rPr>
+              <w:t xml:space="preserve">5.1  </w:t>
+            </w:r>
+            <w:r>
+              <w:rPr>
+                <w:rFonts w:ascii="Calibri" w:cs="Calibri" w:eastAsia="Microsoft YaHei" w:hAnsi="Calibri"/>
+                <w:sz w:val="17"/>
+                <w:szCs w:val="17"/>
+              </w:rPr>
+              <w:t xml:space="preserve">铠装电缆未完全固定（电缆铠装层未固定）。</w:t>
+            </w:r>
+            <w:r>
+              <w:rPr>
+                <w:rFonts w:ascii="Calibri" w:cs="Calibri" w:eastAsia="Microsoft YaHei" w:hAnsi="Calibri"/>
+                <w:color w:val="6B7280"/>
                 <w:sz w:val="16"/>
                 <w:szCs w:val="16"/>
               </w:rPr>
-              <w:t xml:space="preserve">Findings: </w:t>
-            </w:r>
-            <w:r>
-              <w:rPr>
-                <w:rFonts w:ascii="Calibri" w:cs="Calibri" w:eastAsia="Microsoft YaHei" w:hAnsi="Calibri"/>
-                <w:color w:val="44546A"/>
-                <w:sz w:val="16"/>
-                <w:szCs w:val="16"/>
-              </w:rPr>
-              <w:t xml:space="preserve">8</w:t>
-            </w:r>
-          </w:p>
-        </w:tc>
-        <w:tc>
-          <w:tcPr>
-            <w:tcW w:type="dxa" w:w="5084"/>
-            <w:tcBorders>
-              <w:top w:val="none" w:color="FFFFFF" w:sz="0"/>
-              <w:left w:val="none" w:color="FFFFFF" w:sz="0"/>
-              <w:bottom w:val="single" w:color="C9D3E0" w:sz="2"/>
-              <w:right w:val="none" w:color="FFFFFF" w:sz="0"/>
-            </w:tcBorders>
-            <w:shd w:fill="F7F9FC" w:color="auto" w:val="clear"/>
-            <w:tcMar>
-              <w:top w:type="dxa" w:w="60"/>
-              <w:left w:type="dxa" w:w="120"/>
-              <w:bottom w:type="dxa" w:w="60"/>
-              <w:right w:type="dxa" w:w="120"/>
-            </w:tcMar>
-            <w:vAlign w:val="top"/>
-          </w:tcPr>
-          <w:p>
-            <w:pPr>
-              <w:keepNext/>
-              <w:spacing w:after="0"/>
-            </w:pPr>
-            <w:r>
-              <w:rPr>
-                <w:rFonts w:ascii="Calibri" w:cs="Calibri" w:eastAsia="Microsoft YaHei" w:hAnsi="Calibri"/>
-                <w:b/>
-                <w:bCs/>
-                <w:color w:val="44546A"/>
-                <w:sz w:val="16"/>
-                <w:szCs w:val="16"/>
-              </w:rPr>
-              <w:t xml:space="preserve">问题数: </w:t>
-            </w:r>
-            <w:r>
-              <w:rPr>
-                <w:rFonts w:ascii="Calibri" w:cs="Calibri" w:eastAsia="Microsoft YaHei" w:hAnsi="Calibri"/>
-                <w:color w:val="44546A"/>
-                <w:sz w:val="16"/>
-                <w:szCs w:val="16"/>
-              </w:rPr>
-              <w:t xml:space="preserve">8</w:t>
+              <w:t xml:space="preserve">  (照片 20)</w:t>
             </w:r>
           </w:p>
         </w:tc>
@@ -8513,24 +8540,15 @@
                 <w:sz w:val="17"/>
                 <w:szCs w:val="17"/>
               </w:rPr>
-              <w:t xml:space="preserve">5.1  </w:t>
-            </w:r>
-            <w:r>
-              <w:rPr>
-                <w:rFonts w:ascii="Calibri" w:cs="Calibri" w:eastAsia="Microsoft YaHei" w:hAnsi="Calibri"/>
-                <w:sz w:val="17"/>
-                <w:szCs w:val="17"/>
-              </w:rPr>
-              <w:t xml:space="preserve">Бронированные кабели закреплены не полностью (не закреплена броня кабелей).</w:t>
-            </w:r>
-            <w:r>
-              <w:rPr>
-                <w:rFonts w:ascii="Calibri" w:cs="Calibri" w:eastAsia="Microsoft YaHei" w:hAnsi="Calibri"/>
-                <w:color w:val="6B7280"/>
-                <w:sz w:val="16"/>
-                <w:szCs w:val="16"/>
-              </w:rPr>
-              <w:t xml:space="preserve">  (Фото 20)</w:t>
+              <w:t xml:space="preserve">5.2  </w:t>
+            </w:r>
+            <w:r>
+              <w:rPr>
+                <w:rFonts w:ascii="Calibri" w:cs="Calibri" w:eastAsia="Microsoft YaHei" w:hAnsi="Calibri"/>
+                <w:sz w:val="17"/>
+                <w:szCs w:val="17"/>
+              </w:rPr>
+              <w:t xml:space="preserve">Кабели в лотках не изолированы от окружающей среды — не обеспечено Ex-исполнение.</w:t>
             </w:r>
           </w:p>
         </w:tc>
@@ -8564,24 +8582,15 @@
                 <w:sz w:val="17"/>
                 <w:szCs w:val="17"/>
               </w:rPr>
-              <w:t xml:space="preserve">5.1  </w:t>
-            </w:r>
-            <w:r>
-              <w:rPr>
-                <w:rFonts w:ascii="Calibri" w:cs="Calibri" w:eastAsia="Microsoft YaHei" w:hAnsi="Calibri"/>
-                <w:sz w:val="17"/>
-                <w:szCs w:val="17"/>
-              </w:rPr>
-              <w:t xml:space="preserve">The armoured cables are not fully secured (the cable armour is not fixed).</w:t>
-            </w:r>
-            <w:r>
-              <w:rPr>
-                <w:rFonts w:ascii="Calibri" w:cs="Calibri" w:eastAsia="Microsoft YaHei" w:hAnsi="Calibri"/>
-                <w:color w:val="6B7280"/>
-                <w:sz w:val="16"/>
-                <w:szCs w:val="16"/>
-              </w:rPr>
-              <w:t xml:space="preserve">  (Photo 20)</w:t>
+              <w:t xml:space="preserve">5.2  </w:t>
+            </w:r>
+            <w:r>
+              <w:rPr>
+                <w:rFonts w:ascii="Calibri" w:cs="Calibri" w:eastAsia="Microsoft YaHei" w:hAnsi="Calibri"/>
+                <w:sz w:val="17"/>
+                <w:szCs w:val="17"/>
+              </w:rPr>
+              <w:t xml:space="preserve">The cables in the trays are not protected from the environment — explosion-proof (Ex) design is not ensured.</w:t>
             </w:r>
           </w:p>
         </w:tc>
@@ -8615,24 +8624,15 @@
                 <w:sz w:val="17"/>
                 <w:szCs w:val="17"/>
               </w:rPr>
-              <w:t xml:space="preserve">5.1  </w:t>
-            </w:r>
-            <w:r>
-              <w:rPr>
-                <w:rFonts w:ascii="Calibri" w:cs="Calibri" w:eastAsia="Microsoft YaHei" w:hAnsi="Calibri"/>
-                <w:sz w:val="17"/>
-                <w:szCs w:val="17"/>
-              </w:rPr>
-              <w:t xml:space="preserve">铠装电缆未完全固定（电缆铠装层未固定）。</w:t>
-            </w:r>
-            <w:r>
-              <w:rPr>
-                <w:rFonts w:ascii="Calibri" w:cs="Calibri" w:eastAsia="Microsoft YaHei" w:hAnsi="Calibri"/>
-                <w:color w:val="6B7280"/>
-                <w:sz w:val="16"/>
-                <w:szCs w:val="16"/>
-              </w:rPr>
-              <w:t xml:space="preserve">  (照片 20)</w:t>
+              <w:t xml:space="preserve">5.2  </w:t>
+            </w:r>
+            <w:r>
+              <w:rPr>
+                <w:rFonts w:ascii="Calibri" w:cs="Calibri" w:eastAsia="Microsoft YaHei" w:hAnsi="Calibri"/>
+                <w:sz w:val="17"/>
+                <w:szCs w:val="17"/>
+              </w:rPr>
+              <w:t xml:space="preserve">电缆桥架内的电缆未与外部环境隔离——不满足防爆（Ex）要求。</w:t>
             </w:r>
           </w:p>
         </w:tc>
@@ -8671,15 +8671,15 @@
                 <w:sz w:val="17"/>
                 <w:szCs w:val="17"/>
               </w:rPr>
-              <w:t xml:space="preserve">5.2  </w:t>
-            </w:r>
-            <w:r>
-              <w:rPr>
-                <w:rFonts w:ascii="Calibri" w:cs="Calibri" w:eastAsia="Microsoft YaHei" w:hAnsi="Calibri"/>
-                <w:sz w:val="17"/>
-                <w:szCs w:val="17"/>
-              </w:rPr>
-              <w:t xml:space="preserve">Кабели в лотках не изолированы от окружающей среды — не обеспечено Ex-исполнение.</w:t>
+              <w:t xml:space="preserve">5.3  </w:t>
+            </w:r>
+            <w:r>
+              <w:rPr>
+                <w:rFonts w:ascii="Calibri" w:cs="Calibri" w:eastAsia="Microsoft YaHei" w:hAnsi="Calibri"/>
+                <w:sz w:val="17"/>
+                <w:szCs w:val="17"/>
+              </w:rPr>
+              <w:t xml:space="preserve">Отсутствует заземление корпуса.</w:t>
             </w:r>
           </w:p>
         </w:tc>
@@ -8713,15 +8713,15 @@
                 <w:sz w:val="17"/>
                 <w:szCs w:val="17"/>
               </w:rPr>
-              <w:t xml:space="preserve">5.2  </w:t>
-            </w:r>
-            <w:r>
-              <w:rPr>
-                <w:rFonts w:ascii="Calibri" w:cs="Calibri" w:eastAsia="Microsoft YaHei" w:hAnsi="Calibri"/>
-                <w:sz w:val="17"/>
-                <w:szCs w:val="17"/>
-              </w:rPr>
-              <w:t xml:space="preserve">The cables in the trays are not protected from the environment — explosion-proof (Ex) design is not ensured.</w:t>
+              <w:t xml:space="preserve">5.3  </w:t>
+            </w:r>
+            <w:r>
+              <w:rPr>
+                <w:rFonts w:ascii="Calibri" w:cs="Calibri" w:eastAsia="Microsoft YaHei" w:hAnsi="Calibri"/>
+                <w:sz w:val="17"/>
+                <w:szCs w:val="17"/>
+              </w:rPr>
+              <w:t xml:space="preserve">Housing earthing is missing.</w:t>
             </w:r>
           </w:p>
         </w:tc>
@@ -8755,15 +8755,15 @@
                 <w:sz w:val="17"/>
                 <w:szCs w:val="17"/>
               </w:rPr>
-              <w:t xml:space="preserve">5.2  </w:t>
-            </w:r>
-            <w:r>
-              <w:rPr>
-                <w:rFonts w:ascii="Calibri" w:cs="Calibri" w:eastAsia="Microsoft YaHei" w:hAnsi="Calibri"/>
-                <w:sz w:val="17"/>
-                <w:szCs w:val="17"/>
-              </w:rPr>
-              <w:t xml:space="preserve">电缆桥架内的电缆未与外部环境隔离——不满足防爆（Ex）要求。</w:t>
+              <w:t xml:space="preserve">5.3  </w:t>
+            </w:r>
+            <w:r>
+              <w:rPr>
+                <w:rFonts w:ascii="Calibri" w:cs="Calibri" w:eastAsia="Microsoft YaHei" w:hAnsi="Calibri"/>
+                <w:sz w:val="17"/>
+                <w:szCs w:val="17"/>
+              </w:rPr>
+              <w:t xml:space="preserve">壳体缺少接地。</w:t>
             </w:r>
           </w:p>
         </w:tc>
@@ -8802,15 +8802,24 @@
                 <w:sz w:val="17"/>
                 <w:szCs w:val="17"/>
               </w:rPr>
-              <w:t xml:space="preserve">5.3  </w:t>
-            </w:r>
-            <w:r>
-              <w:rPr>
-                <w:rFonts w:ascii="Calibri" w:cs="Calibri" w:eastAsia="Microsoft YaHei" w:hAnsi="Calibri"/>
-                <w:sz w:val="17"/>
-                <w:szCs w:val="17"/>
-              </w:rPr>
-              <w:t xml:space="preserve">Отсутствует заземление корпуса.</w:t>
+              <w:t xml:space="preserve">5.4  </w:t>
+            </w:r>
+            <w:r>
+              <w:rPr>
+                <w:rFonts w:ascii="Calibri" w:cs="Calibri" w:eastAsia="Microsoft YaHei" w:hAnsi="Calibri"/>
+                <w:sz w:val="17"/>
+                <w:szCs w:val="17"/>
+              </w:rPr>
+              <w:t xml:space="preserve">Перебит кабель датчика температуры — нарушена изоляция.</w:t>
+            </w:r>
+            <w:r>
+              <w:rPr>
+                <w:rFonts w:ascii="Calibri" w:cs="Calibri" w:eastAsia="Microsoft YaHei" w:hAnsi="Calibri"/>
+                <w:color w:val="6B7280"/>
+                <w:sz w:val="16"/>
+                <w:szCs w:val="16"/>
+              </w:rPr>
+              <w:t xml:space="preserve">  (Фото 21, 22)</w:t>
             </w:r>
           </w:p>
         </w:tc>
@@ -8844,15 +8853,24 @@
                 <w:sz w:val="17"/>
                 <w:szCs w:val="17"/>
               </w:rPr>
-              <w:t xml:space="preserve">5.3  </w:t>
-            </w:r>
-            <w:r>
-              <w:rPr>
-                <w:rFonts w:ascii="Calibri" w:cs="Calibri" w:eastAsia="Microsoft YaHei" w:hAnsi="Calibri"/>
-                <w:sz w:val="17"/>
-                <w:szCs w:val="17"/>
-              </w:rPr>
-              <w:t xml:space="preserve">Housing earthing is missing.</w:t>
+              <w:t xml:space="preserve">5.4  </w:t>
+            </w:r>
+            <w:r>
+              <w:rPr>
+                <w:rFonts w:ascii="Calibri" w:cs="Calibri" w:eastAsia="Microsoft YaHei" w:hAnsi="Calibri"/>
+                <w:sz w:val="17"/>
+                <w:szCs w:val="17"/>
+              </w:rPr>
+              <w:t xml:space="preserve">The temperature sensor cable is damaged — the insulation is broken.</w:t>
+            </w:r>
+            <w:r>
+              <w:rPr>
+                <w:rFonts w:ascii="Calibri" w:cs="Calibri" w:eastAsia="Microsoft YaHei" w:hAnsi="Calibri"/>
+                <w:color w:val="6B7280"/>
+                <w:sz w:val="16"/>
+                <w:szCs w:val="16"/>
+              </w:rPr>
+              <w:t xml:space="preserve">  (Photo 21, 22)</w:t>
             </w:r>
           </w:p>
         </w:tc>
@@ -8886,15 +8904,24 @@
                 <w:sz w:val="17"/>
                 <w:szCs w:val="17"/>
               </w:rPr>
-              <w:t xml:space="preserve">5.3  </w:t>
-            </w:r>
-            <w:r>
-              <w:rPr>
-                <w:rFonts w:ascii="Calibri" w:cs="Calibri" w:eastAsia="Microsoft YaHei" w:hAnsi="Calibri"/>
-                <w:sz w:val="17"/>
-                <w:szCs w:val="17"/>
-              </w:rPr>
-              <w:t xml:space="preserve">壳体缺少接地。</w:t>
+              <w:t xml:space="preserve">5.4  </w:t>
+            </w:r>
+            <w:r>
+              <w:rPr>
+                <w:rFonts w:ascii="Calibri" w:cs="Calibri" w:eastAsia="Microsoft YaHei" w:hAnsi="Calibri"/>
+                <w:sz w:val="17"/>
+                <w:szCs w:val="17"/>
+              </w:rPr>
+              <w:t xml:space="preserve">温度传感器电缆被压损——绝缘层破损。</w:t>
+            </w:r>
+            <w:r>
+              <w:rPr>
+                <w:rFonts w:ascii="Calibri" w:cs="Calibri" w:eastAsia="Microsoft YaHei" w:hAnsi="Calibri"/>
+                <w:color w:val="6B7280"/>
+                <w:sz w:val="16"/>
+                <w:szCs w:val="16"/>
+              </w:rPr>
+              <w:t xml:space="preserve">  (照片 21, 22)</w:t>
             </w:r>
           </w:p>
         </w:tc>
@@ -8933,15 +8960,15 @@
                 <w:sz w:val="17"/>
                 <w:szCs w:val="17"/>
               </w:rPr>
-              <w:t xml:space="preserve">5.4  </w:t>
-            </w:r>
-            <w:r>
-              <w:rPr>
-                <w:rFonts w:ascii="Calibri" w:cs="Calibri" w:eastAsia="Microsoft YaHei" w:hAnsi="Calibri"/>
-                <w:sz w:val="17"/>
-                <w:szCs w:val="17"/>
-              </w:rPr>
-              <w:t xml:space="preserve">Перебит кабель датчика температуры — нарушена изоляция.</w:t>
+              <w:t xml:space="preserve">5.5  </w:t>
+            </w:r>
+            <w:r>
+              <w:rPr>
+                <w:rFonts w:ascii="Calibri" w:cs="Calibri" w:eastAsia="Microsoft YaHei" w:hAnsi="Calibri"/>
+                <w:sz w:val="17"/>
+                <w:szCs w:val="17"/>
+              </w:rPr>
+              <w:t xml:space="preserve">Не закреплены трубы кабельной разводки.</w:t>
             </w:r>
             <w:r>
               <w:rPr>
@@ -8950,7 +8977,7 @@
                 <w:sz w:val="16"/>
                 <w:szCs w:val="16"/>
               </w:rPr>
-              <w:t xml:space="preserve">  (Фото 21, 22)</w:t>
+              <w:t xml:space="preserve">  (Фото 23)</w:t>
             </w:r>
           </w:p>
         </w:tc>
@@ -8984,15 +9011,15 @@
                 <w:sz w:val="17"/>
                 <w:szCs w:val="17"/>
               </w:rPr>
-              <w:t xml:space="preserve">5.4  </w:t>
-            </w:r>
-            <w:r>
-              <w:rPr>
-                <w:rFonts w:ascii="Calibri" w:cs="Calibri" w:eastAsia="Microsoft YaHei" w:hAnsi="Calibri"/>
-                <w:sz w:val="17"/>
-                <w:szCs w:val="17"/>
-              </w:rPr>
-              <w:t xml:space="preserve">The temperature sensor cable is damaged — the insulation is broken.</w:t>
+              <w:t xml:space="preserve">5.5  </w:t>
+            </w:r>
+            <w:r>
+              <w:rPr>
+                <w:rFonts w:ascii="Calibri" w:cs="Calibri" w:eastAsia="Microsoft YaHei" w:hAnsi="Calibri"/>
+                <w:sz w:val="17"/>
+                <w:szCs w:val="17"/>
+              </w:rPr>
+              <w:t xml:space="preserve">The cable conduits are not secured.</w:t>
             </w:r>
             <w:r>
               <w:rPr>
@@ -9001,7 +9028,7 @@
                 <w:sz w:val="16"/>
                 <w:szCs w:val="16"/>
               </w:rPr>
-              <w:t xml:space="preserve">  (Photo 21, 22)</w:t>
+              <w:t xml:space="preserve">  (Photo 23)</w:t>
             </w:r>
           </w:p>
         </w:tc>
@@ -9035,15 +9062,15 @@
                 <w:sz w:val="17"/>
                 <w:szCs w:val="17"/>
               </w:rPr>
-              <w:t xml:space="preserve">5.4  </w:t>
-            </w:r>
-            <w:r>
-              <w:rPr>
-                <w:rFonts w:ascii="Calibri" w:cs="Calibri" w:eastAsia="Microsoft YaHei" w:hAnsi="Calibri"/>
-                <w:sz w:val="17"/>
-                <w:szCs w:val="17"/>
-              </w:rPr>
-              <w:t xml:space="preserve">温度传感器电缆被压损——绝缘层破损。</w:t>
+              <w:t xml:space="preserve">5.5  </w:t>
+            </w:r>
+            <w:r>
+              <w:rPr>
+                <w:rFonts w:ascii="Calibri" w:cs="Calibri" w:eastAsia="Microsoft YaHei" w:hAnsi="Calibri"/>
+                <w:sz w:val="17"/>
+                <w:szCs w:val="17"/>
+              </w:rPr>
+              <w:t xml:space="preserve">电缆保护管未固定。</w:t>
             </w:r>
             <w:r>
               <w:rPr>
@@ -9052,7 +9079,7 @@
                 <w:sz w:val="16"/>
                 <w:szCs w:val="16"/>
               </w:rPr>
-              <w:t xml:space="preserve">  (照片 21, 22)</w:t>
+              <w:t xml:space="preserve">  (照片 23)</w:t>
             </w:r>
           </w:p>
         </w:tc>
@@ -9091,15 +9118,15 @@
                 <w:sz w:val="17"/>
                 <w:szCs w:val="17"/>
               </w:rPr>
-              <w:t xml:space="preserve">5.5  </w:t>
-            </w:r>
-            <w:r>
-              <w:rPr>
-                <w:rFonts w:ascii="Calibri" w:cs="Calibri" w:eastAsia="Microsoft YaHei" w:hAnsi="Calibri"/>
-                <w:sz w:val="17"/>
-                <w:szCs w:val="17"/>
-              </w:rPr>
-              <w:t xml:space="preserve">Не закреплены трубы кабельной разводки.</w:t>
+              <w:t xml:space="preserve">5.6  </w:t>
+            </w:r>
+            <w:r>
+              <w:rPr>
+                <w:rFonts w:ascii="Calibri" w:cs="Calibri" w:eastAsia="Microsoft YaHei" w:hAnsi="Calibri"/>
+                <w:sz w:val="17"/>
+                <w:szCs w:val="17"/>
+              </w:rPr>
+              <w:t xml:space="preserve">Отсутствует маркировка на датчиках Пирани.</w:t>
             </w:r>
             <w:r>
               <w:rPr>
@@ -9108,7 +9135,7 @@
                 <w:sz w:val="16"/>
                 <w:szCs w:val="16"/>
               </w:rPr>
-              <w:t xml:space="preserve">  (Фото 23)</w:t>
+              <w:t xml:space="preserve">  (Фото 24)</w:t>
             </w:r>
           </w:p>
         </w:tc>
@@ -9142,15 +9169,15 @@
                 <w:sz w:val="17"/>
                 <w:szCs w:val="17"/>
               </w:rPr>
-              <w:t xml:space="preserve">5.5  </w:t>
-            </w:r>
-            <w:r>
-              <w:rPr>
-                <w:rFonts w:ascii="Calibri" w:cs="Calibri" w:eastAsia="Microsoft YaHei" w:hAnsi="Calibri"/>
-                <w:sz w:val="17"/>
-                <w:szCs w:val="17"/>
-              </w:rPr>
-              <w:t xml:space="preserve">The cable conduits are not secured.</w:t>
+              <w:t xml:space="preserve">5.6  </w:t>
+            </w:r>
+            <w:r>
+              <w:rPr>
+                <w:rFonts w:ascii="Calibri" w:cs="Calibri" w:eastAsia="Microsoft YaHei" w:hAnsi="Calibri"/>
+                <w:sz w:val="17"/>
+                <w:szCs w:val="17"/>
+              </w:rPr>
+              <w:t xml:space="preserve">Marking is missing on the Pirani gauges.</w:t>
             </w:r>
             <w:r>
               <w:rPr>
@@ -9159,7 +9186,7 @@
                 <w:sz w:val="16"/>
                 <w:szCs w:val="16"/>
               </w:rPr>
-              <w:t xml:space="preserve">  (Photo 23)</w:t>
+              <w:t xml:space="preserve">  (Photo 24)</w:t>
             </w:r>
           </w:p>
         </w:tc>
@@ -9193,15 +9220,15 @@
                 <w:sz w:val="17"/>
                 <w:szCs w:val="17"/>
               </w:rPr>
-              <w:t xml:space="preserve">5.5  </w:t>
-            </w:r>
-            <w:r>
-              <w:rPr>
-                <w:rFonts w:ascii="Calibri" w:cs="Calibri" w:eastAsia="Microsoft YaHei" w:hAnsi="Calibri"/>
-                <w:sz w:val="17"/>
-                <w:szCs w:val="17"/>
-              </w:rPr>
-              <w:t xml:space="preserve">电缆保护管未固定。</w:t>
+              <w:t xml:space="preserve">5.6  </w:t>
+            </w:r>
+            <w:r>
+              <w:rPr>
+                <w:rFonts w:ascii="Calibri" w:cs="Calibri" w:eastAsia="Microsoft YaHei" w:hAnsi="Calibri"/>
+                <w:sz w:val="17"/>
+                <w:szCs w:val="17"/>
+              </w:rPr>
+              <w:t xml:space="preserve">皮拉尼真空计缺少标识。</w:t>
             </w:r>
             <w:r>
               <w:rPr>
@@ -9210,7 +9237,7 @@
                 <w:sz w:val="16"/>
                 <w:szCs w:val="16"/>
               </w:rPr>
-              <w:t xml:space="preserve">  (照片 23)</w:t>
+              <w:t xml:space="preserve">  (照片 24)</w:t>
             </w:r>
           </w:p>
         </w:tc>
@@ -9249,24 +9276,15 @@
                 <w:sz w:val="17"/>
                 <w:szCs w:val="17"/>
               </w:rPr>
-              <w:t xml:space="preserve">5.6  </w:t>
-            </w:r>
-            <w:r>
-              <w:rPr>
-                <w:rFonts w:ascii="Calibri" w:cs="Calibri" w:eastAsia="Microsoft YaHei" w:hAnsi="Calibri"/>
-                <w:sz w:val="17"/>
-                <w:szCs w:val="17"/>
-              </w:rPr>
-              <w:t xml:space="preserve">Отсутствует маркировка на датчиках Пирани.</w:t>
-            </w:r>
-            <w:r>
-              <w:rPr>
-                <w:rFonts w:ascii="Calibri" w:cs="Calibri" w:eastAsia="Microsoft YaHei" w:hAnsi="Calibri"/>
-                <w:color w:val="6B7280"/>
-                <w:sz w:val="16"/>
-                <w:szCs w:val="16"/>
-              </w:rPr>
-              <w:t xml:space="preserve">  (Фото 24)</w:t>
+              <w:t xml:space="preserve">5.7  </w:t>
+            </w:r>
+            <w:r>
+              <w:rPr>
+                <w:rFonts w:ascii="Calibri" w:cs="Calibri" w:eastAsia="Microsoft YaHei" w:hAnsi="Calibri"/>
+                <w:sz w:val="17"/>
+                <w:szCs w:val="17"/>
+              </w:rPr>
+              <w:t xml:space="preserve">Датчики превышения давления (4 бар) выполнить комбинированными.</w:t>
             </w:r>
           </w:p>
         </w:tc>
@@ -9300,24 +9318,15 @@
                 <w:sz w:val="17"/>
                 <w:szCs w:val="17"/>
               </w:rPr>
-              <w:t xml:space="preserve">5.6  </w:t>
-            </w:r>
-            <w:r>
-              <w:rPr>
-                <w:rFonts w:ascii="Calibri" w:cs="Calibri" w:eastAsia="Microsoft YaHei" w:hAnsi="Calibri"/>
-                <w:sz w:val="17"/>
-                <w:szCs w:val="17"/>
-              </w:rPr>
-              <w:t xml:space="preserve">Marking is missing on the Pirani gauges.</w:t>
-            </w:r>
-            <w:r>
-              <w:rPr>
-                <w:rFonts w:ascii="Calibri" w:cs="Calibri" w:eastAsia="Microsoft YaHei" w:hAnsi="Calibri"/>
-                <w:color w:val="6B7280"/>
-                <w:sz w:val="16"/>
-                <w:szCs w:val="16"/>
-              </w:rPr>
-              <w:t xml:space="preserve">  (Photo 24)</w:t>
+              <w:t xml:space="preserve">5.7  </w:t>
+            </w:r>
+            <w:r>
+              <w:rPr>
+                <w:rFonts w:ascii="Calibri" w:cs="Calibri" w:eastAsia="Microsoft YaHei" w:hAnsi="Calibri"/>
+                <w:sz w:val="17"/>
+                <w:szCs w:val="17"/>
+              </w:rPr>
+              <w:t xml:space="preserve">The overpressure sensors (4 bar) shall be of the combined type.</w:t>
             </w:r>
           </w:p>
         </w:tc>
@@ -9351,24 +9360,15 @@
                 <w:sz w:val="17"/>
                 <w:szCs w:val="17"/>
               </w:rPr>
-              <w:t xml:space="preserve">5.6  </w:t>
-            </w:r>
-            <w:r>
-              <w:rPr>
-                <w:rFonts w:ascii="Calibri" w:cs="Calibri" w:eastAsia="Microsoft YaHei" w:hAnsi="Calibri"/>
-                <w:sz w:val="17"/>
-                <w:szCs w:val="17"/>
-              </w:rPr>
-              <w:t xml:space="preserve">皮拉尼真空计缺少标识。</w:t>
-            </w:r>
-            <w:r>
-              <w:rPr>
-                <w:rFonts w:ascii="Calibri" w:cs="Calibri" w:eastAsia="Microsoft YaHei" w:hAnsi="Calibri"/>
-                <w:color w:val="6B7280"/>
-                <w:sz w:val="16"/>
-                <w:szCs w:val="16"/>
-              </w:rPr>
-              <w:t xml:space="preserve">  (照片 24)</w:t>
+              <w:t xml:space="preserve">5.7  </w:t>
+            </w:r>
+            <w:r>
+              <w:rPr>
+                <w:rFonts w:ascii="Calibri" w:cs="Calibri" w:eastAsia="Microsoft YaHei" w:hAnsi="Calibri"/>
+                <w:sz w:val="17"/>
+                <w:szCs w:val="17"/>
+              </w:rPr>
+              <w:t xml:space="preserve">超压传感器（4 bar）须采用组合式。</w:t>
             </w:r>
           </w:p>
         </w:tc>
@@ -9407,15 +9407,15 @@
                 <w:sz w:val="17"/>
                 <w:szCs w:val="17"/>
               </w:rPr>
-              <w:t xml:space="preserve">5.7  </w:t>
-            </w:r>
-            <w:r>
-              <w:rPr>
-                <w:rFonts w:ascii="Calibri" w:cs="Calibri" w:eastAsia="Microsoft YaHei" w:hAnsi="Calibri"/>
-                <w:sz w:val="17"/>
-                <w:szCs w:val="17"/>
-              </w:rPr>
-              <w:t xml:space="preserve">Датчики превышения давления (4 бар) выполнить комбинированными.</w:t>
+              <w:t xml:space="preserve">5.8  </w:t>
+            </w:r>
+            <w:r>
+              <w:rPr>
+                <w:rFonts w:ascii="Calibri" w:cs="Calibri" w:eastAsia="Microsoft YaHei" w:hAnsi="Calibri"/>
+                <w:sz w:val="17"/>
+                <w:szCs w:val="17"/>
+              </w:rPr>
+              <w:t xml:space="preserve">Установить частотный преобразователь на шестерённый насос и датчик уровня на выходе лёгкой фракции 1-й ступени.</w:t>
             </w:r>
           </w:p>
         </w:tc>
@@ -9449,15 +9449,15 @@
                 <w:sz w:val="17"/>
                 <w:szCs w:val="17"/>
               </w:rPr>
-              <w:t xml:space="preserve">5.7  </w:t>
-            </w:r>
-            <w:r>
-              <w:rPr>
-                <w:rFonts w:ascii="Calibri" w:cs="Calibri" w:eastAsia="Microsoft YaHei" w:hAnsi="Calibri"/>
-                <w:sz w:val="17"/>
-                <w:szCs w:val="17"/>
-              </w:rPr>
-              <w:t xml:space="preserve">The overpressure sensors (4 bar) shall be of the combined type.</w:t>
+              <w:t xml:space="preserve">5.8  </w:t>
+            </w:r>
+            <w:r>
+              <w:rPr>
+                <w:rFonts w:ascii="Calibri" w:cs="Calibri" w:eastAsia="Microsoft YaHei" w:hAnsi="Calibri"/>
+                <w:sz w:val="17"/>
+                <w:szCs w:val="17"/>
+              </w:rPr>
+              <w:t xml:space="preserve">A frequency converter shall be installed on the gear pump, and a level sensor at the 1st stage light fraction outlet.</w:t>
             </w:r>
           </w:p>
         </w:tc>
@@ -9491,15 +9491,15 @@
                 <w:sz w:val="17"/>
                 <w:szCs w:val="17"/>
               </w:rPr>
-              <w:t xml:space="preserve">5.7  </w:t>
-            </w:r>
-            <w:r>
-              <w:rPr>
-                <w:rFonts w:ascii="Calibri" w:cs="Calibri" w:eastAsia="Microsoft YaHei" w:hAnsi="Calibri"/>
-                <w:sz w:val="17"/>
-                <w:szCs w:val="17"/>
-              </w:rPr>
-              <w:t xml:space="preserve">超压传感器（4 bar）须采用组合式。</w:t>
+              <w:t xml:space="preserve">5.8  </w:t>
+            </w:r>
+            <w:r>
+              <w:rPr>
+                <w:rFonts w:ascii="Calibri" w:cs="Calibri" w:eastAsia="Microsoft YaHei" w:hAnsi="Calibri"/>
+                <w:sz w:val="17"/>
+                <w:szCs w:val="17"/>
+              </w:rPr>
+              <w:t xml:space="preserve">须为齿轮泵加装变频器，并在一级轻组分出口加装液位传感器。</w:t>
             </w:r>
           </w:p>
         </w:tc>
@@ -9512,125 +9512,140 @@
           <w:tcPr>
             <w:tcW w:type="dxa" w:w="5084"/>
             <w:tcBorders>
-              <w:top w:val="none" w:color="FFFFFF" w:sz="0"/>
+              <w:top w:val="single" w:color="1F3864" w:sz="10"/>
               <w:left w:val="none" w:color="FFFFFF" w:sz="0"/>
               <w:bottom w:val="single" w:color="C9D3E0" w:sz="2"/>
               <w:right w:val="single" w:color="C9D3E0" w:sz="2"/>
             </w:tcBorders>
-            <w:tcMar>
-              <w:top w:type="dxa" w:w="80"/>
-              <w:left w:type="dxa" w:w="120"/>
-              <w:bottom w:type="dxa" w:w="80"/>
-              <w:right w:type="dxa" w:w="120"/>
-            </w:tcMar>
-            <w:vAlign w:val="top"/>
-          </w:tcPr>
-          <w:p>
-            <w:pPr>
-              <w:spacing w:after="0" w:line="264"/>
-            </w:pPr>
-            <w:r>
-              <w:rPr>
-                <w:rFonts w:ascii="Calibri" w:cs="Calibri" w:eastAsia="Microsoft YaHei" w:hAnsi="Calibri"/>
-                <w:b/>
-                <w:bCs/>
-                <w:color w:val="B4541A"/>
-                <w:sz w:val="17"/>
-                <w:szCs w:val="17"/>
-              </w:rPr>
-              <w:t xml:space="preserve">5.8  </w:t>
-            </w:r>
-            <w:r>
-              <w:rPr>
-                <w:rFonts w:ascii="Calibri" w:cs="Calibri" w:eastAsia="Microsoft YaHei" w:hAnsi="Calibri"/>
-                <w:sz w:val="17"/>
-                <w:szCs w:val="17"/>
-              </w:rPr>
-              <w:t xml:space="preserve">Установить частотный преобразователь на шестерённый насос и датчик уровня на выходе лёгкой фракции 1-й ступени.</w:t>
-            </w:r>
-          </w:p>
-        </w:tc>
-        <w:tc>
-          <w:tcPr>
-            <w:tcW w:type="dxa" w:w="5084"/>
-            <w:tcBorders>
-              <w:top w:val="none" w:color="FFFFFF" w:sz="0"/>
+            <w:shd w:fill="EDF1F7" w:color="auto" w:val="clear"/>
+            <w:tcMar>
+              <w:top w:type="dxa" w:w="120"/>
+              <w:left w:type="dxa" w:w="120"/>
+              <w:bottom w:type="dxa" w:w="120"/>
+              <w:right w:type="dxa" w:w="120"/>
+            </w:tcMar>
+            <w:vAlign w:val="top"/>
+          </w:tcPr>
+          <w:p>
+            <w:pPr>
+              <w:keepNext/>
+              <w:spacing w:after="0"/>
+            </w:pPr>
+            <w:r>
+              <w:rPr>
+                <w:rFonts w:ascii="Cambria" w:cs="Cambria" w:eastAsia="Microsoft YaHei" w:hAnsi="Cambria"/>
+                <w:b/>
+                <w:bCs/>
+                <w:color w:val="B4541A"/>
+                <w:sz w:val="21"/>
+                <w:szCs w:val="21"/>
+              </w:rPr>
+              <w:t xml:space="preserve">6. </w:t>
+            </w:r>
+            <w:r>
+              <w:rPr>
+                <w:rFonts w:ascii="Cambria" w:cs="Cambria" w:eastAsia="Microsoft YaHei" w:hAnsi="Cambria"/>
+                <w:b/>
+                <w:bCs/>
+                <w:color w:val="1F3864"/>
+                <w:sz w:val="21"/>
+                <w:szCs w:val="21"/>
+              </w:rPr>
+              <w:t xml:space="preserve">Программное обеспечение</w:t>
+            </w:r>
+          </w:p>
+        </w:tc>
+        <w:tc>
+          <w:tcPr>
+            <w:tcW w:type="dxa" w:w="5084"/>
+            <w:tcBorders>
+              <w:top w:val="single" w:color="1F3864" w:sz="10"/>
               <w:left w:val="none" w:color="FFFFFF" w:sz="0"/>
               <w:bottom w:val="single" w:color="C9D3E0" w:sz="2"/>
               <w:right w:val="single" w:color="C9D3E0" w:sz="2"/>
             </w:tcBorders>
-            <w:tcMar>
-              <w:top w:type="dxa" w:w="80"/>
-              <w:left w:type="dxa" w:w="120"/>
-              <w:bottom w:type="dxa" w:w="80"/>
-              <w:right w:type="dxa" w:w="120"/>
-            </w:tcMar>
-            <w:vAlign w:val="top"/>
-          </w:tcPr>
-          <w:p>
-            <w:pPr>
-              <w:spacing w:after="0" w:line="264"/>
-            </w:pPr>
-            <w:r>
-              <w:rPr>
-                <w:rFonts w:ascii="Calibri" w:cs="Calibri" w:eastAsia="Microsoft YaHei" w:hAnsi="Calibri"/>
-                <w:b/>
-                <w:bCs/>
-                <w:color w:val="B4541A"/>
-                <w:sz w:val="17"/>
-                <w:szCs w:val="17"/>
-              </w:rPr>
-              <w:t xml:space="preserve">5.8  </w:t>
-            </w:r>
-            <w:r>
-              <w:rPr>
-                <w:rFonts w:ascii="Calibri" w:cs="Calibri" w:eastAsia="Microsoft YaHei" w:hAnsi="Calibri"/>
-                <w:sz w:val="17"/>
-                <w:szCs w:val="17"/>
-              </w:rPr>
-              <w:t xml:space="preserve">A frequency converter shall be installed on the gear pump, and a level sensor at the 1st stage light fraction outlet.</w:t>
-            </w:r>
-          </w:p>
-        </w:tc>
-        <w:tc>
-          <w:tcPr>
-            <w:tcW w:type="dxa" w:w="5084"/>
-            <w:tcBorders>
-              <w:top w:val="none" w:color="FFFFFF" w:sz="0"/>
+            <w:shd w:fill="EDF1F7" w:color="auto" w:val="clear"/>
+            <w:tcMar>
+              <w:top w:type="dxa" w:w="120"/>
+              <w:left w:type="dxa" w:w="120"/>
+              <w:bottom w:type="dxa" w:w="120"/>
+              <w:right w:type="dxa" w:w="120"/>
+            </w:tcMar>
+            <w:vAlign w:val="top"/>
+          </w:tcPr>
+          <w:p>
+            <w:pPr>
+              <w:keepNext/>
+              <w:spacing w:after="0"/>
+            </w:pPr>
+            <w:r>
+              <w:rPr>
+                <w:rFonts w:ascii="Cambria" w:cs="Cambria" w:eastAsia="Microsoft YaHei" w:hAnsi="Cambria"/>
+                <w:b/>
+                <w:bCs/>
+                <w:color w:val="B4541A"/>
+                <w:sz w:val="21"/>
+                <w:szCs w:val="21"/>
+              </w:rPr>
+              <w:t xml:space="preserve">6. </w:t>
+            </w:r>
+            <w:r>
+              <w:rPr>
+                <w:rFonts w:ascii="Cambria" w:cs="Cambria" w:eastAsia="Microsoft YaHei" w:hAnsi="Cambria"/>
+                <w:b/>
+                <w:bCs/>
+                <w:color w:val="1F3864"/>
+                <w:sz w:val="21"/>
+                <w:szCs w:val="21"/>
+              </w:rPr>
+              <w:t xml:space="preserve">Software</w:t>
+            </w:r>
+          </w:p>
+        </w:tc>
+        <w:tc>
+          <w:tcPr>
+            <w:tcW w:type="dxa" w:w="5084"/>
+            <w:tcBorders>
+              <w:top w:val="single" w:color="1F3864" w:sz="10"/>
               <w:left w:val="none" w:color="FFFFFF" w:sz="0"/>
               <w:bottom w:val="single" w:color="C9D3E0" w:sz="2"/>
               <w:right w:val="none" w:color="FFFFFF" w:sz="0"/>
             </w:tcBorders>
-            <w:tcMar>
-              <w:top w:type="dxa" w:w="80"/>
-              <w:left w:type="dxa" w:w="120"/>
-              <w:bottom w:type="dxa" w:w="80"/>
-              <w:right w:type="dxa" w:w="120"/>
-            </w:tcMar>
-            <w:vAlign w:val="top"/>
-          </w:tcPr>
-          <w:p>
-            <w:pPr>
-              <w:spacing w:after="0" w:line="264"/>
-            </w:pPr>
-            <w:r>
-              <w:rPr>
-                <w:rFonts w:ascii="Calibri" w:cs="Calibri" w:eastAsia="Microsoft YaHei" w:hAnsi="Calibri"/>
-                <w:b/>
-                <w:bCs/>
-                <w:color w:val="B4541A"/>
-                <w:sz w:val="17"/>
-                <w:szCs w:val="17"/>
-              </w:rPr>
-              <w:t xml:space="preserve">5.8  </w:t>
-            </w:r>
-            <w:r>
-              <w:rPr>
-                <w:rFonts w:ascii="Calibri" w:cs="Calibri" w:eastAsia="Microsoft YaHei" w:hAnsi="Calibri"/>
-                <w:sz w:val="17"/>
-                <w:szCs w:val="17"/>
-              </w:rPr>
-              <w:t xml:space="preserve">须为齿轮泵加装变频器，并在一级轻组分出口加装液位传感器。</w:t>
+            <w:shd w:fill="EDF1F7" w:color="auto" w:val="clear"/>
+            <w:tcMar>
+              <w:top w:type="dxa" w:w="120"/>
+              <w:left w:type="dxa" w:w="120"/>
+              <w:bottom w:type="dxa" w:w="120"/>
+              <w:right w:type="dxa" w:w="120"/>
+            </w:tcMar>
+            <w:vAlign w:val="top"/>
+          </w:tcPr>
+          <w:p>
+            <w:pPr>
+              <w:keepNext/>
+              <w:spacing w:after="0"/>
+            </w:pPr>
+            <w:r>
+              <w:rPr>
+                <w:rFonts w:ascii="Cambria" w:cs="Cambria" w:eastAsia="Microsoft YaHei" w:hAnsi="Cambria"/>
+                <w:b/>
+                <w:bCs/>
+                <w:color w:val="B4541A"/>
+                <w:sz w:val="21"/>
+                <w:szCs w:val="21"/>
+              </w:rPr>
+              <w:t xml:space="preserve">6. </w:t>
+            </w:r>
+            <w:r>
+              <w:rPr>
+                <w:rFonts w:ascii="Cambria" w:cs="Cambria" w:eastAsia="Microsoft YaHei" w:hAnsi="Cambria"/>
+                <w:b/>
+                <w:bCs/>
+                <w:color w:val="1F3864"/>
+                <w:sz w:val="21"/>
+                <w:szCs w:val="21"/>
+              </w:rPr>
+              <w:t xml:space="preserve">软件</w:t>
             </w:r>
           </w:p>
         </w:tc>
@@ -9643,16 +9658,16 @@
           <w:tcPr>
             <w:tcW w:type="dxa" w:w="5084"/>
             <w:tcBorders>
-              <w:top w:val="single" w:color="1F3864" w:sz="10"/>
+              <w:top w:val="none" w:color="FFFFFF" w:sz="0"/>
               <w:left w:val="none" w:color="FFFFFF" w:sz="0"/>
               <w:bottom w:val="single" w:color="C9D3E0" w:sz="2"/>
               <w:right w:val="single" w:color="C9D3E0" w:sz="2"/>
             </w:tcBorders>
-            <w:shd w:fill="EDF1F7" w:color="auto" w:val="clear"/>
-            <w:tcMar>
-              <w:top w:type="dxa" w:w="120"/>
-              <w:left w:type="dxa" w:w="120"/>
-              <w:bottom w:type="dxa" w:w="120"/>
+            <w:shd w:fill="F7F9FC" w:color="auto" w:val="clear"/>
+            <w:tcMar>
+              <w:top w:type="dxa" w:w="60"/>
+              <w:left w:type="dxa" w:w="120"/>
+              <w:bottom w:type="dxa" w:w="60"/>
               <w:right w:type="dxa" w:w="120"/>
             </w:tcMar>
             <w:vAlign w:val="top"/>
@@ -9664,42 +9679,40 @@
             </w:pPr>
             <w:r>
               <w:rPr>
-                <w:rFonts w:ascii="Cambria" w:cs="Cambria" w:eastAsia="Microsoft YaHei" w:hAnsi="Cambria"/>
-                <w:b/>
-                <w:bCs/>
-                <w:color w:val="B4541A"/>
-                <w:sz w:val="21"/>
-                <w:szCs w:val="21"/>
-              </w:rPr>
-              <w:t xml:space="preserve">6. </w:t>
-            </w:r>
-            <w:r>
-              <w:rPr>
-                <w:rFonts w:ascii="Cambria" w:cs="Cambria" w:eastAsia="Microsoft YaHei" w:hAnsi="Cambria"/>
-                <w:b/>
-                <w:bCs/>
-                <w:color w:val="1F3864"/>
-                <w:sz w:val="21"/>
-                <w:szCs w:val="21"/>
-              </w:rPr>
-              <w:t xml:space="preserve">Программное обеспечение</w:t>
-            </w:r>
-          </w:p>
-        </w:tc>
-        <w:tc>
-          <w:tcPr>
-            <w:tcW w:type="dxa" w:w="5084"/>
-            <w:tcBorders>
-              <w:top w:val="single" w:color="1F3864" w:sz="10"/>
+                <w:rFonts w:ascii="Calibri" w:cs="Calibri" w:eastAsia="Microsoft YaHei" w:hAnsi="Calibri"/>
+                <w:b/>
+                <w:bCs/>
+                <w:color w:val="44546A"/>
+                <w:sz w:val="16"/>
+                <w:szCs w:val="16"/>
+              </w:rPr>
+              <w:t xml:space="preserve">Замечаний: </w:t>
+            </w:r>
+            <w:r>
+              <w:rPr>
+                <w:rFonts w:ascii="Calibri" w:cs="Calibri" w:eastAsia="Microsoft YaHei" w:hAnsi="Calibri"/>
+                <w:color w:val="44546A"/>
+                <w:sz w:val="16"/>
+                <w:szCs w:val="16"/>
+              </w:rPr>
+              <w:t xml:space="preserve">3</w:t>
+            </w:r>
+          </w:p>
+        </w:tc>
+        <w:tc>
+          <w:tcPr>
+            <w:tcW w:type="dxa" w:w="5084"/>
+            <w:tcBorders>
+              <w:top w:val="none" w:color="FFFFFF" w:sz="0"/>
               <w:left w:val="none" w:color="FFFFFF" w:sz="0"/>
               <w:bottom w:val="single" w:color="C9D3E0" w:sz="2"/>
               <w:right w:val="single" w:color="C9D3E0" w:sz="2"/>
             </w:tcBorders>
-            <w:shd w:fill="EDF1F7" w:color="auto" w:val="clear"/>
-            <w:tcMar>
-              <w:top w:type="dxa" w:w="120"/>
-              <w:left w:type="dxa" w:w="120"/>
-              <w:bottom w:type="dxa" w:w="120"/>
+            <w:shd w:fill="F7F9FC" w:color="auto" w:val="clear"/>
+            <w:tcMar>
+              <w:top w:type="dxa" w:w="60"/>
+              <w:left w:type="dxa" w:w="120"/>
+              <w:bottom w:type="dxa" w:w="60"/>
               <w:right w:type="dxa" w:w="120"/>
             </w:tcMar>
             <w:vAlign w:val="top"/>
@@ -9711,42 +9724,40 @@
             </w:pPr>
             <w:r>
               <w:rPr>
-                <w:rFonts w:ascii="Cambria" w:cs="Cambria" w:eastAsia="Microsoft YaHei" w:hAnsi="Cambria"/>
-                <w:b/>
-                <w:bCs/>
-                <w:color w:val="B4541A"/>
-                <w:sz w:val="21"/>
-                <w:szCs w:val="21"/>
-              </w:rPr>
-              <w:t xml:space="preserve">6. </w:t>
-            </w:r>
-            <w:r>
-              <w:rPr>
-                <w:rFonts w:ascii="Cambria" w:cs="Cambria" w:eastAsia="Microsoft YaHei" w:hAnsi="Cambria"/>
-                <w:b/>
-                <w:bCs/>
-                <w:color w:val="1F3864"/>
-                <w:sz w:val="21"/>
-                <w:szCs w:val="21"/>
-              </w:rPr>
-              <w:t xml:space="preserve">Software</w:t>
-            </w:r>
-          </w:p>
-        </w:tc>
-        <w:tc>
-          <w:tcPr>
-            <w:tcW w:type="dxa" w:w="5084"/>
-            <w:tcBorders>
-              <w:top w:val="single" w:color="1F3864" w:sz="10"/>
+                <w:rFonts w:ascii="Calibri" w:cs="Calibri" w:eastAsia="Microsoft YaHei" w:hAnsi="Calibri"/>
+                <w:b/>
+                <w:bCs/>
+                <w:color w:val="44546A"/>
+                <w:sz w:val="16"/>
+                <w:szCs w:val="16"/>
+              </w:rPr>
+              <w:t xml:space="preserve">Findings: </w:t>
+            </w:r>
+            <w:r>
+              <w:rPr>
+                <w:rFonts w:ascii="Calibri" w:cs="Calibri" w:eastAsia="Microsoft YaHei" w:hAnsi="Calibri"/>
+                <w:color w:val="44546A"/>
+                <w:sz w:val="16"/>
+                <w:szCs w:val="16"/>
+              </w:rPr>
+              <w:t xml:space="preserve">3</w:t>
+            </w:r>
+          </w:p>
+        </w:tc>
+        <w:tc>
+          <w:tcPr>
+            <w:tcW w:type="dxa" w:w="5084"/>
+            <w:tcBorders>
+              <w:top w:val="none" w:color="FFFFFF" w:sz="0"/>
               <w:left w:val="none" w:color="FFFFFF" w:sz="0"/>
               <w:bottom w:val="single" w:color="C9D3E0" w:sz="2"/>
               <w:right w:val="none" w:color="FFFFFF" w:sz="0"/>
             </w:tcBorders>
-            <w:shd w:fill="EDF1F7" w:color="auto" w:val="clear"/>
-            <w:tcMar>
-              <w:top w:type="dxa" w:w="120"/>
-              <w:left w:type="dxa" w:w="120"/>
-              <w:bottom w:type="dxa" w:w="120"/>
+            <w:shd w:fill="F7F9FC" w:color="auto" w:val="clear"/>
+            <w:tcMar>
+              <w:top w:type="dxa" w:w="60"/>
+              <w:left w:type="dxa" w:w="120"/>
+              <w:bottom w:type="dxa" w:w="60"/>
               <w:right w:type="dxa" w:w="120"/>
             </w:tcMar>
             <w:vAlign w:val="top"/>
@@ -9758,25 +9769,23 @@
             </w:pPr>
             <w:r>
               <w:rPr>
-                <w:rFonts w:ascii="Cambria" w:cs="Cambria" w:eastAsia="Microsoft YaHei" w:hAnsi="Cambria"/>
-                <w:b/>
-                <w:bCs/>
-                <w:color w:val="B4541A"/>
-                <w:sz w:val="21"/>
-                <w:szCs w:val="21"/>
-              </w:rPr>
-              <w:t xml:space="preserve">6. </w:t>
-            </w:r>
-            <w:r>
-              <w:rPr>
-                <w:rFonts w:ascii="Cambria" w:cs="Cambria" w:eastAsia="Microsoft YaHei" w:hAnsi="Cambria"/>
-                <w:b/>
-                <w:bCs/>
-                <w:color w:val="1F3864"/>
-                <w:sz w:val="21"/>
-                <w:szCs w:val="21"/>
-              </w:rPr>
-              <w:t xml:space="preserve">软件</w:t>
+                <w:rFonts w:ascii="Calibri" w:cs="Calibri" w:eastAsia="Microsoft YaHei" w:hAnsi="Calibri"/>
+                <w:b/>
+                <w:bCs/>
+                <w:color w:val="44546A"/>
+                <w:sz w:val="16"/>
+                <w:szCs w:val="16"/>
+              </w:rPr>
+              <w:t xml:space="preserve">问题数: </w:t>
+            </w:r>
+            <w:r>
+              <w:rPr>
+                <w:rFonts w:ascii="Calibri" w:cs="Calibri" w:eastAsia="Microsoft YaHei" w:hAnsi="Calibri"/>
+                <w:color w:val="44546A"/>
+                <w:sz w:val="16"/>
+                <w:szCs w:val="16"/>
+              </w:rPr>
+              <w:t xml:space="preserve">3</w:t>
             </w:r>
           </w:p>
         </w:tc>
@@ -9794,39 +9803,36 @@
               <w:bottom w:val="single" w:color="C9D3E0" w:sz="2"/>
               <w:right w:val="single" w:color="C9D3E0" w:sz="2"/>
             </w:tcBorders>
-            <w:shd w:fill="F7F9FC" w:color="auto" w:val="clear"/>
-            <w:tcMar>
-              <w:top w:type="dxa" w:w="60"/>
-              <w:left w:type="dxa" w:w="120"/>
-              <w:bottom w:type="dxa" w:w="60"/>
-              <w:right w:type="dxa" w:w="120"/>
-            </w:tcMar>
-            <w:vAlign w:val="top"/>
-          </w:tcPr>
-          <w:p>
-            <w:pPr>
-              <w:keepNext/>
-              <w:spacing w:after="0"/>
-            </w:pPr>
-            <w:r>
-              <w:rPr>
-                <w:rFonts w:ascii="Calibri" w:cs="Calibri" w:eastAsia="Microsoft YaHei" w:hAnsi="Calibri"/>
-                <w:b/>
-                <w:bCs/>
-                <w:color w:val="44546A"/>
-                <w:sz w:val="16"/>
-                <w:szCs w:val="16"/>
-              </w:rPr>
-              <w:t xml:space="preserve">Замечаний: </w:t>
-            </w:r>
-            <w:r>
-              <w:rPr>
-                <w:rFonts w:ascii="Calibri" w:cs="Calibri" w:eastAsia="Microsoft YaHei" w:hAnsi="Calibri"/>
-                <w:color w:val="44546A"/>
-                <w:sz w:val="16"/>
-                <w:szCs w:val="16"/>
-              </w:rPr>
-              <w:t xml:space="preserve">3</w:t>
+            <w:tcMar>
+              <w:top w:type="dxa" w:w="80"/>
+              <w:left w:type="dxa" w:w="120"/>
+              <w:bottom w:type="dxa" w:w="80"/>
+              <w:right w:type="dxa" w:w="120"/>
+            </w:tcMar>
+            <w:vAlign w:val="top"/>
+          </w:tcPr>
+          <w:p>
+            <w:pPr>
+              <w:spacing w:after="0" w:line="264"/>
+            </w:pPr>
+            <w:r>
+              <w:rPr>
+                <w:rFonts w:ascii="Calibri" w:cs="Calibri" w:eastAsia="Microsoft YaHei" w:hAnsi="Calibri"/>
+                <w:b/>
+                <w:bCs/>
+                <w:color w:val="B4541A"/>
+                <w:sz w:val="17"/>
+                <w:szCs w:val="17"/>
+              </w:rPr>
+              <w:t xml:space="preserve">6.1  </w:t>
+            </w:r>
+            <w:r>
+              <w:rPr>
+                <w:rFonts w:ascii="Calibri" w:cs="Calibri" w:eastAsia="Microsoft YaHei" w:hAnsi="Calibri"/>
+                <w:sz w:val="17"/>
+                <w:szCs w:val="17"/>
+              </w:rPr>
+              <w:t xml:space="preserve">Отсутствует английская версия интерфейса.</w:t>
             </w:r>
           </w:p>
         </w:tc>
@@ -9839,39 +9845,36 @@
               <w:bottom w:val="single" w:color="C9D3E0" w:sz="2"/>
               <w:right w:val="single" w:color="C9D3E0" w:sz="2"/>
             </w:tcBorders>
-            <w:shd w:fill="F7F9FC" w:color="auto" w:val="clear"/>
-            <w:tcMar>
-              <w:top w:type="dxa" w:w="60"/>
-              <w:left w:type="dxa" w:w="120"/>
-              <w:bottom w:type="dxa" w:w="60"/>
-              <w:right w:type="dxa" w:w="120"/>
-            </w:tcMar>
-            <w:vAlign w:val="top"/>
-          </w:tcPr>
-          <w:p>
-            <w:pPr>
-              <w:keepNext/>
-              <w:spacing w:after="0"/>
-            </w:pPr>
-            <w:r>
-              <w:rPr>
-                <w:rFonts w:ascii="Calibri" w:cs="Calibri" w:eastAsia="Microsoft YaHei" w:hAnsi="Calibri"/>
-                <w:b/>
-                <w:bCs/>
-                <w:color w:val="44546A"/>
-                <w:sz w:val="16"/>
-                <w:szCs w:val="16"/>
-              </w:rPr>
-              <w:t xml:space="preserve">Findings: </w:t>
-            </w:r>
-            <w:r>
-              <w:rPr>
-                <w:rFonts w:ascii="Calibri" w:cs="Calibri" w:eastAsia="Microsoft YaHei" w:hAnsi="Calibri"/>
-                <w:color w:val="44546A"/>
-                <w:sz w:val="16"/>
-                <w:szCs w:val="16"/>
-              </w:rPr>
-              <w:t xml:space="preserve">3</w:t>
+            <w:tcMar>
+              <w:top w:type="dxa" w:w="80"/>
+              <w:left w:type="dxa" w:w="120"/>
+              <w:bottom w:type="dxa" w:w="80"/>
+              <w:right w:type="dxa" w:w="120"/>
+            </w:tcMar>
+            <w:vAlign w:val="top"/>
+          </w:tcPr>
+          <w:p>
+            <w:pPr>
+              <w:spacing w:after="0" w:line="264"/>
+            </w:pPr>
+            <w:r>
+              <w:rPr>
+                <w:rFonts w:ascii="Calibri" w:cs="Calibri" w:eastAsia="Microsoft YaHei" w:hAnsi="Calibri"/>
+                <w:b/>
+                <w:bCs/>
+                <w:color w:val="B4541A"/>
+                <w:sz w:val="17"/>
+                <w:szCs w:val="17"/>
+              </w:rPr>
+              <w:t xml:space="preserve">6.1  </w:t>
+            </w:r>
+            <w:r>
+              <w:rPr>
+                <w:rFonts w:ascii="Calibri" w:cs="Calibri" w:eastAsia="Microsoft YaHei" w:hAnsi="Calibri"/>
+                <w:sz w:val="17"/>
+                <w:szCs w:val="17"/>
+              </w:rPr>
+              <w:t xml:space="preserve">The English version of the interface is missing.</w:t>
             </w:r>
           </w:p>
         </w:tc>
@@ -9884,39 +9887,36 @@
               <w:bottom w:val="single" w:color="C9D3E0" w:sz="2"/>
               <w:right w:val="none" w:color="FFFFFF" w:sz="0"/>
             </w:tcBorders>
-            <w:shd w:fill="F7F9FC" w:color="auto" w:val="clear"/>
-            <w:tcMar>
-              <w:top w:type="dxa" w:w="60"/>
-              <w:left w:type="dxa" w:w="120"/>
-              <w:bottom w:type="dxa" w:w="60"/>
-              <w:right w:type="dxa" w:w="120"/>
-            </w:tcMar>
-            <w:vAlign w:val="top"/>
-          </w:tcPr>
-          <w:p>
-            <w:pPr>
-              <w:keepNext/>
-              <w:spacing w:after="0"/>
-            </w:pPr>
-            <w:r>
-              <w:rPr>
-                <w:rFonts w:ascii="Calibri" w:cs="Calibri" w:eastAsia="Microsoft YaHei" w:hAnsi="Calibri"/>
-                <w:b/>
-                <w:bCs/>
-                <w:color w:val="44546A"/>
-                <w:sz w:val="16"/>
-                <w:szCs w:val="16"/>
-              </w:rPr>
-              <w:t xml:space="preserve">问题数: </w:t>
-            </w:r>
-            <w:r>
-              <w:rPr>
-                <w:rFonts w:ascii="Calibri" w:cs="Calibri" w:eastAsia="Microsoft YaHei" w:hAnsi="Calibri"/>
-                <w:color w:val="44546A"/>
-                <w:sz w:val="16"/>
-                <w:szCs w:val="16"/>
-              </w:rPr>
-              <w:t xml:space="preserve">3</w:t>
+            <w:tcMar>
+              <w:top w:type="dxa" w:w="80"/>
+              <w:left w:type="dxa" w:w="120"/>
+              <w:bottom w:type="dxa" w:w="80"/>
+              <w:right w:type="dxa" w:w="120"/>
+            </w:tcMar>
+            <w:vAlign w:val="top"/>
+          </w:tcPr>
+          <w:p>
+            <w:pPr>
+              <w:spacing w:after="0" w:line="264"/>
+            </w:pPr>
+            <w:r>
+              <w:rPr>
+                <w:rFonts w:ascii="Calibri" w:cs="Calibri" w:eastAsia="Microsoft YaHei" w:hAnsi="Calibri"/>
+                <w:b/>
+                <w:bCs/>
+                <w:color w:val="B4541A"/>
+                <w:sz w:val="17"/>
+                <w:szCs w:val="17"/>
+              </w:rPr>
+              <w:t xml:space="preserve">6.1  </w:t>
+            </w:r>
+            <w:r>
+              <w:rPr>
+                <w:rFonts w:ascii="Calibri" w:cs="Calibri" w:eastAsia="Microsoft YaHei" w:hAnsi="Calibri"/>
+                <w:sz w:val="17"/>
+                <w:szCs w:val="17"/>
+              </w:rPr>
+              <w:t xml:space="preserve">缺少英文界面。</w:t>
             </w:r>
           </w:p>
         </w:tc>
@@ -9955,15 +9955,15 @@
                 <w:sz w:val="17"/>
                 <w:szCs w:val="17"/>
               </w:rPr>
-              <w:t xml:space="preserve">6.1  </w:t>
-            </w:r>
-            <w:r>
-              <w:rPr>
-                <w:rFonts w:ascii="Calibri" w:cs="Calibri" w:eastAsia="Microsoft YaHei" w:hAnsi="Calibri"/>
-                <w:sz w:val="17"/>
-                <w:szCs w:val="17"/>
-              </w:rPr>
-              <w:t xml:space="preserve">Отсутствует английская версия интерфейса.</w:t>
+              <w:t xml:space="preserve">6.2  </w:t>
+            </w:r>
+            <w:r>
+              <w:rPr>
+                <w:rFonts w:ascii="Calibri" w:cs="Calibri" w:eastAsia="Microsoft YaHei" w:hAnsi="Calibri"/>
+                <w:sz w:val="17"/>
+                <w:szCs w:val="17"/>
+              </w:rPr>
+              <w:t xml:space="preserve">Отключить переход панели оператора в спящий режим.</w:t>
             </w:r>
           </w:p>
         </w:tc>
@@ -9997,15 +9997,15 @@
                 <w:sz w:val="17"/>
                 <w:szCs w:val="17"/>
               </w:rPr>
-              <w:t xml:space="preserve">6.1  </w:t>
-            </w:r>
-            <w:r>
-              <w:rPr>
-                <w:rFonts w:ascii="Calibri" w:cs="Calibri" w:eastAsia="Microsoft YaHei" w:hAnsi="Calibri"/>
-                <w:sz w:val="17"/>
-                <w:szCs w:val="17"/>
-              </w:rPr>
-              <w:t xml:space="preserve">The English version of the interface is missing.</w:t>
+              <w:t xml:space="preserve">6.2  </w:t>
+            </w:r>
+            <w:r>
+              <w:rPr>
+                <w:rFonts w:ascii="Calibri" w:cs="Calibri" w:eastAsia="Microsoft YaHei" w:hAnsi="Calibri"/>
+                <w:sz w:val="17"/>
+                <w:szCs w:val="17"/>
+              </w:rPr>
+              <w:t xml:space="preserve">The sleep mode of the operator panel shall be disabled.</w:t>
             </w:r>
           </w:p>
         </w:tc>
@@ -10039,15 +10039,15 @@
                 <w:sz w:val="17"/>
                 <w:szCs w:val="17"/>
               </w:rPr>
-              <w:t xml:space="preserve">6.1  </w:t>
-            </w:r>
-            <w:r>
-              <w:rPr>
-                <w:rFonts w:ascii="Calibri" w:cs="Calibri" w:eastAsia="Microsoft YaHei" w:hAnsi="Calibri"/>
-                <w:sz w:val="17"/>
-                <w:szCs w:val="17"/>
-              </w:rPr>
-              <w:t xml:space="preserve">缺少英文界面。</w:t>
+              <w:t xml:space="preserve">6.2  </w:t>
+            </w:r>
+            <w:r>
+              <w:rPr>
+                <w:rFonts w:ascii="Calibri" w:cs="Calibri" w:eastAsia="Microsoft YaHei" w:hAnsi="Calibri"/>
+                <w:sz w:val="17"/>
+                <w:szCs w:val="17"/>
+              </w:rPr>
+              <w:t xml:space="preserve">须关闭操作面板的休眠模式。</w:t>
             </w:r>
           </w:p>
         </w:tc>
@@ -10086,15 +10086,15 @@
                 <w:sz w:val="17"/>
                 <w:szCs w:val="17"/>
               </w:rPr>
-              <w:t xml:space="preserve">6.2  </w:t>
-            </w:r>
-            <w:r>
-              <w:rPr>
-                <w:rFonts w:ascii="Calibri" w:cs="Calibri" w:eastAsia="Microsoft YaHei" w:hAnsi="Calibri"/>
-                <w:sz w:val="17"/>
-                <w:szCs w:val="17"/>
-              </w:rPr>
-              <w:t xml:space="preserve">Отключить переход панели оператора в спящий режим.</w:t>
+              <w:t xml:space="preserve">6.3  </w:t>
+            </w:r>
+            <w:r>
+              <w:rPr>
+                <w:rFonts w:ascii="Calibri" w:cs="Calibri" w:eastAsia="Microsoft YaHei" w:hAnsi="Calibri"/>
+                <w:sz w:val="17"/>
+                <w:szCs w:val="17"/>
+              </w:rPr>
+              <w:t xml:space="preserve">На панели оператора не обнаружена функция калибровки датчиков — проверить наличие.</w:t>
             </w:r>
           </w:p>
         </w:tc>
@@ -10128,15 +10128,15 @@
                 <w:sz w:val="17"/>
                 <w:szCs w:val="17"/>
               </w:rPr>
-              <w:t xml:space="preserve">6.2  </w:t>
-            </w:r>
-            <w:r>
-              <w:rPr>
-                <w:rFonts w:ascii="Calibri" w:cs="Calibri" w:eastAsia="Microsoft YaHei" w:hAnsi="Calibri"/>
-                <w:sz w:val="17"/>
-                <w:szCs w:val="17"/>
-              </w:rPr>
-              <w:t xml:space="preserve">The sleep mode of the operator panel shall be disabled.</w:t>
+              <w:t xml:space="preserve">6.3  </w:t>
+            </w:r>
+            <w:r>
+              <w:rPr>
+                <w:rFonts w:ascii="Calibri" w:cs="Calibri" w:eastAsia="Microsoft YaHei" w:hAnsi="Calibri"/>
+                <w:sz w:val="17"/>
+                <w:szCs w:val="17"/>
+              </w:rPr>
+              <w:t xml:space="preserve">No sensor calibration function was found on the operator panel — its availability shall be checked.</w:t>
             </w:r>
           </w:p>
         </w:tc>
@@ -10170,15 +10170,15 @@
                 <w:sz w:val="17"/>
                 <w:szCs w:val="17"/>
               </w:rPr>
-              <w:t xml:space="preserve">6.2  </w:t>
-            </w:r>
-            <w:r>
-              <w:rPr>
-                <w:rFonts w:ascii="Calibri" w:cs="Calibri" w:eastAsia="Microsoft YaHei" w:hAnsi="Calibri"/>
-                <w:sz w:val="17"/>
-                <w:szCs w:val="17"/>
-              </w:rPr>
-              <w:t xml:space="preserve">须关闭操作面板的休眠模式。</w:t>
+              <w:t xml:space="preserve">6.3  </w:t>
+            </w:r>
+            <w:r>
+              <w:rPr>
+                <w:rFonts w:ascii="Calibri" w:cs="Calibri" w:eastAsia="Microsoft YaHei" w:hAnsi="Calibri"/>
+                <w:sz w:val="17"/>
+                <w:szCs w:val="17"/>
+              </w:rPr>
+              <w:t xml:space="preserve">操作面板上未发现传感器校准功能——须核实是否具备。</w:t>
             </w:r>
           </w:p>
         </w:tc>
@@ -10191,125 +10191,140 @@
           <w:tcPr>
             <w:tcW w:type="dxa" w:w="5084"/>
             <w:tcBorders>
-              <w:top w:val="none" w:color="FFFFFF" w:sz="0"/>
+              <w:top w:val="single" w:color="1F3864" w:sz="10"/>
               <w:left w:val="none" w:color="FFFFFF" w:sz="0"/>
               <w:bottom w:val="single" w:color="C9D3E0" w:sz="2"/>
               <w:right w:val="single" w:color="C9D3E0" w:sz="2"/>
             </w:tcBorders>
-            <w:tcMar>
-              <w:top w:type="dxa" w:w="80"/>
-              <w:left w:type="dxa" w:w="120"/>
-              <w:bottom w:type="dxa" w:w="80"/>
-              <w:right w:type="dxa" w:w="120"/>
-            </w:tcMar>
-            <w:vAlign w:val="top"/>
-          </w:tcPr>
-          <w:p>
-            <w:pPr>
-              <w:spacing w:after="0" w:line="264"/>
-            </w:pPr>
-            <w:r>
-              <w:rPr>
-                <w:rFonts w:ascii="Calibri" w:cs="Calibri" w:eastAsia="Microsoft YaHei" w:hAnsi="Calibri"/>
-                <w:b/>
-                <w:bCs/>
-                <w:color w:val="B4541A"/>
-                <w:sz w:val="17"/>
-                <w:szCs w:val="17"/>
-              </w:rPr>
-              <w:t xml:space="preserve">6.3  </w:t>
-            </w:r>
-            <w:r>
-              <w:rPr>
-                <w:rFonts w:ascii="Calibri" w:cs="Calibri" w:eastAsia="Microsoft YaHei" w:hAnsi="Calibri"/>
-                <w:sz w:val="17"/>
-                <w:szCs w:val="17"/>
-              </w:rPr>
-              <w:t xml:space="preserve">На панели оператора не обнаружена функция калибровки датчиков — проверить наличие.</w:t>
-            </w:r>
-          </w:p>
-        </w:tc>
-        <w:tc>
-          <w:tcPr>
-            <w:tcW w:type="dxa" w:w="5084"/>
-            <w:tcBorders>
-              <w:top w:val="none" w:color="FFFFFF" w:sz="0"/>
+            <w:shd w:fill="EDF1F7" w:color="auto" w:val="clear"/>
+            <w:tcMar>
+              <w:top w:type="dxa" w:w="120"/>
+              <w:left w:type="dxa" w:w="120"/>
+              <w:bottom w:type="dxa" w:w="120"/>
+              <w:right w:type="dxa" w:w="120"/>
+            </w:tcMar>
+            <w:vAlign w:val="top"/>
+          </w:tcPr>
+          <w:p>
+            <w:pPr>
+              <w:keepNext/>
+              <w:spacing w:after="0"/>
+            </w:pPr>
+            <w:r>
+              <w:rPr>
+                <w:rFonts w:ascii="Cambria" w:cs="Cambria" w:eastAsia="Microsoft YaHei" w:hAnsi="Cambria"/>
+                <w:b/>
+                <w:bCs/>
+                <w:color w:val="B4541A"/>
+                <w:sz w:val="21"/>
+                <w:szCs w:val="21"/>
+              </w:rPr>
+              <w:t xml:space="preserve">7. </w:t>
+            </w:r>
+            <w:r>
+              <w:rPr>
+                <w:rFonts w:ascii="Cambria" w:cs="Cambria" w:eastAsia="Microsoft YaHei" w:hAnsi="Cambria"/>
+                <w:b/>
+                <w:bCs/>
+                <w:color w:val="1F3864"/>
+                <w:sz w:val="21"/>
+                <w:szCs w:val="21"/>
+              </w:rPr>
+              <w:t xml:space="preserve">Испытания</w:t>
+            </w:r>
+          </w:p>
+        </w:tc>
+        <w:tc>
+          <w:tcPr>
+            <w:tcW w:type="dxa" w:w="5084"/>
+            <w:tcBorders>
+              <w:top w:val="single" w:color="1F3864" w:sz="10"/>
               <w:left w:val="none" w:color="FFFFFF" w:sz="0"/>
               <w:bottom w:val="single" w:color="C9D3E0" w:sz="2"/>
               <w:right w:val="single" w:color="C9D3E0" w:sz="2"/>
             </w:tcBorders>
-            <w:tcMar>
-              <w:top w:type="dxa" w:w="80"/>
-              <w:left w:type="dxa" w:w="120"/>
-              <w:bottom w:type="dxa" w:w="80"/>
-              <w:right w:type="dxa" w:w="120"/>
-            </w:tcMar>
-            <w:vAlign w:val="top"/>
-          </w:tcPr>
-          <w:p>
-            <w:pPr>
-              <w:spacing w:after="0" w:line="264"/>
-            </w:pPr>
-            <w:r>
-              <w:rPr>
-                <w:rFonts w:ascii="Calibri" w:cs="Calibri" w:eastAsia="Microsoft YaHei" w:hAnsi="Calibri"/>
-                <w:b/>
-                <w:bCs/>
-                <w:color w:val="B4541A"/>
-                <w:sz w:val="17"/>
-                <w:szCs w:val="17"/>
-              </w:rPr>
-              <w:t xml:space="preserve">6.3  </w:t>
-            </w:r>
-            <w:r>
-              <w:rPr>
-                <w:rFonts w:ascii="Calibri" w:cs="Calibri" w:eastAsia="Microsoft YaHei" w:hAnsi="Calibri"/>
-                <w:sz w:val="17"/>
-                <w:szCs w:val="17"/>
-              </w:rPr>
-              <w:t xml:space="preserve">No sensor calibration function was found on the operator panel — its availability shall be checked.</w:t>
-            </w:r>
-          </w:p>
-        </w:tc>
-        <w:tc>
-          <w:tcPr>
-            <w:tcW w:type="dxa" w:w="5084"/>
-            <w:tcBorders>
-              <w:top w:val="none" w:color="FFFFFF" w:sz="0"/>
+            <w:shd w:fill="EDF1F7" w:color="auto" w:val="clear"/>
+            <w:tcMar>
+              <w:top w:type="dxa" w:w="120"/>
+              <w:left w:type="dxa" w:w="120"/>
+              <w:bottom w:type="dxa" w:w="120"/>
+              <w:right w:type="dxa" w:w="120"/>
+            </w:tcMar>
+            <w:vAlign w:val="top"/>
+          </w:tcPr>
+          <w:p>
+            <w:pPr>
+              <w:keepNext/>
+              <w:spacing w:after="0"/>
+            </w:pPr>
+            <w:r>
+              <w:rPr>
+                <w:rFonts w:ascii="Cambria" w:cs="Cambria" w:eastAsia="Microsoft YaHei" w:hAnsi="Cambria"/>
+                <w:b/>
+                <w:bCs/>
+                <w:color w:val="B4541A"/>
+                <w:sz w:val="21"/>
+                <w:szCs w:val="21"/>
+              </w:rPr>
+              <w:t xml:space="preserve">7. </w:t>
+            </w:r>
+            <w:r>
+              <w:rPr>
+                <w:rFonts w:ascii="Cambria" w:cs="Cambria" w:eastAsia="Microsoft YaHei" w:hAnsi="Cambria"/>
+                <w:b/>
+                <w:bCs/>
+                <w:color w:val="1F3864"/>
+                <w:sz w:val="21"/>
+                <w:szCs w:val="21"/>
+              </w:rPr>
+              <w:t xml:space="preserve">Tests</w:t>
+            </w:r>
+          </w:p>
+        </w:tc>
+        <w:tc>
+          <w:tcPr>
+            <w:tcW w:type="dxa" w:w="5084"/>
+            <w:tcBorders>
+              <w:top w:val="single" w:color="1F3864" w:sz="10"/>
               <w:left w:val="none" w:color="FFFFFF" w:sz="0"/>
               <w:bottom w:val="single" w:color="C9D3E0" w:sz="2"/>
               <w:right w:val="none" w:color="FFFFFF" w:sz="0"/>
             </w:tcBorders>
-            <w:tcMar>
-              <w:top w:type="dxa" w:w="80"/>
-              <w:left w:type="dxa" w:w="120"/>
-              <w:bottom w:type="dxa" w:w="80"/>
-              <w:right w:type="dxa" w:w="120"/>
-            </w:tcMar>
-            <w:vAlign w:val="top"/>
-          </w:tcPr>
-          <w:p>
-            <w:pPr>
-              <w:spacing w:after="0" w:line="264"/>
-            </w:pPr>
-            <w:r>
-              <w:rPr>
-                <w:rFonts w:ascii="Calibri" w:cs="Calibri" w:eastAsia="Microsoft YaHei" w:hAnsi="Calibri"/>
-                <w:b/>
-                <w:bCs/>
-                <w:color w:val="B4541A"/>
-                <w:sz w:val="17"/>
-                <w:szCs w:val="17"/>
-              </w:rPr>
-              <w:t xml:space="preserve">6.3  </w:t>
-            </w:r>
-            <w:r>
-              <w:rPr>
-                <w:rFonts w:ascii="Calibri" w:cs="Calibri" w:eastAsia="Microsoft YaHei" w:hAnsi="Calibri"/>
-                <w:sz w:val="17"/>
-                <w:szCs w:val="17"/>
-              </w:rPr>
-              <w:t xml:space="preserve">操作面板上未发现传感器校准功能——须核实是否具备。</w:t>
+            <w:shd w:fill="EDF1F7" w:color="auto" w:val="clear"/>
+            <w:tcMar>
+              <w:top w:type="dxa" w:w="120"/>
+              <w:left w:type="dxa" w:w="120"/>
+              <w:bottom w:type="dxa" w:w="120"/>
+              <w:right w:type="dxa" w:w="120"/>
+            </w:tcMar>
+            <w:vAlign w:val="top"/>
+          </w:tcPr>
+          <w:p>
+            <w:pPr>
+              <w:keepNext/>
+              <w:spacing w:after="0"/>
+            </w:pPr>
+            <w:r>
+              <w:rPr>
+                <w:rFonts w:ascii="Cambria" w:cs="Cambria" w:eastAsia="Microsoft YaHei" w:hAnsi="Cambria"/>
+                <w:b/>
+                <w:bCs/>
+                <w:color w:val="B4541A"/>
+                <w:sz w:val="21"/>
+                <w:szCs w:val="21"/>
+              </w:rPr>
+              <w:t xml:space="preserve">7. </w:t>
+            </w:r>
+            <w:r>
+              <w:rPr>
+                <w:rFonts w:ascii="Cambria" w:cs="Cambria" w:eastAsia="Microsoft YaHei" w:hAnsi="Cambria"/>
+                <w:b/>
+                <w:bCs/>
+                <w:color w:val="1F3864"/>
+                <w:sz w:val="21"/>
+                <w:szCs w:val="21"/>
+              </w:rPr>
+              <w:t xml:space="preserve">试验</w:t>
             </w:r>
           </w:p>
         </w:tc>
@@ -10322,16 +10337,16 @@
           <w:tcPr>
             <w:tcW w:type="dxa" w:w="5084"/>
             <w:tcBorders>
-              <w:top w:val="single" w:color="1F3864" w:sz="10"/>
+              <w:top w:val="none" w:color="FFFFFF" w:sz="0"/>
               <w:left w:val="none" w:color="FFFFFF" w:sz="0"/>
               <w:bottom w:val="single" w:color="C9D3E0" w:sz="2"/>
               <w:right w:val="single" w:color="C9D3E0" w:sz="2"/>
             </w:tcBorders>
-            <w:shd w:fill="EDF1F7" w:color="auto" w:val="clear"/>
-            <w:tcMar>
-              <w:top w:type="dxa" w:w="120"/>
-              <w:left w:type="dxa" w:w="120"/>
-              <w:bottom w:type="dxa" w:w="120"/>
+            <w:shd w:fill="F7F9FC" w:color="auto" w:val="clear"/>
+            <w:tcMar>
+              <w:top w:type="dxa" w:w="60"/>
+              <w:left w:type="dxa" w:w="120"/>
+              <w:bottom w:type="dxa" w:w="60"/>
               <w:right w:type="dxa" w:w="120"/>
             </w:tcMar>
             <w:vAlign w:val="top"/>
@@ -10343,42 +10358,40 @@
             </w:pPr>
             <w:r>
               <w:rPr>
-                <w:rFonts w:ascii="Cambria" w:cs="Cambria" w:eastAsia="Microsoft YaHei" w:hAnsi="Cambria"/>
-                <w:b/>
-                <w:bCs/>
-                <w:color w:val="B4541A"/>
-                <w:sz w:val="21"/>
-                <w:szCs w:val="21"/>
-              </w:rPr>
-              <w:t xml:space="preserve">7. </w:t>
-            </w:r>
-            <w:r>
-              <w:rPr>
-                <w:rFonts w:ascii="Cambria" w:cs="Cambria" w:eastAsia="Microsoft YaHei" w:hAnsi="Cambria"/>
-                <w:b/>
-                <w:bCs/>
-                <w:color w:val="1F3864"/>
-                <w:sz w:val="21"/>
-                <w:szCs w:val="21"/>
-              </w:rPr>
-              <w:t xml:space="preserve">Испытания</w:t>
-            </w:r>
-          </w:p>
-        </w:tc>
-        <w:tc>
-          <w:tcPr>
-            <w:tcW w:type="dxa" w:w="5084"/>
-            <w:tcBorders>
-              <w:top w:val="single" w:color="1F3864" w:sz="10"/>
+                <w:rFonts w:ascii="Calibri" w:cs="Calibri" w:eastAsia="Microsoft YaHei" w:hAnsi="Calibri"/>
+                <w:b/>
+                <w:bCs/>
+                <w:color w:val="44546A"/>
+                <w:sz w:val="16"/>
+                <w:szCs w:val="16"/>
+              </w:rPr>
+              <w:t xml:space="preserve">Замечаний: </w:t>
+            </w:r>
+            <w:r>
+              <w:rPr>
+                <w:rFonts w:ascii="Calibri" w:cs="Calibri" w:eastAsia="Microsoft YaHei" w:hAnsi="Calibri"/>
+                <w:color w:val="44546A"/>
+                <w:sz w:val="16"/>
+                <w:szCs w:val="16"/>
+              </w:rPr>
+              <w:t xml:space="preserve">2</w:t>
+            </w:r>
+          </w:p>
+        </w:tc>
+        <w:tc>
+          <w:tcPr>
+            <w:tcW w:type="dxa" w:w="5084"/>
+            <w:tcBorders>
+              <w:top w:val="none" w:color="FFFFFF" w:sz="0"/>
               <w:left w:val="none" w:color="FFFFFF" w:sz="0"/>
               <w:bottom w:val="single" w:color="C9D3E0" w:sz="2"/>
               <w:right w:val="single" w:color="C9D3E0" w:sz="2"/>
             </w:tcBorders>
-            <w:shd w:fill="EDF1F7" w:color="auto" w:val="clear"/>
-            <w:tcMar>
-              <w:top w:type="dxa" w:w="120"/>
-              <w:left w:type="dxa" w:w="120"/>
-              <w:bottom w:type="dxa" w:w="120"/>
+            <w:shd w:fill="F7F9FC" w:color="auto" w:val="clear"/>
+            <w:tcMar>
+              <w:top w:type="dxa" w:w="60"/>
+              <w:left w:type="dxa" w:w="120"/>
+              <w:bottom w:type="dxa" w:w="60"/>
               <w:right w:type="dxa" w:w="120"/>
             </w:tcMar>
             <w:vAlign w:val="top"/>
@@ -10390,42 +10403,40 @@
             </w:pPr>
             <w:r>
               <w:rPr>
-                <w:rFonts w:ascii="Cambria" w:cs="Cambria" w:eastAsia="Microsoft YaHei" w:hAnsi="Cambria"/>
-                <w:b/>
-                <w:bCs/>
-                <w:color w:val="B4541A"/>
-                <w:sz w:val="21"/>
-                <w:szCs w:val="21"/>
-              </w:rPr>
-              <w:t xml:space="preserve">7. </w:t>
-            </w:r>
-            <w:r>
-              <w:rPr>
-                <w:rFonts w:ascii="Cambria" w:cs="Cambria" w:eastAsia="Microsoft YaHei" w:hAnsi="Cambria"/>
-                <w:b/>
-                <w:bCs/>
-                <w:color w:val="1F3864"/>
-                <w:sz w:val="21"/>
-                <w:szCs w:val="21"/>
-              </w:rPr>
-              <w:t xml:space="preserve">Tests</w:t>
-            </w:r>
-          </w:p>
-        </w:tc>
-        <w:tc>
-          <w:tcPr>
-            <w:tcW w:type="dxa" w:w="5084"/>
-            <w:tcBorders>
-              <w:top w:val="single" w:color="1F3864" w:sz="10"/>
+                <w:rFonts w:ascii="Calibri" w:cs="Calibri" w:eastAsia="Microsoft YaHei" w:hAnsi="Calibri"/>
+                <w:b/>
+                <w:bCs/>
+                <w:color w:val="44546A"/>
+                <w:sz w:val="16"/>
+                <w:szCs w:val="16"/>
+              </w:rPr>
+              <w:t xml:space="preserve">Findings: </w:t>
+            </w:r>
+            <w:r>
+              <w:rPr>
+                <w:rFonts w:ascii="Calibri" w:cs="Calibri" w:eastAsia="Microsoft YaHei" w:hAnsi="Calibri"/>
+                <w:color w:val="44546A"/>
+                <w:sz w:val="16"/>
+                <w:szCs w:val="16"/>
+              </w:rPr>
+              <w:t xml:space="preserve">2</w:t>
+            </w:r>
+          </w:p>
+        </w:tc>
+        <w:tc>
+          <w:tcPr>
+            <w:tcW w:type="dxa" w:w="5084"/>
+            <w:tcBorders>
+              <w:top w:val="none" w:color="FFFFFF" w:sz="0"/>
               <w:left w:val="none" w:color="FFFFFF" w:sz="0"/>
               <w:bottom w:val="single" w:color="C9D3E0" w:sz="2"/>
               <w:right w:val="none" w:color="FFFFFF" w:sz="0"/>
             </w:tcBorders>
-            <w:shd w:fill="EDF1F7" w:color="auto" w:val="clear"/>
-            <w:tcMar>
-              <w:top w:type="dxa" w:w="120"/>
-              <w:left w:type="dxa" w:w="120"/>
-              <w:bottom w:type="dxa" w:w="120"/>
+            <w:shd w:fill="F7F9FC" w:color="auto" w:val="clear"/>
+            <w:tcMar>
+              <w:top w:type="dxa" w:w="60"/>
+              <w:left w:type="dxa" w:w="120"/>
+              <w:bottom w:type="dxa" w:w="60"/>
               <w:right w:type="dxa" w:w="120"/>
             </w:tcMar>
             <w:vAlign w:val="top"/>
@@ -10437,25 +10448,23 @@
             </w:pPr>
             <w:r>
               <w:rPr>
-                <w:rFonts w:ascii="Cambria" w:cs="Cambria" w:eastAsia="Microsoft YaHei" w:hAnsi="Cambria"/>
-                <w:b/>
-                <w:bCs/>
-                <w:color w:val="B4541A"/>
-                <w:sz w:val="21"/>
-                <w:szCs w:val="21"/>
-              </w:rPr>
-              <w:t xml:space="preserve">7. </w:t>
-            </w:r>
-            <w:r>
-              <w:rPr>
-                <w:rFonts w:ascii="Cambria" w:cs="Cambria" w:eastAsia="Microsoft YaHei" w:hAnsi="Cambria"/>
-                <w:b/>
-                <w:bCs/>
-                <w:color w:val="1F3864"/>
-                <w:sz w:val="21"/>
-                <w:szCs w:val="21"/>
-              </w:rPr>
-              <w:t xml:space="preserve">试验</w:t>
+                <w:rFonts w:ascii="Calibri" w:cs="Calibri" w:eastAsia="Microsoft YaHei" w:hAnsi="Calibri"/>
+                <w:b/>
+                <w:bCs/>
+                <w:color w:val="44546A"/>
+                <w:sz w:val="16"/>
+                <w:szCs w:val="16"/>
+              </w:rPr>
+              <w:t xml:space="preserve">问题数: </w:t>
+            </w:r>
+            <w:r>
+              <w:rPr>
+                <w:rFonts w:ascii="Calibri" w:cs="Calibri" w:eastAsia="Microsoft YaHei" w:hAnsi="Calibri"/>
+                <w:color w:val="44546A"/>
+                <w:sz w:val="16"/>
+                <w:szCs w:val="16"/>
+              </w:rPr>
+              <w:t xml:space="preserve">2</w:t>
             </w:r>
           </w:p>
         </w:tc>
@@ -10473,39 +10482,36 @@
               <w:bottom w:val="single" w:color="C9D3E0" w:sz="2"/>
               <w:right w:val="single" w:color="C9D3E0" w:sz="2"/>
             </w:tcBorders>
-            <w:shd w:fill="F7F9FC" w:color="auto" w:val="clear"/>
-            <w:tcMar>
-              <w:top w:type="dxa" w:w="60"/>
-              <w:left w:type="dxa" w:w="120"/>
-              <w:bottom w:type="dxa" w:w="60"/>
-              <w:right w:type="dxa" w:w="120"/>
-            </w:tcMar>
-            <w:vAlign w:val="top"/>
-          </w:tcPr>
-          <w:p>
-            <w:pPr>
-              <w:keepNext/>
-              <w:spacing w:after="0"/>
-            </w:pPr>
-            <w:r>
-              <w:rPr>
-                <w:rFonts w:ascii="Calibri" w:cs="Calibri" w:eastAsia="Microsoft YaHei" w:hAnsi="Calibri"/>
-                <w:b/>
-                <w:bCs/>
-                <w:color w:val="44546A"/>
-                <w:sz w:val="16"/>
-                <w:szCs w:val="16"/>
-              </w:rPr>
-              <w:t xml:space="preserve">Замечаний: </w:t>
-            </w:r>
-            <w:r>
-              <w:rPr>
-                <w:rFonts w:ascii="Calibri" w:cs="Calibri" w:eastAsia="Microsoft YaHei" w:hAnsi="Calibri"/>
-                <w:color w:val="44546A"/>
-                <w:sz w:val="16"/>
-                <w:szCs w:val="16"/>
-              </w:rPr>
-              <w:t xml:space="preserve">2</w:t>
+            <w:tcMar>
+              <w:top w:type="dxa" w:w="80"/>
+              <w:left w:type="dxa" w:w="120"/>
+              <w:bottom w:type="dxa" w:w="80"/>
+              <w:right w:type="dxa" w:w="120"/>
+            </w:tcMar>
+            <w:vAlign w:val="top"/>
+          </w:tcPr>
+          <w:p>
+            <w:pPr>
+              <w:spacing w:after="0" w:line="264"/>
+            </w:pPr>
+            <w:r>
+              <w:rPr>
+                <w:rFonts w:ascii="Calibri" w:cs="Calibri" w:eastAsia="Microsoft YaHei" w:hAnsi="Calibri"/>
+                <w:b/>
+                <w:bCs/>
+                <w:color w:val="B4541A"/>
+                <w:sz w:val="17"/>
+                <w:szCs w:val="17"/>
+              </w:rPr>
+              <w:t xml:space="preserve">7.1  </w:t>
+            </w:r>
+            <w:r>
+              <w:rPr>
+                <w:rFonts w:ascii="Calibri" w:cs="Calibri" w:eastAsia="Microsoft YaHei" w:hAnsi="Calibri"/>
+                <w:sz w:val="17"/>
+                <w:szCs w:val="17"/>
+              </w:rPr>
+              <w:t xml:space="preserve">Провести вакуумный тест первой ступени при вращающемся роторе (уточнить).</w:t>
             </w:r>
           </w:p>
         </w:tc>
@@ -10518,39 +10524,36 @@
               <w:bottom w:val="single" w:color="C9D3E0" w:sz="2"/>
               <w:right w:val="single" w:color="C9D3E0" w:sz="2"/>
             </w:tcBorders>
-            <w:shd w:fill="F7F9FC" w:color="auto" w:val="clear"/>
-            <w:tcMar>
-              <w:top w:type="dxa" w:w="60"/>
-              <w:left w:type="dxa" w:w="120"/>
-              <w:bottom w:type="dxa" w:w="60"/>
-              <w:right w:type="dxa" w:w="120"/>
-            </w:tcMar>
-            <w:vAlign w:val="top"/>
-          </w:tcPr>
-          <w:p>
-            <w:pPr>
-              <w:keepNext/>
-              <w:spacing w:after="0"/>
-            </w:pPr>
-            <w:r>
-              <w:rPr>
-                <w:rFonts w:ascii="Calibri" w:cs="Calibri" w:eastAsia="Microsoft YaHei" w:hAnsi="Calibri"/>
-                <w:b/>
-                <w:bCs/>
-                <w:color w:val="44546A"/>
-                <w:sz w:val="16"/>
-                <w:szCs w:val="16"/>
-              </w:rPr>
-              <w:t xml:space="preserve">Findings: </w:t>
-            </w:r>
-            <w:r>
-              <w:rPr>
-                <w:rFonts w:ascii="Calibri" w:cs="Calibri" w:eastAsia="Microsoft YaHei" w:hAnsi="Calibri"/>
-                <w:color w:val="44546A"/>
-                <w:sz w:val="16"/>
-                <w:szCs w:val="16"/>
-              </w:rPr>
-              <w:t xml:space="preserve">2</w:t>
+            <w:tcMar>
+              <w:top w:type="dxa" w:w="80"/>
+              <w:left w:type="dxa" w:w="120"/>
+              <w:bottom w:type="dxa" w:w="80"/>
+              <w:right w:type="dxa" w:w="120"/>
+            </w:tcMar>
+            <w:vAlign w:val="top"/>
+          </w:tcPr>
+          <w:p>
+            <w:pPr>
+              <w:spacing w:after="0" w:line="264"/>
+            </w:pPr>
+            <w:r>
+              <w:rPr>
+                <w:rFonts w:ascii="Calibri" w:cs="Calibri" w:eastAsia="Microsoft YaHei" w:hAnsi="Calibri"/>
+                <w:b/>
+                <w:bCs/>
+                <w:color w:val="B4541A"/>
+                <w:sz w:val="17"/>
+                <w:szCs w:val="17"/>
+              </w:rPr>
+              <w:t xml:space="preserve">7.1  </w:t>
+            </w:r>
+            <w:r>
+              <w:rPr>
+                <w:rFonts w:ascii="Calibri" w:cs="Calibri" w:eastAsia="Microsoft YaHei" w:hAnsi="Calibri"/>
+                <w:sz w:val="17"/>
+                <w:szCs w:val="17"/>
+              </w:rPr>
+              <w:t xml:space="preserve">A vacuum test of the first stage shall be performed with the rotor rotating (to be clarified).</w:t>
             </w:r>
           </w:p>
         </w:tc>
@@ -10563,39 +10566,36 @@
               <w:bottom w:val="single" w:color="C9D3E0" w:sz="2"/>
               <w:right w:val="none" w:color="FFFFFF" w:sz="0"/>
             </w:tcBorders>
-            <w:shd w:fill="F7F9FC" w:color="auto" w:val="clear"/>
-            <w:tcMar>
-              <w:top w:type="dxa" w:w="60"/>
-              <w:left w:type="dxa" w:w="120"/>
-              <w:bottom w:type="dxa" w:w="60"/>
-              <w:right w:type="dxa" w:w="120"/>
-            </w:tcMar>
-            <w:vAlign w:val="top"/>
-          </w:tcPr>
-          <w:p>
-            <w:pPr>
-              <w:keepNext/>
-              <w:spacing w:after="0"/>
-            </w:pPr>
-            <w:r>
-              <w:rPr>
-                <w:rFonts w:ascii="Calibri" w:cs="Calibri" w:eastAsia="Microsoft YaHei" w:hAnsi="Calibri"/>
-                <w:b/>
-                <w:bCs/>
-                <w:color w:val="44546A"/>
-                <w:sz w:val="16"/>
-                <w:szCs w:val="16"/>
-              </w:rPr>
-              <w:t xml:space="preserve">问题数: </w:t>
-            </w:r>
-            <w:r>
-              <w:rPr>
-                <w:rFonts w:ascii="Calibri" w:cs="Calibri" w:eastAsia="Microsoft YaHei" w:hAnsi="Calibri"/>
-                <w:color w:val="44546A"/>
-                <w:sz w:val="16"/>
-                <w:szCs w:val="16"/>
-              </w:rPr>
-              <w:t xml:space="preserve">2</w:t>
+            <w:tcMar>
+              <w:top w:type="dxa" w:w="80"/>
+              <w:left w:type="dxa" w:w="120"/>
+              <w:bottom w:type="dxa" w:w="80"/>
+              <w:right w:type="dxa" w:w="120"/>
+            </w:tcMar>
+            <w:vAlign w:val="top"/>
+          </w:tcPr>
+          <w:p>
+            <w:pPr>
+              <w:spacing w:after="0" w:line="264"/>
+            </w:pPr>
+            <w:r>
+              <w:rPr>
+                <w:rFonts w:ascii="Calibri" w:cs="Calibri" w:eastAsia="Microsoft YaHei" w:hAnsi="Calibri"/>
+                <w:b/>
+                <w:bCs/>
+                <w:color w:val="B4541A"/>
+                <w:sz w:val="17"/>
+                <w:szCs w:val="17"/>
+              </w:rPr>
+              <w:t xml:space="preserve">7.1  </w:t>
+            </w:r>
+            <w:r>
+              <w:rPr>
+                <w:rFonts w:ascii="Calibri" w:cs="Calibri" w:eastAsia="Microsoft YaHei" w:hAnsi="Calibri"/>
+                <w:sz w:val="17"/>
+                <w:szCs w:val="17"/>
+              </w:rPr>
+              <w:t xml:space="preserve">在转子旋转状态下进行一级真空试验（待确认）。</w:t>
             </w:r>
           </w:p>
         </w:tc>
@@ -10634,15 +10634,15 @@
                 <w:sz w:val="17"/>
                 <w:szCs w:val="17"/>
               </w:rPr>
-              <w:t xml:space="preserve">7.1  </w:t>
-            </w:r>
-            <w:r>
-              <w:rPr>
-                <w:rFonts w:ascii="Calibri" w:cs="Calibri" w:eastAsia="Microsoft YaHei" w:hAnsi="Calibri"/>
-                <w:sz w:val="17"/>
-                <w:szCs w:val="17"/>
-              </w:rPr>
-              <w:t xml:space="preserve">Провести вакуумный тест первой ступени при вращающемся роторе (уточнить).</w:t>
+              <w:t xml:space="preserve">7.2  </w:t>
+            </w:r>
+            <w:r>
+              <w:rPr>
+                <w:rFonts w:ascii="Calibri" w:cs="Calibri" w:eastAsia="Microsoft YaHei" w:hAnsi="Calibri"/>
+                <w:sz w:val="17"/>
+                <w:szCs w:val="17"/>
+              </w:rPr>
+              <w:t xml:space="preserve">Провести вакуумный тест второй ступени при вращающемся роторе (уточнить).</w:t>
             </w:r>
           </w:p>
         </w:tc>
@@ -10676,15 +10676,15 @@
                 <w:sz w:val="17"/>
                 <w:szCs w:val="17"/>
               </w:rPr>
-              <w:t xml:space="preserve">7.1  </w:t>
-            </w:r>
-            <w:r>
-              <w:rPr>
-                <w:rFonts w:ascii="Calibri" w:cs="Calibri" w:eastAsia="Microsoft YaHei" w:hAnsi="Calibri"/>
-                <w:sz w:val="17"/>
-                <w:szCs w:val="17"/>
-              </w:rPr>
-              <w:t xml:space="preserve">A vacuum test of the first stage shall be performed with the rotor rotating (to be clarified).</w:t>
+              <w:t xml:space="preserve">7.2  </w:t>
+            </w:r>
+            <w:r>
+              <w:rPr>
+                <w:rFonts w:ascii="Calibri" w:cs="Calibri" w:eastAsia="Microsoft YaHei" w:hAnsi="Calibri"/>
+                <w:sz w:val="17"/>
+                <w:szCs w:val="17"/>
+              </w:rPr>
+              <w:t xml:space="preserve">A vacuum test of the second stage shall be performed with the rotor rotating (to be clarified).</w:t>
             </w:r>
           </w:p>
         </w:tc>
@@ -10718,15 +10718,15 @@
                 <w:sz w:val="17"/>
                 <w:szCs w:val="17"/>
               </w:rPr>
-              <w:t xml:space="preserve">7.1  </w:t>
-            </w:r>
-            <w:r>
-              <w:rPr>
-                <w:rFonts w:ascii="Calibri" w:cs="Calibri" w:eastAsia="Microsoft YaHei" w:hAnsi="Calibri"/>
-                <w:sz w:val="17"/>
-                <w:szCs w:val="17"/>
-              </w:rPr>
-              <w:t xml:space="preserve">在转子旋转状态下进行一级真空试验（待确认）。</w:t>
+              <w:t xml:space="preserve">7.2  </w:t>
+            </w:r>
+            <w:r>
+              <w:rPr>
+                <w:rFonts w:ascii="Calibri" w:cs="Calibri" w:eastAsia="Microsoft YaHei" w:hAnsi="Calibri"/>
+                <w:sz w:val="17"/>
+                <w:szCs w:val="17"/>
+              </w:rPr>
+              <w:t xml:space="preserve">在转子旋转状态下进行二级真空试验（待确认）。</w:t>
             </w:r>
           </w:p>
         </w:tc>
@@ -10739,125 +10739,140 @@
           <w:tcPr>
             <w:tcW w:type="dxa" w:w="5084"/>
             <w:tcBorders>
-              <w:top w:val="none" w:color="FFFFFF" w:sz="0"/>
+              <w:top w:val="single" w:color="1F3864" w:sz="10"/>
               <w:left w:val="none" w:color="FFFFFF" w:sz="0"/>
               <w:bottom w:val="single" w:color="C9D3E0" w:sz="2"/>
               <w:right w:val="single" w:color="C9D3E0" w:sz="2"/>
             </w:tcBorders>
-            <w:tcMar>
-              <w:top w:type="dxa" w:w="80"/>
-              <w:left w:type="dxa" w:w="120"/>
-              <w:bottom w:type="dxa" w:w="80"/>
-              <w:right w:type="dxa" w:w="120"/>
-            </w:tcMar>
-            <w:vAlign w:val="top"/>
-          </w:tcPr>
-          <w:p>
-            <w:pPr>
-              <w:spacing w:after="0" w:line="264"/>
-            </w:pPr>
-            <w:r>
-              <w:rPr>
-                <w:rFonts w:ascii="Calibri" w:cs="Calibri" w:eastAsia="Microsoft YaHei" w:hAnsi="Calibri"/>
-                <w:b/>
-                <w:bCs/>
-                <w:color w:val="B4541A"/>
-                <w:sz w:val="17"/>
-                <w:szCs w:val="17"/>
-              </w:rPr>
-              <w:t xml:space="preserve">7.2  </w:t>
-            </w:r>
-            <w:r>
-              <w:rPr>
-                <w:rFonts w:ascii="Calibri" w:cs="Calibri" w:eastAsia="Microsoft YaHei" w:hAnsi="Calibri"/>
-                <w:sz w:val="17"/>
-                <w:szCs w:val="17"/>
-              </w:rPr>
-              <w:t xml:space="preserve">Провести вакуумный тест второй ступени при вращающемся роторе (уточнить).</w:t>
-            </w:r>
-          </w:p>
-        </w:tc>
-        <w:tc>
-          <w:tcPr>
-            <w:tcW w:type="dxa" w:w="5084"/>
-            <w:tcBorders>
-              <w:top w:val="none" w:color="FFFFFF" w:sz="0"/>
+            <w:shd w:fill="EDF1F7" w:color="auto" w:val="clear"/>
+            <w:tcMar>
+              <w:top w:type="dxa" w:w="120"/>
+              <w:left w:type="dxa" w:w="120"/>
+              <w:bottom w:type="dxa" w:w="120"/>
+              <w:right w:type="dxa" w:w="120"/>
+            </w:tcMar>
+            <w:vAlign w:val="top"/>
+          </w:tcPr>
+          <w:p>
+            <w:pPr>
+              <w:keepNext/>
+              <w:spacing w:after="0"/>
+            </w:pPr>
+            <w:r>
+              <w:rPr>
+                <w:rFonts w:ascii="Cambria" w:cs="Cambria" w:eastAsia="Microsoft YaHei" w:hAnsi="Cambria"/>
+                <w:b/>
+                <w:bCs/>
+                <w:color w:val="B4541A"/>
+                <w:sz w:val="21"/>
+                <w:szCs w:val="21"/>
+              </w:rPr>
+              <w:t xml:space="preserve">8. </w:t>
+            </w:r>
+            <w:r>
+              <w:rPr>
+                <w:rFonts w:ascii="Cambria" w:cs="Cambria" w:eastAsia="Microsoft YaHei" w:hAnsi="Cambria"/>
+                <w:b/>
+                <w:bCs/>
+                <w:color w:val="1F3864"/>
+                <w:sz w:val="21"/>
+                <w:szCs w:val="21"/>
+              </w:rPr>
+              <w:t xml:space="preserve">Недостающая документация по программе FAT</w:t>
+            </w:r>
+          </w:p>
+        </w:tc>
+        <w:tc>
+          <w:tcPr>
+            <w:tcW w:type="dxa" w:w="5084"/>
+            <w:tcBorders>
+              <w:top w:val="single" w:color="1F3864" w:sz="10"/>
               <w:left w:val="none" w:color="FFFFFF" w:sz="0"/>
               <w:bottom w:val="single" w:color="C9D3E0" w:sz="2"/>
               <w:right w:val="single" w:color="C9D3E0" w:sz="2"/>
             </w:tcBorders>
-            <w:tcMar>
-              <w:top w:type="dxa" w:w="80"/>
-              <w:left w:type="dxa" w:w="120"/>
-              <w:bottom w:type="dxa" w:w="80"/>
-              <w:right w:type="dxa" w:w="120"/>
-            </w:tcMar>
-            <w:vAlign w:val="top"/>
-          </w:tcPr>
-          <w:p>
-            <w:pPr>
-              <w:spacing w:after="0" w:line="264"/>
-            </w:pPr>
-            <w:r>
-              <w:rPr>
-                <w:rFonts w:ascii="Calibri" w:cs="Calibri" w:eastAsia="Microsoft YaHei" w:hAnsi="Calibri"/>
-                <w:b/>
-                <w:bCs/>
-                <w:color w:val="B4541A"/>
-                <w:sz w:val="17"/>
-                <w:szCs w:val="17"/>
-              </w:rPr>
-              <w:t xml:space="preserve">7.2  </w:t>
-            </w:r>
-            <w:r>
-              <w:rPr>
-                <w:rFonts w:ascii="Calibri" w:cs="Calibri" w:eastAsia="Microsoft YaHei" w:hAnsi="Calibri"/>
-                <w:sz w:val="17"/>
-                <w:szCs w:val="17"/>
-              </w:rPr>
-              <w:t xml:space="preserve">A vacuum test of the second stage shall be performed with the rotor rotating (to be clarified).</w:t>
-            </w:r>
-          </w:p>
-        </w:tc>
-        <w:tc>
-          <w:tcPr>
-            <w:tcW w:type="dxa" w:w="5084"/>
-            <w:tcBorders>
-              <w:top w:val="none" w:color="FFFFFF" w:sz="0"/>
+            <w:shd w:fill="EDF1F7" w:color="auto" w:val="clear"/>
+            <w:tcMar>
+              <w:top w:type="dxa" w:w="120"/>
+              <w:left w:type="dxa" w:w="120"/>
+              <w:bottom w:type="dxa" w:w="120"/>
+              <w:right w:type="dxa" w:w="120"/>
+            </w:tcMar>
+            <w:vAlign w:val="top"/>
+          </w:tcPr>
+          <w:p>
+            <w:pPr>
+              <w:keepNext/>
+              <w:spacing w:after="0"/>
+            </w:pPr>
+            <w:r>
+              <w:rPr>
+                <w:rFonts w:ascii="Cambria" w:cs="Cambria" w:eastAsia="Microsoft YaHei" w:hAnsi="Cambria"/>
+                <w:b/>
+                <w:bCs/>
+                <w:color w:val="B4541A"/>
+                <w:sz w:val="21"/>
+                <w:szCs w:val="21"/>
+              </w:rPr>
+              <w:t xml:space="preserve">8. </w:t>
+            </w:r>
+            <w:r>
+              <w:rPr>
+                <w:rFonts w:ascii="Cambria" w:cs="Cambria" w:eastAsia="Microsoft YaHei" w:hAnsi="Cambria"/>
+                <w:b/>
+                <w:bCs/>
+                <w:color w:val="1F3864"/>
+                <w:sz w:val="21"/>
+                <w:szCs w:val="21"/>
+              </w:rPr>
+              <w:t xml:space="preserve">Missing documentation under the FAT programme</w:t>
+            </w:r>
+          </w:p>
+        </w:tc>
+        <w:tc>
+          <w:tcPr>
+            <w:tcW w:type="dxa" w:w="5084"/>
+            <w:tcBorders>
+              <w:top w:val="single" w:color="1F3864" w:sz="10"/>
               <w:left w:val="none" w:color="FFFFFF" w:sz="0"/>
               <w:bottom w:val="single" w:color="C9D3E0" w:sz="2"/>
               <w:right w:val="none" w:color="FFFFFF" w:sz="0"/>
             </w:tcBorders>
-            <w:tcMar>
-              <w:top w:type="dxa" w:w="80"/>
-              <w:left w:type="dxa" w:w="120"/>
-              <w:bottom w:type="dxa" w:w="80"/>
-              <w:right w:type="dxa" w:w="120"/>
-            </w:tcMar>
-            <w:vAlign w:val="top"/>
-          </w:tcPr>
-          <w:p>
-            <w:pPr>
-              <w:spacing w:after="0" w:line="264"/>
-            </w:pPr>
-            <w:r>
-              <w:rPr>
-                <w:rFonts w:ascii="Calibri" w:cs="Calibri" w:eastAsia="Microsoft YaHei" w:hAnsi="Calibri"/>
-                <w:b/>
-                <w:bCs/>
-                <w:color w:val="B4541A"/>
-                <w:sz w:val="17"/>
-                <w:szCs w:val="17"/>
-              </w:rPr>
-              <w:t xml:space="preserve">7.2  </w:t>
-            </w:r>
-            <w:r>
-              <w:rPr>
-                <w:rFonts w:ascii="Calibri" w:cs="Calibri" w:eastAsia="Microsoft YaHei" w:hAnsi="Calibri"/>
-                <w:sz w:val="17"/>
-                <w:szCs w:val="17"/>
-              </w:rPr>
-              <w:t xml:space="preserve">在转子旋转状态下进行二级真空试验（待确认）。</w:t>
+            <w:shd w:fill="EDF1F7" w:color="auto" w:val="clear"/>
+            <w:tcMar>
+              <w:top w:type="dxa" w:w="120"/>
+              <w:left w:type="dxa" w:w="120"/>
+              <w:bottom w:type="dxa" w:w="120"/>
+              <w:right w:type="dxa" w:w="120"/>
+            </w:tcMar>
+            <w:vAlign w:val="top"/>
+          </w:tcPr>
+          <w:p>
+            <w:pPr>
+              <w:keepNext/>
+              <w:spacing w:after="0"/>
+            </w:pPr>
+            <w:r>
+              <w:rPr>
+                <w:rFonts w:ascii="Cambria" w:cs="Cambria" w:eastAsia="Microsoft YaHei" w:hAnsi="Cambria"/>
+                <w:b/>
+                <w:bCs/>
+                <w:color w:val="B4541A"/>
+                <w:sz w:val="21"/>
+                <w:szCs w:val="21"/>
+              </w:rPr>
+              <w:t xml:space="preserve">8. </w:t>
+            </w:r>
+            <w:r>
+              <w:rPr>
+                <w:rFonts w:ascii="Cambria" w:cs="Cambria" w:eastAsia="Microsoft YaHei" w:hAnsi="Cambria"/>
+                <w:b/>
+                <w:bCs/>
+                <w:color w:val="1F3864"/>
+                <w:sz w:val="21"/>
+                <w:szCs w:val="21"/>
+              </w:rPr>
+              <w:t xml:space="preserve">FAT 大纲规定的缺失文件</w:t>
             </w:r>
           </w:p>
         </w:tc>
@@ -10870,16 +10885,16 @@
           <w:tcPr>
             <w:tcW w:type="dxa" w:w="5084"/>
             <w:tcBorders>
-              <w:top w:val="single" w:color="1F3864" w:sz="10"/>
+              <w:top w:val="none" w:color="FFFFFF" w:sz="0"/>
               <w:left w:val="none" w:color="FFFFFF" w:sz="0"/>
               <w:bottom w:val="single" w:color="C9D3E0" w:sz="2"/>
               <w:right w:val="single" w:color="C9D3E0" w:sz="2"/>
             </w:tcBorders>
-            <w:shd w:fill="EDF1F7" w:color="auto" w:val="clear"/>
-            <w:tcMar>
-              <w:top w:type="dxa" w:w="120"/>
-              <w:left w:type="dxa" w:w="120"/>
-              <w:bottom w:type="dxa" w:w="120"/>
+            <w:shd w:fill="F7F9FC" w:color="auto" w:val="clear"/>
+            <w:tcMar>
+              <w:top w:type="dxa" w:w="60"/>
+              <w:left w:type="dxa" w:w="120"/>
+              <w:bottom w:type="dxa" w:w="60"/>
               <w:right w:type="dxa" w:w="120"/>
             </w:tcMar>
             <w:vAlign w:val="top"/>
@@ -10891,42 +10906,57 @@
             </w:pPr>
             <w:r>
               <w:rPr>
-                <w:rFonts w:ascii="Cambria" w:cs="Cambria" w:eastAsia="Microsoft YaHei" w:hAnsi="Cambria"/>
-                <w:b/>
-                <w:bCs/>
-                <w:color w:val="B4541A"/>
-                <w:sz w:val="21"/>
-                <w:szCs w:val="21"/>
-              </w:rPr>
-              <w:t xml:space="preserve">8. </w:t>
-            </w:r>
-            <w:r>
-              <w:rPr>
-                <w:rFonts w:ascii="Cambria" w:cs="Cambria" w:eastAsia="Microsoft YaHei" w:hAnsi="Cambria"/>
-                <w:b/>
-                <w:bCs/>
-                <w:color w:val="1F3864"/>
-                <w:sz w:val="21"/>
-                <w:szCs w:val="21"/>
-              </w:rPr>
-              <w:t xml:space="preserve">Недостающая документация по программе FAT</w:t>
-            </w:r>
-          </w:p>
-        </w:tc>
-        <w:tc>
-          <w:tcPr>
-            <w:tcW w:type="dxa" w:w="5084"/>
-            <w:tcBorders>
-              <w:top w:val="single" w:color="1F3864" w:sz="10"/>
+                <w:rFonts w:ascii="Calibri" w:cs="Calibri" w:eastAsia="Microsoft YaHei" w:hAnsi="Calibri"/>
+                <w:b/>
+                <w:bCs/>
+                <w:color w:val="44546A"/>
+                <w:sz w:val="16"/>
+                <w:szCs w:val="16"/>
+              </w:rPr>
+              <w:t xml:space="preserve">Замечаний: </w:t>
+            </w:r>
+            <w:r>
+              <w:rPr>
+                <w:rFonts w:ascii="Calibri" w:cs="Calibri" w:eastAsia="Microsoft YaHei" w:hAnsi="Calibri"/>
+                <w:color w:val="44546A"/>
+                <w:sz w:val="16"/>
+                <w:szCs w:val="16"/>
+              </w:rPr>
+              <w:t xml:space="preserve">16</w:t>
+            </w:r>
+          </w:p>
+          <w:p>
+            <w:pPr>
+              <w:keepNext/>
+              <w:spacing w:after="0" w:before="40"/>
+            </w:pPr>
+            <w:r>
+              <w:rPr>
+                <w:rFonts w:ascii="Calibri" w:cs="Calibri" w:eastAsia="Microsoft YaHei" w:hAnsi="Calibri"/>
+                <w:i/>
+                <w:iCs/>
+                <w:color w:val="6B7280"/>
+                <w:sz w:val="16"/>
+                <w:szCs w:val="16"/>
+              </w:rPr>
+              <w:t xml:space="preserve">Документы раздела 1 программы FAT, не вошедшие в комплект, предъявленный Продавцом.</w:t>
+            </w:r>
+          </w:p>
+        </w:tc>
+        <w:tc>
+          <w:tcPr>
+            <w:tcW w:type="dxa" w:w="5084"/>
+            <w:tcBorders>
+              <w:top w:val="none" w:color="FFFFFF" w:sz="0"/>
               <w:left w:val="none" w:color="FFFFFF" w:sz="0"/>
               <w:bottom w:val="single" w:color="C9D3E0" w:sz="2"/>
               <w:right w:val="single" w:color="C9D3E0" w:sz="2"/>
             </w:tcBorders>
-            <w:shd w:fill="EDF1F7" w:color="auto" w:val="clear"/>
-            <w:tcMar>
-              <w:top w:type="dxa" w:w="120"/>
-              <w:left w:type="dxa" w:w="120"/>
-              <w:bottom w:type="dxa" w:w="120"/>
+            <w:shd w:fill="F7F9FC" w:color="auto" w:val="clear"/>
+            <w:tcMar>
+              <w:top w:type="dxa" w:w="60"/>
+              <w:left w:type="dxa" w:w="120"/>
+              <w:bottom w:type="dxa" w:w="60"/>
               <w:right w:type="dxa" w:w="120"/>
             </w:tcMar>
             <w:vAlign w:val="top"/>
@@ -10938,42 +10968,57 @@
             </w:pPr>
             <w:r>
               <w:rPr>
-                <w:rFonts w:ascii="Cambria" w:cs="Cambria" w:eastAsia="Microsoft YaHei" w:hAnsi="Cambria"/>
-                <w:b/>
-                <w:bCs/>
-                <w:color w:val="B4541A"/>
-                <w:sz w:val="21"/>
-                <w:szCs w:val="21"/>
-              </w:rPr>
-              <w:t xml:space="preserve">8. </w:t>
-            </w:r>
-            <w:r>
-              <w:rPr>
-                <w:rFonts w:ascii="Cambria" w:cs="Cambria" w:eastAsia="Microsoft YaHei" w:hAnsi="Cambria"/>
-                <w:b/>
-                <w:bCs/>
-                <w:color w:val="1F3864"/>
-                <w:sz w:val="21"/>
-                <w:szCs w:val="21"/>
-              </w:rPr>
-              <w:t xml:space="preserve">Missing documentation under the FAT programme</w:t>
-            </w:r>
-          </w:p>
-        </w:tc>
-        <w:tc>
-          <w:tcPr>
-            <w:tcW w:type="dxa" w:w="5084"/>
-            <w:tcBorders>
-              <w:top w:val="single" w:color="1F3864" w:sz="10"/>
+                <w:rFonts w:ascii="Calibri" w:cs="Calibri" w:eastAsia="Microsoft YaHei" w:hAnsi="Calibri"/>
+                <w:b/>
+                <w:bCs/>
+                <w:color w:val="44546A"/>
+                <w:sz w:val="16"/>
+                <w:szCs w:val="16"/>
+              </w:rPr>
+              <w:t xml:space="preserve">Findings: </w:t>
+            </w:r>
+            <w:r>
+              <w:rPr>
+                <w:rFonts w:ascii="Calibri" w:cs="Calibri" w:eastAsia="Microsoft YaHei" w:hAnsi="Calibri"/>
+                <w:color w:val="44546A"/>
+                <w:sz w:val="16"/>
+                <w:szCs w:val="16"/>
+              </w:rPr>
+              <w:t xml:space="preserve">16</w:t>
+            </w:r>
+          </w:p>
+          <w:p>
+            <w:pPr>
+              <w:keepNext/>
+              <w:spacing w:after="0" w:before="40"/>
+            </w:pPr>
+            <w:r>
+              <w:rPr>
+                <w:rFonts w:ascii="Calibri" w:cs="Calibri" w:eastAsia="Microsoft YaHei" w:hAnsi="Calibri"/>
+                <w:i/>
+                <w:iCs/>
+                <w:color w:val="6B7280"/>
+                <w:sz w:val="16"/>
+                <w:szCs w:val="16"/>
+              </w:rPr>
+              <w:t xml:space="preserve">Documents under section 1 of the FAT programme not included in the set presented by the Seller.</w:t>
+            </w:r>
+          </w:p>
+        </w:tc>
+        <w:tc>
+          <w:tcPr>
+            <w:tcW w:type="dxa" w:w="5084"/>
+            <w:tcBorders>
+              <w:top w:val="none" w:color="FFFFFF" w:sz="0"/>
               <w:left w:val="none" w:color="FFFFFF" w:sz="0"/>
               <w:bottom w:val="single" w:color="C9D3E0" w:sz="2"/>
               <w:right w:val="none" w:color="FFFFFF" w:sz="0"/>
             </w:tcBorders>
-            <w:shd w:fill="EDF1F7" w:color="auto" w:val="clear"/>
-            <w:tcMar>
-              <w:top w:type="dxa" w:w="120"/>
-              <w:left w:type="dxa" w:w="120"/>
-              <w:bottom w:type="dxa" w:w="120"/>
+            <w:shd w:fill="F7F9FC" w:color="auto" w:val="clear"/>
+            <w:tcMar>
+              <w:top w:type="dxa" w:w="60"/>
+              <w:left w:type="dxa" w:w="120"/>
+              <w:bottom w:type="dxa" w:w="60"/>
               <w:right w:type="dxa" w:w="120"/>
             </w:tcMar>
             <w:vAlign w:val="top"/>
@@ -10985,25 +11030,40 @@
             </w:pPr>
             <w:r>
               <w:rPr>
-                <w:rFonts w:ascii="Cambria" w:cs="Cambria" w:eastAsia="Microsoft YaHei" w:hAnsi="Cambria"/>
-                <w:b/>
-                <w:bCs/>
-                <w:color w:val="B4541A"/>
-                <w:sz w:val="21"/>
-                <w:szCs w:val="21"/>
-              </w:rPr>
-              <w:t xml:space="preserve">8. </w:t>
-            </w:r>
-            <w:r>
-              <w:rPr>
-                <w:rFonts w:ascii="Cambria" w:cs="Cambria" w:eastAsia="Microsoft YaHei" w:hAnsi="Cambria"/>
-                <w:b/>
-                <w:bCs/>
-                <w:color w:val="1F3864"/>
-                <w:sz w:val="21"/>
-                <w:szCs w:val="21"/>
-              </w:rPr>
-              <w:t xml:space="preserve">FAT 大纲规定的缺失文件</w:t>
+                <w:rFonts w:ascii="Calibri" w:cs="Calibri" w:eastAsia="Microsoft YaHei" w:hAnsi="Calibri"/>
+                <w:b/>
+                <w:bCs/>
+                <w:color w:val="44546A"/>
+                <w:sz w:val="16"/>
+                <w:szCs w:val="16"/>
+              </w:rPr>
+              <w:t xml:space="preserve">问题数: </w:t>
+            </w:r>
+            <w:r>
+              <w:rPr>
+                <w:rFonts w:ascii="Calibri" w:cs="Calibri" w:eastAsia="Microsoft YaHei" w:hAnsi="Calibri"/>
+                <w:color w:val="44546A"/>
+                <w:sz w:val="16"/>
+                <w:szCs w:val="16"/>
+              </w:rPr>
+              <w:t xml:space="preserve">16</w:t>
+            </w:r>
+          </w:p>
+          <w:p>
+            <w:pPr>
+              <w:keepNext/>
+              <w:spacing w:after="0" w:before="40"/>
+            </w:pPr>
+            <w:r>
+              <w:rPr>
+                <w:rFonts w:ascii="Calibri" w:cs="Calibri" w:eastAsia="Microsoft YaHei" w:hAnsi="Calibri"/>
+                <w:i/>
+                <w:iCs/>
+                <w:color w:val="6B7280"/>
+                <w:sz w:val="16"/>
+                <w:szCs w:val="16"/>
+              </w:rPr>
+              <w:t xml:space="preserve">FAT 大纲第 1 章所列、卖方提交文件中缺少的文件。</w:t>
             </w:r>
           </w:p>
         </w:tc>
@@ -11021,56 +11081,36 @@
               <w:bottom w:val="single" w:color="C9D3E0" w:sz="2"/>
               <w:right w:val="single" w:color="C9D3E0" w:sz="2"/>
             </w:tcBorders>
-            <w:shd w:fill="F7F9FC" w:color="auto" w:val="clear"/>
-            <w:tcMar>
-              <w:top w:type="dxa" w:w="60"/>
-              <w:left w:type="dxa" w:w="120"/>
-              <w:bottom w:type="dxa" w:w="60"/>
-              <w:right w:type="dxa" w:w="120"/>
-            </w:tcMar>
-            <w:vAlign w:val="top"/>
-          </w:tcPr>
-          <w:p>
-            <w:pPr>
-              <w:keepNext/>
-              <w:spacing w:after="0"/>
-            </w:pPr>
-            <w:r>
-              <w:rPr>
-                <w:rFonts w:ascii="Calibri" w:cs="Calibri" w:eastAsia="Microsoft YaHei" w:hAnsi="Calibri"/>
-                <w:b/>
-                <w:bCs/>
-                <w:color w:val="44546A"/>
-                <w:sz w:val="16"/>
-                <w:szCs w:val="16"/>
-              </w:rPr>
-              <w:t xml:space="preserve">Замечаний: </w:t>
-            </w:r>
-            <w:r>
-              <w:rPr>
-                <w:rFonts w:ascii="Calibri" w:cs="Calibri" w:eastAsia="Microsoft YaHei" w:hAnsi="Calibri"/>
-                <w:color w:val="44546A"/>
-                <w:sz w:val="16"/>
-                <w:szCs w:val="16"/>
-              </w:rPr>
-              <w:t xml:space="preserve">16</w:t>
-            </w:r>
-          </w:p>
-          <w:p>
-            <w:pPr>
-              <w:keepNext/>
-              <w:spacing w:after="0" w:before="40"/>
-            </w:pPr>
-            <w:r>
-              <w:rPr>
-                <w:rFonts w:ascii="Calibri" w:cs="Calibri" w:eastAsia="Microsoft YaHei" w:hAnsi="Calibri"/>
-                <w:i/>
-                <w:iCs/>
-                <w:color w:val="6B7280"/>
-                <w:sz w:val="16"/>
-                <w:szCs w:val="16"/>
-              </w:rPr>
-              <w:t xml:space="preserve">Документы раздела 1 программы FAT, не вошедшие в комплект, предъявленный Продавцом.</w:t>
+            <w:tcMar>
+              <w:top w:type="dxa" w:w="80"/>
+              <w:left w:type="dxa" w:w="120"/>
+              <w:bottom w:type="dxa" w:w="80"/>
+              <w:right w:type="dxa" w:w="120"/>
+            </w:tcMar>
+            <w:vAlign w:val="top"/>
+          </w:tcPr>
+          <w:p>
+            <w:pPr>
+              <w:spacing w:after="0" w:line="264"/>
+            </w:pPr>
+            <w:r>
+              <w:rPr>
+                <w:rFonts w:ascii="Calibri" w:cs="Calibri" w:eastAsia="Microsoft YaHei" w:hAnsi="Calibri"/>
+                <w:b/>
+                <w:bCs/>
+                <w:color w:val="B4541A"/>
+                <w:sz w:val="17"/>
+                <w:szCs w:val="17"/>
+              </w:rPr>
+              <w:t xml:space="preserve">8.1  </w:t>
+            </w:r>
+            <w:r>
+              <w:rPr>
+                <w:rFonts w:ascii="Calibri" w:cs="Calibri" w:eastAsia="Microsoft YaHei" w:hAnsi="Calibri"/>
+                <w:sz w:val="17"/>
+                <w:szCs w:val="17"/>
+              </w:rPr>
+              <w:t xml:space="preserve">Чертёж байпасных трубных вставок вместо E-101 и E-201 (п. 1 программы FAT).</w:t>
             </w:r>
           </w:p>
         </w:tc>
@@ -11083,56 +11123,36 @@
               <w:bottom w:val="single" w:color="C9D3E0" w:sz="2"/>
               <w:right w:val="single" w:color="C9D3E0" w:sz="2"/>
             </w:tcBorders>
-            <w:shd w:fill="F7F9FC" w:color="auto" w:val="clear"/>
-            <w:tcMar>
-              <w:top w:type="dxa" w:w="60"/>
-              <w:left w:type="dxa" w:w="120"/>
-              <w:bottom w:type="dxa" w:w="60"/>
-              <w:right w:type="dxa" w:w="120"/>
-            </w:tcMar>
-            <w:vAlign w:val="top"/>
-          </w:tcPr>
-          <w:p>
-            <w:pPr>
-              <w:keepNext/>
-              <w:spacing w:after="0"/>
-            </w:pPr>
-            <w:r>
-              <w:rPr>
-                <w:rFonts w:ascii="Calibri" w:cs="Calibri" w:eastAsia="Microsoft YaHei" w:hAnsi="Calibri"/>
-                <w:b/>
-                <w:bCs/>
-                <w:color w:val="44546A"/>
-                <w:sz w:val="16"/>
-                <w:szCs w:val="16"/>
-              </w:rPr>
-              <w:t xml:space="preserve">Findings: </w:t>
-            </w:r>
-            <w:r>
-              <w:rPr>
-                <w:rFonts w:ascii="Calibri" w:cs="Calibri" w:eastAsia="Microsoft YaHei" w:hAnsi="Calibri"/>
-                <w:color w:val="44546A"/>
-                <w:sz w:val="16"/>
-                <w:szCs w:val="16"/>
-              </w:rPr>
-              <w:t xml:space="preserve">16</w:t>
-            </w:r>
-          </w:p>
-          <w:p>
-            <w:pPr>
-              <w:keepNext/>
-              <w:spacing w:after="0" w:before="40"/>
-            </w:pPr>
-            <w:r>
-              <w:rPr>
-                <w:rFonts w:ascii="Calibri" w:cs="Calibri" w:eastAsia="Microsoft YaHei" w:hAnsi="Calibri"/>
-                <w:i/>
-                <w:iCs/>
-                <w:color w:val="6B7280"/>
-                <w:sz w:val="16"/>
-                <w:szCs w:val="16"/>
-              </w:rPr>
-              <w:t xml:space="preserve">Documents under section 1 of the FAT programme not included in the set presented by the Seller.</w:t>
+            <w:tcMar>
+              <w:top w:type="dxa" w:w="80"/>
+              <w:left w:type="dxa" w:w="120"/>
+              <w:bottom w:type="dxa" w:w="80"/>
+              <w:right w:type="dxa" w:w="120"/>
+            </w:tcMar>
+            <w:vAlign w:val="top"/>
+          </w:tcPr>
+          <w:p>
+            <w:pPr>
+              <w:spacing w:after="0" w:line="264"/>
+            </w:pPr>
+            <w:r>
+              <w:rPr>
+                <w:rFonts w:ascii="Calibri" w:cs="Calibri" w:eastAsia="Microsoft YaHei" w:hAnsi="Calibri"/>
+                <w:b/>
+                <w:bCs/>
+                <w:color w:val="B4541A"/>
+                <w:sz w:val="17"/>
+                <w:szCs w:val="17"/>
+              </w:rPr>
+              <w:t xml:space="preserve">8.1  </w:t>
+            </w:r>
+            <w:r>
+              <w:rPr>
+                <w:rFonts w:ascii="Calibri" w:cs="Calibri" w:eastAsia="Microsoft YaHei" w:hAnsi="Calibri"/>
+                <w:sz w:val="17"/>
+                <w:szCs w:val="17"/>
+              </w:rPr>
+              <w:t xml:space="preserve">Drawing of the bypass pipe spools replacing E-101 and E-201 (FAT programme, item 1).</w:t>
             </w:r>
           </w:p>
         </w:tc>
@@ -11145,56 +11165,36 @@
               <w:bottom w:val="single" w:color="C9D3E0" w:sz="2"/>
               <w:right w:val="none" w:color="FFFFFF" w:sz="0"/>
             </w:tcBorders>
-            <w:shd w:fill="F7F9FC" w:color="auto" w:val="clear"/>
-            <w:tcMar>
-              <w:top w:type="dxa" w:w="60"/>
-              <w:left w:type="dxa" w:w="120"/>
-              <w:bottom w:type="dxa" w:w="60"/>
-              <w:right w:type="dxa" w:w="120"/>
-            </w:tcMar>
-            <w:vAlign w:val="top"/>
-          </w:tcPr>
-          <w:p>
-            <w:pPr>
-              <w:keepNext/>
-              <w:spacing w:after="0"/>
-            </w:pPr>
-            <w:r>
-              <w:rPr>
-                <w:rFonts w:ascii="Calibri" w:cs="Calibri" w:eastAsia="Microsoft YaHei" w:hAnsi="Calibri"/>
-                <w:b/>
-                <w:bCs/>
-                <w:color w:val="44546A"/>
-                <w:sz w:val="16"/>
-                <w:szCs w:val="16"/>
-              </w:rPr>
-              <w:t xml:space="preserve">问题数: </w:t>
-            </w:r>
-            <w:r>
-              <w:rPr>
-                <w:rFonts w:ascii="Calibri" w:cs="Calibri" w:eastAsia="Microsoft YaHei" w:hAnsi="Calibri"/>
-                <w:color w:val="44546A"/>
-                <w:sz w:val="16"/>
-                <w:szCs w:val="16"/>
-              </w:rPr>
-              <w:t xml:space="preserve">16</w:t>
-            </w:r>
-          </w:p>
-          <w:p>
-            <w:pPr>
-              <w:keepNext/>
-              <w:spacing w:after="0" w:before="40"/>
-            </w:pPr>
-            <w:r>
-              <w:rPr>
-                <w:rFonts w:ascii="Calibri" w:cs="Calibri" w:eastAsia="Microsoft YaHei" w:hAnsi="Calibri"/>
-                <w:i/>
-                <w:iCs/>
-                <w:color w:val="6B7280"/>
-                <w:sz w:val="16"/>
-                <w:szCs w:val="16"/>
-              </w:rPr>
-              <w:t xml:space="preserve">FAT 大纲第 1 章所列、卖方提交文件中缺少的文件。</w:t>
+            <w:tcMar>
+              <w:top w:type="dxa" w:w="80"/>
+              <w:left w:type="dxa" w:w="120"/>
+              <w:bottom w:type="dxa" w:w="80"/>
+              <w:right w:type="dxa" w:w="120"/>
+            </w:tcMar>
+            <w:vAlign w:val="top"/>
+          </w:tcPr>
+          <w:p>
+            <w:pPr>
+              <w:spacing w:after="0" w:line="264"/>
+            </w:pPr>
+            <w:r>
+              <w:rPr>
+                <w:rFonts w:ascii="Calibri" w:cs="Calibri" w:eastAsia="Microsoft YaHei" w:hAnsi="Calibri"/>
+                <w:b/>
+                <w:bCs/>
+                <w:color w:val="B4541A"/>
+                <w:sz w:val="17"/>
+                <w:szCs w:val="17"/>
+              </w:rPr>
+              <w:t xml:space="preserve">8.1  </w:t>
+            </w:r>
+            <w:r>
+              <w:rPr>
+                <w:rFonts w:ascii="Calibri" w:cs="Calibri" w:eastAsia="Microsoft YaHei" w:hAnsi="Calibri"/>
+                <w:sz w:val="17"/>
+                <w:szCs w:val="17"/>
+              </w:rPr>
+              <w:t xml:space="preserve">替代 E-101 和 E-201 的旁路短管图纸（FAT 大纲第 1 项）。</w:t>
             </w:r>
           </w:p>
         </w:tc>
@@ -11233,15 +11233,15 @@
                 <w:sz w:val="17"/>
                 <w:szCs w:val="17"/>
               </w:rPr>
-              <w:t xml:space="preserve">8.1  </w:t>
-            </w:r>
-            <w:r>
-              <w:rPr>
-                <w:rFonts w:ascii="Calibri" w:cs="Calibri" w:eastAsia="Microsoft YaHei" w:hAnsi="Calibri"/>
-                <w:sz w:val="17"/>
-                <w:szCs w:val="17"/>
-              </w:rPr>
-              <w:t xml:space="preserve">Чертёж байпасных трубных вставок вместо E-101 и E-201 (п. 1 программы FAT).</w:t>
+              <w:t xml:space="preserve">8.2  </w:t>
+            </w:r>
+            <w:r>
+              <w:rPr>
+                <w:rFonts w:ascii="Calibri" w:cs="Calibri" w:eastAsia="Microsoft YaHei" w:hAnsi="Calibri"/>
+                <w:sz w:val="17"/>
+                <w:szCs w:val="17"/>
+              </w:rPr>
+              <w:t xml:space="preserve">Упаковочный лист и перечень ЗИП (п. 2 программы FAT).</w:t>
             </w:r>
           </w:p>
         </w:tc>
@@ -11275,15 +11275,15 @@
                 <w:sz w:val="17"/>
                 <w:szCs w:val="17"/>
               </w:rPr>
-              <w:t xml:space="preserve">8.1  </w:t>
-            </w:r>
-            <w:r>
-              <w:rPr>
-                <w:rFonts w:ascii="Calibri" w:cs="Calibri" w:eastAsia="Microsoft YaHei" w:hAnsi="Calibri"/>
-                <w:sz w:val="17"/>
-                <w:szCs w:val="17"/>
-              </w:rPr>
-              <w:t xml:space="preserve">Drawing of the bypass pipe spools replacing E-101 and E-201 (FAT programme, item 1).</w:t>
+              <w:t xml:space="preserve">8.2  </w:t>
+            </w:r>
+            <w:r>
+              <w:rPr>
+                <w:rFonts w:ascii="Calibri" w:cs="Calibri" w:eastAsia="Microsoft YaHei" w:hAnsi="Calibri"/>
+                <w:sz w:val="17"/>
+                <w:szCs w:val="17"/>
+              </w:rPr>
+              <w:t xml:space="preserve">Packing list and list of spare parts (FAT programme, item 2).</w:t>
             </w:r>
           </w:p>
         </w:tc>
@@ -11317,15 +11317,15 @@
                 <w:sz w:val="17"/>
                 <w:szCs w:val="17"/>
               </w:rPr>
-              <w:t xml:space="preserve">8.1  </w:t>
-            </w:r>
-            <w:r>
-              <w:rPr>
-                <w:rFonts w:ascii="Calibri" w:cs="Calibri" w:eastAsia="Microsoft YaHei" w:hAnsi="Calibri"/>
-                <w:sz w:val="17"/>
-                <w:szCs w:val="17"/>
-              </w:rPr>
-              <w:t xml:space="preserve">替代 E-101 和 E-201 的旁路短管图纸（FAT 大纲第 1 项）。</w:t>
+              <w:t xml:space="preserve">8.2  </w:t>
+            </w:r>
+            <w:r>
+              <w:rPr>
+                <w:rFonts w:ascii="Calibri" w:cs="Calibri" w:eastAsia="Microsoft YaHei" w:hAnsi="Calibri"/>
+                <w:sz w:val="17"/>
+                <w:szCs w:val="17"/>
+              </w:rPr>
+              <w:t xml:space="preserve">装箱单及备品备件清单（FAT 大纲第 2 项）。</w:t>
             </w:r>
           </w:p>
         </w:tc>
@@ -11364,15 +11364,15 @@
                 <w:sz w:val="17"/>
                 <w:szCs w:val="17"/>
               </w:rPr>
-              <w:t xml:space="preserve">8.2  </w:t>
-            </w:r>
-            <w:r>
-              <w:rPr>
-                <w:rFonts w:ascii="Calibri" w:cs="Calibri" w:eastAsia="Microsoft YaHei" w:hAnsi="Calibri"/>
-                <w:sz w:val="17"/>
-                <w:szCs w:val="17"/>
-              </w:rPr>
-              <w:t xml:space="preserve">Упаковочный лист и перечень ЗИП (п. 2 программы FAT).</w:t>
+              <w:t xml:space="preserve">8.3  </w:t>
+            </w:r>
+            <w:r>
+              <w:rPr>
+                <w:rFonts w:ascii="Calibri" w:cs="Calibri" w:eastAsia="Microsoft YaHei" w:hAnsi="Calibri"/>
+                <w:sz w:val="17"/>
+                <w:szCs w:val="17"/>
+              </w:rPr>
+              <w:t xml:space="preserve">Чертёж и спецификация ротора и скребковой системы E-102 и E-202, сертификат на материал скребков (п. 3 программы FAT).</w:t>
             </w:r>
           </w:p>
         </w:tc>
@@ -11406,15 +11406,15 @@
                 <w:sz w:val="17"/>
                 <w:szCs w:val="17"/>
               </w:rPr>
-              <w:t xml:space="preserve">8.2  </w:t>
-            </w:r>
-            <w:r>
-              <w:rPr>
-                <w:rFonts w:ascii="Calibri" w:cs="Calibri" w:eastAsia="Microsoft YaHei" w:hAnsi="Calibri"/>
-                <w:sz w:val="17"/>
-                <w:szCs w:val="17"/>
-              </w:rPr>
-              <w:t xml:space="preserve">Packing list and list of spare parts (FAT programme, item 2).</w:t>
+              <w:t xml:space="preserve">8.3  </w:t>
+            </w:r>
+            <w:r>
+              <w:rPr>
+                <w:rFonts w:ascii="Calibri" w:cs="Calibri" w:eastAsia="Microsoft YaHei" w:hAnsi="Calibri"/>
+                <w:sz w:val="17"/>
+                <w:szCs w:val="17"/>
+              </w:rPr>
+              <w:t xml:space="preserve">Drawing and specification of the rotor and wiper system of E-102 and E-202; material certificate for the wipers (FAT programme, item 3).</w:t>
             </w:r>
           </w:p>
         </w:tc>
@@ -11448,15 +11448,15 @@
                 <w:sz w:val="17"/>
                 <w:szCs w:val="17"/>
               </w:rPr>
-              <w:t xml:space="preserve">8.2  </w:t>
-            </w:r>
-            <w:r>
-              <w:rPr>
-                <w:rFonts w:ascii="Calibri" w:cs="Calibri" w:eastAsia="Microsoft YaHei" w:hAnsi="Calibri"/>
-                <w:sz w:val="17"/>
-                <w:szCs w:val="17"/>
-              </w:rPr>
-              <w:t xml:space="preserve">装箱单及备品备件清单（FAT 大纲第 2 项）。</w:t>
+              <w:t xml:space="preserve">8.3  </w:t>
+            </w:r>
+            <w:r>
+              <w:rPr>
+                <w:rFonts w:ascii="Calibri" w:cs="Calibri" w:eastAsia="Microsoft YaHei" w:hAnsi="Calibri"/>
+                <w:sz w:val="17"/>
+                <w:szCs w:val="17"/>
+              </w:rPr>
+              <w:t xml:space="preserve">E-102 和 E-202 转子及刮膜系统的图纸和明细表，刮板材质证书（FAT 大纲第 3 项）。</w:t>
             </w:r>
           </w:p>
         </w:tc>
@@ -11484,26 +11484,110 @@
           </w:tcPr>
           <w:p>
             <w:pPr>
-              <w:spacing w:after="0" w:line="264"/>
-            </w:pPr>
-            <w:r>
-              <w:rPr>
-                <w:rFonts w:ascii="Calibri" w:cs="Calibri" w:eastAsia="Microsoft YaHei" w:hAnsi="Calibri"/>
-                <w:b/>
-                <w:bCs/>
-                <w:color w:val="B4541A"/>
-                <w:sz w:val="17"/>
-                <w:szCs w:val="17"/>
-              </w:rPr>
-              <w:t xml:space="preserve">8.3  </w:t>
-            </w:r>
-            <w:r>
-              <w:rPr>
-                <w:rFonts w:ascii="Calibri" w:cs="Calibri" w:eastAsia="Microsoft YaHei" w:hAnsi="Calibri"/>
-                <w:sz w:val="17"/>
-                <w:szCs w:val="17"/>
-              </w:rPr>
-              <w:t xml:space="preserve">Чертёж и спецификация ротора и скребковой системы E-102 и E-202, сертификат на материал скребков (п. 3 программы FAT).</w:t>
+              <w:spacing w:after="40" w:line="264"/>
+            </w:pPr>
+            <w:r>
+              <w:rPr>
+                <w:rFonts w:ascii="Calibri" w:cs="Calibri" w:eastAsia="Microsoft YaHei" w:hAnsi="Calibri"/>
+                <w:b/>
+                <w:bCs/>
+                <w:color w:val="B4541A"/>
+                <w:sz w:val="17"/>
+                <w:szCs w:val="17"/>
+              </w:rPr>
+              <w:t xml:space="preserve">8.4  </w:t>
+            </w:r>
+            <w:r>
+              <w:rPr>
+                <w:rFonts w:ascii="Calibri" w:cs="Calibri" w:eastAsia="Microsoft YaHei" w:hAnsi="Calibri"/>
+                <w:sz w:val="17"/>
+                <w:szCs w:val="17"/>
+              </w:rPr>
+              <w:t xml:space="preserve">Паспорта аппаратов (п. 4 программы FAT):</w:t>
+            </w:r>
+          </w:p>
+          <w:p>
+            <w:pPr>
+              <w:spacing w:after="20" w:line="252"/>
+              <w:ind w:left="360" w:hanging="200"/>
+            </w:pPr>
+            <w:r>
+              <w:rPr>
+                <w:rFonts w:ascii="Calibri" w:cs="Calibri" w:eastAsia="Microsoft YaHei" w:hAnsi="Calibri"/>
+                <w:sz w:val="17"/>
+                <w:szCs w:val="17"/>
+              </w:rPr>
+              <w:t xml:space="preserve">–  E-101 — подогреватель 3 м² (1-я ступень);</w:t>
+            </w:r>
+          </w:p>
+          <w:p>
+            <w:pPr>
+              <w:spacing w:after="20" w:line="252"/>
+              <w:ind w:left="360" w:hanging="200"/>
+            </w:pPr>
+            <w:r>
+              <w:rPr>
+                <w:rFonts w:ascii="Calibri" w:cs="Calibri" w:eastAsia="Microsoft YaHei" w:hAnsi="Calibri"/>
+                <w:sz w:val="17"/>
+                <w:szCs w:val="17"/>
+              </w:rPr>
+              <w:t xml:space="preserve">–  V-103 — сборник лёгкой фазы 50 л;</w:t>
+            </w:r>
+          </w:p>
+          <w:p>
+            <w:pPr>
+              <w:spacing w:after="20" w:line="252"/>
+              <w:ind w:left="360" w:hanging="200"/>
+            </w:pPr>
+            <w:r>
+              <w:rPr>
+                <w:rFonts w:ascii="Calibri" w:cs="Calibri" w:eastAsia="Microsoft YaHei" w:hAnsi="Calibri"/>
+                <w:sz w:val="17"/>
+                <w:szCs w:val="17"/>
+              </w:rPr>
+              <w:t xml:space="preserve">–  V-203 — сборник конденсата ловушек 20 л;</w:t>
+            </w:r>
+          </w:p>
+          <w:p>
+            <w:pPr>
+              <w:spacing w:after="20" w:line="252"/>
+              <w:ind w:left="360" w:hanging="200"/>
+            </w:pPr>
+            <w:r>
+              <w:rPr>
+                <w:rFonts w:ascii="Calibri" w:cs="Calibri" w:eastAsia="Microsoft YaHei" w:hAnsi="Calibri"/>
+                <w:sz w:val="17"/>
+                <w:szCs w:val="17"/>
+              </w:rPr>
+              <w:t xml:space="preserve">–  E-102 — тонкоплёночный испаритель GXZ-2;</w:t>
+            </w:r>
+          </w:p>
+          <w:p>
+            <w:pPr>
+              <w:spacing w:after="20" w:line="252"/>
+              <w:ind w:left="360" w:hanging="200"/>
+            </w:pPr>
+            <w:r>
+              <w:rPr>
+                <w:rFonts w:ascii="Calibri" w:cs="Calibri" w:eastAsia="Microsoft YaHei" w:hAnsi="Calibri"/>
+                <w:sz w:val="17"/>
+                <w:szCs w:val="17"/>
+              </w:rPr>
+              <w:t xml:space="preserve">–  E-202 — короткопутевой испаритель DZQ-2;</w:t>
+            </w:r>
+          </w:p>
+          <w:p>
+            <w:pPr>
+              <w:spacing w:after="20" w:line="252"/>
+              <w:ind w:left="360" w:hanging="200"/>
+            </w:pPr>
+            <w:r>
+              <w:rPr>
+                <w:rFonts w:ascii="Calibri" w:cs="Calibri" w:eastAsia="Microsoft YaHei" w:hAnsi="Calibri"/>
+                <w:sz w:val="17"/>
+                <w:szCs w:val="17"/>
+              </w:rPr>
+              <w:t xml:space="preserve">–  E-204 — собственный паспорт (в предъявленный вложены акт ОТК и протоколы гидроиспытаний от E-201).</w:t>
             </w:r>
           </w:p>
         </w:tc>
@@ -11526,26 +11610,110 @@
           </w:tcPr>
           <w:p>
             <w:pPr>
-              <w:spacing w:after="0" w:line="264"/>
-            </w:pPr>
-            <w:r>
-              <w:rPr>
-                <w:rFonts w:ascii="Calibri" w:cs="Calibri" w:eastAsia="Microsoft YaHei" w:hAnsi="Calibri"/>
-                <w:b/>
-                <w:bCs/>
-                <w:color w:val="B4541A"/>
-                <w:sz w:val="17"/>
-                <w:szCs w:val="17"/>
-              </w:rPr>
-              <w:t xml:space="preserve">8.3  </w:t>
-            </w:r>
-            <w:r>
-              <w:rPr>
-                <w:rFonts w:ascii="Calibri" w:cs="Calibri" w:eastAsia="Microsoft YaHei" w:hAnsi="Calibri"/>
-                <w:sz w:val="17"/>
-                <w:szCs w:val="17"/>
-              </w:rPr>
-              <w:t xml:space="preserve">Drawing and specification of the rotor and wiper system of E-102 and E-202; material certificate for the wipers (FAT programme, item 3).</w:t>
+              <w:spacing w:after="40" w:line="264"/>
+            </w:pPr>
+            <w:r>
+              <w:rPr>
+                <w:rFonts w:ascii="Calibri" w:cs="Calibri" w:eastAsia="Microsoft YaHei" w:hAnsi="Calibri"/>
+                <w:b/>
+                <w:bCs/>
+                <w:color w:val="B4541A"/>
+                <w:sz w:val="17"/>
+                <w:szCs w:val="17"/>
+              </w:rPr>
+              <w:t xml:space="preserve">8.4  </w:t>
+            </w:r>
+            <w:r>
+              <w:rPr>
+                <w:rFonts w:ascii="Calibri" w:cs="Calibri" w:eastAsia="Microsoft YaHei" w:hAnsi="Calibri"/>
+                <w:sz w:val="17"/>
+                <w:szCs w:val="17"/>
+              </w:rPr>
+              <w:t xml:space="preserve">Vessel / apparatus passports (FAT programme, item 4):</w:t>
+            </w:r>
+          </w:p>
+          <w:p>
+            <w:pPr>
+              <w:spacing w:after="20" w:line="252"/>
+              <w:ind w:left="360" w:hanging="200"/>
+            </w:pPr>
+            <w:r>
+              <w:rPr>
+                <w:rFonts w:ascii="Calibri" w:cs="Calibri" w:eastAsia="Microsoft YaHei" w:hAnsi="Calibri"/>
+                <w:sz w:val="17"/>
+                <w:szCs w:val="17"/>
+              </w:rPr>
+              <w:t xml:space="preserve">–  E-101 — preheater 3 m² (1st stage);</w:t>
+            </w:r>
+          </w:p>
+          <w:p>
+            <w:pPr>
+              <w:spacing w:after="20" w:line="252"/>
+              <w:ind w:left="360" w:hanging="200"/>
+            </w:pPr>
+            <w:r>
+              <w:rPr>
+                <w:rFonts w:ascii="Calibri" w:cs="Calibri" w:eastAsia="Microsoft YaHei" w:hAnsi="Calibri"/>
+                <w:sz w:val="17"/>
+                <w:szCs w:val="17"/>
+              </w:rPr>
+              <w:t xml:space="preserve">–  V-103 — light phase receiver 50 L;</w:t>
+            </w:r>
+          </w:p>
+          <w:p>
+            <w:pPr>
+              <w:spacing w:after="20" w:line="252"/>
+              <w:ind w:left="360" w:hanging="200"/>
+            </w:pPr>
+            <w:r>
+              <w:rPr>
+                <w:rFonts w:ascii="Calibri" w:cs="Calibri" w:eastAsia="Microsoft YaHei" w:hAnsi="Calibri"/>
+                <w:sz w:val="17"/>
+                <w:szCs w:val="17"/>
+              </w:rPr>
+              <w:t xml:space="preserve">–  V-203 — trap condensate receiver 20 L;</w:t>
+            </w:r>
+          </w:p>
+          <w:p>
+            <w:pPr>
+              <w:spacing w:after="20" w:line="252"/>
+              <w:ind w:left="360" w:hanging="200"/>
+            </w:pPr>
+            <w:r>
+              <w:rPr>
+                <w:rFonts w:ascii="Calibri" w:cs="Calibri" w:eastAsia="Microsoft YaHei" w:hAnsi="Calibri"/>
+                <w:sz w:val="17"/>
+                <w:szCs w:val="17"/>
+              </w:rPr>
+              <w:t xml:space="preserve">–  E-102 — thin-film evaporator GXZ-2;</w:t>
+            </w:r>
+          </w:p>
+          <w:p>
+            <w:pPr>
+              <w:spacing w:after="20" w:line="252"/>
+              <w:ind w:left="360" w:hanging="200"/>
+            </w:pPr>
+            <w:r>
+              <w:rPr>
+                <w:rFonts w:ascii="Calibri" w:cs="Calibri" w:eastAsia="Microsoft YaHei" w:hAnsi="Calibri"/>
+                <w:sz w:val="17"/>
+                <w:szCs w:val="17"/>
+              </w:rPr>
+              <w:t xml:space="preserve">–  E-202 — short path evaporator DZQ-2;</w:t>
+            </w:r>
+          </w:p>
+          <w:p>
+            <w:pPr>
+              <w:spacing w:after="20" w:line="252"/>
+              <w:ind w:left="360" w:hanging="200"/>
+            </w:pPr>
+            <w:r>
+              <w:rPr>
+                <w:rFonts w:ascii="Calibri" w:cs="Calibri" w:eastAsia="Microsoft YaHei" w:hAnsi="Calibri"/>
+                <w:sz w:val="17"/>
+                <w:szCs w:val="17"/>
+              </w:rPr>
+              <w:t xml:space="preserve">–  E-204 — its own passport (the one presented contains the QC certificate and hydrotest reports of E-201).</w:t>
             </w:r>
           </w:p>
         </w:tc>
@@ -11568,26 +11736,110 @@
           </w:tcPr>
           <w:p>
             <w:pPr>
-              <w:spacing w:after="0" w:line="264"/>
-            </w:pPr>
-            <w:r>
-              <w:rPr>
-                <w:rFonts w:ascii="Calibri" w:cs="Calibri" w:eastAsia="Microsoft YaHei" w:hAnsi="Calibri"/>
-                <w:b/>
-                <w:bCs/>
-                <w:color w:val="B4541A"/>
-                <w:sz w:val="17"/>
-                <w:szCs w:val="17"/>
-              </w:rPr>
-              <w:t xml:space="preserve">8.3  </w:t>
-            </w:r>
-            <w:r>
-              <w:rPr>
-                <w:rFonts w:ascii="Calibri" w:cs="Calibri" w:eastAsia="Microsoft YaHei" w:hAnsi="Calibri"/>
-                <w:sz w:val="17"/>
-                <w:szCs w:val="17"/>
-              </w:rPr>
-              <w:t xml:space="preserve">E-102 和 E-202 转子及刮膜系统的图纸和明细表，刮板材质证书（FAT 大纲第 3 项）。</w:t>
+              <w:spacing w:after="40" w:line="264"/>
+            </w:pPr>
+            <w:r>
+              <w:rPr>
+                <w:rFonts w:ascii="Calibri" w:cs="Calibri" w:eastAsia="Microsoft YaHei" w:hAnsi="Calibri"/>
+                <w:b/>
+                <w:bCs/>
+                <w:color w:val="B4541A"/>
+                <w:sz w:val="17"/>
+                <w:szCs w:val="17"/>
+              </w:rPr>
+              <w:t xml:space="preserve">8.4  </w:t>
+            </w:r>
+            <w:r>
+              <w:rPr>
+                <w:rFonts w:ascii="Calibri" w:cs="Calibri" w:eastAsia="Microsoft YaHei" w:hAnsi="Calibri"/>
+                <w:sz w:val="17"/>
+                <w:szCs w:val="17"/>
+              </w:rPr>
+              <w:t xml:space="preserve">设备合格证（产品证明书）（FAT 大纲第 4 项）：</w:t>
+            </w:r>
+          </w:p>
+          <w:p>
+            <w:pPr>
+              <w:spacing w:after="20" w:line="252"/>
+              <w:ind w:left="360" w:hanging="200"/>
+            </w:pPr>
+            <w:r>
+              <w:rPr>
+                <w:rFonts w:ascii="Calibri" w:cs="Calibri" w:eastAsia="Microsoft YaHei" w:hAnsi="Calibri"/>
+                <w:sz w:val="17"/>
+                <w:szCs w:val="17"/>
+              </w:rPr>
+              <w:t xml:space="preserve">–  E-101 — 预热器 3 m²（一级）；</w:t>
+            </w:r>
+          </w:p>
+          <w:p>
+            <w:pPr>
+              <w:spacing w:after="20" w:line="252"/>
+              <w:ind w:left="360" w:hanging="200"/>
+            </w:pPr>
+            <w:r>
+              <w:rPr>
+                <w:rFonts w:ascii="Calibri" w:cs="Calibri" w:eastAsia="Microsoft YaHei" w:hAnsi="Calibri"/>
+                <w:sz w:val="17"/>
+                <w:szCs w:val="17"/>
+              </w:rPr>
+              <w:t xml:space="preserve">–  V-103 — 轻相接收罐 50 L；</w:t>
+            </w:r>
+          </w:p>
+          <w:p>
+            <w:pPr>
+              <w:spacing w:after="20" w:line="252"/>
+              <w:ind w:left="360" w:hanging="200"/>
+            </w:pPr>
+            <w:r>
+              <w:rPr>
+                <w:rFonts w:ascii="Calibri" w:cs="Calibri" w:eastAsia="Microsoft YaHei" w:hAnsi="Calibri"/>
+                <w:sz w:val="17"/>
+                <w:szCs w:val="17"/>
+              </w:rPr>
+              <w:t xml:space="preserve">–  V-203 — 冷阱冷凝液接收罐 20 L；</w:t>
+            </w:r>
+          </w:p>
+          <w:p>
+            <w:pPr>
+              <w:spacing w:after="20" w:line="252"/>
+              <w:ind w:left="360" w:hanging="200"/>
+            </w:pPr>
+            <w:r>
+              <w:rPr>
+                <w:rFonts w:ascii="Calibri" w:cs="Calibri" w:eastAsia="Microsoft YaHei" w:hAnsi="Calibri"/>
+                <w:sz w:val="17"/>
+                <w:szCs w:val="17"/>
+              </w:rPr>
+              <w:t xml:space="preserve">–  E-102 — 薄膜蒸发器 GXZ-2；</w:t>
+            </w:r>
+          </w:p>
+          <w:p>
+            <w:pPr>
+              <w:spacing w:after="20" w:line="252"/>
+              <w:ind w:left="360" w:hanging="200"/>
+            </w:pPr>
+            <w:r>
+              <w:rPr>
+                <w:rFonts w:ascii="Calibri" w:cs="Calibri" w:eastAsia="Microsoft YaHei" w:hAnsi="Calibri"/>
+                <w:sz w:val="17"/>
+                <w:szCs w:val="17"/>
+              </w:rPr>
+              <w:t xml:space="preserve">–  E-202 — 短程蒸发器 DZQ-2；</w:t>
+            </w:r>
+          </w:p>
+          <w:p>
+            <w:pPr>
+              <w:spacing w:after="20" w:line="252"/>
+              <w:ind w:left="360" w:hanging="200"/>
+            </w:pPr>
+            <w:r>
+              <w:rPr>
+                <w:rFonts w:ascii="Calibri" w:cs="Calibri" w:eastAsia="Microsoft YaHei" w:hAnsi="Calibri"/>
+                <w:sz w:val="17"/>
+                <w:szCs w:val="17"/>
+              </w:rPr>
+              <w:t xml:space="preserve">–  E-204 — 须提供其自身的合格证（所提交的合格证内附的是 E-201 的质检报告和水压试验记录）。</w:t>
             </w:r>
           </w:p>
         </w:tc>
@@ -11626,15 +11878,15 @@
                 <w:sz w:val="17"/>
                 <w:szCs w:val="17"/>
               </w:rPr>
-              <w:t xml:space="preserve">8.4  </w:t>
-            </w:r>
-            <w:r>
-              <w:rPr>
-                <w:rFonts w:ascii="Calibri" w:cs="Calibri" w:eastAsia="Microsoft YaHei" w:hAnsi="Calibri"/>
-                <w:sz w:val="17"/>
-                <w:szCs w:val="17"/>
-              </w:rPr>
-              <w:t xml:space="preserve">Паспорта аппаратов (п. 4 программы FAT):</w:t>
+              <w:t xml:space="preserve">8.5  </w:t>
+            </w:r>
+            <w:r>
+              <w:rPr>
+                <w:rFonts w:ascii="Calibri" w:cs="Calibri" w:eastAsia="Microsoft YaHei" w:hAnsi="Calibri"/>
+                <w:sz w:val="17"/>
+                <w:szCs w:val="17"/>
+              </w:rPr>
+              <w:t xml:space="preserve">Сертификаты на материалы (п. 5 программы FAT):</w:t>
             </w:r>
           </w:p>
           <w:p>
@@ -11648,7 +11900,7 @@
                 <w:sz w:val="17"/>
                 <w:szCs w:val="17"/>
               </w:rPr>
-              <w:t xml:space="preserve">–  E-101 — подогреватель 3 м² (1-я ступень);</w:t>
+              <w:t xml:space="preserve">–  аппаратов E-101, V-103, V-203, E-102, E-202;</w:t>
             </w:r>
           </w:p>
           <w:p>
@@ -11662,7 +11914,7 @@
                 <w:sz w:val="17"/>
                 <w:szCs w:val="17"/>
               </w:rPr>
-              <w:t xml:space="preserve">–  V-103 — сборник лёгкой фазы 50 л;</w:t>
+              <w:t xml:space="preserve">–  крепежа — по всем аппаратам;</w:t>
             </w:r>
           </w:p>
           <w:p>
@@ -11676,7 +11928,49 @@
                 <w:sz w:val="17"/>
                 <w:szCs w:val="17"/>
               </w:rPr>
-              <w:t xml:space="preserve">–  V-203 — сборник конденсата ловушек 20 л;</w:t>
+              <w:t xml:space="preserve">–  уплотнений — по всем аппаратам.</w:t>
+            </w:r>
+          </w:p>
+        </w:tc>
+        <w:tc>
+          <w:tcPr>
+            <w:tcW w:type="dxa" w:w="5084"/>
+            <w:tcBorders>
+              <w:top w:val="none" w:color="FFFFFF" w:sz="0"/>
+              <w:left w:val="none" w:color="FFFFFF" w:sz="0"/>
+              <w:bottom w:val="single" w:color="C9D3E0" w:sz="2"/>
+              <w:right w:val="single" w:color="C9D3E0" w:sz="2"/>
+            </w:tcBorders>
+            <w:tcMar>
+              <w:top w:type="dxa" w:w="80"/>
+              <w:left w:type="dxa" w:w="120"/>
+              <w:bottom w:type="dxa" w:w="80"/>
+              <w:right w:type="dxa" w:w="120"/>
+            </w:tcMar>
+            <w:vAlign w:val="top"/>
+          </w:tcPr>
+          <w:p>
+            <w:pPr>
+              <w:spacing w:after="40" w:line="264"/>
+            </w:pPr>
+            <w:r>
+              <w:rPr>
+                <w:rFonts w:ascii="Calibri" w:cs="Calibri" w:eastAsia="Microsoft YaHei" w:hAnsi="Calibri"/>
+                <w:b/>
+                <w:bCs/>
+                <w:color w:val="B4541A"/>
+                <w:sz w:val="17"/>
+                <w:szCs w:val="17"/>
+              </w:rPr>
+              <w:t xml:space="preserve">8.5  </w:t>
+            </w:r>
+            <w:r>
+              <w:rPr>
+                <w:rFonts w:ascii="Calibri" w:cs="Calibri" w:eastAsia="Microsoft YaHei" w:hAnsi="Calibri"/>
+                <w:sz w:val="17"/>
+                <w:szCs w:val="17"/>
+              </w:rPr>
+              <w:t xml:space="preserve">Material certificates (FAT programme, item 5):</w:t>
             </w:r>
           </w:p>
           <w:p>
@@ -11690,7 +11984,7 @@
                 <w:sz w:val="17"/>
                 <w:szCs w:val="17"/>
               </w:rPr>
-              <w:t xml:space="preserve">–  E-102 — тонкоплёночный испаритель GXZ-2;</w:t>
+              <w:t xml:space="preserve">–  for vessels E-101, V-103, V-203, E-102, E-202;</w:t>
             </w:r>
           </w:p>
           <w:p>
@@ -11704,7 +11998,7 @@
                 <w:sz w:val="17"/>
                 <w:szCs w:val="17"/>
               </w:rPr>
-              <w:t xml:space="preserve">–  E-202 — короткопутевой испаритель DZQ-2;</w:t>
+              <w:t xml:space="preserve">–  for fasteners — for all vessels;</w:t>
             </w:r>
           </w:p>
           <w:p>
@@ -11718,18 +12012,18 @@
                 <w:sz w:val="17"/>
                 <w:szCs w:val="17"/>
               </w:rPr>
-              <w:t xml:space="preserve">–  E-204 — собственный паспорт (в предъявленный вложены акт ОТК и протоколы гидроиспытаний от E-201).</w:t>
-            </w:r>
-          </w:p>
-        </w:tc>
-        <w:tc>
-          <w:tcPr>
-            <w:tcW w:type="dxa" w:w="5084"/>
-            <w:tcBorders>
-              <w:top w:val="none" w:color="FFFFFF" w:sz="0"/>
-              <w:left w:val="none" w:color="FFFFFF" w:sz="0"/>
-              <w:bottom w:val="single" w:color="C9D3E0" w:sz="2"/>
-              <w:right w:val="single" w:color="C9D3E0" w:sz="2"/>
+              <w:t xml:space="preserve">–  for seals — for all vessels.</w:t>
+            </w:r>
+          </w:p>
+        </w:tc>
+        <w:tc>
+          <w:tcPr>
+            <w:tcW w:type="dxa" w:w="5084"/>
+            <w:tcBorders>
+              <w:top w:val="none" w:color="FFFFFF" w:sz="0"/>
+              <w:left w:val="none" w:color="FFFFFF" w:sz="0"/>
+              <w:bottom w:val="single" w:color="C9D3E0" w:sz="2"/>
+              <w:right w:val="none" w:color="FFFFFF" w:sz="0"/>
             </w:tcBorders>
             <w:tcMar>
               <w:top w:type="dxa" w:w="80"/>
@@ -11752,15 +12046,15 @@
                 <w:sz w:val="17"/>
                 <w:szCs w:val="17"/>
               </w:rPr>
-              <w:t xml:space="preserve">8.4  </w:t>
-            </w:r>
-            <w:r>
-              <w:rPr>
-                <w:rFonts w:ascii="Calibri" w:cs="Calibri" w:eastAsia="Microsoft YaHei" w:hAnsi="Calibri"/>
-                <w:sz w:val="17"/>
-                <w:szCs w:val="17"/>
-              </w:rPr>
-              <w:t xml:space="preserve">Vessel / apparatus passports (FAT programme, item 4):</w:t>
+              <w:t xml:space="preserve">8.5  </w:t>
+            </w:r>
+            <w:r>
+              <w:rPr>
+                <w:rFonts w:ascii="Calibri" w:cs="Calibri" w:eastAsia="Microsoft YaHei" w:hAnsi="Calibri"/>
+                <w:sz w:val="17"/>
+                <w:szCs w:val="17"/>
+              </w:rPr>
+              <w:t xml:space="preserve">材质证书（FAT 大纲第 5 项）：</w:t>
             </w:r>
           </w:p>
           <w:p>
@@ -11774,7 +12068,7 @@
                 <w:sz w:val="17"/>
                 <w:szCs w:val="17"/>
               </w:rPr>
-              <w:t xml:space="preserve">–  E-101 — preheater 3 m² (1st stage);</w:t>
+              <w:t xml:space="preserve">–  设备 E-101、V-103、V-203、E-102、E-202；</w:t>
             </w:r>
           </w:p>
           <w:p>
@@ -11788,7 +12082,7 @@
                 <w:sz w:val="17"/>
                 <w:szCs w:val="17"/>
               </w:rPr>
-              <w:t xml:space="preserve">–  V-103 — light phase receiver 50 L;</w:t>
+              <w:t xml:space="preserve">–  紧固件——所有设备；</w:t>
             </w:r>
           </w:p>
           <w:p>
@@ -11802,175 +12096,7 @@
                 <w:sz w:val="17"/>
                 <w:szCs w:val="17"/>
               </w:rPr>
-              <w:t xml:space="preserve">–  V-203 — trap condensate receiver 20 L;</w:t>
-            </w:r>
-          </w:p>
-          <w:p>
-            <w:pPr>
-              <w:spacing w:after="20" w:line="252"/>
-              <w:ind w:left="360" w:hanging="200"/>
-            </w:pPr>
-            <w:r>
-              <w:rPr>
-                <w:rFonts w:ascii="Calibri" w:cs="Calibri" w:eastAsia="Microsoft YaHei" w:hAnsi="Calibri"/>
-                <w:sz w:val="17"/>
-                <w:szCs w:val="17"/>
-              </w:rPr>
-              <w:t xml:space="preserve">–  E-102 — thin-film evaporator GXZ-2;</w:t>
-            </w:r>
-          </w:p>
-          <w:p>
-            <w:pPr>
-              <w:spacing w:after="20" w:line="252"/>
-              <w:ind w:left="360" w:hanging="200"/>
-            </w:pPr>
-            <w:r>
-              <w:rPr>
-                <w:rFonts w:ascii="Calibri" w:cs="Calibri" w:eastAsia="Microsoft YaHei" w:hAnsi="Calibri"/>
-                <w:sz w:val="17"/>
-                <w:szCs w:val="17"/>
-              </w:rPr>
-              <w:t xml:space="preserve">–  E-202 — short path evaporator DZQ-2;</w:t>
-            </w:r>
-          </w:p>
-          <w:p>
-            <w:pPr>
-              <w:spacing w:after="20" w:line="252"/>
-              <w:ind w:left="360" w:hanging="200"/>
-            </w:pPr>
-            <w:r>
-              <w:rPr>
-                <w:rFonts w:ascii="Calibri" w:cs="Calibri" w:eastAsia="Microsoft YaHei" w:hAnsi="Calibri"/>
-                <w:sz w:val="17"/>
-                <w:szCs w:val="17"/>
-              </w:rPr>
-              <w:t xml:space="preserve">–  E-204 — its own passport (the one presented contains the QC certificate and hydrotest reports of E-201).</w:t>
-            </w:r>
-          </w:p>
-        </w:tc>
-        <w:tc>
-          <w:tcPr>
-            <w:tcW w:type="dxa" w:w="5084"/>
-            <w:tcBorders>
-              <w:top w:val="none" w:color="FFFFFF" w:sz="0"/>
-              <w:left w:val="none" w:color="FFFFFF" w:sz="0"/>
-              <w:bottom w:val="single" w:color="C9D3E0" w:sz="2"/>
-              <w:right w:val="none" w:color="FFFFFF" w:sz="0"/>
-            </w:tcBorders>
-            <w:tcMar>
-              <w:top w:type="dxa" w:w="80"/>
-              <w:left w:type="dxa" w:w="120"/>
-              <w:bottom w:type="dxa" w:w="80"/>
-              <w:right w:type="dxa" w:w="120"/>
-            </w:tcMar>
-            <w:vAlign w:val="top"/>
-          </w:tcPr>
-          <w:p>
-            <w:pPr>
-              <w:spacing w:after="40" w:line="264"/>
-            </w:pPr>
-            <w:r>
-              <w:rPr>
-                <w:rFonts w:ascii="Calibri" w:cs="Calibri" w:eastAsia="Microsoft YaHei" w:hAnsi="Calibri"/>
-                <w:b/>
-                <w:bCs/>
-                <w:color w:val="B4541A"/>
-                <w:sz w:val="17"/>
-                <w:szCs w:val="17"/>
-              </w:rPr>
-              <w:t xml:space="preserve">8.4  </w:t>
-            </w:r>
-            <w:r>
-              <w:rPr>
-                <w:rFonts w:ascii="Calibri" w:cs="Calibri" w:eastAsia="Microsoft YaHei" w:hAnsi="Calibri"/>
-                <w:sz w:val="17"/>
-                <w:szCs w:val="17"/>
-              </w:rPr>
-              <w:t xml:space="preserve">设备合格证（产品证明书）（FAT 大纲第 4 项）：</w:t>
-            </w:r>
-          </w:p>
-          <w:p>
-            <w:pPr>
-              <w:spacing w:after="20" w:line="252"/>
-              <w:ind w:left="360" w:hanging="200"/>
-            </w:pPr>
-            <w:r>
-              <w:rPr>
-                <w:rFonts w:ascii="Calibri" w:cs="Calibri" w:eastAsia="Microsoft YaHei" w:hAnsi="Calibri"/>
-                <w:sz w:val="17"/>
-                <w:szCs w:val="17"/>
-              </w:rPr>
-              <w:t xml:space="preserve">–  E-101 — 预热器 3 m²（一级）；</w:t>
-            </w:r>
-          </w:p>
-          <w:p>
-            <w:pPr>
-              <w:spacing w:after="20" w:line="252"/>
-              <w:ind w:left="360" w:hanging="200"/>
-            </w:pPr>
-            <w:r>
-              <w:rPr>
-                <w:rFonts w:ascii="Calibri" w:cs="Calibri" w:eastAsia="Microsoft YaHei" w:hAnsi="Calibri"/>
-                <w:sz w:val="17"/>
-                <w:szCs w:val="17"/>
-              </w:rPr>
-              <w:t xml:space="preserve">–  V-103 — 轻相接收罐 50 L；</w:t>
-            </w:r>
-          </w:p>
-          <w:p>
-            <w:pPr>
-              <w:spacing w:after="20" w:line="252"/>
-              <w:ind w:left="360" w:hanging="200"/>
-            </w:pPr>
-            <w:r>
-              <w:rPr>
-                <w:rFonts w:ascii="Calibri" w:cs="Calibri" w:eastAsia="Microsoft YaHei" w:hAnsi="Calibri"/>
-                <w:sz w:val="17"/>
-                <w:szCs w:val="17"/>
-              </w:rPr>
-              <w:t xml:space="preserve">–  V-203 — 冷阱冷凝液接收罐 20 L；</w:t>
-            </w:r>
-          </w:p>
-          <w:p>
-            <w:pPr>
-              <w:spacing w:after="20" w:line="252"/>
-              <w:ind w:left="360" w:hanging="200"/>
-            </w:pPr>
-            <w:r>
-              <w:rPr>
-                <w:rFonts w:ascii="Calibri" w:cs="Calibri" w:eastAsia="Microsoft YaHei" w:hAnsi="Calibri"/>
-                <w:sz w:val="17"/>
-                <w:szCs w:val="17"/>
-              </w:rPr>
-              <w:t xml:space="preserve">–  E-102 — 薄膜蒸发器 GXZ-2；</w:t>
-            </w:r>
-          </w:p>
-          <w:p>
-            <w:pPr>
-              <w:spacing w:after="20" w:line="252"/>
-              <w:ind w:left="360" w:hanging="200"/>
-            </w:pPr>
-            <w:r>
-              <w:rPr>
-                <w:rFonts w:ascii="Calibri" w:cs="Calibri" w:eastAsia="Microsoft YaHei" w:hAnsi="Calibri"/>
-                <w:sz w:val="17"/>
-                <w:szCs w:val="17"/>
-              </w:rPr>
-              <w:t xml:space="preserve">–  E-202 — 短程蒸发器 DZQ-2；</w:t>
-            </w:r>
-          </w:p>
-          <w:p>
-            <w:pPr>
-              <w:spacing w:after="20" w:line="252"/>
-              <w:ind w:left="360" w:hanging="200"/>
-            </w:pPr>
-            <w:r>
-              <w:rPr>
-                <w:rFonts w:ascii="Calibri" w:cs="Calibri" w:eastAsia="Microsoft YaHei" w:hAnsi="Calibri"/>
-                <w:sz w:val="17"/>
-                <w:szCs w:val="17"/>
-              </w:rPr>
-              <w:t xml:space="preserve">–  E-204 — 须提供其自身的合格证（所提交的合格证内附的是 E-201 的质检报告和水压试验记录）。</w:t>
+              <w:t xml:space="preserve">–  密封件——所有设备。</w:t>
             </w:r>
           </w:p>
         </w:tc>
@@ -11998,68 +12124,26 @@
           </w:tcPr>
           <w:p>
             <w:pPr>
-              <w:spacing w:after="40" w:line="264"/>
-            </w:pPr>
-            <w:r>
-              <w:rPr>
-                <w:rFonts w:ascii="Calibri" w:cs="Calibri" w:eastAsia="Microsoft YaHei" w:hAnsi="Calibri"/>
-                <w:b/>
-                <w:bCs/>
-                <w:color w:val="B4541A"/>
-                <w:sz w:val="17"/>
-                <w:szCs w:val="17"/>
-              </w:rPr>
-              <w:t xml:space="preserve">8.5  </w:t>
-            </w:r>
-            <w:r>
-              <w:rPr>
-                <w:rFonts w:ascii="Calibri" w:cs="Calibri" w:eastAsia="Microsoft YaHei" w:hAnsi="Calibri"/>
-                <w:sz w:val="17"/>
-                <w:szCs w:val="17"/>
-              </w:rPr>
-              <w:t xml:space="preserve">Сертификаты на материалы (п. 5 программы FAT):</w:t>
-            </w:r>
-          </w:p>
-          <w:p>
-            <w:pPr>
-              <w:spacing w:after="20" w:line="252"/>
-              <w:ind w:left="360" w:hanging="200"/>
-            </w:pPr>
-            <w:r>
-              <w:rPr>
-                <w:rFonts w:ascii="Calibri" w:cs="Calibri" w:eastAsia="Microsoft YaHei" w:hAnsi="Calibri"/>
-                <w:sz w:val="17"/>
-                <w:szCs w:val="17"/>
-              </w:rPr>
-              <w:t xml:space="preserve">–  аппаратов E-101, V-103, V-203, E-102, E-202;</w:t>
-            </w:r>
-          </w:p>
-          <w:p>
-            <w:pPr>
-              <w:spacing w:after="20" w:line="252"/>
-              <w:ind w:left="360" w:hanging="200"/>
-            </w:pPr>
-            <w:r>
-              <w:rPr>
-                <w:rFonts w:ascii="Calibri" w:cs="Calibri" w:eastAsia="Microsoft YaHei" w:hAnsi="Calibri"/>
-                <w:sz w:val="17"/>
-                <w:szCs w:val="17"/>
-              </w:rPr>
-              <w:t xml:space="preserve">–  крепежа — по всем аппаратам;</w:t>
-            </w:r>
-          </w:p>
-          <w:p>
-            <w:pPr>
-              <w:spacing w:after="20" w:line="252"/>
-              <w:ind w:left="360" w:hanging="200"/>
-            </w:pPr>
-            <w:r>
-              <w:rPr>
-                <w:rFonts w:ascii="Calibri" w:cs="Calibri" w:eastAsia="Microsoft YaHei" w:hAnsi="Calibri"/>
-                <w:sz w:val="17"/>
-                <w:szCs w:val="17"/>
-              </w:rPr>
-              <w:t xml:space="preserve">–  уплотнений — по всем аппаратам.</w:t>
+              <w:spacing w:after="0" w:line="264"/>
+            </w:pPr>
+            <w:r>
+              <w:rPr>
+                <w:rFonts w:ascii="Calibri" w:cs="Calibri" w:eastAsia="Microsoft YaHei" w:hAnsi="Calibri"/>
+                <w:b/>
+                <w:bCs/>
+                <w:color w:val="B4541A"/>
+                <w:sz w:val="17"/>
+                <w:szCs w:val="17"/>
+              </w:rPr>
+              <w:t xml:space="preserve">8.6  </w:t>
+            </w:r>
+            <w:r>
+              <w:rPr>
+                <w:rFonts w:ascii="Calibri" w:cs="Calibri" w:eastAsia="Microsoft YaHei" w:hAnsi="Calibri"/>
+                <w:sz w:val="17"/>
+                <w:szCs w:val="17"/>
+              </w:rPr>
+              <w:t xml:space="preserve">Протоколы неразрушающего контроля: E-101, V-103, V-203, E-102, E-202 (п. 6 программы FAT).</w:t>
             </w:r>
           </w:p>
         </w:tc>
@@ -12082,68 +12166,26 @@
           </w:tcPr>
           <w:p>
             <w:pPr>
-              <w:spacing w:after="40" w:line="264"/>
-            </w:pPr>
-            <w:r>
-              <w:rPr>
-                <w:rFonts w:ascii="Calibri" w:cs="Calibri" w:eastAsia="Microsoft YaHei" w:hAnsi="Calibri"/>
-                <w:b/>
-                <w:bCs/>
-                <w:color w:val="B4541A"/>
-                <w:sz w:val="17"/>
-                <w:szCs w:val="17"/>
-              </w:rPr>
-              <w:t xml:space="preserve">8.5  </w:t>
-            </w:r>
-            <w:r>
-              <w:rPr>
-                <w:rFonts w:ascii="Calibri" w:cs="Calibri" w:eastAsia="Microsoft YaHei" w:hAnsi="Calibri"/>
-                <w:sz w:val="17"/>
-                <w:szCs w:val="17"/>
-              </w:rPr>
-              <w:t xml:space="preserve">Material certificates (FAT programme, item 5):</w:t>
-            </w:r>
-          </w:p>
-          <w:p>
-            <w:pPr>
-              <w:spacing w:after="20" w:line="252"/>
-              <w:ind w:left="360" w:hanging="200"/>
-            </w:pPr>
-            <w:r>
-              <w:rPr>
-                <w:rFonts w:ascii="Calibri" w:cs="Calibri" w:eastAsia="Microsoft YaHei" w:hAnsi="Calibri"/>
-                <w:sz w:val="17"/>
-                <w:szCs w:val="17"/>
-              </w:rPr>
-              <w:t xml:space="preserve">–  for vessels E-101, V-103, V-203, E-102, E-202;</w:t>
-            </w:r>
-          </w:p>
-          <w:p>
-            <w:pPr>
-              <w:spacing w:after="20" w:line="252"/>
-              <w:ind w:left="360" w:hanging="200"/>
-            </w:pPr>
-            <w:r>
-              <w:rPr>
-                <w:rFonts w:ascii="Calibri" w:cs="Calibri" w:eastAsia="Microsoft YaHei" w:hAnsi="Calibri"/>
-                <w:sz w:val="17"/>
-                <w:szCs w:val="17"/>
-              </w:rPr>
-              <w:t xml:space="preserve">–  for fasteners — for all vessels;</w:t>
-            </w:r>
-          </w:p>
-          <w:p>
-            <w:pPr>
-              <w:spacing w:after="20" w:line="252"/>
-              <w:ind w:left="360" w:hanging="200"/>
-            </w:pPr>
-            <w:r>
-              <w:rPr>
-                <w:rFonts w:ascii="Calibri" w:cs="Calibri" w:eastAsia="Microsoft YaHei" w:hAnsi="Calibri"/>
-                <w:sz w:val="17"/>
-                <w:szCs w:val="17"/>
-              </w:rPr>
-              <w:t xml:space="preserve">–  for seals — for all vessels.</w:t>
+              <w:spacing w:after="0" w:line="264"/>
+            </w:pPr>
+            <w:r>
+              <w:rPr>
+                <w:rFonts w:ascii="Calibri" w:cs="Calibri" w:eastAsia="Microsoft YaHei" w:hAnsi="Calibri"/>
+                <w:b/>
+                <w:bCs/>
+                <w:color w:val="B4541A"/>
+                <w:sz w:val="17"/>
+                <w:szCs w:val="17"/>
+              </w:rPr>
+              <w:t xml:space="preserve">8.6  </w:t>
+            </w:r>
+            <w:r>
+              <w:rPr>
+                <w:rFonts w:ascii="Calibri" w:cs="Calibri" w:eastAsia="Microsoft YaHei" w:hAnsi="Calibri"/>
+                <w:sz w:val="17"/>
+                <w:szCs w:val="17"/>
+              </w:rPr>
+              <w:t xml:space="preserve">Non-destructive testing reports: E-101, V-103, V-203, E-102, E-202 (FAT programme, item 6).</w:t>
             </w:r>
           </w:p>
         </w:tc>
@@ -12166,68 +12208,26 @@
           </w:tcPr>
           <w:p>
             <w:pPr>
-              <w:spacing w:after="40" w:line="264"/>
-            </w:pPr>
-            <w:r>
-              <w:rPr>
-                <w:rFonts w:ascii="Calibri" w:cs="Calibri" w:eastAsia="Microsoft YaHei" w:hAnsi="Calibri"/>
-                <w:b/>
-                <w:bCs/>
-                <w:color w:val="B4541A"/>
-                <w:sz w:val="17"/>
-                <w:szCs w:val="17"/>
-              </w:rPr>
-              <w:t xml:space="preserve">8.5  </w:t>
-            </w:r>
-            <w:r>
-              <w:rPr>
-                <w:rFonts w:ascii="Calibri" w:cs="Calibri" w:eastAsia="Microsoft YaHei" w:hAnsi="Calibri"/>
-                <w:sz w:val="17"/>
-                <w:szCs w:val="17"/>
-              </w:rPr>
-              <w:t xml:space="preserve">材质证书（FAT 大纲第 5 项）：</w:t>
-            </w:r>
-          </w:p>
-          <w:p>
-            <w:pPr>
-              <w:spacing w:after="20" w:line="252"/>
-              <w:ind w:left="360" w:hanging="200"/>
-            </w:pPr>
-            <w:r>
-              <w:rPr>
-                <w:rFonts w:ascii="Calibri" w:cs="Calibri" w:eastAsia="Microsoft YaHei" w:hAnsi="Calibri"/>
-                <w:sz w:val="17"/>
-                <w:szCs w:val="17"/>
-              </w:rPr>
-              <w:t xml:space="preserve">–  设备 E-101、V-103、V-203、E-102、E-202；</w:t>
-            </w:r>
-          </w:p>
-          <w:p>
-            <w:pPr>
-              <w:spacing w:after="20" w:line="252"/>
-              <w:ind w:left="360" w:hanging="200"/>
-            </w:pPr>
-            <w:r>
-              <w:rPr>
-                <w:rFonts w:ascii="Calibri" w:cs="Calibri" w:eastAsia="Microsoft YaHei" w:hAnsi="Calibri"/>
-                <w:sz w:val="17"/>
-                <w:szCs w:val="17"/>
-              </w:rPr>
-              <w:t xml:space="preserve">–  紧固件——所有设备；</w:t>
-            </w:r>
-          </w:p>
-          <w:p>
-            <w:pPr>
-              <w:spacing w:after="20" w:line="252"/>
-              <w:ind w:left="360" w:hanging="200"/>
-            </w:pPr>
-            <w:r>
-              <w:rPr>
-                <w:rFonts w:ascii="Calibri" w:cs="Calibri" w:eastAsia="Microsoft YaHei" w:hAnsi="Calibri"/>
-                <w:sz w:val="17"/>
-                <w:szCs w:val="17"/>
-              </w:rPr>
-              <w:t xml:space="preserve">–  密封件——所有设备。</w:t>
+              <w:spacing w:after="0" w:line="264"/>
+            </w:pPr>
+            <w:r>
+              <w:rPr>
+                <w:rFonts w:ascii="Calibri" w:cs="Calibri" w:eastAsia="Microsoft YaHei" w:hAnsi="Calibri"/>
+                <w:b/>
+                <w:bCs/>
+                <w:color w:val="B4541A"/>
+                <w:sz w:val="17"/>
+                <w:szCs w:val="17"/>
+              </w:rPr>
+              <w:t xml:space="preserve">8.6  </w:t>
+            </w:r>
+            <w:r>
+              <w:rPr>
+                <w:rFonts w:ascii="Calibri" w:cs="Calibri" w:eastAsia="Microsoft YaHei" w:hAnsi="Calibri"/>
+                <w:sz w:val="17"/>
+                <w:szCs w:val="17"/>
+              </w:rPr>
+              <w:t xml:space="preserve">无损检测报告：E-101、V-103、V-203、E-102、E-202（FAT 大纲第 6 项）。</w:t>
             </w:r>
           </w:p>
         </w:tc>
@@ -12266,15 +12266,15 @@
                 <w:sz w:val="17"/>
                 <w:szCs w:val="17"/>
               </w:rPr>
-              <w:t xml:space="preserve">8.6  </w:t>
-            </w:r>
-            <w:r>
-              <w:rPr>
-                <w:rFonts w:ascii="Calibri" w:cs="Calibri" w:eastAsia="Microsoft YaHei" w:hAnsi="Calibri"/>
-                <w:sz w:val="17"/>
-                <w:szCs w:val="17"/>
-              </w:rPr>
-              <w:t xml:space="preserve">Протоколы неразрушающего контроля: E-101, V-103, V-203, E-102, E-202 (п. 6 программы FAT).</w:t>
+              <w:t xml:space="preserve">8.7  </w:t>
+            </w:r>
+            <w:r>
+              <w:rPr>
+                <w:rFonts w:ascii="Calibri" w:cs="Calibri" w:eastAsia="Microsoft YaHei" w:hAnsi="Calibri"/>
+                <w:sz w:val="17"/>
+                <w:szCs w:val="17"/>
+              </w:rPr>
+              <w:t xml:space="preserve">Протоколы гидроиспытаний: E-101, V-103, V-203, E-102 и E-202 (рубашки), E-204; подтверждение сушки после испытаний (п. 7 программы FAT).</w:t>
             </w:r>
           </w:p>
         </w:tc>
@@ -12308,15 +12308,15 @@
                 <w:sz w:val="17"/>
                 <w:szCs w:val="17"/>
               </w:rPr>
-              <w:t xml:space="preserve">8.6  </w:t>
-            </w:r>
-            <w:r>
-              <w:rPr>
-                <w:rFonts w:ascii="Calibri" w:cs="Calibri" w:eastAsia="Microsoft YaHei" w:hAnsi="Calibri"/>
-                <w:sz w:val="17"/>
-                <w:szCs w:val="17"/>
-              </w:rPr>
-              <w:t xml:space="preserve">Non-destructive testing reports: E-101, V-103, V-203, E-102, E-202 (FAT programme, item 6).</w:t>
+              <w:t xml:space="preserve">8.7  </w:t>
+            </w:r>
+            <w:r>
+              <w:rPr>
+                <w:rFonts w:ascii="Calibri" w:cs="Calibri" w:eastAsia="Microsoft YaHei" w:hAnsi="Calibri"/>
+                <w:sz w:val="17"/>
+                <w:szCs w:val="17"/>
+              </w:rPr>
+              <w:t xml:space="preserve">Hydrostatic test reports: E-101, V-103, V-203, E-102 and E-202 (jackets), E-204; confirmation of drying after testing (FAT programme, item 7).</w:t>
             </w:r>
           </w:p>
         </w:tc>
@@ -12350,15 +12350,15 @@
                 <w:sz w:val="17"/>
                 <w:szCs w:val="17"/>
               </w:rPr>
-              <w:t xml:space="preserve">8.6  </w:t>
-            </w:r>
-            <w:r>
-              <w:rPr>
-                <w:rFonts w:ascii="Calibri" w:cs="Calibri" w:eastAsia="Microsoft YaHei" w:hAnsi="Calibri"/>
-                <w:sz w:val="17"/>
-                <w:szCs w:val="17"/>
-              </w:rPr>
-              <w:t xml:space="preserve">无损检测报告：E-101、V-103、V-203、E-102、E-202（FAT 大纲第 6 项）。</w:t>
+              <w:t xml:space="preserve">8.7  </w:t>
+            </w:r>
+            <w:r>
+              <w:rPr>
+                <w:rFonts w:ascii="Calibri" w:cs="Calibri" w:eastAsia="Microsoft YaHei" w:hAnsi="Calibri"/>
+                <w:sz w:val="17"/>
+                <w:szCs w:val="17"/>
+              </w:rPr>
+              <w:t xml:space="preserve">水压试验报告：E-101、V-103、V-203、E-102 和 E-202（夹套）、E-204；试验后干燥的确认文件（FAT 大纲第 7 项）。</w:t>
             </w:r>
           </w:p>
         </w:tc>
@@ -12397,15 +12397,15 @@
                 <w:sz w:val="17"/>
                 <w:szCs w:val="17"/>
               </w:rPr>
-              <w:t xml:space="preserve">8.7  </w:t>
-            </w:r>
-            <w:r>
-              <w:rPr>
-                <w:rFonts w:ascii="Calibri" w:cs="Calibri" w:eastAsia="Microsoft YaHei" w:hAnsi="Calibri"/>
-                <w:sz w:val="17"/>
-                <w:szCs w:val="17"/>
-              </w:rPr>
-              <w:t xml:space="preserve">Протоколы гидроиспытаний: E-101, V-103, V-203, E-102 и E-202 (рубашки), E-204; подтверждение сушки после испытаний (п. 7 программы FAT).</w:t>
+              <w:t xml:space="preserve">8.8  </w:t>
+            </w:r>
+            <w:r>
+              <w:rPr>
+                <w:rFonts w:ascii="Calibri" w:cs="Calibri" w:eastAsia="Microsoft YaHei" w:hAnsi="Calibri"/>
+                <w:sz w:val="17"/>
+                <w:szCs w:val="17"/>
+              </w:rPr>
+              <w:t xml:space="preserve">Протоколы заводских испытаний E-102 и E-202 у изготовителя (LIMA) (п. 8 программы FAT).</w:t>
             </w:r>
           </w:p>
         </w:tc>
@@ -12439,15 +12439,15 @@
                 <w:sz w:val="17"/>
                 <w:szCs w:val="17"/>
               </w:rPr>
-              <w:t xml:space="preserve">8.7  </w:t>
-            </w:r>
-            <w:r>
-              <w:rPr>
-                <w:rFonts w:ascii="Calibri" w:cs="Calibri" w:eastAsia="Microsoft YaHei" w:hAnsi="Calibri"/>
-                <w:sz w:val="17"/>
-                <w:szCs w:val="17"/>
-              </w:rPr>
-              <w:t xml:space="preserve">Hydrostatic test reports: E-101, V-103, V-203, E-102 and E-202 (jackets), E-204; confirmation of drying after testing (FAT programme, item 7).</w:t>
+              <w:t xml:space="preserve">8.8  </w:t>
+            </w:r>
+            <w:r>
+              <w:rPr>
+                <w:rFonts w:ascii="Calibri" w:cs="Calibri" w:eastAsia="Microsoft YaHei" w:hAnsi="Calibri"/>
+                <w:sz w:val="17"/>
+                <w:szCs w:val="17"/>
+              </w:rPr>
+              <w:t xml:space="preserve">Factory test reports of E-102 and E-202 from the manufacturer (LIMA) (FAT programme, item 8).</w:t>
             </w:r>
           </w:p>
         </w:tc>
@@ -12481,15 +12481,15 @@
                 <w:sz w:val="17"/>
                 <w:szCs w:val="17"/>
               </w:rPr>
-              <w:t xml:space="preserve">8.7  </w:t>
-            </w:r>
-            <w:r>
-              <w:rPr>
-                <w:rFonts w:ascii="Calibri" w:cs="Calibri" w:eastAsia="Microsoft YaHei" w:hAnsi="Calibri"/>
-                <w:sz w:val="17"/>
-                <w:szCs w:val="17"/>
-              </w:rPr>
-              <w:t xml:space="preserve">水压试验报告：E-101、V-103、V-203、E-102 和 E-202（夹套）、E-204；试验后干燥的确认文件（FAT 大纲第 7 项）。</w:t>
+              <w:t xml:space="preserve">8.8  </w:t>
+            </w:r>
+            <w:r>
+              <w:rPr>
+                <w:rFonts w:ascii="Calibri" w:cs="Calibri" w:eastAsia="Microsoft YaHei" w:hAnsi="Calibri"/>
+                <w:sz w:val="17"/>
+                <w:szCs w:val="17"/>
+              </w:rPr>
+              <w:t xml:space="preserve">制造商（LIMA）出具的 E-102 和 E-202 出厂试验报告（FAT 大纲第 8 项）。</w:t>
             </w:r>
           </w:p>
         </w:tc>
@@ -12517,26 +12517,110 @@
           </w:tcPr>
           <w:p>
             <w:pPr>
-              <w:spacing w:after="0" w:line="264"/>
-            </w:pPr>
-            <w:r>
-              <w:rPr>
-                <w:rFonts w:ascii="Calibri" w:cs="Calibri" w:eastAsia="Microsoft YaHei" w:hAnsi="Calibri"/>
-                <w:b/>
-                <w:bCs/>
-                <w:color w:val="B4541A"/>
-                <w:sz w:val="17"/>
-                <w:szCs w:val="17"/>
-              </w:rPr>
-              <w:t xml:space="preserve">8.8  </w:t>
-            </w:r>
-            <w:r>
-              <w:rPr>
-                <w:rFonts w:ascii="Calibri" w:cs="Calibri" w:eastAsia="Microsoft YaHei" w:hAnsi="Calibri"/>
-                <w:sz w:val="17"/>
-                <w:szCs w:val="17"/>
-              </w:rPr>
-              <w:t xml:space="preserve">Протоколы заводских испытаний E-102 и E-202 у изготовителя (LIMA) (п. 8 программы FAT).</w:t>
+              <w:spacing w:after="40" w:line="264"/>
+            </w:pPr>
+            <w:r>
+              <w:rPr>
+                <w:rFonts w:ascii="Calibri" w:cs="Calibri" w:eastAsia="Microsoft YaHei" w:hAnsi="Calibri"/>
+                <w:b/>
+                <w:bCs/>
+                <w:color w:val="B4541A"/>
+                <w:sz w:val="17"/>
+                <w:szCs w:val="17"/>
+              </w:rPr>
+              <w:t xml:space="preserve">8.9  </w:t>
+            </w:r>
+            <w:r>
+              <w:rPr>
+                <w:rFonts w:ascii="Calibri" w:cs="Calibri" w:eastAsia="Microsoft YaHei" w:hAnsi="Calibri"/>
+                <w:sz w:val="17"/>
+                <w:szCs w:val="17"/>
+              </w:rPr>
+              <w:t xml:space="preserve">Паспорта и сертификаты на комплектующие (п. 9 программы FAT):</w:t>
+            </w:r>
+          </w:p>
+          <w:p>
+            <w:pPr>
+              <w:spacing w:after="20" w:line="252"/>
+              <w:ind w:left="360" w:hanging="200"/>
+            </w:pPr>
+            <w:r>
+              <w:rPr>
+                <w:rFonts w:ascii="Calibri" w:cs="Calibri" w:eastAsia="Microsoft YaHei" w:hAnsi="Calibri"/>
+                <w:sz w:val="17"/>
+                <w:szCs w:val="17"/>
+              </w:rPr>
+              <w:t xml:space="preserve">–  двигатели (Ex) испарителей, насосов, вакуумных агрегатов;</w:t>
+            </w:r>
+          </w:p>
+          <w:p>
+            <w:pPr>
+              <w:spacing w:after="20" w:line="252"/>
+              <w:ind w:left="360" w:hanging="200"/>
+            </w:pPr>
+            <w:r>
+              <w:rPr>
+                <w:rFonts w:ascii="Calibri" w:cs="Calibri" w:eastAsia="Microsoft YaHei" w:hAnsi="Calibri"/>
+                <w:sz w:val="17"/>
+                <w:szCs w:val="17"/>
+              </w:rPr>
+              <w:t xml:space="preserve">–  редукторы GRF59;</w:t>
+            </w:r>
+          </w:p>
+          <w:p>
+            <w:pPr>
+              <w:spacing w:after="20" w:line="252"/>
+              <w:ind w:left="360" w:hanging="200"/>
+            </w:pPr>
+            <w:r>
+              <w:rPr>
+                <w:rFonts w:ascii="Calibri" w:cs="Calibri" w:eastAsia="Microsoft YaHei" w:hAnsi="Calibri"/>
+                <w:sz w:val="17"/>
+                <w:szCs w:val="17"/>
+              </w:rPr>
+              <w:t xml:space="preserve">–  торцевые уплотнения;</w:t>
+            </w:r>
+          </w:p>
+          <w:p>
+            <w:pPr>
+              <w:spacing w:after="20" w:line="252"/>
+              <w:ind w:left="360" w:hanging="200"/>
+            </w:pPr>
+            <w:r>
+              <w:rPr>
+                <w:rFonts w:ascii="Calibri" w:cs="Calibri" w:eastAsia="Microsoft YaHei" w:hAnsi="Calibri"/>
+                <w:sz w:val="17"/>
+                <w:szCs w:val="17"/>
+              </w:rPr>
+              <w:t xml:space="preserve">–  шестерённые насосы P-101, P-102, P-103, P-202, P-203;</w:t>
+            </w:r>
+          </w:p>
+          <w:p>
+            <w:pPr>
+              <w:spacing w:after="20" w:line="252"/>
+              <w:ind w:left="360" w:hanging="200"/>
+            </w:pPr>
+            <w:r>
+              <w:rPr>
+                <w:rFonts w:ascii="Calibri" w:cs="Calibri" w:eastAsia="Microsoft YaHei" w:hAnsi="Calibri"/>
+                <w:sz w:val="17"/>
+                <w:szCs w:val="17"/>
+              </w:rPr>
+              <w:t xml:space="preserve">–  вакуумный насос VPM-104 и агрегат TCVPM-TK200-JZ150/70-LG50 — паспорта (предъявлены только руководства по эксплуатации);</w:t>
+            </w:r>
+          </w:p>
+          <w:p>
+            <w:pPr>
+              <w:spacing w:after="20" w:line="252"/>
+              <w:ind w:left="360" w:hanging="200"/>
+            </w:pPr>
+            <w:r>
+              <w:rPr>
+                <w:rFonts w:ascii="Calibri" w:cs="Calibri" w:eastAsia="Microsoft YaHei" w:hAnsi="Calibri"/>
+                <w:sz w:val="17"/>
+                <w:szCs w:val="17"/>
+              </w:rPr>
+              <w:t xml:space="preserve">–  чиллеры TCLT-30-AT-40KW, TCHT-30-AT-12KW, TCHT-30-AT.</w:t>
             </w:r>
           </w:p>
         </w:tc>
@@ -12559,26 +12643,110 @@
           </w:tcPr>
           <w:p>
             <w:pPr>
-              <w:spacing w:after="0" w:line="264"/>
-            </w:pPr>
-            <w:r>
-              <w:rPr>
-                <w:rFonts w:ascii="Calibri" w:cs="Calibri" w:eastAsia="Microsoft YaHei" w:hAnsi="Calibri"/>
-                <w:b/>
-                <w:bCs/>
-                <w:color w:val="B4541A"/>
-                <w:sz w:val="17"/>
-                <w:szCs w:val="17"/>
-              </w:rPr>
-              <w:t xml:space="preserve">8.8  </w:t>
-            </w:r>
-            <w:r>
-              <w:rPr>
-                <w:rFonts w:ascii="Calibri" w:cs="Calibri" w:eastAsia="Microsoft YaHei" w:hAnsi="Calibri"/>
-                <w:sz w:val="17"/>
-                <w:szCs w:val="17"/>
-              </w:rPr>
-              <w:t xml:space="preserve">Factory test reports of E-102 and E-202 from the manufacturer (LIMA) (FAT programme, item 8).</w:t>
+              <w:spacing w:after="40" w:line="264"/>
+            </w:pPr>
+            <w:r>
+              <w:rPr>
+                <w:rFonts w:ascii="Calibri" w:cs="Calibri" w:eastAsia="Microsoft YaHei" w:hAnsi="Calibri"/>
+                <w:b/>
+                <w:bCs/>
+                <w:color w:val="B4541A"/>
+                <w:sz w:val="17"/>
+                <w:szCs w:val="17"/>
+              </w:rPr>
+              <w:t xml:space="preserve">8.9  </w:t>
+            </w:r>
+            <w:r>
+              <w:rPr>
+                <w:rFonts w:ascii="Calibri" w:cs="Calibri" w:eastAsia="Microsoft YaHei" w:hAnsi="Calibri"/>
+                <w:sz w:val="17"/>
+                <w:szCs w:val="17"/>
+              </w:rPr>
+              <w:t xml:space="preserve">Passports and certificates for components (FAT programme, item 9):</w:t>
+            </w:r>
+          </w:p>
+          <w:p>
+            <w:pPr>
+              <w:spacing w:after="20" w:line="252"/>
+              <w:ind w:left="360" w:hanging="200"/>
+            </w:pPr>
+            <w:r>
+              <w:rPr>
+                <w:rFonts w:ascii="Calibri" w:cs="Calibri" w:eastAsia="Microsoft YaHei" w:hAnsi="Calibri"/>
+                <w:sz w:val="17"/>
+                <w:szCs w:val="17"/>
+              </w:rPr>
+              <w:t xml:space="preserve">–  motors (Ex) of the evaporators, pumps and vacuum units;</w:t>
+            </w:r>
+          </w:p>
+          <w:p>
+            <w:pPr>
+              <w:spacing w:after="20" w:line="252"/>
+              <w:ind w:left="360" w:hanging="200"/>
+            </w:pPr>
+            <w:r>
+              <w:rPr>
+                <w:rFonts w:ascii="Calibri" w:cs="Calibri" w:eastAsia="Microsoft YaHei" w:hAnsi="Calibri"/>
+                <w:sz w:val="17"/>
+                <w:szCs w:val="17"/>
+              </w:rPr>
+              <w:t xml:space="preserve">–  gearboxes GRF59;</w:t>
+            </w:r>
+          </w:p>
+          <w:p>
+            <w:pPr>
+              <w:spacing w:after="20" w:line="252"/>
+              <w:ind w:left="360" w:hanging="200"/>
+            </w:pPr>
+            <w:r>
+              <w:rPr>
+                <w:rFonts w:ascii="Calibri" w:cs="Calibri" w:eastAsia="Microsoft YaHei" w:hAnsi="Calibri"/>
+                <w:sz w:val="17"/>
+                <w:szCs w:val="17"/>
+              </w:rPr>
+              <w:t xml:space="preserve">–  mechanical seals;</w:t>
+            </w:r>
+          </w:p>
+          <w:p>
+            <w:pPr>
+              <w:spacing w:after="20" w:line="252"/>
+              <w:ind w:left="360" w:hanging="200"/>
+            </w:pPr>
+            <w:r>
+              <w:rPr>
+                <w:rFonts w:ascii="Calibri" w:cs="Calibri" w:eastAsia="Microsoft YaHei" w:hAnsi="Calibri"/>
+                <w:sz w:val="17"/>
+                <w:szCs w:val="17"/>
+              </w:rPr>
+              <w:t xml:space="preserve">–  gear pumps P-101, P-102, P-103, P-202, P-203;</w:t>
+            </w:r>
+          </w:p>
+          <w:p>
+            <w:pPr>
+              <w:spacing w:after="20" w:line="252"/>
+              <w:ind w:left="360" w:hanging="200"/>
+            </w:pPr>
+            <w:r>
+              <w:rPr>
+                <w:rFonts w:ascii="Calibri" w:cs="Calibri" w:eastAsia="Microsoft YaHei" w:hAnsi="Calibri"/>
+                <w:sz w:val="17"/>
+                <w:szCs w:val="17"/>
+              </w:rPr>
+              <w:t xml:space="preserve">–  vacuum pump VPM-104 and vacuum unit TCVPM-TK200-JZ150/70-LG50 — passports (only operating manuals have been presented);</w:t>
+            </w:r>
+          </w:p>
+          <w:p>
+            <w:pPr>
+              <w:spacing w:after="20" w:line="252"/>
+              <w:ind w:left="360" w:hanging="200"/>
+            </w:pPr>
+            <w:r>
+              <w:rPr>
+                <w:rFonts w:ascii="Calibri" w:cs="Calibri" w:eastAsia="Microsoft YaHei" w:hAnsi="Calibri"/>
+                <w:sz w:val="17"/>
+                <w:szCs w:val="17"/>
+              </w:rPr>
+              <w:t xml:space="preserve">–  chillers TCLT-30-AT-40KW, TCHT-30-AT-12KW, TCHT-30-AT.</w:t>
             </w:r>
           </w:p>
         </w:tc>
@@ -12601,26 +12769,110 @@
           </w:tcPr>
           <w:p>
             <w:pPr>
-              <w:spacing w:after="0" w:line="264"/>
-            </w:pPr>
-            <w:r>
-              <w:rPr>
-                <w:rFonts w:ascii="Calibri" w:cs="Calibri" w:eastAsia="Microsoft YaHei" w:hAnsi="Calibri"/>
-                <w:b/>
-                <w:bCs/>
-                <w:color w:val="B4541A"/>
-                <w:sz w:val="17"/>
-                <w:szCs w:val="17"/>
-              </w:rPr>
-              <w:t xml:space="preserve">8.8  </w:t>
-            </w:r>
-            <w:r>
-              <w:rPr>
-                <w:rFonts w:ascii="Calibri" w:cs="Calibri" w:eastAsia="Microsoft YaHei" w:hAnsi="Calibri"/>
-                <w:sz w:val="17"/>
-                <w:szCs w:val="17"/>
-              </w:rPr>
-              <w:t xml:space="preserve">制造商（LIMA）出具的 E-102 和 E-202 出厂试验报告（FAT 大纲第 8 项）。</w:t>
+              <w:spacing w:after="40" w:line="264"/>
+            </w:pPr>
+            <w:r>
+              <w:rPr>
+                <w:rFonts w:ascii="Calibri" w:cs="Calibri" w:eastAsia="Microsoft YaHei" w:hAnsi="Calibri"/>
+                <w:b/>
+                <w:bCs/>
+                <w:color w:val="B4541A"/>
+                <w:sz w:val="17"/>
+                <w:szCs w:val="17"/>
+              </w:rPr>
+              <w:t xml:space="preserve">8.9  </w:t>
+            </w:r>
+            <w:r>
+              <w:rPr>
+                <w:rFonts w:ascii="Calibri" w:cs="Calibri" w:eastAsia="Microsoft YaHei" w:hAnsi="Calibri"/>
+                <w:sz w:val="17"/>
+                <w:szCs w:val="17"/>
+              </w:rPr>
+              <w:t xml:space="preserve">配套件合格证及证书（FAT 大纲第 9 项）：</w:t>
+            </w:r>
+          </w:p>
+          <w:p>
+            <w:pPr>
+              <w:spacing w:after="20" w:line="252"/>
+              <w:ind w:left="360" w:hanging="200"/>
+            </w:pPr>
+            <w:r>
+              <w:rPr>
+                <w:rFonts w:ascii="Calibri" w:cs="Calibri" w:eastAsia="Microsoft YaHei" w:hAnsi="Calibri"/>
+                <w:sz w:val="17"/>
+                <w:szCs w:val="17"/>
+              </w:rPr>
+              <w:t xml:space="preserve">–  蒸发器、泵及真空机组的防爆（Ex）电机；</w:t>
+            </w:r>
+          </w:p>
+          <w:p>
+            <w:pPr>
+              <w:spacing w:after="20" w:line="252"/>
+              <w:ind w:left="360" w:hanging="200"/>
+            </w:pPr>
+            <w:r>
+              <w:rPr>
+                <w:rFonts w:ascii="Calibri" w:cs="Calibri" w:eastAsia="Microsoft YaHei" w:hAnsi="Calibri"/>
+                <w:sz w:val="17"/>
+                <w:szCs w:val="17"/>
+              </w:rPr>
+              <w:t xml:space="preserve">–  减速机 GRF59；</w:t>
+            </w:r>
+          </w:p>
+          <w:p>
+            <w:pPr>
+              <w:spacing w:after="20" w:line="252"/>
+              <w:ind w:left="360" w:hanging="200"/>
+            </w:pPr>
+            <w:r>
+              <w:rPr>
+                <w:rFonts w:ascii="Calibri" w:cs="Calibri" w:eastAsia="Microsoft YaHei" w:hAnsi="Calibri"/>
+                <w:sz w:val="17"/>
+                <w:szCs w:val="17"/>
+              </w:rPr>
+              <w:t xml:space="preserve">–  机械密封；</w:t>
+            </w:r>
+          </w:p>
+          <w:p>
+            <w:pPr>
+              <w:spacing w:after="20" w:line="252"/>
+              <w:ind w:left="360" w:hanging="200"/>
+            </w:pPr>
+            <w:r>
+              <w:rPr>
+                <w:rFonts w:ascii="Calibri" w:cs="Calibri" w:eastAsia="Microsoft YaHei" w:hAnsi="Calibri"/>
+                <w:sz w:val="17"/>
+                <w:szCs w:val="17"/>
+              </w:rPr>
+              <w:t xml:space="preserve">–  齿轮泵 P-101、P-102、P-103、P-202、P-203；</w:t>
+            </w:r>
+          </w:p>
+          <w:p>
+            <w:pPr>
+              <w:spacing w:after="20" w:line="252"/>
+              <w:ind w:left="360" w:hanging="200"/>
+            </w:pPr>
+            <w:r>
+              <w:rPr>
+                <w:rFonts w:ascii="Calibri" w:cs="Calibri" w:eastAsia="Microsoft YaHei" w:hAnsi="Calibri"/>
+                <w:sz w:val="17"/>
+                <w:szCs w:val="17"/>
+              </w:rPr>
+              <w:t xml:space="preserve">–  真空泵 VPM-104 及真空机组 TCVPM-TK200-JZ150/70-LG50 的合格证（仅提交了使用说明书）；</w:t>
+            </w:r>
+          </w:p>
+          <w:p>
+            <w:pPr>
+              <w:spacing w:after="20" w:line="252"/>
+              <w:ind w:left="360" w:hanging="200"/>
+            </w:pPr>
+            <w:r>
+              <w:rPr>
+                <w:rFonts w:ascii="Calibri" w:cs="Calibri" w:eastAsia="Microsoft YaHei" w:hAnsi="Calibri"/>
+                <w:sz w:val="17"/>
+                <w:szCs w:val="17"/>
+              </w:rPr>
+              <w:t xml:space="preserve">–  冷水机 TCLT-30-AT-40KW、TCHT-30-AT-12KW、TCHT-30-AT。</w:t>
             </w:r>
           </w:p>
         </w:tc>
@@ -12659,15 +12911,15 @@
                 <w:sz w:val="17"/>
                 <w:szCs w:val="17"/>
               </w:rPr>
-              <w:t xml:space="preserve">8.9  </w:t>
-            </w:r>
-            <w:r>
-              <w:rPr>
-                <w:rFonts w:ascii="Calibri" w:cs="Calibri" w:eastAsia="Microsoft YaHei" w:hAnsi="Calibri"/>
-                <w:sz w:val="17"/>
-                <w:szCs w:val="17"/>
-              </w:rPr>
-              <w:t xml:space="preserve">Паспорта и сертификаты на комплектующие (п. 9 программы FAT):</w:t>
+              <w:t xml:space="preserve">8.10  </w:t>
+            </w:r>
+            <w:r>
+              <w:rPr>
+                <w:rFonts w:ascii="Calibri" w:cs="Calibri" w:eastAsia="Microsoft YaHei" w:hAnsi="Calibri"/>
+                <w:sz w:val="17"/>
+                <w:szCs w:val="17"/>
+              </w:rPr>
+              <w:t xml:space="preserve">КИП (п. 10 программы FAT):</w:t>
             </w:r>
           </w:p>
           <w:p>
@@ -12681,7 +12933,7 @@
                 <w:sz w:val="17"/>
                 <w:szCs w:val="17"/>
               </w:rPr>
-              <w:t xml:space="preserve">–  двигатели (Ex) испарителей, насосов, вакуумных агрегатов;</w:t>
+              <w:t xml:space="preserve">–  сертификаты калибровки PT-001/002, TT-001/002, LT-001…005 (предъявлены только протоколы выходного контроля и Ex-сертификаты);</w:t>
             </w:r>
           </w:p>
           <w:p>
@@ -12695,7 +12947,7 @@
                 <w:sz w:val="17"/>
                 <w:szCs w:val="17"/>
               </w:rPr>
-              <w:t xml:space="preserve">–  редукторы GRF59;</w:t>
+              <w:t xml:space="preserve">–  протоколы проверки TT-001/002 и магнитного уровнемера UHZ-517;</w:t>
             </w:r>
           </w:p>
           <w:p>
@@ -12709,7 +12961,49 @@
                 <w:sz w:val="17"/>
                 <w:szCs w:val="17"/>
               </w:rPr>
-              <w:t xml:space="preserve">–  торцевые уплотнения;</w:t>
+              <w:t xml:space="preserve">–  паспорта и сертификаты на манометры PG-001…005.</w:t>
+            </w:r>
+          </w:p>
+        </w:tc>
+        <w:tc>
+          <w:tcPr>
+            <w:tcW w:type="dxa" w:w="5084"/>
+            <w:tcBorders>
+              <w:top w:val="none" w:color="FFFFFF" w:sz="0"/>
+              <w:left w:val="none" w:color="FFFFFF" w:sz="0"/>
+              <w:bottom w:val="single" w:color="C9D3E0" w:sz="2"/>
+              <w:right w:val="single" w:color="C9D3E0" w:sz="2"/>
+            </w:tcBorders>
+            <w:tcMar>
+              <w:top w:type="dxa" w:w="80"/>
+              <w:left w:type="dxa" w:w="120"/>
+              <w:bottom w:type="dxa" w:w="80"/>
+              <w:right w:type="dxa" w:w="120"/>
+            </w:tcMar>
+            <w:vAlign w:val="top"/>
+          </w:tcPr>
+          <w:p>
+            <w:pPr>
+              <w:spacing w:after="40" w:line="264"/>
+            </w:pPr>
+            <w:r>
+              <w:rPr>
+                <w:rFonts w:ascii="Calibri" w:cs="Calibri" w:eastAsia="Microsoft YaHei" w:hAnsi="Calibri"/>
+                <w:b/>
+                <w:bCs/>
+                <w:color w:val="B4541A"/>
+                <w:sz w:val="17"/>
+                <w:szCs w:val="17"/>
+              </w:rPr>
+              <w:t xml:space="preserve">8.10  </w:t>
+            </w:r>
+            <w:r>
+              <w:rPr>
+                <w:rFonts w:ascii="Calibri" w:cs="Calibri" w:eastAsia="Microsoft YaHei" w:hAnsi="Calibri"/>
+                <w:sz w:val="17"/>
+                <w:szCs w:val="17"/>
+              </w:rPr>
+              <w:t xml:space="preserve">Instrumentation (FAT programme, item 10):</w:t>
             </w:r>
           </w:p>
           <w:p>
@@ -12723,7 +13017,7 @@
                 <w:sz w:val="17"/>
                 <w:szCs w:val="17"/>
               </w:rPr>
-              <w:t xml:space="preserve">–  шестерённые насосы P-101, P-102, P-103, P-202, P-203;</w:t>
+              <w:t xml:space="preserve">–  calibration certificates for PT-001/002, TT-001/002, LT-001…005 (only final inspection reports and Ex certificates have been presented);</w:t>
             </w:r>
           </w:p>
           <w:p>
@@ -12737,7 +13031,7 @@
                 <w:sz w:val="17"/>
                 <w:szCs w:val="17"/>
               </w:rPr>
-              <w:t xml:space="preserve">–  вакуумный насос VPM-104 и агрегат TCVPM-TK200-JZ150/70-LG50 — паспорта (предъявлены только руководства по эксплуатации);</w:t>
+              <w:t xml:space="preserve">–  verification reports for TT-001/002 and the magnetic level gauge UHZ-517;</w:t>
             </w:r>
           </w:p>
           <w:p>
@@ -12751,18 +13045,18 @@
                 <w:sz w:val="17"/>
                 <w:szCs w:val="17"/>
               </w:rPr>
-              <w:t xml:space="preserve">–  чиллеры TCLT-30-AT-40KW, TCHT-30-AT-12KW, TCHT-30-AT.</w:t>
-            </w:r>
-          </w:p>
-        </w:tc>
-        <w:tc>
-          <w:tcPr>
-            <w:tcW w:type="dxa" w:w="5084"/>
-            <w:tcBorders>
-              <w:top w:val="none" w:color="FFFFFF" w:sz="0"/>
-              <w:left w:val="none" w:color="FFFFFF" w:sz="0"/>
-              <w:bottom w:val="single" w:color="C9D3E0" w:sz="2"/>
-              <w:right w:val="single" w:color="C9D3E0" w:sz="2"/>
+              <w:t xml:space="preserve">–  passports and certificates for pressure gauges PG-001…005.</w:t>
+            </w:r>
+          </w:p>
+        </w:tc>
+        <w:tc>
+          <w:tcPr>
+            <w:tcW w:type="dxa" w:w="5084"/>
+            <w:tcBorders>
+              <w:top w:val="none" w:color="FFFFFF" w:sz="0"/>
+              <w:left w:val="none" w:color="FFFFFF" w:sz="0"/>
+              <w:bottom w:val="single" w:color="C9D3E0" w:sz="2"/>
+              <w:right w:val="none" w:color="FFFFFF" w:sz="0"/>
             </w:tcBorders>
             <w:tcMar>
               <w:top w:type="dxa" w:w="80"/>
@@ -12785,263 +13079,6 @@
                 <w:sz w:val="17"/>
                 <w:szCs w:val="17"/>
               </w:rPr>
-              <w:t xml:space="preserve">8.9  </w:t>
-            </w:r>
-            <w:r>
-              <w:rPr>
-                <w:rFonts w:ascii="Calibri" w:cs="Calibri" w:eastAsia="Microsoft YaHei" w:hAnsi="Calibri"/>
-                <w:sz w:val="17"/>
-                <w:szCs w:val="17"/>
-              </w:rPr>
-              <w:t xml:space="preserve">Passports and certificates for components (FAT programme, item 9):</w:t>
-            </w:r>
-          </w:p>
-          <w:p>
-            <w:pPr>
-              <w:spacing w:after="20" w:line="252"/>
-              <w:ind w:left="360" w:hanging="200"/>
-            </w:pPr>
-            <w:r>
-              <w:rPr>
-                <w:rFonts w:ascii="Calibri" w:cs="Calibri" w:eastAsia="Microsoft YaHei" w:hAnsi="Calibri"/>
-                <w:sz w:val="17"/>
-                <w:szCs w:val="17"/>
-              </w:rPr>
-              <w:t xml:space="preserve">–  motors (Ex) of the evaporators, pumps and vacuum units;</w:t>
-            </w:r>
-          </w:p>
-          <w:p>
-            <w:pPr>
-              <w:spacing w:after="20" w:line="252"/>
-              <w:ind w:left="360" w:hanging="200"/>
-            </w:pPr>
-            <w:r>
-              <w:rPr>
-                <w:rFonts w:ascii="Calibri" w:cs="Calibri" w:eastAsia="Microsoft YaHei" w:hAnsi="Calibri"/>
-                <w:sz w:val="17"/>
-                <w:szCs w:val="17"/>
-              </w:rPr>
-              <w:t xml:space="preserve">–  gearboxes GRF59;</w:t>
-            </w:r>
-          </w:p>
-          <w:p>
-            <w:pPr>
-              <w:spacing w:after="20" w:line="252"/>
-              <w:ind w:left="360" w:hanging="200"/>
-            </w:pPr>
-            <w:r>
-              <w:rPr>
-                <w:rFonts w:ascii="Calibri" w:cs="Calibri" w:eastAsia="Microsoft YaHei" w:hAnsi="Calibri"/>
-                <w:sz w:val="17"/>
-                <w:szCs w:val="17"/>
-              </w:rPr>
-              <w:t xml:space="preserve">–  mechanical seals;</w:t>
-            </w:r>
-          </w:p>
-          <w:p>
-            <w:pPr>
-              <w:spacing w:after="20" w:line="252"/>
-              <w:ind w:left="360" w:hanging="200"/>
-            </w:pPr>
-            <w:r>
-              <w:rPr>
-                <w:rFonts w:ascii="Calibri" w:cs="Calibri" w:eastAsia="Microsoft YaHei" w:hAnsi="Calibri"/>
-                <w:sz w:val="17"/>
-                <w:szCs w:val="17"/>
-              </w:rPr>
-              <w:t xml:space="preserve">–  gear pumps P-101, P-102, P-103, P-202, P-203;</w:t>
-            </w:r>
-          </w:p>
-          <w:p>
-            <w:pPr>
-              <w:spacing w:after="20" w:line="252"/>
-              <w:ind w:left="360" w:hanging="200"/>
-            </w:pPr>
-            <w:r>
-              <w:rPr>
-                <w:rFonts w:ascii="Calibri" w:cs="Calibri" w:eastAsia="Microsoft YaHei" w:hAnsi="Calibri"/>
-                <w:sz w:val="17"/>
-                <w:szCs w:val="17"/>
-              </w:rPr>
-              <w:t xml:space="preserve">–  vacuum pump VPM-104 and vacuum unit TCVPM-TK200-JZ150/70-LG50 — passports (only operating manuals have been presented);</w:t>
-            </w:r>
-          </w:p>
-          <w:p>
-            <w:pPr>
-              <w:spacing w:after="20" w:line="252"/>
-              <w:ind w:left="360" w:hanging="200"/>
-            </w:pPr>
-            <w:r>
-              <w:rPr>
-                <w:rFonts w:ascii="Calibri" w:cs="Calibri" w:eastAsia="Microsoft YaHei" w:hAnsi="Calibri"/>
-                <w:sz w:val="17"/>
-                <w:szCs w:val="17"/>
-              </w:rPr>
-              <w:t xml:space="preserve">–  chillers TCLT-30-AT-40KW, TCHT-30-AT-12KW, TCHT-30-AT.</w:t>
-            </w:r>
-          </w:p>
-        </w:tc>
-        <w:tc>
-          <w:tcPr>
-            <w:tcW w:type="dxa" w:w="5084"/>
-            <w:tcBorders>
-              <w:top w:val="none" w:color="FFFFFF" w:sz="0"/>
-              <w:left w:val="none" w:color="FFFFFF" w:sz="0"/>
-              <w:bottom w:val="single" w:color="C9D3E0" w:sz="2"/>
-              <w:right w:val="none" w:color="FFFFFF" w:sz="0"/>
-            </w:tcBorders>
-            <w:tcMar>
-              <w:top w:type="dxa" w:w="80"/>
-              <w:left w:type="dxa" w:w="120"/>
-              <w:bottom w:type="dxa" w:w="80"/>
-              <w:right w:type="dxa" w:w="120"/>
-            </w:tcMar>
-            <w:vAlign w:val="top"/>
-          </w:tcPr>
-          <w:p>
-            <w:pPr>
-              <w:spacing w:after="40" w:line="264"/>
-            </w:pPr>
-            <w:r>
-              <w:rPr>
-                <w:rFonts w:ascii="Calibri" w:cs="Calibri" w:eastAsia="Microsoft YaHei" w:hAnsi="Calibri"/>
-                <w:b/>
-                <w:bCs/>
-                <w:color w:val="B4541A"/>
-                <w:sz w:val="17"/>
-                <w:szCs w:val="17"/>
-              </w:rPr>
-              <w:t xml:space="preserve">8.9  </w:t>
-            </w:r>
-            <w:r>
-              <w:rPr>
-                <w:rFonts w:ascii="Calibri" w:cs="Calibri" w:eastAsia="Microsoft YaHei" w:hAnsi="Calibri"/>
-                <w:sz w:val="17"/>
-                <w:szCs w:val="17"/>
-              </w:rPr>
-              <w:t xml:space="preserve">配套件合格证及证书（FAT 大纲第 9 项）：</w:t>
-            </w:r>
-          </w:p>
-          <w:p>
-            <w:pPr>
-              <w:spacing w:after="20" w:line="252"/>
-              <w:ind w:left="360" w:hanging="200"/>
-            </w:pPr>
-            <w:r>
-              <w:rPr>
-                <w:rFonts w:ascii="Calibri" w:cs="Calibri" w:eastAsia="Microsoft YaHei" w:hAnsi="Calibri"/>
-                <w:sz w:val="17"/>
-                <w:szCs w:val="17"/>
-              </w:rPr>
-              <w:t xml:space="preserve">–  蒸发器、泵及真空机组的防爆（Ex）电机；</w:t>
-            </w:r>
-          </w:p>
-          <w:p>
-            <w:pPr>
-              <w:spacing w:after="20" w:line="252"/>
-              <w:ind w:left="360" w:hanging="200"/>
-            </w:pPr>
-            <w:r>
-              <w:rPr>
-                <w:rFonts w:ascii="Calibri" w:cs="Calibri" w:eastAsia="Microsoft YaHei" w:hAnsi="Calibri"/>
-                <w:sz w:val="17"/>
-                <w:szCs w:val="17"/>
-              </w:rPr>
-              <w:t xml:space="preserve">–  减速机 GRF59；</w:t>
-            </w:r>
-          </w:p>
-          <w:p>
-            <w:pPr>
-              <w:spacing w:after="20" w:line="252"/>
-              <w:ind w:left="360" w:hanging="200"/>
-            </w:pPr>
-            <w:r>
-              <w:rPr>
-                <w:rFonts w:ascii="Calibri" w:cs="Calibri" w:eastAsia="Microsoft YaHei" w:hAnsi="Calibri"/>
-                <w:sz w:val="17"/>
-                <w:szCs w:val="17"/>
-              </w:rPr>
-              <w:t xml:space="preserve">–  机械密封；</w:t>
-            </w:r>
-          </w:p>
-          <w:p>
-            <w:pPr>
-              <w:spacing w:after="20" w:line="252"/>
-              <w:ind w:left="360" w:hanging="200"/>
-            </w:pPr>
-            <w:r>
-              <w:rPr>
-                <w:rFonts w:ascii="Calibri" w:cs="Calibri" w:eastAsia="Microsoft YaHei" w:hAnsi="Calibri"/>
-                <w:sz w:val="17"/>
-                <w:szCs w:val="17"/>
-              </w:rPr>
-              <w:t xml:space="preserve">–  齿轮泵 P-101、P-102、P-103、P-202、P-203；</w:t>
-            </w:r>
-          </w:p>
-          <w:p>
-            <w:pPr>
-              <w:spacing w:after="20" w:line="252"/>
-              <w:ind w:left="360" w:hanging="200"/>
-            </w:pPr>
-            <w:r>
-              <w:rPr>
-                <w:rFonts w:ascii="Calibri" w:cs="Calibri" w:eastAsia="Microsoft YaHei" w:hAnsi="Calibri"/>
-                <w:sz w:val="17"/>
-                <w:szCs w:val="17"/>
-              </w:rPr>
-              <w:t xml:space="preserve">–  真空泵 VPM-104 及真空机组 TCVPM-TK200-JZ150/70-LG50 的合格证（仅提交了使用说明书）；</w:t>
-            </w:r>
-          </w:p>
-          <w:p>
-            <w:pPr>
-              <w:spacing w:after="20" w:line="252"/>
-              <w:ind w:left="360" w:hanging="200"/>
-            </w:pPr>
-            <w:r>
-              <w:rPr>
-                <w:rFonts w:ascii="Calibri" w:cs="Calibri" w:eastAsia="Microsoft YaHei" w:hAnsi="Calibri"/>
-                <w:sz w:val="17"/>
-                <w:szCs w:val="17"/>
-              </w:rPr>
-              <w:t xml:space="preserve">–  冷水机 TCLT-30-AT-40KW、TCHT-30-AT-12KW、TCHT-30-AT。</w:t>
-            </w:r>
-          </w:p>
-        </w:tc>
-      </w:tr>
-      <w:tr>
-        <w:trPr>
-          <w:cantSplit/>
-        </w:trPr>
-        <w:tc>
-          <w:tcPr>
-            <w:tcW w:type="dxa" w:w="5084"/>
-            <w:tcBorders>
-              <w:top w:val="none" w:color="FFFFFF" w:sz="0"/>
-              <w:left w:val="none" w:color="FFFFFF" w:sz="0"/>
-              <w:bottom w:val="single" w:color="C9D3E0" w:sz="2"/>
-              <w:right w:val="single" w:color="C9D3E0" w:sz="2"/>
-            </w:tcBorders>
-            <w:tcMar>
-              <w:top w:type="dxa" w:w="80"/>
-              <w:left w:type="dxa" w:w="120"/>
-              <w:bottom w:type="dxa" w:w="80"/>
-              <w:right w:type="dxa" w:w="120"/>
-            </w:tcMar>
-            <w:vAlign w:val="top"/>
-          </w:tcPr>
-          <w:p>
-            <w:pPr>
-              <w:spacing w:after="40" w:line="264"/>
-            </w:pPr>
-            <w:r>
-              <w:rPr>
-                <w:rFonts w:ascii="Calibri" w:cs="Calibri" w:eastAsia="Microsoft YaHei" w:hAnsi="Calibri"/>
-                <w:b/>
-                <w:bCs/>
-                <w:color w:val="B4541A"/>
-                <w:sz w:val="17"/>
-                <w:szCs w:val="17"/>
-              </w:rPr>
               <w:t xml:space="preserve">8.10  </w:t>
             </w:r>
             <w:r>
@@ -13050,175 +13087,7 @@
                 <w:sz w:val="17"/>
                 <w:szCs w:val="17"/>
               </w:rPr>
-              <w:t xml:space="preserve">КИП (п. 9 программы FAT):</w:t>
-            </w:r>
-          </w:p>
-          <w:p>
-            <w:pPr>
-              <w:spacing w:after="20" w:line="252"/>
-              <w:ind w:left="360" w:hanging="200"/>
-            </w:pPr>
-            <w:r>
-              <w:rPr>
-                <w:rFonts w:ascii="Calibri" w:cs="Calibri" w:eastAsia="Microsoft YaHei" w:hAnsi="Calibri"/>
-                <w:sz w:val="17"/>
-                <w:szCs w:val="17"/>
-              </w:rPr>
-              <w:t xml:space="preserve">–  сертификаты калибровки PT-001/002, TT-001/002, LT-001…005 (предъявлены только протоколы выходного контроля и Ex-сертификаты);</w:t>
-            </w:r>
-          </w:p>
-          <w:p>
-            <w:pPr>
-              <w:spacing w:after="20" w:line="252"/>
-              <w:ind w:left="360" w:hanging="200"/>
-            </w:pPr>
-            <w:r>
-              <w:rPr>
-                <w:rFonts w:ascii="Calibri" w:cs="Calibri" w:eastAsia="Microsoft YaHei" w:hAnsi="Calibri"/>
-                <w:sz w:val="17"/>
-                <w:szCs w:val="17"/>
-              </w:rPr>
-              <w:t xml:space="preserve">–  протоколы проверки TT-001/002 и магнитного уровнемера UHZ-517;</w:t>
-            </w:r>
-          </w:p>
-          <w:p>
-            <w:pPr>
-              <w:spacing w:after="20" w:line="252"/>
-              <w:ind w:left="360" w:hanging="200"/>
-            </w:pPr>
-            <w:r>
-              <w:rPr>
-                <w:rFonts w:ascii="Calibri" w:cs="Calibri" w:eastAsia="Microsoft YaHei" w:hAnsi="Calibri"/>
-                <w:sz w:val="17"/>
-                <w:szCs w:val="17"/>
-              </w:rPr>
-              <w:t xml:space="preserve">–  паспорта и сертификаты на манометры PG-001…005.</w:t>
-            </w:r>
-          </w:p>
-        </w:tc>
-        <w:tc>
-          <w:tcPr>
-            <w:tcW w:type="dxa" w:w="5084"/>
-            <w:tcBorders>
-              <w:top w:val="none" w:color="FFFFFF" w:sz="0"/>
-              <w:left w:val="none" w:color="FFFFFF" w:sz="0"/>
-              <w:bottom w:val="single" w:color="C9D3E0" w:sz="2"/>
-              <w:right w:val="single" w:color="C9D3E0" w:sz="2"/>
-            </w:tcBorders>
-            <w:tcMar>
-              <w:top w:type="dxa" w:w="80"/>
-              <w:left w:type="dxa" w:w="120"/>
-              <w:bottom w:type="dxa" w:w="80"/>
-              <w:right w:type="dxa" w:w="120"/>
-            </w:tcMar>
-            <w:vAlign w:val="top"/>
-          </w:tcPr>
-          <w:p>
-            <w:pPr>
-              <w:spacing w:after="40" w:line="264"/>
-            </w:pPr>
-            <w:r>
-              <w:rPr>
-                <w:rFonts w:ascii="Calibri" w:cs="Calibri" w:eastAsia="Microsoft YaHei" w:hAnsi="Calibri"/>
-                <w:b/>
-                <w:bCs/>
-                <w:color w:val="B4541A"/>
-                <w:sz w:val="17"/>
-                <w:szCs w:val="17"/>
-              </w:rPr>
-              <w:t xml:space="preserve">8.10  </w:t>
-            </w:r>
-            <w:r>
-              <w:rPr>
-                <w:rFonts w:ascii="Calibri" w:cs="Calibri" w:eastAsia="Microsoft YaHei" w:hAnsi="Calibri"/>
-                <w:sz w:val="17"/>
-                <w:szCs w:val="17"/>
-              </w:rPr>
-              <w:t xml:space="preserve">Instrumentation (FAT programme, item 9):</w:t>
-            </w:r>
-          </w:p>
-          <w:p>
-            <w:pPr>
-              <w:spacing w:after="20" w:line="252"/>
-              <w:ind w:left="360" w:hanging="200"/>
-            </w:pPr>
-            <w:r>
-              <w:rPr>
-                <w:rFonts w:ascii="Calibri" w:cs="Calibri" w:eastAsia="Microsoft YaHei" w:hAnsi="Calibri"/>
-                <w:sz w:val="17"/>
-                <w:szCs w:val="17"/>
-              </w:rPr>
-              <w:t xml:space="preserve">–  calibration certificates for PT-001/002, TT-001/002, LT-001…005 (only final inspection reports and Ex certificates have been presented);</w:t>
-            </w:r>
-          </w:p>
-          <w:p>
-            <w:pPr>
-              <w:spacing w:after="20" w:line="252"/>
-              <w:ind w:left="360" w:hanging="200"/>
-            </w:pPr>
-            <w:r>
-              <w:rPr>
-                <w:rFonts w:ascii="Calibri" w:cs="Calibri" w:eastAsia="Microsoft YaHei" w:hAnsi="Calibri"/>
-                <w:sz w:val="17"/>
-                <w:szCs w:val="17"/>
-              </w:rPr>
-              <w:t xml:space="preserve">–  verification reports for TT-001/002 and the magnetic level gauge UHZ-517;</w:t>
-            </w:r>
-          </w:p>
-          <w:p>
-            <w:pPr>
-              <w:spacing w:after="20" w:line="252"/>
-              <w:ind w:left="360" w:hanging="200"/>
-            </w:pPr>
-            <w:r>
-              <w:rPr>
-                <w:rFonts w:ascii="Calibri" w:cs="Calibri" w:eastAsia="Microsoft YaHei" w:hAnsi="Calibri"/>
-                <w:sz w:val="17"/>
-                <w:szCs w:val="17"/>
-              </w:rPr>
-              <w:t xml:space="preserve">–  passports and certificates for pressure gauges PG-001…005.</w:t>
-            </w:r>
-          </w:p>
-        </w:tc>
-        <w:tc>
-          <w:tcPr>
-            <w:tcW w:type="dxa" w:w="5084"/>
-            <w:tcBorders>
-              <w:top w:val="none" w:color="FFFFFF" w:sz="0"/>
-              <w:left w:val="none" w:color="FFFFFF" w:sz="0"/>
-              <w:bottom w:val="single" w:color="C9D3E0" w:sz="2"/>
-              <w:right w:val="none" w:color="FFFFFF" w:sz="0"/>
-            </w:tcBorders>
-            <w:tcMar>
-              <w:top w:type="dxa" w:w="80"/>
-              <w:left w:type="dxa" w:w="120"/>
-              <w:bottom w:type="dxa" w:w="80"/>
-              <w:right w:type="dxa" w:w="120"/>
-            </w:tcMar>
-            <w:vAlign w:val="top"/>
-          </w:tcPr>
-          <w:p>
-            <w:pPr>
-              <w:spacing w:after="40" w:line="264"/>
-            </w:pPr>
-            <w:r>
-              <w:rPr>
-                <w:rFonts w:ascii="Calibri" w:cs="Calibri" w:eastAsia="Microsoft YaHei" w:hAnsi="Calibri"/>
-                <w:b/>
-                <w:bCs/>
-                <w:color w:val="B4541A"/>
-                <w:sz w:val="17"/>
-                <w:szCs w:val="17"/>
-              </w:rPr>
-              <w:t xml:space="preserve">8.10  </w:t>
-            </w:r>
-            <w:r>
-              <w:rPr>
-                <w:rFonts w:ascii="Calibri" w:cs="Calibri" w:eastAsia="Microsoft YaHei" w:hAnsi="Calibri"/>
-                <w:sz w:val="17"/>
-                <w:szCs w:val="17"/>
-              </w:rPr>
-              <w:t xml:space="preserve">仪表（FAT 大纲第 9 项）：</w:t>
+              <w:t xml:space="preserve">仪表（FAT 大纲第 10 项）：</w:t>
             </w:r>
           </w:p>
           <w:p>
@@ -15628,7 +15497,7 @@
                 <w:sz w:val="15"/>
                 <w:szCs w:val="15"/>
               </w:rPr>
-              <w:t xml:space="preserve">Зазор между поручнями лестницы и поручнем перил (п. 3.4)</w:t>
+              <w:t xml:space="preserve">Зазор между поручнями лестницы и поручнем перил (п. 3.3)</w:t>
             </w:r>
           </w:p>
           <w:p>
@@ -15654,7 +15523,7 @@
                 <w:sz w:val="15"/>
                 <w:szCs w:val="15"/>
               </w:rPr>
-              <w:t xml:space="preserve">Gap between the ladder handrails and the guardrail handrail (item 3.4)</w:t>
+              <w:t xml:space="preserve">Gap between the ladder handrails and the guardrail handrail (item 3.3)</w:t>
             </w:r>
           </w:p>
           <w:p>
@@ -15680,7 +15549,7 @@
                 <w:sz w:val="15"/>
                 <w:szCs w:val="15"/>
               </w:rPr>
-              <w:t xml:space="preserve">爬梯扶手与护栏扶手之间的间隙（第 3.4 项）</w:t>
+              <w:t xml:space="preserve">爬梯扶手与护栏扶手之间的间隙（第 3.3 项）</w:t>
             </w:r>
           </w:p>
         </w:tc>
@@ -15768,7 +15637,7 @@
                 <w:sz w:val="15"/>
                 <w:szCs w:val="15"/>
               </w:rPr>
-              <w:t xml:space="preserve">Ограждение лестницы — требуемая высота 2 м от пола (п. 3.5)</w:t>
+              <w:t xml:space="preserve">Ограждение лестницы — требуемая высота 2 м от пола (п. 3.4)</w:t>
             </w:r>
           </w:p>
           <w:p>
@@ -15794,7 +15663,7 @@
                 <w:sz w:val="15"/>
                 <w:szCs w:val="15"/>
               </w:rPr>
-              <w:t xml:space="preserve">Ladder guard — required height 2 m above the floor (item 3.5)</w:t>
+              <w:t xml:space="preserve">Ladder guard — required height 2 m above the floor (item 3.4)</w:t>
             </w:r>
           </w:p>
           <w:p>
@@ -15820,7 +15689,7 @@
                 <w:sz w:val="15"/>
                 <w:szCs w:val="15"/>
               </w:rPr>
-              <w:t xml:space="preserve">爬梯护笼——要求距地面 2 m（第 3.5 项）</w:t>
+              <w:t xml:space="preserve">爬梯护笼——要求距地面 2 m（第 3.4 项）</w:t>
             </w:r>
           </w:p>
         </w:tc>
@@ -15908,7 +15777,7 @@
                 <w:sz w:val="15"/>
                 <w:szCs w:val="15"/>
               </w:rPr>
-              <w:t xml:space="preserve">Бортовое ограждение площадки — требуемая высота 150 мм (п. 3.6)</w:t>
+              <w:t xml:space="preserve">Бортовое ограждение площадки — требуемая высота 150 мм (п. 3.5)</w:t>
             </w:r>
           </w:p>
           <w:p>
@@ -15934,7 +15803,7 @@
                 <w:sz w:val="15"/>
                 <w:szCs w:val="15"/>
               </w:rPr>
-              <w:t xml:space="preserve">Platform toe board — required height 150 mm (item 3.6)</w:t>
+              <w:t xml:space="preserve">Platform toe board — required height 150 mm (item 3.5)</w:t>
             </w:r>
           </w:p>
           <w:p>
@@ -15960,7 +15829,7 @@
                 <w:sz w:val="15"/>
                 <w:szCs w:val="15"/>
               </w:rPr>
-              <w:t xml:space="preserve">平台踢脚板——要求高度 150 mm（第 3.6 项）</w:t>
+              <w:t xml:space="preserve">平台踢脚板——要求高度 150 mm（第 3.5 项）</w:t>
             </w:r>
           </w:p>
         </w:tc>
@@ -16053,7 +15922,7 @@
                 <w:sz w:val="15"/>
                 <w:szCs w:val="15"/>
               </w:rPr>
-              <w:t xml:space="preserve">Не загнуты лепестки стопорных шайб (п. 3.9)</w:t>
+              <w:t xml:space="preserve">Не загнуты лепестки стопорных шайб (п. 3.8)</w:t>
             </w:r>
           </w:p>
           <w:p>
@@ -16079,7 +15948,7 @@
                 <w:sz w:val="15"/>
                 <w:szCs w:val="15"/>
               </w:rPr>
-              <w:t xml:space="preserve">Lock washer tabs not bent (item 3.9)</w:t>
+              <w:t xml:space="preserve">Lock washer tabs not bent (item 3.8)</w:t>
             </w:r>
           </w:p>
           <w:p>
@@ -16105,7 +15974,7 @@
                 <w:sz w:val="15"/>
                 <w:szCs w:val="15"/>
               </w:rPr>
-              <w:t xml:space="preserve">止动垫圈翅片未折弯（第 3.9 项）</w:t>
+              <w:t xml:space="preserve">止动垫圈翅片未折弯（第 3.8 项）</w:t>
             </w:r>
           </w:p>
         </w:tc>
@@ -16193,7 +16062,7 @@
                 <w:sz w:val="15"/>
                 <w:szCs w:val="15"/>
               </w:rPr>
-              <w:t xml:space="preserve">Конфликт колбы затворной жидкости с фланцем (п. 3.10)</w:t>
+              <w:t xml:space="preserve">Конфликт колбы затворной жидкости с фланцем (п. 3.9)</w:t>
             </w:r>
           </w:p>
           <w:p>
@@ -16219,7 +16088,7 @@
                 <w:sz w:val="15"/>
                 <w:szCs w:val="15"/>
               </w:rPr>
-              <w:t xml:space="preserve">Barrier fluid pot clashing with the flange (item 3.10)</w:t>
+              <w:t xml:space="preserve">Barrier fluid pot clashing with the flange (item 3.9)</w:t>
             </w:r>
           </w:p>
           <w:p>
@@ -16245,7 +16114,7 @@
                 <w:sz w:val="15"/>
                 <w:szCs w:val="15"/>
               </w:rPr>
-              <w:t xml:space="preserve">隔离液罐与法兰干涉（第 3.10 项）</w:t>
+              <w:t xml:space="preserve">隔离液罐与法兰干涉（第 3.9 项）</w:t>
             </w:r>
           </w:p>
         </w:tc>
@@ -16333,7 +16202,7 @@
                 <w:sz w:val="15"/>
                 <w:szCs w:val="15"/>
               </w:rPr>
-              <w:t xml:space="preserve">Винтовой насос на short path (п. 3.11)</w:t>
+              <w:t xml:space="preserve">Винтовой насос на short path (п. 3.10)</w:t>
             </w:r>
           </w:p>
           <w:p>
@@ -16359,7 +16228,7 @@
                 <w:sz w:val="15"/>
                 <w:szCs w:val="15"/>
               </w:rPr>
-              <w:t xml:space="preserve">Screw pump on the short path evaporator (item 3.11)</w:t>
+              <w:t xml:space="preserve">Screw pump on the short path evaporator (item 3.10)</w:t>
             </w:r>
           </w:p>
           <w:p>
@@ -16385,7 +16254,7 @@
                 <w:sz w:val="15"/>
                 <w:szCs w:val="15"/>
               </w:rPr>
-              <w:t xml:space="preserve">短程蒸发器上的螺杆泵（第 3.11 项）</w:t>
+              <w:t xml:space="preserve">短程蒸发器上的螺杆泵（第 3.10 项）</w:t>
             </w:r>
           </w:p>
         </w:tc>

--- a/Акт_приемочных_испытаний_RU-EN-CN.docx
+++ b/Акт_приемочных_испытаний_RU-EN-CN.docx
@@ -1460,7 +1460,7 @@
                 <w:sz w:val="17"/>
                 <w:szCs w:val="17"/>
               </w:rPr>
-              <w:t xml:space="preserve">63</w:t>
+              <w:t xml:space="preserve">62</w:t>
             </w:r>
           </w:p>
         </w:tc>
@@ -1538,7 +1538,7 @@
                 <w:sz w:val="17"/>
                 <w:szCs w:val="17"/>
               </w:rPr>
-              <w:t xml:space="preserve">63</w:t>
+              <w:t xml:space="preserve">62</w:t>
             </w:r>
           </w:p>
         </w:tc>
@@ -1870,7 +1870,7 @@
                 <w:sz w:val="16"/>
                 <w:szCs w:val="16"/>
               </w:rPr>
-              <w:t xml:space="preserve">21</w:t>
+              <w:t xml:space="preserve">20</w:t>
             </w:r>
           </w:p>
           <w:p>
@@ -1887,7 +1887,7 @@
                 <w:sz w:val="16"/>
                 <w:szCs w:val="16"/>
               </w:rPr>
-              <w:t xml:space="preserve">Пункты 1.6–1.21 — документы раздела 1 программы FAT, не вошедшие в комплект, предъявленный Продавцом.</w:t>
+              <w:t xml:space="preserve">Пункты 1.6–1.20 — документы раздела 1 программы FAT, не вошедшие в комплект, предъявленный Продавцом.</w:t>
             </w:r>
           </w:p>
         </w:tc>
@@ -1932,7 +1932,7 @@
                 <w:sz w:val="16"/>
                 <w:szCs w:val="16"/>
               </w:rPr>
-              <w:t xml:space="preserve">21</w:t>
+              <w:t xml:space="preserve">20</w:t>
             </w:r>
           </w:p>
           <w:p>
@@ -1949,7 +1949,7 @@
                 <w:sz w:val="16"/>
                 <w:szCs w:val="16"/>
               </w:rPr>
-              <w:t xml:space="preserve">Items 1.6–1.21 are documents under section 1 of the FAT programme not included in the set presented by the Seller.</w:t>
+              <w:t xml:space="preserve">Items 1.6–1.20 are documents under section 1 of the FAT programme not included in the set presented by the Seller.</w:t>
             </w:r>
           </w:p>
         </w:tc>
@@ -1994,7 +1994,7 @@
                 <w:sz w:val="16"/>
                 <w:szCs w:val="16"/>
               </w:rPr>
-              <w:t xml:space="preserve">21</w:t>
+              <w:t xml:space="preserve">20</w:t>
             </w:r>
           </w:p>
           <w:p>
@@ -2011,7 +2011,7 @@
                 <w:sz w:val="16"/>
                 <w:szCs w:val="16"/>
               </w:rPr>
-              <w:t xml:space="preserve">第 1.6–1.21 项为 FAT 大纲第 1 章所列、卖方提交文件中缺少的文件。</w:t>
+              <w:t xml:space="preserve">第 1.6–1.20 项为 FAT 大纲第 1 章所列、卖方提交文件中缺少的文件。</w:t>
             </w:r>
           </w:p>
         </w:tc>
@@ -4760,7 +4760,7 @@
           </w:tcPr>
           <w:p>
             <w:pPr>
-              <w:spacing w:after="40" w:line="264"/>
+              <w:spacing w:after="0" w:line="264"/>
             </w:pPr>
             <w:r>
               <w:rPr>
@@ -4779,91 +4779,7 @@
                 <w:sz w:val="17"/>
                 <w:szCs w:val="17"/>
               </w:rPr>
-              <w:t xml:space="preserve">Документация на шкаф управления (п. 14 программы FAT):</w:t>
-            </w:r>
-          </w:p>
-          <w:p>
-            <w:pPr>
-              <w:spacing w:after="20" w:line="252"/>
-              <w:ind w:left="360" w:hanging="200"/>
-            </w:pPr>
-            <w:r>
-              <w:rPr>
-                <w:rFonts w:ascii="Calibri" w:cs="Calibri" w:eastAsia="Microsoft YaHei" w:hAnsi="Calibri"/>
-                <w:sz w:val="17"/>
-                <w:szCs w:val="17"/>
-              </w:rPr>
-              <w:t xml:space="preserve">–  электрические схемы;</w:t>
-            </w:r>
-          </w:p>
-          <w:p>
-            <w:pPr>
-              <w:spacing w:after="20" w:line="252"/>
-              <w:ind w:left="360" w:hanging="200"/>
-            </w:pPr>
-            <w:r>
-              <w:rPr>
-                <w:rFonts w:ascii="Calibri" w:cs="Calibri" w:eastAsia="Microsoft YaHei" w:hAnsi="Calibri"/>
-                <w:sz w:val="17"/>
-                <w:szCs w:val="17"/>
-              </w:rPr>
-              <w:t xml:space="preserve">–  кабельный журнал;</w:t>
-            </w:r>
-          </w:p>
-          <w:p>
-            <w:pPr>
-              <w:spacing w:after="20" w:line="252"/>
-              <w:ind w:left="360" w:hanging="200"/>
-            </w:pPr>
-            <w:r>
-              <w:rPr>
-                <w:rFonts w:ascii="Calibri" w:cs="Calibri" w:eastAsia="Microsoft YaHei" w:hAnsi="Calibri"/>
-                <w:sz w:val="17"/>
-                <w:szCs w:val="17"/>
-              </w:rPr>
-              <w:t xml:space="preserve">–  карта заземления;</w:t>
-            </w:r>
-          </w:p>
-          <w:p>
-            <w:pPr>
-              <w:spacing w:after="20" w:line="252"/>
-              <w:ind w:left="360" w:hanging="200"/>
-            </w:pPr>
-            <w:r>
-              <w:rPr>
-                <w:rFonts w:ascii="Calibri" w:cs="Calibri" w:eastAsia="Microsoft YaHei" w:hAnsi="Calibri"/>
-                <w:sz w:val="17"/>
-                <w:szCs w:val="17"/>
-              </w:rPr>
-              <w:t xml:space="preserve">–  перечень входов и выходов;</w:t>
-            </w:r>
-          </w:p>
-          <w:p>
-            <w:pPr>
-              <w:spacing w:after="20" w:line="252"/>
-              <w:ind w:left="360" w:hanging="200"/>
-            </w:pPr>
-            <w:r>
-              <w:rPr>
-                <w:rFonts w:ascii="Calibri" w:cs="Calibri" w:eastAsia="Microsoft YaHei" w:hAnsi="Calibri"/>
-                <w:sz w:val="17"/>
-                <w:szCs w:val="17"/>
-              </w:rPr>
-              <w:t xml:space="preserve">–  описание алгоритмов и блокировок;</w:t>
-            </w:r>
-          </w:p>
-          <w:p>
-            <w:pPr>
-              <w:spacing w:after="20" w:line="252"/>
-              <w:ind w:left="360" w:hanging="200"/>
-            </w:pPr>
-            <w:r>
-              <w:rPr>
-                <w:rFonts w:ascii="Calibri" w:cs="Calibri" w:eastAsia="Microsoft YaHei" w:hAnsi="Calibri"/>
-                <w:sz w:val="17"/>
-                <w:szCs w:val="17"/>
-              </w:rPr>
-              <w:t xml:space="preserve">–  протокол измерения сопротивления изоляции.</w:t>
+              <w:t xml:space="preserve">Программное обеспечение ПЛК и панели оператора (резервная копия) (п. 15 программы FAT).</w:t>
             </w:r>
           </w:p>
         </w:tc>
@@ -4886,7 +4802,7 @@
           </w:tcPr>
           <w:p>
             <w:pPr>
-              <w:spacing w:after="40" w:line="264"/>
+              <w:spacing w:after="0" w:line="264"/>
             </w:pPr>
             <w:r>
               <w:rPr>
@@ -4905,91 +4821,7 @@
                 <w:sz w:val="17"/>
                 <w:szCs w:val="17"/>
               </w:rPr>
-              <w:t xml:space="preserve">Control cabinet documentation (FAT programme, item 14):</w:t>
-            </w:r>
-          </w:p>
-          <w:p>
-            <w:pPr>
-              <w:spacing w:after="20" w:line="252"/>
-              <w:ind w:left="360" w:hanging="200"/>
-            </w:pPr>
-            <w:r>
-              <w:rPr>
-                <w:rFonts w:ascii="Calibri" w:cs="Calibri" w:eastAsia="Microsoft YaHei" w:hAnsi="Calibri"/>
-                <w:sz w:val="17"/>
-                <w:szCs w:val="17"/>
-              </w:rPr>
-              <w:t xml:space="preserve">–  electrical diagrams;</w:t>
-            </w:r>
-          </w:p>
-          <w:p>
-            <w:pPr>
-              <w:spacing w:after="20" w:line="252"/>
-              <w:ind w:left="360" w:hanging="200"/>
-            </w:pPr>
-            <w:r>
-              <w:rPr>
-                <w:rFonts w:ascii="Calibri" w:cs="Calibri" w:eastAsia="Microsoft YaHei" w:hAnsi="Calibri"/>
-                <w:sz w:val="17"/>
-                <w:szCs w:val="17"/>
-              </w:rPr>
-              <w:t xml:space="preserve">–  cable schedule;</w:t>
-            </w:r>
-          </w:p>
-          <w:p>
-            <w:pPr>
-              <w:spacing w:after="20" w:line="252"/>
-              <w:ind w:left="360" w:hanging="200"/>
-            </w:pPr>
-            <w:r>
-              <w:rPr>
-                <w:rFonts w:ascii="Calibri" w:cs="Calibri" w:eastAsia="Microsoft YaHei" w:hAnsi="Calibri"/>
-                <w:sz w:val="17"/>
-                <w:szCs w:val="17"/>
-              </w:rPr>
-              <w:t xml:space="preserve">–  earthing layout;</w:t>
-            </w:r>
-          </w:p>
-          <w:p>
-            <w:pPr>
-              <w:spacing w:after="20" w:line="252"/>
-              <w:ind w:left="360" w:hanging="200"/>
-            </w:pPr>
-            <w:r>
-              <w:rPr>
-                <w:rFonts w:ascii="Calibri" w:cs="Calibri" w:eastAsia="Microsoft YaHei" w:hAnsi="Calibri"/>
-                <w:sz w:val="17"/>
-                <w:szCs w:val="17"/>
-              </w:rPr>
-              <w:t xml:space="preserve">–  I/O list;</w:t>
-            </w:r>
-          </w:p>
-          <w:p>
-            <w:pPr>
-              <w:spacing w:after="20" w:line="252"/>
-              <w:ind w:left="360" w:hanging="200"/>
-            </w:pPr>
-            <w:r>
-              <w:rPr>
-                <w:rFonts w:ascii="Calibri" w:cs="Calibri" w:eastAsia="Microsoft YaHei" w:hAnsi="Calibri"/>
-                <w:sz w:val="17"/>
-                <w:szCs w:val="17"/>
-              </w:rPr>
-              <w:t xml:space="preserve">–  description of control algorithms and interlocks;</w:t>
-            </w:r>
-          </w:p>
-          <w:p>
-            <w:pPr>
-              <w:spacing w:after="20" w:line="252"/>
-              <w:ind w:left="360" w:hanging="200"/>
-            </w:pPr>
-            <w:r>
-              <w:rPr>
-                <w:rFonts w:ascii="Calibri" w:cs="Calibri" w:eastAsia="Microsoft YaHei" w:hAnsi="Calibri"/>
-                <w:sz w:val="17"/>
-                <w:szCs w:val="17"/>
-              </w:rPr>
-              <w:t xml:space="preserve">–  insulation resistance test report.</w:t>
+              <w:t xml:space="preserve">PLC and operator panel software (backup copy) (FAT programme, item 15).</w:t>
             </w:r>
           </w:p>
         </w:tc>
@@ -5012,7 +4844,7 @@
           </w:tcPr>
           <w:p>
             <w:pPr>
-              <w:spacing w:after="40" w:line="264"/>
+              <w:spacing w:after="0" w:line="264"/>
             </w:pPr>
             <w:r>
               <w:rPr>
@@ -5031,91 +4863,7 @@
                 <w:sz w:val="17"/>
                 <w:szCs w:val="17"/>
               </w:rPr>
-              <w:t xml:space="preserve">控制柜文件（FAT 大纲第 14 项）：</w:t>
-            </w:r>
-          </w:p>
-          <w:p>
-            <w:pPr>
-              <w:spacing w:after="20" w:line="252"/>
-              <w:ind w:left="360" w:hanging="200"/>
-            </w:pPr>
-            <w:r>
-              <w:rPr>
-                <w:rFonts w:ascii="Calibri" w:cs="Calibri" w:eastAsia="Microsoft YaHei" w:hAnsi="Calibri"/>
-                <w:sz w:val="17"/>
-                <w:szCs w:val="17"/>
-              </w:rPr>
-              <w:t xml:space="preserve">–  电气原理图；</w:t>
-            </w:r>
-          </w:p>
-          <w:p>
-            <w:pPr>
-              <w:spacing w:after="20" w:line="252"/>
-              <w:ind w:left="360" w:hanging="200"/>
-            </w:pPr>
-            <w:r>
-              <w:rPr>
-                <w:rFonts w:ascii="Calibri" w:cs="Calibri" w:eastAsia="Microsoft YaHei" w:hAnsi="Calibri"/>
-                <w:sz w:val="17"/>
-                <w:szCs w:val="17"/>
-              </w:rPr>
-              <w:t xml:space="preserve">–  电缆清册；</w:t>
-            </w:r>
-          </w:p>
-          <w:p>
-            <w:pPr>
-              <w:spacing w:after="20" w:line="252"/>
-              <w:ind w:left="360" w:hanging="200"/>
-            </w:pPr>
-            <w:r>
-              <w:rPr>
-                <w:rFonts w:ascii="Calibri" w:cs="Calibri" w:eastAsia="Microsoft YaHei" w:hAnsi="Calibri"/>
-                <w:sz w:val="17"/>
-                <w:szCs w:val="17"/>
-              </w:rPr>
-              <w:t xml:space="preserve">–  接地布置图；</w:t>
-            </w:r>
-          </w:p>
-          <w:p>
-            <w:pPr>
-              <w:spacing w:after="20" w:line="252"/>
-              <w:ind w:left="360" w:hanging="200"/>
-            </w:pPr>
-            <w:r>
-              <w:rPr>
-                <w:rFonts w:ascii="Calibri" w:cs="Calibri" w:eastAsia="Microsoft YaHei" w:hAnsi="Calibri"/>
-                <w:sz w:val="17"/>
-                <w:szCs w:val="17"/>
-              </w:rPr>
-              <w:t xml:space="preserve">–  输入/输出点表；</w:t>
-            </w:r>
-          </w:p>
-          <w:p>
-            <w:pPr>
-              <w:spacing w:after="20" w:line="252"/>
-              <w:ind w:left="360" w:hanging="200"/>
-            </w:pPr>
-            <w:r>
-              <w:rPr>
-                <w:rFonts w:ascii="Calibri" w:cs="Calibri" w:eastAsia="Microsoft YaHei" w:hAnsi="Calibri"/>
-                <w:sz w:val="17"/>
-                <w:szCs w:val="17"/>
-              </w:rPr>
-              <w:t xml:space="preserve">–  控制逻辑及联锁说明；</w:t>
-            </w:r>
-          </w:p>
-          <w:p>
-            <w:pPr>
-              <w:spacing w:after="20" w:line="252"/>
-              <w:ind w:left="360" w:hanging="200"/>
-            </w:pPr>
-            <w:r>
-              <w:rPr>
-                <w:rFonts w:ascii="Calibri" w:cs="Calibri" w:eastAsia="Microsoft YaHei" w:hAnsi="Calibri"/>
-                <w:sz w:val="17"/>
-                <w:szCs w:val="17"/>
-              </w:rPr>
-              <w:t xml:space="preserve">–  绝缘电阻测试报告。</w:t>
+              <w:t xml:space="preserve">PLC 及操作面板程序（备份）（FAT 大纲第 15 项）。</w:t>
             </w:r>
           </w:p>
         </w:tc>
@@ -5162,7 +4910,7 @@
                 <w:sz w:val="17"/>
                 <w:szCs w:val="17"/>
               </w:rPr>
-              <w:t xml:space="preserve">Программное обеспечение ПЛК и панели оператора (резервная копия) (п. 15 программы FAT).</w:t>
+              <w:t xml:space="preserve">Руководства IOM на установку в целом, испарители E-102/E-202, шестерённые насосы, чиллеры, шкаф управления (предъявлены только на вакуумные насосы) (п. 16 программы FAT).</w:t>
             </w:r>
           </w:p>
         </w:tc>
@@ -5204,7 +4952,7 @@
                 <w:sz w:val="17"/>
                 <w:szCs w:val="17"/>
               </w:rPr>
-              <w:t xml:space="preserve">PLC and operator panel software (backup copy) (FAT programme, item 15).</w:t>
+              <w:t xml:space="preserve">IOM manuals for the unit as a whole, evaporators E-102/E-202, gear pumps, chillers and control cabinet (presented for the vacuum pumps only) (FAT programme, item 16).</w:t>
             </w:r>
           </w:p>
         </w:tc>
@@ -5246,7 +4994,7 @@
                 <w:sz w:val="17"/>
                 <w:szCs w:val="17"/>
               </w:rPr>
-              <w:t xml:space="preserve">PLC 及操作面板程序（备份）（FAT 大纲第 15 项）。</w:t>
+              <w:t xml:space="preserve">整套装置、蒸发器 E-102/E-202、齿轮泵、冷水机、控制柜的安装、操作和维护手册（IOM）（仅提交了真空泵的手册）（FAT 大纲第 16 项）。</w:t>
             </w:r>
           </w:p>
         </w:tc>
@@ -5293,7 +5041,7 @@
                 <w:sz w:val="17"/>
                 <w:szCs w:val="17"/>
               </w:rPr>
-              <w:t xml:space="preserve">Руководства IOM на установку в целом, испарители E-102/E-202, шестерённые насосы, чиллеры, шкаф управления (предъявлены только на вакуумные насосы) (п. 16 программы FAT).</w:t>
+              <w:t xml:space="preserve">Высота крюка и масса ротора с приводом для выемки роторов E-102 и E-202 (п. 17 программы FAT).</w:t>
             </w:r>
           </w:p>
         </w:tc>
@@ -5335,7 +5083,7 @@
                 <w:sz w:val="17"/>
                 <w:szCs w:val="17"/>
               </w:rPr>
-              <w:t xml:space="preserve">IOM manuals for the unit as a whole, evaporators E-102/E-202, gear pumps, chillers and control cabinet (presented for the vacuum pumps only) (FAT programme, item 16).</w:t>
+              <w:t xml:space="preserve">Hook height and weight of the rotor with drive for removal of the E-102 and E-202 rotors (FAT programme, item 17).</w:t>
             </w:r>
           </w:p>
         </w:tc>
@@ -5377,7 +5125,7 @@
                 <w:sz w:val="17"/>
                 <w:szCs w:val="17"/>
               </w:rPr>
-              <w:t xml:space="preserve">整套装置、蒸发器 E-102/E-202、齿轮泵、冷水机、控制柜的安装、操作和维护手册（IOM）（仅提交了真空泵的手册）（FAT 大纲第 16 项）。</w:t>
+              <w:t xml:space="preserve">拆出 E-102 和 E-202 转子所需的吊钩高度及转子（含驱动）重量（FAT 大纲第 17 项）。</w:t>
             </w:r>
           </w:p>
         </w:tc>
@@ -5424,7 +5172,7 @@
                 <w:sz w:val="17"/>
                 <w:szCs w:val="17"/>
               </w:rPr>
-              <w:t xml:space="preserve">Высота крюка и масса ротора с приводом для выемки роторов E-102 и E-202 (п. 17 программы FAT).</w:t>
+              <w:t xml:space="preserve">Схема разделения на транспортные места с габаритами и массами (п. 18 программы FAT).</w:t>
             </w:r>
           </w:p>
         </w:tc>
@@ -5466,7 +5214,7 @@
                 <w:sz w:val="17"/>
                 <w:szCs w:val="17"/>
               </w:rPr>
-              <w:t xml:space="preserve">Hook height and weight of the rotor with drive for removal of the E-102 and E-202 rotors (FAT programme, item 17).</w:t>
+              <w:t xml:space="preserve">Shipping split diagram with dimensions and weights (FAT programme, item 18).</w:t>
             </w:r>
           </w:p>
         </w:tc>
@@ -5508,7 +5256,7 @@
                 <w:sz w:val="17"/>
                 <w:szCs w:val="17"/>
               </w:rPr>
-              <w:t xml:space="preserve">拆出 E-102 和 E-202 转子所需的吊钩高度及转子（含驱动）重量（FAT 大纲第 17 项）。</w:t>
+              <w:t xml:space="preserve">运输分包方案图（含外形尺寸和重量）（FAT 大纲第 18 项）。</w:t>
             </w:r>
           </w:p>
         </w:tc>
@@ -5555,7 +5303,7 @@
                 <w:sz w:val="17"/>
                 <w:szCs w:val="17"/>
               </w:rPr>
-              <w:t xml:space="preserve">Схема разделения на транспортные места с габаритами и массами (п. 18 программы FAT).</w:t>
+              <w:t xml:space="preserve">Протоколы балансировки роторов E-102 и E-202 (G 6.3) (разд. 9, п. 5 программы FAT).</w:t>
             </w:r>
           </w:p>
         </w:tc>
@@ -5597,7 +5345,7 @@
                 <w:sz w:val="17"/>
                 <w:szCs w:val="17"/>
               </w:rPr>
-              <w:t xml:space="preserve">Shipping split diagram with dimensions and weights (FAT programme, item 18).</w:t>
+              <w:t xml:space="preserve">Balancing reports for the E-102 and E-202 rotors (G 6.3) (FAT programme, section 9, item 5).</w:t>
             </w:r>
           </w:p>
         </w:tc>
@@ -5632,137 +5380,6 @@
                 <w:szCs w:val="17"/>
               </w:rPr>
               <w:t xml:space="preserve">1.20  </w:t>
-            </w:r>
-            <w:r>
-              <w:rPr>
-                <w:rFonts w:ascii="Calibri" w:cs="Calibri" w:eastAsia="Microsoft YaHei" w:hAnsi="Calibri"/>
-                <w:sz w:val="17"/>
-                <w:szCs w:val="17"/>
-              </w:rPr>
-              <w:t xml:space="preserve">运输分包方案图（含外形尺寸和重量）（FAT 大纲第 18 项）。</w:t>
-            </w:r>
-          </w:p>
-        </w:tc>
-      </w:tr>
-      <w:tr>
-        <w:trPr>
-          <w:cantSplit/>
-        </w:trPr>
-        <w:tc>
-          <w:tcPr>
-            <w:tcW w:type="dxa" w:w="5084"/>
-            <w:tcBorders>
-              <w:top w:val="none" w:color="FFFFFF" w:sz="0"/>
-              <w:left w:val="none" w:color="FFFFFF" w:sz="0"/>
-              <w:bottom w:val="single" w:color="C9D3E0" w:sz="2"/>
-              <w:right w:val="single" w:color="C9D3E0" w:sz="2"/>
-            </w:tcBorders>
-            <w:tcMar>
-              <w:top w:type="dxa" w:w="80"/>
-              <w:left w:type="dxa" w:w="120"/>
-              <w:bottom w:type="dxa" w:w="80"/>
-              <w:right w:type="dxa" w:w="120"/>
-            </w:tcMar>
-            <w:vAlign w:val="top"/>
-          </w:tcPr>
-          <w:p>
-            <w:pPr>
-              <w:spacing w:after="0" w:line="264"/>
-            </w:pPr>
-            <w:r>
-              <w:rPr>
-                <w:rFonts w:ascii="Calibri" w:cs="Calibri" w:eastAsia="Microsoft YaHei" w:hAnsi="Calibri"/>
-                <w:b/>
-                <w:bCs/>
-                <w:color w:val="B4541A"/>
-                <w:sz w:val="17"/>
-                <w:szCs w:val="17"/>
-              </w:rPr>
-              <w:t xml:space="preserve">1.21  </w:t>
-            </w:r>
-            <w:r>
-              <w:rPr>
-                <w:rFonts w:ascii="Calibri" w:cs="Calibri" w:eastAsia="Microsoft YaHei" w:hAnsi="Calibri"/>
-                <w:sz w:val="17"/>
-                <w:szCs w:val="17"/>
-              </w:rPr>
-              <w:t xml:space="preserve">Протоколы балансировки роторов E-102 и E-202 (G 6.3) (разд. 9, п. 5 программы FAT).</w:t>
-            </w:r>
-          </w:p>
-        </w:tc>
-        <w:tc>
-          <w:tcPr>
-            <w:tcW w:type="dxa" w:w="5084"/>
-            <w:tcBorders>
-              <w:top w:val="none" w:color="FFFFFF" w:sz="0"/>
-              <w:left w:val="none" w:color="FFFFFF" w:sz="0"/>
-              <w:bottom w:val="single" w:color="C9D3E0" w:sz="2"/>
-              <w:right w:val="single" w:color="C9D3E0" w:sz="2"/>
-            </w:tcBorders>
-            <w:tcMar>
-              <w:top w:type="dxa" w:w="80"/>
-              <w:left w:type="dxa" w:w="120"/>
-              <w:bottom w:type="dxa" w:w="80"/>
-              <w:right w:type="dxa" w:w="120"/>
-            </w:tcMar>
-            <w:vAlign w:val="top"/>
-          </w:tcPr>
-          <w:p>
-            <w:pPr>
-              <w:spacing w:after="0" w:line="264"/>
-            </w:pPr>
-            <w:r>
-              <w:rPr>
-                <w:rFonts w:ascii="Calibri" w:cs="Calibri" w:eastAsia="Microsoft YaHei" w:hAnsi="Calibri"/>
-                <w:b/>
-                <w:bCs/>
-                <w:color w:val="B4541A"/>
-                <w:sz w:val="17"/>
-                <w:szCs w:val="17"/>
-              </w:rPr>
-              <w:t xml:space="preserve">1.21  </w:t>
-            </w:r>
-            <w:r>
-              <w:rPr>
-                <w:rFonts w:ascii="Calibri" w:cs="Calibri" w:eastAsia="Microsoft YaHei" w:hAnsi="Calibri"/>
-                <w:sz w:val="17"/>
-                <w:szCs w:val="17"/>
-              </w:rPr>
-              <w:t xml:space="preserve">Balancing reports for the E-102 and E-202 rotors (G 6.3) (FAT programme, section 9, item 5).</w:t>
-            </w:r>
-          </w:p>
-        </w:tc>
-        <w:tc>
-          <w:tcPr>
-            <w:tcW w:type="dxa" w:w="5084"/>
-            <w:tcBorders>
-              <w:top w:val="none" w:color="FFFFFF" w:sz="0"/>
-              <w:left w:val="none" w:color="FFFFFF" w:sz="0"/>
-              <w:bottom w:val="single" w:color="C9D3E0" w:sz="2"/>
-              <w:right w:val="none" w:color="FFFFFF" w:sz="0"/>
-            </w:tcBorders>
-            <w:tcMar>
-              <w:top w:type="dxa" w:w="80"/>
-              <w:left w:type="dxa" w:w="120"/>
-              <w:bottom w:type="dxa" w:w="80"/>
-              <w:right w:type="dxa" w:w="120"/>
-            </w:tcMar>
-            <w:vAlign w:val="top"/>
-          </w:tcPr>
-          <w:p>
-            <w:pPr>
-              <w:spacing w:after="0" w:line="264"/>
-            </w:pPr>
-            <w:r>
-              <w:rPr>
-                <w:rFonts w:ascii="Calibri" w:cs="Calibri" w:eastAsia="Microsoft YaHei" w:hAnsi="Calibri"/>
-                <w:b/>
-                <w:bCs/>
-                <w:color w:val="B4541A"/>
-                <w:sz w:val="17"/>
-                <w:szCs w:val="17"/>
-              </w:rPr>
-              <w:t xml:space="preserve">1.21  </w:t>
             </w:r>
             <w:r>
               <w:rPr>

--- a/Акт_приемочных_испытаний_RU-EN-CN.docx
+++ b/Акт_приемочных_испытаний_RU-EN-CN.docx
@@ -1460,7 +1460,7 @@
                 <w:sz w:val="17"/>
                 <w:szCs w:val="17"/>
               </w:rPr>
-              <w:t xml:space="preserve">62</w:t>
+              <w:t xml:space="preserve">61</w:t>
             </w:r>
           </w:p>
         </w:tc>
@@ -1538,7 +1538,7 @@
                 <w:sz w:val="17"/>
                 <w:szCs w:val="17"/>
               </w:rPr>
-              <w:t xml:space="preserve">62</w:t>
+              <w:t xml:space="preserve">61</w:t>
             </w:r>
           </w:p>
         </w:tc>
@@ -1870,7 +1870,7 @@
                 <w:sz w:val="16"/>
                 <w:szCs w:val="16"/>
               </w:rPr>
-              <w:t xml:space="preserve">20</w:t>
+              <w:t xml:space="preserve">19</w:t>
             </w:r>
           </w:p>
           <w:p>
@@ -1887,7 +1887,7 @@
                 <w:sz w:val="16"/>
                 <w:szCs w:val="16"/>
               </w:rPr>
-              <w:t xml:space="preserve">Пункты 1.6–1.20 — документы раздела 1 программы FAT, не вошедшие в комплект, предъявленный Продавцом.</w:t>
+              <w:t xml:space="preserve">Пункты 1.6–1.19 — документы раздела 1 программы FAT, не вошедшие в комплект, предъявленный Продавцом.</w:t>
             </w:r>
           </w:p>
         </w:tc>
@@ -1932,7 +1932,7 @@
                 <w:sz w:val="16"/>
                 <w:szCs w:val="16"/>
               </w:rPr>
-              <w:t xml:space="preserve">20</w:t>
+              <w:t xml:space="preserve">19</w:t>
             </w:r>
           </w:p>
           <w:p>
@@ -1949,7 +1949,7 @@
                 <w:sz w:val="16"/>
                 <w:szCs w:val="16"/>
               </w:rPr>
-              <w:t xml:space="preserve">Items 1.6–1.20 are documents under section 1 of the FAT programme not included in the set presented by the Seller.</w:t>
+              <w:t xml:space="preserve">Items 1.6–1.19 are documents under section 1 of the FAT programme not included in the set presented by the Seller.</w:t>
             </w:r>
           </w:p>
         </w:tc>
@@ -1994,7 +1994,7 @@
                 <w:sz w:val="16"/>
                 <w:szCs w:val="16"/>
               </w:rPr>
-              <w:t xml:space="preserve">20</w:t>
+              <w:t xml:space="preserve">19</w:t>
             </w:r>
           </w:p>
           <w:p>
@@ -2011,7 +2011,7 @@
                 <w:sz w:val="16"/>
                 <w:szCs w:val="16"/>
               </w:rPr>
-              <w:t xml:space="preserve">第 1.6–1.20 项为 FAT 大纲第 1 章所列、卖方提交文件中缺少的文件。</w:t>
+              <w:t xml:space="preserve">第 1.6–1.19 项为 FAT 大纲第 1 章所列、卖方提交文件中缺少的文件。</w:t>
             </w:r>
           </w:p>
         </w:tc>
@@ -4779,7 +4779,7 @@
                 <w:sz w:val="17"/>
                 <w:szCs w:val="17"/>
               </w:rPr>
-              <w:t xml:space="preserve">Программное обеспечение ПЛК и панели оператора (резервная копия) (п. 15 программы FAT).</w:t>
+              <w:t xml:space="preserve">Руководства IOM на установку в целом, испарители E-102/E-202, шестерённые насосы, чиллеры, шкаф управления (предъявлены только на вакуумные насосы) (п. 16 программы FAT).</w:t>
             </w:r>
           </w:p>
         </w:tc>
@@ -4821,7 +4821,7 @@
                 <w:sz w:val="17"/>
                 <w:szCs w:val="17"/>
               </w:rPr>
-              <w:t xml:space="preserve">PLC and operator panel software (backup copy) (FAT programme, item 15).</w:t>
+              <w:t xml:space="preserve">IOM manuals for the unit as a whole, evaporators E-102/E-202, gear pumps, chillers and control cabinet (presented for the vacuum pumps only) (FAT programme, item 16).</w:t>
             </w:r>
           </w:p>
         </w:tc>
@@ -4863,7 +4863,7 @@
                 <w:sz w:val="17"/>
                 <w:szCs w:val="17"/>
               </w:rPr>
-              <w:t xml:space="preserve">PLC 及操作面板程序（备份）（FAT 大纲第 15 项）。</w:t>
+              <w:t xml:space="preserve">整套装置、蒸发器 E-102/E-202、齿轮泵、冷水机、控制柜的安装、操作和维护手册（IOM）（仅提交了真空泵的手册）（FAT 大纲第 16 项）。</w:t>
             </w:r>
           </w:p>
         </w:tc>
@@ -4910,7 +4910,7 @@
                 <w:sz w:val="17"/>
                 <w:szCs w:val="17"/>
               </w:rPr>
-              <w:t xml:space="preserve">Руководства IOM на установку в целом, испарители E-102/E-202, шестерённые насосы, чиллеры, шкаф управления (предъявлены только на вакуумные насосы) (п. 16 программы FAT).</w:t>
+              <w:t xml:space="preserve">Высота крюка и масса ротора с приводом для выемки роторов E-102 и E-202 (п. 17 программы FAT).</w:t>
             </w:r>
           </w:p>
         </w:tc>
@@ -4952,7 +4952,7 @@
                 <w:sz w:val="17"/>
                 <w:szCs w:val="17"/>
               </w:rPr>
-              <w:t xml:space="preserve">IOM manuals for the unit as a whole, evaporators E-102/E-202, gear pumps, chillers and control cabinet (presented for the vacuum pumps only) (FAT programme, item 16).</w:t>
+              <w:t xml:space="preserve">Hook height and weight of the rotor with drive for removal of the E-102 and E-202 rotors (FAT programme, item 17).</w:t>
             </w:r>
           </w:p>
         </w:tc>
@@ -4994,7 +4994,7 @@
                 <w:sz w:val="17"/>
                 <w:szCs w:val="17"/>
               </w:rPr>
-              <w:t xml:space="preserve">整套装置、蒸发器 E-102/E-202、齿轮泵、冷水机、控制柜的安装、操作和维护手册（IOM）（仅提交了真空泵的手册）（FAT 大纲第 16 项）。</w:t>
+              <w:t xml:space="preserve">拆出 E-102 和 E-202 转子所需的吊钩高度及转子（含驱动）重量（FAT 大纲第 17 项）。</w:t>
             </w:r>
           </w:p>
         </w:tc>
@@ -5041,7 +5041,7 @@
                 <w:sz w:val="17"/>
                 <w:szCs w:val="17"/>
               </w:rPr>
-              <w:t xml:space="preserve">Высота крюка и масса ротора с приводом для выемки роторов E-102 и E-202 (п. 17 программы FAT).</w:t>
+              <w:t xml:space="preserve">Схема разделения на транспортные места с габаритами и массами (п. 18 программы FAT).</w:t>
             </w:r>
           </w:p>
         </w:tc>
@@ -5083,7 +5083,7 @@
                 <w:sz w:val="17"/>
                 <w:szCs w:val="17"/>
               </w:rPr>
-              <w:t xml:space="preserve">Hook height and weight of the rotor with drive for removal of the E-102 and E-202 rotors (FAT programme, item 17).</w:t>
+              <w:t xml:space="preserve">Shipping split diagram with dimensions and weights (FAT programme, item 18).</w:t>
             </w:r>
           </w:p>
         </w:tc>
@@ -5125,7 +5125,7 @@
                 <w:sz w:val="17"/>
                 <w:szCs w:val="17"/>
               </w:rPr>
-              <w:t xml:space="preserve">拆出 E-102 和 E-202 转子所需的吊钩高度及转子（含驱动）重量（FAT 大纲第 17 项）。</w:t>
+              <w:t xml:space="preserve">运输分包方案图（含外形尺寸和重量）（FAT 大纲第 18 项）。</w:t>
             </w:r>
           </w:p>
         </w:tc>
@@ -5172,7 +5172,7 @@
                 <w:sz w:val="17"/>
                 <w:szCs w:val="17"/>
               </w:rPr>
-              <w:t xml:space="preserve">Схема разделения на транспортные места с габаритами и массами (п. 18 программы FAT).</w:t>
+              <w:t xml:space="preserve">Протоколы балансировки роторов E-102 и E-202 (G 6.3) (разд. 9, п. 5 программы FAT).</w:t>
             </w:r>
           </w:p>
         </w:tc>
@@ -5214,7 +5214,7 @@
                 <w:sz w:val="17"/>
                 <w:szCs w:val="17"/>
               </w:rPr>
-              <w:t xml:space="preserve">Shipping split diagram with dimensions and weights (FAT programme, item 18).</w:t>
+              <w:t xml:space="preserve">Balancing reports for the E-102 and E-202 rotors (G 6.3) (FAT programme, section 9, item 5).</w:t>
             </w:r>
           </w:p>
         </w:tc>
@@ -5249,137 +5249,6 @@
                 <w:szCs w:val="17"/>
               </w:rPr>
               <w:t xml:space="preserve">1.19  </w:t>
-            </w:r>
-            <w:r>
-              <w:rPr>
-                <w:rFonts w:ascii="Calibri" w:cs="Calibri" w:eastAsia="Microsoft YaHei" w:hAnsi="Calibri"/>
-                <w:sz w:val="17"/>
-                <w:szCs w:val="17"/>
-              </w:rPr>
-              <w:t xml:space="preserve">运输分包方案图（含外形尺寸和重量）（FAT 大纲第 18 项）。</w:t>
-            </w:r>
-          </w:p>
-        </w:tc>
-      </w:tr>
-      <w:tr>
-        <w:trPr>
-          <w:cantSplit/>
-        </w:trPr>
-        <w:tc>
-          <w:tcPr>
-            <w:tcW w:type="dxa" w:w="5084"/>
-            <w:tcBorders>
-              <w:top w:val="none" w:color="FFFFFF" w:sz="0"/>
-              <w:left w:val="none" w:color="FFFFFF" w:sz="0"/>
-              <w:bottom w:val="single" w:color="C9D3E0" w:sz="2"/>
-              <w:right w:val="single" w:color="C9D3E0" w:sz="2"/>
-            </w:tcBorders>
-            <w:tcMar>
-              <w:top w:type="dxa" w:w="80"/>
-              <w:left w:type="dxa" w:w="120"/>
-              <w:bottom w:type="dxa" w:w="80"/>
-              <w:right w:type="dxa" w:w="120"/>
-            </w:tcMar>
-            <w:vAlign w:val="top"/>
-          </w:tcPr>
-          <w:p>
-            <w:pPr>
-              <w:spacing w:after="0" w:line="264"/>
-            </w:pPr>
-            <w:r>
-              <w:rPr>
-                <w:rFonts w:ascii="Calibri" w:cs="Calibri" w:eastAsia="Microsoft YaHei" w:hAnsi="Calibri"/>
-                <w:b/>
-                <w:bCs/>
-                <w:color w:val="B4541A"/>
-                <w:sz w:val="17"/>
-                <w:szCs w:val="17"/>
-              </w:rPr>
-              <w:t xml:space="preserve">1.20  </w:t>
-            </w:r>
-            <w:r>
-              <w:rPr>
-                <w:rFonts w:ascii="Calibri" w:cs="Calibri" w:eastAsia="Microsoft YaHei" w:hAnsi="Calibri"/>
-                <w:sz w:val="17"/>
-                <w:szCs w:val="17"/>
-              </w:rPr>
-              <w:t xml:space="preserve">Протоколы балансировки роторов E-102 и E-202 (G 6.3) (разд. 9, п. 5 программы FAT).</w:t>
-            </w:r>
-          </w:p>
-        </w:tc>
-        <w:tc>
-          <w:tcPr>
-            <w:tcW w:type="dxa" w:w="5084"/>
-            <w:tcBorders>
-              <w:top w:val="none" w:color="FFFFFF" w:sz="0"/>
-              <w:left w:val="none" w:color="FFFFFF" w:sz="0"/>
-              <w:bottom w:val="single" w:color="C9D3E0" w:sz="2"/>
-              <w:right w:val="single" w:color="C9D3E0" w:sz="2"/>
-            </w:tcBorders>
-            <w:tcMar>
-              <w:top w:type="dxa" w:w="80"/>
-              <w:left w:type="dxa" w:w="120"/>
-              <w:bottom w:type="dxa" w:w="80"/>
-              <w:right w:type="dxa" w:w="120"/>
-            </w:tcMar>
-            <w:vAlign w:val="top"/>
-          </w:tcPr>
-          <w:p>
-            <w:pPr>
-              <w:spacing w:after="0" w:line="264"/>
-            </w:pPr>
-            <w:r>
-              <w:rPr>
-                <w:rFonts w:ascii="Calibri" w:cs="Calibri" w:eastAsia="Microsoft YaHei" w:hAnsi="Calibri"/>
-                <w:b/>
-                <w:bCs/>
-                <w:color w:val="B4541A"/>
-                <w:sz w:val="17"/>
-                <w:szCs w:val="17"/>
-              </w:rPr>
-              <w:t xml:space="preserve">1.20  </w:t>
-            </w:r>
-            <w:r>
-              <w:rPr>
-                <w:rFonts w:ascii="Calibri" w:cs="Calibri" w:eastAsia="Microsoft YaHei" w:hAnsi="Calibri"/>
-                <w:sz w:val="17"/>
-                <w:szCs w:val="17"/>
-              </w:rPr>
-              <w:t xml:space="preserve">Balancing reports for the E-102 and E-202 rotors (G 6.3) (FAT programme, section 9, item 5).</w:t>
-            </w:r>
-          </w:p>
-        </w:tc>
-        <w:tc>
-          <w:tcPr>
-            <w:tcW w:type="dxa" w:w="5084"/>
-            <w:tcBorders>
-              <w:top w:val="none" w:color="FFFFFF" w:sz="0"/>
-              <w:left w:val="none" w:color="FFFFFF" w:sz="0"/>
-              <w:bottom w:val="single" w:color="C9D3E0" w:sz="2"/>
-              <w:right w:val="none" w:color="FFFFFF" w:sz="0"/>
-            </w:tcBorders>
-            <w:tcMar>
-              <w:top w:type="dxa" w:w="80"/>
-              <w:left w:type="dxa" w:w="120"/>
-              <w:bottom w:type="dxa" w:w="80"/>
-              <w:right w:type="dxa" w:w="120"/>
-            </w:tcMar>
-            <w:vAlign w:val="top"/>
-          </w:tcPr>
-          <w:p>
-            <w:pPr>
-              <w:spacing w:after="0" w:line="264"/>
-            </w:pPr>
-            <w:r>
-              <w:rPr>
-                <w:rFonts w:ascii="Calibri" w:cs="Calibri" w:eastAsia="Microsoft YaHei" w:hAnsi="Calibri"/>
-                <w:b/>
-                <w:bCs/>
-                <w:color w:val="B4541A"/>
-                <w:sz w:val="17"/>
-                <w:szCs w:val="17"/>
-              </w:rPr>
-              <w:t xml:space="preserve">1.20  </w:t>
             </w:r>
             <w:r>
               <w:rPr>

--- a/Акт_приемочных_испытаний_RU-EN-CN.docx
+++ b/Акт_приемочных_испытаний_RU-EN-CN.docx
@@ -1460,7 +1460,7 @@
                 <w:sz w:val="17"/>
                 <w:szCs w:val="17"/>
               </w:rPr>
-              <w:t xml:space="preserve">61</w:t>
+              <w:t xml:space="preserve">60</w:t>
             </w:r>
           </w:p>
         </w:tc>
@@ -1538,7 +1538,7 @@
                 <w:sz w:val="17"/>
                 <w:szCs w:val="17"/>
               </w:rPr>
-              <w:t xml:space="preserve">61</w:t>
+              <w:t xml:space="preserve">60</w:t>
             </w:r>
           </w:p>
         </w:tc>
@@ -1870,7 +1870,7 @@
                 <w:sz w:val="16"/>
                 <w:szCs w:val="16"/>
               </w:rPr>
-              <w:t xml:space="preserve">19</w:t>
+              <w:t xml:space="preserve">18</w:t>
             </w:r>
           </w:p>
           <w:p>
@@ -1887,7 +1887,7 @@
                 <w:sz w:val="16"/>
                 <w:szCs w:val="16"/>
               </w:rPr>
-              <w:t xml:space="preserve">Пункты 1.6–1.19 — документы раздела 1 программы FAT, не вошедшие в комплект, предъявленный Продавцом.</w:t>
+              <w:t xml:space="preserve">Пункты 1.6–1.18 — документы раздела 1 программы FAT, не вошедшие в комплект, предъявленный Продавцом.</w:t>
             </w:r>
           </w:p>
         </w:tc>
@@ -1932,7 +1932,7 @@
                 <w:sz w:val="16"/>
                 <w:szCs w:val="16"/>
               </w:rPr>
-              <w:t xml:space="preserve">19</w:t>
+              <w:t xml:space="preserve">18</w:t>
             </w:r>
           </w:p>
           <w:p>
@@ -1949,7 +1949,7 @@
                 <w:sz w:val="16"/>
                 <w:szCs w:val="16"/>
               </w:rPr>
-              <w:t xml:space="preserve">Items 1.6–1.19 are documents under section 1 of the FAT programme not included in the set presented by the Seller.</w:t>
+              <w:t xml:space="preserve">Items 1.6–1.18 are documents under section 1 of the FAT programme not included in the set presented by the Seller.</w:t>
             </w:r>
           </w:p>
         </w:tc>
@@ -1994,7 +1994,7 @@
                 <w:sz w:val="16"/>
                 <w:szCs w:val="16"/>
               </w:rPr>
-              <w:t xml:space="preserve">19</w:t>
+              <w:t xml:space="preserve">18</w:t>
             </w:r>
           </w:p>
           <w:p>
@@ -2011,7 +2011,7 @@
                 <w:sz w:val="16"/>
                 <w:szCs w:val="16"/>
               </w:rPr>
-              <w:t xml:space="preserve">第 1.6–1.19 项为 FAT 大纲第 1 章所列、卖方提交文件中缺少的文件。</w:t>
+              <w:t xml:space="preserve">第 1.6–1.18 项为 FAT 大纲第 1 章所列、卖方提交文件中缺少的文件。</w:t>
             </w:r>
           </w:p>
         </w:tc>
@@ -4910,7 +4910,7 @@
                 <w:sz w:val="17"/>
                 <w:szCs w:val="17"/>
               </w:rPr>
-              <w:t xml:space="preserve">Высота крюка и масса ротора с приводом для выемки роторов E-102 и E-202 (п. 17 программы FAT).</w:t>
+              <w:t xml:space="preserve">Схема разделения на транспортные места с габаритами и массами (п. 18 программы FAT).</w:t>
             </w:r>
           </w:p>
         </w:tc>
@@ -4952,7 +4952,7 @@
                 <w:sz w:val="17"/>
                 <w:szCs w:val="17"/>
               </w:rPr>
-              <w:t xml:space="preserve">Hook height and weight of the rotor with drive for removal of the E-102 and E-202 rotors (FAT programme, item 17).</w:t>
+              <w:t xml:space="preserve">Shipping split diagram with dimensions and weights (FAT programme, item 18).</w:t>
             </w:r>
           </w:p>
         </w:tc>
@@ -4994,7 +4994,7 @@
                 <w:sz w:val="17"/>
                 <w:szCs w:val="17"/>
               </w:rPr>
-              <w:t xml:space="preserve">拆出 E-102 和 E-202 转子所需的吊钩高度及转子（含驱动）重量（FAT 大纲第 17 项）。</w:t>
+              <w:t xml:space="preserve">运输分包方案图（含外形尺寸和重量）（FAT 大纲第 18 项）。</w:t>
             </w:r>
           </w:p>
         </w:tc>
@@ -5041,7 +5041,7 @@
                 <w:sz w:val="17"/>
                 <w:szCs w:val="17"/>
               </w:rPr>
-              <w:t xml:space="preserve">Схема разделения на транспортные места с габаритами и массами (п. 18 программы FAT).</w:t>
+              <w:t xml:space="preserve">Протоколы балансировки роторов E-102 и E-202 (G 6.3) (разд. 9, п. 5 программы FAT).</w:t>
             </w:r>
           </w:p>
         </w:tc>
@@ -5083,7 +5083,7 @@
                 <w:sz w:val="17"/>
                 <w:szCs w:val="17"/>
               </w:rPr>
-              <w:t xml:space="preserve">Shipping split diagram with dimensions and weights (FAT programme, item 18).</w:t>
+              <w:t xml:space="preserve">Balancing reports for the E-102 and E-202 rotors (G 6.3) (FAT programme, section 9, item 5).</w:t>
             </w:r>
           </w:p>
         </w:tc>
@@ -5118,137 +5118,6 @@
                 <w:szCs w:val="17"/>
               </w:rPr>
               <w:t xml:space="preserve">1.18  </w:t>
-            </w:r>
-            <w:r>
-              <w:rPr>
-                <w:rFonts w:ascii="Calibri" w:cs="Calibri" w:eastAsia="Microsoft YaHei" w:hAnsi="Calibri"/>
-                <w:sz w:val="17"/>
-                <w:szCs w:val="17"/>
-              </w:rPr>
-              <w:t xml:space="preserve">运输分包方案图（含外形尺寸和重量）（FAT 大纲第 18 项）。</w:t>
-            </w:r>
-          </w:p>
-        </w:tc>
-      </w:tr>
-      <w:tr>
-        <w:trPr>
-          <w:cantSplit/>
-        </w:trPr>
-        <w:tc>
-          <w:tcPr>
-            <w:tcW w:type="dxa" w:w="5084"/>
-            <w:tcBorders>
-              <w:top w:val="none" w:color="FFFFFF" w:sz="0"/>
-              <w:left w:val="none" w:color="FFFFFF" w:sz="0"/>
-              <w:bottom w:val="single" w:color="C9D3E0" w:sz="2"/>
-              <w:right w:val="single" w:color="C9D3E0" w:sz="2"/>
-            </w:tcBorders>
-            <w:tcMar>
-              <w:top w:type="dxa" w:w="80"/>
-              <w:left w:type="dxa" w:w="120"/>
-              <w:bottom w:type="dxa" w:w="80"/>
-              <w:right w:type="dxa" w:w="120"/>
-            </w:tcMar>
-            <w:vAlign w:val="top"/>
-          </w:tcPr>
-          <w:p>
-            <w:pPr>
-              <w:spacing w:after="0" w:line="264"/>
-            </w:pPr>
-            <w:r>
-              <w:rPr>
-                <w:rFonts w:ascii="Calibri" w:cs="Calibri" w:eastAsia="Microsoft YaHei" w:hAnsi="Calibri"/>
-                <w:b/>
-                <w:bCs/>
-                <w:color w:val="B4541A"/>
-                <w:sz w:val="17"/>
-                <w:szCs w:val="17"/>
-              </w:rPr>
-              <w:t xml:space="preserve">1.19  </w:t>
-            </w:r>
-            <w:r>
-              <w:rPr>
-                <w:rFonts w:ascii="Calibri" w:cs="Calibri" w:eastAsia="Microsoft YaHei" w:hAnsi="Calibri"/>
-                <w:sz w:val="17"/>
-                <w:szCs w:val="17"/>
-              </w:rPr>
-              <w:t xml:space="preserve">Протоколы балансировки роторов E-102 и E-202 (G 6.3) (разд. 9, п. 5 программы FAT).</w:t>
-            </w:r>
-          </w:p>
-        </w:tc>
-        <w:tc>
-          <w:tcPr>
-            <w:tcW w:type="dxa" w:w="5084"/>
-            <w:tcBorders>
-              <w:top w:val="none" w:color="FFFFFF" w:sz="0"/>
-              <w:left w:val="none" w:color="FFFFFF" w:sz="0"/>
-              <w:bottom w:val="single" w:color="C9D3E0" w:sz="2"/>
-              <w:right w:val="single" w:color="C9D3E0" w:sz="2"/>
-            </w:tcBorders>
-            <w:tcMar>
-              <w:top w:type="dxa" w:w="80"/>
-              <w:left w:type="dxa" w:w="120"/>
-              <w:bottom w:type="dxa" w:w="80"/>
-              <w:right w:type="dxa" w:w="120"/>
-            </w:tcMar>
-            <w:vAlign w:val="top"/>
-          </w:tcPr>
-          <w:p>
-            <w:pPr>
-              <w:spacing w:after="0" w:line="264"/>
-            </w:pPr>
-            <w:r>
-              <w:rPr>
-                <w:rFonts w:ascii="Calibri" w:cs="Calibri" w:eastAsia="Microsoft YaHei" w:hAnsi="Calibri"/>
-                <w:b/>
-                <w:bCs/>
-                <w:color w:val="B4541A"/>
-                <w:sz w:val="17"/>
-                <w:szCs w:val="17"/>
-              </w:rPr>
-              <w:t xml:space="preserve">1.19  </w:t>
-            </w:r>
-            <w:r>
-              <w:rPr>
-                <w:rFonts w:ascii="Calibri" w:cs="Calibri" w:eastAsia="Microsoft YaHei" w:hAnsi="Calibri"/>
-                <w:sz w:val="17"/>
-                <w:szCs w:val="17"/>
-              </w:rPr>
-              <w:t xml:space="preserve">Balancing reports for the E-102 and E-202 rotors (G 6.3) (FAT programme, section 9, item 5).</w:t>
-            </w:r>
-          </w:p>
-        </w:tc>
-        <w:tc>
-          <w:tcPr>
-            <w:tcW w:type="dxa" w:w="5084"/>
-            <w:tcBorders>
-              <w:top w:val="none" w:color="FFFFFF" w:sz="0"/>
-              <w:left w:val="none" w:color="FFFFFF" w:sz="0"/>
-              <w:bottom w:val="single" w:color="C9D3E0" w:sz="2"/>
-              <w:right w:val="none" w:color="FFFFFF" w:sz="0"/>
-            </w:tcBorders>
-            <w:tcMar>
-              <w:top w:type="dxa" w:w="80"/>
-              <w:left w:type="dxa" w:w="120"/>
-              <w:bottom w:type="dxa" w:w="80"/>
-              <w:right w:type="dxa" w:w="120"/>
-            </w:tcMar>
-            <w:vAlign w:val="top"/>
-          </w:tcPr>
-          <w:p>
-            <w:pPr>
-              <w:spacing w:after="0" w:line="264"/>
-            </w:pPr>
-            <w:r>
-              <w:rPr>
-                <w:rFonts w:ascii="Calibri" w:cs="Calibri" w:eastAsia="Microsoft YaHei" w:hAnsi="Calibri"/>
-                <w:b/>
-                <w:bCs/>
-                <w:color w:val="B4541A"/>
-                <w:sz w:val="17"/>
-                <w:szCs w:val="17"/>
-              </w:rPr>
-              <w:t xml:space="preserve">1.19  </w:t>
             </w:r>
             <w:r>
               <w:rPr>

--- a/Акт_приемочных_испытаний_RU-EN-CN.docx
+++ b/Акт_приемочных_испытаний_RU-EN-CN.docx
@@ -1460,7 +1460,7 @@
                 <w:sz w:val="17"/>
                 <w:szCs w:val="17"/>
               </w:rPr>
-              <w:t xml:space="preserve">60</w:t>
+              <w:t xml:space="preserve">59</w:t>
             </w:r>
           </w:p>
         </w:tc>
@@ -1538,7 +1538,7 @@
                 <w:sz w:val="17"/>
                 <w:szCs w:val="17"/>
               </w:rPr>
-              <w:t xml:space="preserve">60</w:t>
+              <w:t xml:space="preserve">59</w:t>
             </w:r>
           </w:p>
         </w:tc>
@@ -1870,7 +1870,7 @@
                 <w:sz w:val="16"/>
                 <w:szCs w:val="16"/>
               </w:rPr>
-              <w:t xml:space="preserve">18</w:t>
+              <w:t xml:space="preserve">17</w:t>
             </w:r>
           </w:p>
           <w:p>
@@ -1887,7 +1887,7 @@
                 <w:sz w:val="16"/>
                 <w:szCs w:val="16"/>
               </w:rPr>
-              <w:t xml:space="preserve">Пункты 1.6–1.18 — документы раздела 1 программы FAT, не вошедшие в комплект, предъявленный Продавцом.</w:t>
+              <w:t xml:space="preserve">Пункты 1.6–1.17 — документы раздела 1 программы FAT, не вошедшие в комплект, предъявленный Продавцом.</w:t>
             </w:r>
           </w:p>
         </w:tc>
@@ -1932,7 +1932,7 @@
                 <w:sz w:val="16"/>
                 <w:szCs w:val="16"/>
               </w:rPr>
-              <w:t xml:space="preserve">18</w:t>
+              <w:t xml:space="preserve">17</w:t>
             </w:r>
           </w:p>
           <w:p>
@@ -1949,7 +1949,7 @@
                 <w:sz w:val="16"/>
                 <w:szCs w:val="16"/>
               </w:rPr>
-              <w:t xml:space="preserve">Items 1.6–1.18 are documents under section 1 of the FAT programme not included in the set presented by the Seller.</w:t>
+              <w:t xml:space="preserve">Items 1.6–1.17 are documents under section 1 of the FAT programme not included in the set presented by the Seller.</w:t>
             </w:r>
           </w:p>
         </w:tc>
@@ -1994,7 +1994,7 @@
                 <w:sz w:val="16"/>
                 <w:szCs w:val="16"/>
               </w:rPr>
-              <w:t xml:space="preserve">18</w:t>
+              <w:t xml:space="preserve">17</w:t>
             </w:r>
           </w:p>
           <w:p>
@@ -2011,7 +2011,7 @@
                 <w:sz w:val="16"/>
                 <w:szCs w:val="16"/>
               </w:rPr>
-              <w:t xml:space="preserve">第 1.6–1.18 项为 FAT 大纲第 1 章所列、卖方提交文件中缺少的文件。</w:t>
+              <w:t xml:space="preserve">第 1.6–1.17 项为 FAT 大纲第 1 章所列、卖方提交文件中缺少的文件。</w:t>
             </w:r>
           </w:p>
         </w:tc>
@@ -4995,137 +4995,6 @@
                 <w:szCs w:val="17"/>
               </w:rPr>
               <w:t xml:space="preserve">运输分包方案图（含外形尺寸和重量）（FAT 大纲第 18 项）。</w:t>
-            </w:r>
-          </w:p>
-        </w:tc>
-      </w:tr>
-      <w:tr>
-        <w:trPr>
-          <w:cantSplit/>
-        </w:trPr>
-        <w:tc>
-          <w:tcPr>
-            <w:tcW w:type="dxa" w:w="5084"/>
-            <w:tcBorders>
-              <w:top w:val="none" w:color="FFFFFF" w:sz="0"/>
-              <w:left w:val="none" w:color="FFFFFF" w:sz="0"/>
-              <w:bottom w:val="single" w:color="C9D3E0" w:sz="2"/>
-              <w:right w:val="single" w:color="C9D3E0" w:sz="2"/>
-            </w:tcBorders>
-            <w:tcMar>
-              <w:top w:type="dxa" w:w="80"/>
-              <w:left w:type="dxa" w:w="120"/>
-              <w:bottom w:type="dxa" w:w="80"/>
-              <w:right w:type="dxa" w:w="120"/>
-            </w:tcMar>
-            <w:vAlign w:val="top"/>
-          </w:tcPr>
-          <w:p>
-            <w:pPr>
-              <w:spacing w:after="0" w:line="264"/>
-            </w:pPr>
-            <w:r>
-              <w:rPr>
-                <w:rFonts w:ascii="Calibri" w:cs="Calibri" w:eastAsia="Microsoft YaHei" w:hAnsi="Calibri"/>
-                <w:b/>
-                <w:bCs/>
-                <w:color w:val="B4541A"/>
-                <w:sz w:val="17"/>
-                <w:szCs w:val="17"/>
-              </w:rPr>
-              <w:t xml:space="preserve">1.18  </w:t>
-            </w:r>
-            <w:r>
-              <w:rPr>
-                <w:rFonts w:ascii="Calibri" w:cs="Calibri" w:eastAsia="Microsoft YaHei" w:hAnsi="Calibri"/>
-                <w:sz w:val="17"/>
-                <w:szCs w:val="17"/>
-              </w:rPr>
-              <w:t xml:space="preserve">Протоколы балансировки роторов E-102 и E-202 (G 6.3) (разд. 9, п. 5 программы FAT).</w:t>
-            </w:r>
-          </w:p>
-        </w:tc>
-        <w:tc>
-          <w:tcPr>
-            <w:tcW w:type="dxa" w:w="5084"/>
-            <w:tcBorders>
-              <w:top w:val="none" w:color="FFFFFF" w:sz="0"/>
-              <w:left w:val="none" w:color="FFFFFF" w:sz="0"/>
-              <w:bottom w:val="single" w:color="C9D3E0" w:sz="2"/>
-              <w:right w:val="single" w:color="C9D3E0" w:sz="2"/>
-            </w:tcBorders>
-            <w:tcMar>
-              <w:top w:type="dxa" w:w="80"/>
-              <w:left w:type="dxa" w:w="120"/>
-              <w:bottom w:type="dxa" w:w="80"/>
-              <w:right w:type="dxa" w:w="120"/>
-            </w:tcMar>
-            <w:vAlign w:val="top"/>
-          </w:tcPr>
-          <w:p>
-            <w:pPr>
-              <w:spacing w:after="0" w:line="264"/>
-            </w:pPr>
-            <w:r>
-              <w:rPr>
-                <w:rFonts w:ascii="Calibri" w:cs="Calibri" w:eastAsia="Microsoft YaHei" w:hAnsi="Calibri"/>
-                <w:b/>
-                <w:bCs/>
-                <w:color w:val="B4541A"/>
-                <w:sz w:val="17"/>
-                <w:szCs w:val="17"/>
-              </w:rPr>
-              <w:t xml:space="preserve">1.18  </w:t>
-            </w:r>
-            <w:r>
-              <w:rPr>
-                <w:rFonts w:ascii="Calibri" w:cs="Calibri" w:eastAsia="Microsoft YaHei" w:hAnsi="Calibri"/>
-                <w:sz w:val="17"/>
-                <w:szCs w:val="17"/>
-              </w:rPr>
-              <w:t xml:space="preserve">Balancing reports for the E-102 and E-202 rotors (G 6.3) (FAT programme, section 9, item 5).</w:t>
-            </w:r>
-          </w:p>
-        </w:tc>
-        <w:tc>
-          <w:tcPr>
-            <w:tcW w:type="dxa" w:w="5084"/>
-            <w:tcBorders>
-              <w:top w:val="none" w:color="FFFFFF" w:sz="0"/>
-              <w:left w:val="none" w:color="FFFFFF" w:sz="0"/>
-              <w:bottom w:val="single" w:color="C9D3E0" w:sz="2"/>
-              <w:right w:val="none" w:color="FFFFFF" w:sz="0"/>
-            </w:tcBorders>
-            <w:tcMar>
-              <w:top w:type="dxa" w:w="80"/>
-              <w:left w:type="dxa" w:w="120"/>
-              <w:bottom w:type="dxa" w:w="80"/>
-              <w:right w:type="dxa" w:w="120"/>
-            </w:tcMar>
-            <w:vAlign w:val="top"/>
-          </w:tcPr>
-          <w:p>
-            <w:pPr>
-              <w:spacing w:after="0" w:line="264"/>
-            </w:pPr>
-            <w:r>
-              <w:rPr>
-                <w:rFonts w:ascii="Calibri" w:cs="Calibri" w:eastAsia="Microsoft YaHei" w:hAnsi="Calibri"/>
-                <w:b/>
-                <w:bCs/>
-                <w:color w:val="B4541A"/>
-                <w:sz w:val="17"/>
-                <w:szCs w:val="17"/>
-              </w:rPr>
-              <w:t xml:space="preserve">1.18  </w:t>
-            </w:r>
-            <w:r>
-              <w:rPr>
-                <w:rFonts w:ascii="Calibri" w:cs="Calibri" w:eastAsia="Microsoft YaHei" w:hAnsi="Calibri"/>
-                <w:sz w:val="17"/>
-                <w:szCs w:val="17"/>
-              </w:rPr>
-              <w:t xml:space="preserve">E-102 和 E-202 转子动平衡报告（G 6.3）（FAT 大纲第 9 章第 5 项）。</w:t>
             </w:r>
           </w:p>
         </w:tc>

--- a/Акт_приемочных_испытаний_RU-EN-CN.docx
+++ b/Акт_приемочных_испытаний_RU-EN-CN.docx
@@ -1460,7 +1460,7 @@
                 <w:sz w:val="17"/>
                 <w:szCs w:val="17"/>
               </w:rPr>
-              <w:t xml:space="preserve">59</w:t>
+              <w:t xml:space="preserve">58</w:t>
             </w:r>
           </w:p>
         </w:tc>
@@ -1538,7 +1538,7 @@
                 <w:sz w:val="17"/>
                 <w:szCs w:val="17"/>
               </w:rPr>
-              <w:t xml:space="preserve">59</w:t>
+              <w:t xml:space="preserve">58</w:t>
             </w:r>
           </w:p>
         </w:tc>
@@ -1870,7 +1870,7 @@
                 <w:sz w:val="16"/>
                 <w:szCs w:val="16"/>
               </w:rPr>
-              <w:t xml:space="preserve">17</w:t>
+              <w:t xml:space="preserve">16</w:t>
             </w:r>
           </w:p>
           <w:p>
@@ -1887,7 +1887,7 @@
                 <w:sz w:val="16"/>
                 <w:szCs w:val="16"/>
               </w:rPr>
-              <w:t xml:space="preserve">Пункты 1.6–1.17 — документы раздела 1 программы FAT, не вошедшие в комплект, предъявленный Продавцом.</w:t>
+              <w:t xml:space="preserve">Пункты 1.6–1.16 — документы раздела 1 программы FAT, не вошедшие в комплект, предъявленный Продавцом.</w:t>
             </w:r>
           </w:p>
         </w:tc>
@@ -1932,7 +1932,7 @@
                 <w:sz w:val="16"/>
                 <w:szCs w:val="16"/>
               </w:rPr>
-              <w:t xml:space="preserve">17</w:t>
+              <w:t xml:space="preserve">16</w:t>
             </w:r>
           </w:p>
           <w:p>
@@ -1949,7 +1949,7 @@
                 <w:sz w:val="16"/>
                 <w:szCs w:val="16"/>
               </w:rPr>
-              <w:t xml:space="preserve">Items 1.6–1.17 are documents under section 1 of the FAT programme not included in the set presented by the Seller.</w:t>
+              <w:t xml:space="preserve">Items 1.6–1.16 are documents under section 1 of the FAT programme not included in the set presented by the Seller.</w:t>
             </w:r>
           </w:p>
         </w:tc>
@@ -1994,7 +1994,7 @@
                 <w:sz w:val="16"/>
                 <w:szCs w:val="16"/>
               </w:rPr>
-              <w:t xml:space="preserve">17</w:t>
+              <w:t xml:space="preserve">16</w:t>
             </w:r>
           </w:p>
           <w:p>
@@ -2011,7 +2011,7 @@
                 <w:sz w:val="16"/>
                 <w:szCs w:val="16"/>
               </w:rPr>
-              <w:t xml:space="preserve">第 1.6–1.17 项为 FAT 大纲第 1 章所列、卖方提交文件中缺少的文件。</w:t>
+              <w:t xml:space="preserve">第 1.6–1.16 项为 FAT 大纲第 1 章所列、卖方提交文件中缺少的文件。</w:t>
             </w:r>
           </w:p>
         </w:tc>
@@ -4864,137 +4864,6 @@
                 <w:szCs w:val="17"/>
               </w:rPr>
               <w:t xml:space="preserve">整套装置、蒸发器 E-102/E-202、齿轮泵、冷水机、控制柜的安装、操作和维护手册（IOM）（仅提交了真空泵的手册）（FAT 大纲第 16 项）。</w:t>
-            </w:r>
-          </w:p>
-        </w:tc>
-      </w:tr>
-      <w:tr>
-        <w:trPr>
-          <w:cantSplit/>
-        </w:trPr>
-        <w:tc>
-          <w:tcPr>
-            <w:tcW w:type="dxa" w:w="5084"/>
-            <w:tcBorders>
-              <w:top w:val="none" w:color="FFFFFF" w:sz="0"/>
-              <w:left w:val="none" w:color="FFFFFF" w:sz="0"/>
-              <w:bottom w:val="single" w:color="C9D3E0" w:sz="2"/>
-              <w:right w:val="single" w:color="C9D3E0" w:sz="2"/>
-            </w:tcBorders>
-            <w:tcMar>
-              <w:top w:type="dxa" w:w="80"/>
-              <w:left w:type="dxa" w:w="120"/>
-              <w:bottom w:type="dxa" w:w="80"/>
-              <w:right w:type="dxa" w:w="120"/>
-            </w:tcMar>
-            <w:vAlign w:val="top"/>
-          </w:tcPr>
-          <w:p>
-            <w:pPr>
-              <w:spacing w:after="0" w:line="264"/>
-            </w:pPr>
-            <w:r>
-              <w:rPr>
-                <w:rFonts w:ascii="Calibri" w:cs="Calibri" w:eastAsia="Microsoft YaHei" w:hAnsi="Calibri"/>
-                <w:b/>
-                <w:bCs/>
-                <w:color w:val="B4541A"/>
-                <w:sz w:val="17"/>
-                <w:szCs w:val="17"/>
-              </w:rPr>
-              <w:t xml:space="preserve">1.17  </w:t>
-            </w:r>
-            <w:r>
-              <w:rPr>
-                <w:rFonts w:ascii="Calibri" w:cs="Calibri" w:eastAsia="Microsoft YaHei" w:hAnsi="Calibri"/>
-                <w:sz w:val="17"/>
-                <w:szCs w:val="17"/>
-              </w:rPr>
-              <w:t xml:space="preserve">Схема разделения на транспортные места с габаритами и массами (п. 18 программы FAT).</w:t>
-            </w:r>
-          </w:p>
-        </w:tc>
-        <w:tc>
-          <w:tcPr>
-            <w:tcW w:type="dxa" w:w="5084"/>
-            <w:tcBorders>
-              <w:top w:val="none" w:color="FFFFFF" w:sz="0"/>
-              <w:left w:val="none" w:color="FFFFFF" w:sz="0"/>
-              <w:bottom w:val="single" w:color="C9D3E0" w:sz="2"/>
-              <w:right w:val="single" w:color="C9D3E0" w:sz="2"/>
-            </w:tcBorders>
-            <w:tcMar>
-              <w:top w:type="dxa" w:w="80"/>
-              <w:left w:type="dxa" w:w="120"/>
-              <w:bottom w:type="dxa" w:w="80"/>
-              <w:right w:type="dxa" w:w="120"/>
-            </w:tcMar>
-            <w:vAlign w:val="top"/>
-          </w:tcPr>
-          <w:p>
-            <w:pPr>
-              <w:spacing w:after="0" w:line="264"/>
-            </w:pPr>
-            <w:r>
-              <w:rPr>
-                <w:rFonts w:ascii="Calibri" w:cs="Calibri" w:eastAsia="Microsoft YaHei" w:hAnsi="Calibri"/>
-                <w:b/>
-                <w:bCs/>
-                <w:color w:val="B4541A"/>
-                <w:sz w:val="17"/>
-                <w:szCs w:val="17"/>
-              </w:rPr>
-              <w:t xml:space="preserve">1.17  </w:t>
-            </w:r>
-            <w:r>
-              <w:rPr>
-                <w:rFonts w:ascii="Calibri" w:cs="Calibri" w:eastAsia="Microsoft YaHei" w:hAnsi="Calibri"/>
-                <w:sz w:val="17"/>
-                <w:szCs w:val="17"/>
-              </w:rPr>
-              <w:t xml:space="preserve">Shipping split diagram with dimensions and weights (FAT programme, item 18).</w:t>
-            </w:r>
-          </w:p>
-        </w:tc>
-        <w:tc>
-          <w:tcPr>
-            <w:tcW w:type="dxa" w:w="5084"/>
-            <w:tcBorders>
-              <w:top w:val="none" w:color="FFFFFF" w:sz="0"/>
-              <w:left w:val="none" w:color="FFFFFF" w:sz="0"/>
-              <w:bottom w:val="single" w:color="C9D3E0" w:sz="2"/>
-              <w:right w:val="none" w:color="FFFFFF" w:sz="0"/>
-            </w:tcBorders>
-            <w:tcMar>
-              <w:top w:type="dxa" w:w="80"/>
-              <w:left w:type="dxa" w:w="120"/>
-              <w:bottom w:type="dxa" w:w="80"/>
-              <w:right w:type="dxa" w:w="120"/>
-            </w:tcMar>
-            <w:vAlign w:val="top"/>
-          </w:tcPr>
-          <w:p>
-            <w:pPr>
-              <w:spacing w:after="0" w:line="264"/>
-            </w:pPr>
-            <w:r>
-              <w:rPr>
-                <w:rFonts w:ascii="Calibri" w:cs="Calibri" w:eastAsia="Microsoft YaHei" w:hAnsi="Calibri"/>
-                <w:b/>
-                <w:bCs/>
-                <w:color w:val="B4541A"/>
-                <w:sz w:val="17"/>
-                <w:szCs w:val="17"/>
-              </w:rPr>
-              <w:t xml:space="preserve">1.17  </w:t>
-            </w:r>
-            <w:r>
-              <w:rPr>
-                <w:rFonts w:ascii="Calibri" w:cs="Calibri" w:eastAsia="Microsoft YaHei" w:hAnsi="Calibri"/>
-                <w:sz w:val="17"/>
-                <w:szCs w:val="17"/>
-              </w:rPr>
-              <w:t xml:space="preserve">运输分包方案图（含外形尺寸和重量）（FAT 大纲第 18 项）。</w:t>
             </w:r>
           </w:p>
         </w:tc>

--- a/Акт_приемочных_испытаний_RU-EN-CN.docx
+++ b/Акт_приемочных_испытаний_RU-EN-CN.docx
@@ -5851,7 +5851,7 @@
                 <w:sz w:val="17"/>
                 <w:szCs w:val="17"/>
               </w:rPr>
-              <w:t xml:space="preserve">В комплекте ЗИП отсутствует шестерённый насос в сборе.</w:t>
+              <w:t xml:space="preserve">В комплекте ЗИП должен быть шестерённый насос в сборе 12CC, а не 10CC.</w:t>
             </w:r>
           </w:p>
         </w:tc>
@@ -5893,7 +5893,7 @@
                 <w:sz w:val="17"/>
                 <w:szCs w:val="17"/>
               </w:rPr>
-              <w:t xml:space="preserve">A complete gear pump assembly is missing from the spare parts kit.</w:t>
+              <w:t xml:space="preserve">The spare parts kit shall include a complete 12CC gear pump assembly, not a 10CC one.</w:t>
             </w:r>
           </w:p>
         </w:tc>
@@ -5935,7 +5935,7 @@
                 <w:sz w:val="17"/>
                 <w:szCs w:val="17"/>
               </w:rPr>
-              <w:t xml:space="preserve">备品备件中缺少一台完整的齿轮泵总成。</w:t>
+              <w:t xml:space="preserve">备品备件中的齿轮泵总成应为 12CC，而非 10CC。</w:t>
             </w:r>
           </w:p>
         </w:tc>
@@ -8483,7 +8483,7 @@
                 <w:sz w:val="17"/>
                 <w:szCs w:val="17"/>
               </w:rPr>
-              <w:t xml:space="preserve">Отсутствуют подключения теплоносителя насоса Р-101.</w:t>
+              <w:t xml:space="preserve">Отсутствуют подключения теплоносителя всех шестерённых насосов.</w:t>
             </w:r>
             <w:r>
               <w:rPr>
@@ -8534,7 +8534,7 @@
                 <w:sz w:val="17"/>
                 <w:szCs w:val="17"/>
               </w:rPr>
-              <w:t xml:space="preserve">The heat transfer fluid connections of pump P-101 are missing.</w:t>
+              <w:t xml:space="preserve">The heat transfer fluid connections of all gear pumps are missing.</w:t>
             </w:r>
             <w:r>
               <w:rPr>
@@ -8585,7 +8585,7 @@
                 <w:sz w:val="17"/>
                 <w:szCs w:val="17"/>
               </w:rPr>
-              <w:t xml:space="preserve">泵 P-101 缺少热媒接口连接。</w:t>
+              <w:t xml:space="preserve">所有齿轮泵均缺少热媒连接。</w:t>
             </w:r>
             <w:r>
               <w:rPr>
@@ -8957,7 +8957,7 @@
                 <w:sz w:val="17"/>
                 <w:szCs w:val="17"/>
               </w:rPr>
-              <w:t xml:space="preserve">Фланцы трубопроводов теплоносителя мешают подключению (в трёх местах), в том числе фланец на кране BV-008 (слив тяжёлой фракции 1-й ступени). Исправить путём переваривания колб, а не кранов.</w:t>
+              <w:t xml:space="preserve">Фланцы трубопроводов теплоносителя мешают подключению (в трёх местах), в том числе фланец на кране BV-008 (слив тяжёлой фракции 1-й ступени). Исправить путём переваривания фланца теплоносителя на ёмкости или насосе, а не на кранах.</w:t>
             </w:r>
             <w:r>
               <w:rPr>
@@ -9008,7 +9008,7 @@
                 <w:sz w:val="17"/>
                 <w:szCs w:val="17"/>
               </w:rPr>
-              <w:t xml:space="preserve">The flanges of the heat transfer fluid lines obstruct the connection (at three locations), including the flange on valve BV-008 (1st stage heavy fraction drain). To be rectified by re-welding the flasks, not the valves.</w:t>
+              <w:t xml:space="preserve">The flanges of the heat transfer fluid lines obstruct the connection (at three locations), including the flange on valve BV-008 (1st stage heavy fraction drain). To be rectified by re-welding the heat transfer fluid flange on the vessel or pump, not on the valves.</w:t>
             </w:r>
             <w:r>
               <w:rPr>
@@ -9059,7 +9059,7 @@
                 <w:sz w:val="17"/>
                 <w:szCs w:val="17"/>
               </w:rPr>
-              <w:t xml:space="preserve">热媒管路法兰妨碍连接（共三处），包括阀门 BV-008（一级重组分排出）上的法兰。须通过重新焊接瓶体（而非阀门）进行整改。</w:t>
+              <w:t xml:space="preserve">热媒管路法兰妨碍连接（共三处），包括阀门 BV-008（一级重组分排出）上的法兰。须通过在容器或泵上重新焊接热媒法兰（而非在阀门上）进行整改。</w:t>
             </w:r>
             <w:r>
               <w:rPr>
@@ -14942,7 +14942,7 @@
                 <wp:inline distT="0" distB="0" distL="0" distR="0">
                   <wp:extent cx="1466850" cy="1952625"/>
                   <wp:effectExtent t="0" r="0" b="0" l="0"/>
-                  <wp:docPr id="1" name="photo8" descr="Heat transfer fluid connections of pump P-101 missing" title="Фото 8"/>
+                  <wp:docPr id="1" name="photo8" descr="Heat transfer fluid connections of the gear pumps missing" title="Фото 8"/>
                   <wp:cNvGraphicFramePr>
                     <a:graphicFrameLocks xmlns:a="http://schemas.openxmlformats.org/drawingml/2006/main" noChangeAspect="1"/>
                   </wp:cNvGraphicFramePr>
@@ -15000,7 +15000,7 @@
                 <w:sz w:val="15"/>
                 <w:szCs w:val="15"/>
               </w:rPr>
-              <w:t xml:space="preserve">Отсутствуют подключения теплоносителя насоса Р-101 (п. 4.3)</w:t>
+              <w:t xml:space="preserve">Отсутствуют подключения теплоносителя шестерённых насосов (п. 4.3)</w:t>
             </w:r>
           </w:p>
           <w:p>
@@ -15026,7 +15026,7 @@
                 <w:sz w:val="15"/>
                 <w:szCs w:val="15"/>
               </w:rPr>
-              <w:t xml:space="preserve">Heat transfer fluid connections of pump P-101 missing (item 4.3)</w:t>
+              <w:t xml:space="preserve">Heat transfer fluid connections of the gear pumps missing (item 4.3)</w:t>
             </w:r>
           </w:p>
           <w:p>
@@ -15052,7 +15052,7 @@
                 <w:sz w:val="15"/>
                 <w:szCs w:val="15"/>
               </w:rPr>
-              <w:t xml:space="preserve">泵 P-101 缺少热媒连接（第 4.3 项）</w:t>
+              <w:t xml:space="preserve">齿轮泵缺少热媒连接（第 4.3 项）</w:t>
             </w:r>
           </w:p>
         </w:tc>

--- a/Акт_приемочных_испытаний_RU-EN-CN.docx
+++ b/Акт_приемочных_испытаний_RU-EN-CN.docx
@@ -5327,7 +5327,7 @@
                 <w:sz w:val="17"/>
                 <w:szCs w:val="17"/>
               </w:rPr>
-              <w:t xml:space="preserve">Уточнить, предусмотрена ли контрактом теплоизоляция рубашек.</w:t>
+              <w:t xml:space="preserve">Отсутствует теплоизоляция рубашек всех ёмкостей и колонн установки.</w:t>
             </w:r>
           </w:p>
         </w:tc>
@@ -5369,7 +5369,7 @@
                 <w:sz w:val="17"/>
                 <w:szCs w:val="17"/>
               </w:rPr>
-              <w:t xml:space="preserve">To be clarified whether thermal insulation of the jackets is included in the contract.</w:t>
+              <w:t xml:space="preserve">Thermal insulation of the jackets of all vessels and columns of the unit is missing.</w:t>
             </w:r>
           </w:p>
         </w:tc>
@@ -5411,7 +5411,7 @@
                 <w:sz w:val="17"/>
                 <w:szCs w:val="17"/>
               </w:rPr>
-              <w:t xml:space="preserve">须确认合同是否包含夹套保温。</w:t>
+              <w:t xml:space="preserve">装置所有容器和塔的夹套均缺少保温。</w:t>
             </w:r>
           </w:p>
         </w:tc>
@@ -5589,7 +5589,7 @@
                 <w:sz w:val="17"/>
                 <w:szCs w:val="17"/>
               </w:rPr>
-              <w:t xml:space="preserve">Просим включить в комплектность установки 4 заглушки на участок в обход байпасов (между двумя трёхходовыми кранами).</w:t>
+              <w:t xml:space="preserve">Просим включить в комплектность установки 4 нержавеющих фланца-заглушки на участок в обход байпасов (между двумя трёхходовыми кранами).</w:t>
             </w:r>
           </w:p>
         </w:tc>
@@ -5631,7 +5631,7 @@
                 <w:sz w:val="17"/>
                 <w:szCs w:val="17"/>
               </w:rPr>
-              <w:t xml:space="preserve">We request that four blanking plugs for the bypass sections (between the two three-way valves) be included in the scope of supply of the unit.</w:t>
+              <w:t xml:space="preserve">We request that four stainless steel blind flanges for the bypass sections (between the two three-way valves) be included in the scope of supply of the unit.</w:t>
             </w:r>
           </w:p>
         </w:tc>
@@ -5673,7 +5673,7 @@
                 <w:sz w:val="17"/>
                 <w:szCs w:val="17"/>
               </w:rPr>
-              <w:t xml:space="preserve">请将 4 个用于旁路段（两个三通阀之间）的盲堵纳入装置供货范围。</w:t>
+              <w:t xml:space="preserve">请将 4 个用于旁路段（两个三通阀之间）的不锈钢盲板法兰纳入装置供货范围。</w:t>
             </w:r>
           </w:p>
         </w:tc>
@@ -6296,7 +6296,7 @@
                 <w:sz w:val="17"/>
                 <w:szCs w:val="17"/>
               </w:rPr>
-              <w:t xml:space="preserve">–  запасной ротор с двигателем и ротационным уплотнением: удалить ламели и выполнить балансировку (за дополнительную плату);</w:t>
+              <w:t xml:space="preserve">–  запасной ротор с двигателем и ротационным уплотнением: удалить ламели и выполнить балансировку;</w:t>
             </w:r>
           </w:p>
           <w:p>
@@ -6310,7 +6310,7 @@
                 <w:sz w:val="17"/>
                 <w:szCs w:val="17"/>
               </w:rPr>
-              <w:t xml:space="preserve">–  изготовить дополнительный ротор с балансировкой, без двигателя и двойного ротационного уплотнения (за дополнительную плату);</w:t>
+              <w:t xml:space="preserve">–  изготовить дополнительный ротор с балансировкой, без двигателя и двойного ротационного уплотнения;</w:t>
             </w:r>
           </w:p>
           <w:p>
@@ -6394,7 +6394,7 @@
                 <w:sz w:val="17"/>
                 <w:szCs w:val="17"/>
               </w:rPr>
-              <w:t xml:space="preserve">–  spare rotor with motor and rotary seal: remove the lamellas and balance the rotor (at additional cost);</w:t>
+              <w:t xml:space="preserve">–  spare rotor with motor and rotary seal: remove the lamellas and balance the rotor;</w:t>
             </w:r>
           </w:p>
           <w:p>
@@ -6408,7 +6408,7 @@
                 <w:sz w:val="17"/>
                 <w:szCs w:val="17"/>
               </w:rPr>
-              <w:t xml:space="preserve">–  manufacture an additional balanced rotor, without motor and double rotary seal (at additional cost);</w:t>
+              <w:t xml:space="preserve">–  manufacture an additional balanced rotor, without motor and double rotary seal;</w:t>
             </w:r>
           </w:p>
           <w:p>
@@ -6492,7 +6492,7 @@
                 <w:sz w:val="17"/>
                 <w:szCs w:val="17"/>
               </w:rPr>
-              <w:t xml:space="preserve">–  带电机和旋转密封的备用转子：拆除刮片并做动平衡（另行收费）；</w:t>
+              <w:t xml:space="preserve">–  带电机和旋转密封的备用转子：拆除刮片并做动平衡；</w:t>
             </w:r>
           </w:p>
           <w:p>
@@ -6506,7 +6506,7 @@
                 <w:sz w:val="17"/>
                 <w:szCs w:val="17"/>
               </w:rPr>
-              <w:t xml:space="preserve">–  另制作一个经动平衡的转子，不含电机和双旋转密封（另行收费）；</w:t>
+              <w:t xml:space="preserve">–  另制作一个经动平衡的转子，不含电机和双旋转密封；</w:t>
             </w:r>
           </w:p>
           <w:p>
@@ -9124,7 +9124,7 @@
                 <w:sz w:val="16"/>
                 <w:szCs w:val="16"/>
               </w:rPr>
-              <w:t xml:space="preserve">  (Фото 12)</w:t>
+              <w:t xml:space="preserve">  (Фото 12, 13)</w:t>
             </w:r>
           </w:p>
         </w:tc>
@@ -9175,7 +9175,7 @@
                 <w:sz w:val="16"/>
                 <w:szCs w:val="16"/>
               </w:rPr>
-              <w:t xml:space="preserve">  (Photo 12)</w:t>
+              <w:t xml:space="preserve">  (Photo 12, 13)</w:t>
             </w:r>
           </w:p>
         </w:tc>
@@ -9226,7 +9226,7 @@
                 <w:sz w:val="16"/>
                 <w:szCs w:val="16"/>
               </w:rPr>
-              <w:t xml:space="preserve">  (照片 12)</w:t>
+              <w:t xml:space="preserve">  (照片 12, 13)</w:t>
             </w:r>
           </w:p>
         </w:tc>
@@ -9282,7 +9282,7 @@
                 <w:sz w:val="16"/>
                 <w:szCs w:val="16"/>
               </w:rPr>
-              <w:t xml:space="preserve">  (Фото 13)</w:t>
+              <w:t xml:space="preserve">  (Фото 14)</w:t>
             </w:r>
           </w:p>
         </w:tc>
@@ -9333,7 +9333,7 @@
                 <w:sz w:val="16"/>
                 <w:szCs w:val="16"/>
               </w:rPr>
-              <w:t xml:space="preserve">  (Photo 13)</w:t>
+              <w:t xml:space="preserve">  (Photo 14)</w:t>
             </w:r>
           </w:p>
         </w:tc>
@@ -9384,7 +9384,7 @@
                 <w:sz w:val="16"/>
                 <w:szCs w:val="16"/>
               </w:rPr>
-              <w:t xml:space="preserve">  (照片 13)</w:t>
+              <w:t xml:space="preserve">  (照片 14)</w:t>
             </w:r>
           </w:p>
         </w:tc>
@@ -9440,7 +9440,7 @@
                 <w:sz w:val="16"/>
                 <w:szCs w:val="16"/>
               </w:rPr>
-              <w:t xml:space="preserve">  (Фото 14)</w:t>
+              <w:t xml:space="preserve">  (Фото 15)</w:t>
             </w:r>
           </w:p>
         </w:tc>
@@ -9491,7 +9491,7 @@
                 <w:sz w:val="16"/>
                 <w:szCs w:val="16"/>
               </w:rPr>
-              <w:t xml:space="preserve">  (Photo 14)</w:t>
+              <w:t xml:space="preserve">  (Photo 15)</w:t>
             </w:r>
           </w:p>
         </w:tc>
@@ -9542,7 +9542,7 @@
                 <w:sz w:val="16"/>
                 <w:szCs w:val="16"/>
               </w:rPr>
-              <w:t xml:space="preserve">  (照片 14)</w:t>
+              <w:t xml:space="preserve">  (照片 15)</w:t>
             </w:r>
           </w:p>
         </w:tc>
@@ -9598,7 +9598,7 @@
                 <w:sz w:val="16"/>
                 <w:szCs w:val="16"/>
               </w:rPr>
-              <w:t xml:space="preserve">  (Фото 15)</w:t>
+              <w:t xml:space="preserve">  (Фото 16)</w:t>
             </w:r>
           </w:p>
         </w:tc>
@@ -9649,7 +9649,7 @@
                 <w:sz w:val="16"/>
                 <w:szCs w:val="16"/>
               </w:rPr>
-              <w:t xml:space="preserve">  (Photo 15)</w:t>
+              <w:t xml:space="preserve">  (Photo 16)</w:t>
             </w:r>
           </w:p>
         </w:tc>
@@ -9700,7 +9700,7 @@
                 <w:sz w:val="16"/>
                 <w:szCs w:val="16"/>
               </w:rPr>
-              <w:t xml:space="preserve">  (照片 15)</w:t>
+              <w:t xml:space="preserve">  (照片 16)</w:t>
             </w:r>
           </w:p>
         </w:tc>
@@ -9756,7 +9756,7 @@
                 <w:sz w:val="16"/>
                 <w:szCs w:val="16"/>
               </w:rPr>
-              <w:t xml:space="preserve">  (Фото 16, 17)</w:t>
+              <w:t xml:space="preserve">  (Фото 17, 18)</w:t>
             </w:r>
           </w:p>
         </w:tc>
@@ -9807,7 +9807,7 @@
                 <w:sz w:val="16"/>
                 <w:szCs w:val="16"/>
               </w:rPr>
-              <w:t xml:space="preserve">  (Photo 16, 17)</w:t>
+              <w:t xml:space="preserve">  (Photo 17, 18)</w:t>
             </w:r>
           </w:p>
         </w:tc>
@@ -9858,7 +9858,7 @@
                 <w:sz w:val="16"/>
                 <w:szCs w:val="16"/>
               </w:rPr>
-              <w:t xml:space="preserve">  (照片 16, 17)</w:t>
+              <w:t xml:space="preserve">  (照片 17, 18)</w:t>
             </w:r>
           </w:p>
         </w:tc>
@@ -9914,7 +9914,7 @@
                 <w:sz w:val="16"/>
                 <w:szCs w:val="16"/>
               </w:rPr>
-              <w:t xml:space="preserve">  (Фото 18)</w:t>
+              <w:t xml:space="preserve">  (Фото 19)</w:t>
             </w:r>
           </w:p>
         </w:tc>
@@ -9965,7 +9965,7 @@
                 <w:sz w:val="16"/>
                 <w:szCs w:val="16"/>
               </w:rPr>
-              <w:t xml:space="preserve">  (Photo 18)</w:t>
+              <w:t xml:space="preserve">  (Photo 19)</w:t>
             </w:r>
           </w:p>
         </w:tc>
@@ -10016,7 +10016,7 @@
                 <w:sz w:val="16"/>
                 <w:szCs w:val="16"/>
               </w:rPr>
-              <w:t xml:space="preserve">  (照片 18)</w:t>
+              <w:t xml:space="preserve">  (照片 19)</w:t>
             </w:r>
           </w:p>
         </w:tc>
@@ -10072,7 +10072,7 @@
                 <w:sz w:val="16"/>
                 <w:szCs w:val="16"/>
               </w:rPr>
-              <w:t xml:space="preserve">  (Фото 19)</w:t>
+              <w:t xml:space="preserve">  (Фото 20)</w:t>
             </w:r>
           </w:p>
         </w:tc>
@@ -10123,7 +10123,7 @@
                 <w:sz w:val="16"/>
                 <w:szCs w:val="16"/>
               </w:rPr>
-              <w:t xml:space="preserve">  (Photo 19)</w:t>
+              <w:t xml:space="preserve">  (Photo 20)</w:t>
             </w:r>
           </w:p>
         </w:tc>
@@ -10174,7 +10174,7 @@
                 <w:sz w:val="16"/>
                 <w:szCs w:val="16"/>
               </w:rPr>
-              <w:t xml:space="preserve">  (照片 19)</w:t>
+              <w:t xml:space="preserve">  (照片 20)</w:t>
             </w:r>
           </w:p>
         </w:tc>
@@ -10770,7 +10770,7 @@
                 <w:sz w:val="16"/>
                 <w:szCs w:val="16"/>
               </w:rPr>
-              <w:t xml:space="preserve">  (Фото 20)</w:t>
+              <w:t xml:space="preserve">  (Фото 21)</w:t>
             </w:r>
           </w:p>
         </w:tc>
@@ -10821,7 +10821,7 @@
                 <w:sz w:val="16"/>
                 <w:szCs w:val="16"/>
               </w:rPr>
-              <w:t xml:space="preserve">  (Photo 20)</w:t>
+              <w:t xml:space="preserve">  (Photo 21)</w:t>
             </w:r>
           </w:p>
         </w:tc>
@@ -10872,7 +10872,7 @@
                 <w:sz w:val="16"/>
                 <w:szCs w:val="16"/>
               </w:rPr>
-              <w:t xml:space="preserve">  (照片 20)</w:t>
+              <w:t xml:space="preserve">  (照片 21)</w:t>
             </w:r>
           </w:p>
         </w:tc>
@@ -11190,7 +11190,7 @@
                 <w:sz w:val="16"/>
                 <w:szCs w:val="16"/>
               </w:rPr>
-              <w:t xml:space="preserve">  (Фото 21, 22)</w:t>
+              <w:t xml:space="preserve">  (Фото 22, 23)</w:t>
             </w:r>
           </w:p>
         </w:tc>
@@ -11241,7 +11241,7 @@
                 <w:sz w:val="16"/>
                 <w:szCs w:val="16"/>
               </w:rPr>
-              <w:t xml:space="preserve">  (Photo 21, 22)</w:t>
+              <w:t xml:space="preserve">  (Photo 22, 23)</w:t>
             </w:r>
           </w:p>
         </w:tc>
@@ -11292,7 +11292,7 @@
                 <w:sz w:val="16"/>
                 <w:szCs w:val="16"/>
               </w:rPr>
-              <w:t xml:space="preserve">  (照片 21, 22)</w:t>
+              <w:t xml:space="preserve">  (照片 22, 23)</w:t>
             </w:r>
           </w:p>
         </w:tc>
@@ -11348,7 +11348,7 @@
                 <w:sz w:val="16"/>
                 <w:szCs w:val="16"/>
               </w:rPr>
-              <w:t xml:space="preserve">  (Фото 23)</w:t>
+              <w:t xml:space="preserve">  (Фото 24)</w:t>
             </w:r>
           </w:p>
         </w:tc>
@@ -11399,7 +11399,7 @@
                 <w:sz w:val="16"/>
                 <w:szCs w:val="16"/>
               </w:rPr>
-              <w:t xml:space="preserve">  (Photo 23)</w:t>
+              <w:t xml:space="preserve">  (Photo 24)</w:t>
             </w:r>
           </w:p>
         </w:tc>
@@ -11450,7 +11450,7 @@
                 <w:sz w:val="16"/>
                 <w:szCs w:val="16"/>
               </w:rPr>
-              <w:t xml:space="preserve">  (照片 23)</w:t>
+              <w:t xml:space="preserve">  (照片 24)</w:t>
             </w:r>
           </w:p>
         </w:tc>
@@ -11506,7 +11506,7 @@
                 <w:sz w:val="16"/>
                 <w:szCs w:val="16"/>
               </w:rPr>
-              <w:t xml:space="preserve">  (Фото 24)</w:t>
+              <w:t xml:space="preserve">  (Фото 25)</w:t>
             </w:r>
           </w:p>
         </w:tc>
@@ -11557,7 +11557,7 @@
                 <w:sz w:val="16"/>
                 <w:szCs w:val="16"/>
               </w:rPr>
-              <w:t xml:space="preserve">  (Photo 24)</w:t>
+              <w:t xml:space="preserve">  (Photo 25)</w:t>
             </w:r>
           </w:p>
         </w:tc>
@@ -11608,7 +11608,7 @@
                 <w:sz w:val="16"/>
                 <w:szCs w:val="16"/>
               </w:rPr>
-              <w:t xml:space="preserve">  (照片 24)</w:t>
+              <w:t xml:space="preserve">  (照片 25)</w:t>
             </w:r>
           </w:p>
         </w:tc>
@@ -15491,6 +15491,42 @@
               <w:right w:val="none" w:color="FFFFFF" w:sz="0"/>
             </w:tcBorders>
             <w:tcMar>
+              <w:top w:type="dxa" w:w="80"/>
+              <w:left w:type="dxa" w:w="120"/>
+              <w:bottom w:type="dxa" w:w="80"/>
+              <w:right w:type="dxa" w:w="120"/>
+            </w:tcMar>
+            <w:vAlign w:val="top"/>
+          </w:tcPr>
+          <w:p>
+            <w:pPr>
+              <w:spacing w:after="40" w:before="0" w:line="264"/>
+            </w:pPr>
+            <w:r>
+              <w:rPr>
+                <w:rFonts w:ascii="Calibri" w:cs="Calibri" w:eastAsia="Microsoft YaHei" w:hAnsi="Calibri"/>
+                <w:sz w:val="17"/>
+                <w:szCs w:val="17"/>
+              </w:rPr>
+              <w:t xml:space="preserve"/>
+            </w:r>
+          </w:p>
+        </w:tc>
+      </w:tr>
+      <w:tr>
+        <w:trPr>
+          <w:cantSplit/>
+        </w:trPr>
+        <w:tc>
+          <w:tcPr>
+            <w:tcW w:type="dxa" w:w="5084"/>
+            <w:tcBorders>
+              <w:top w:val="none" w:color="FFFFFF" w:sz="0"/>
+              <w:left w:val="none" w:color="FFFFFF" w:sz="0"/>
+              <w:bottom w:val="none" w:color="FFFFFF" w:sz="0"/>
+              <w:right w:val="none" w:color="FFFFFF" w:sz="0"/>
+            </w:tcBorders>
+            <w:tcMar>
               <w:top w:type="dxa" w:w="60"/>
               <w:left w:type="dxa" w:w="120"/>
               <w:bottom w:type="dxa" w:w="160"/>
@@ -15621,11 +15657,6 @@
             </w:r>
           </w:p>
         </w:tc>
-      </w:tr>
-      <w:tr>
-        <w:trPr>
-          <w:cantSplit/>
-        </w:trPr>
         <w:tc>
           <w:tcPr>
             <w:tcW w:type="dxa" w:w="5084"/>
@@ -15650,9 +15681,9 @@
             <w:r>
               <w:drawing>
                 <wp:inline distT="0" distB="0" distL="0" distR="0">
-                  <wp:extent cx="1466850" cy="1952625"/>
+                  <wp:extent cx="2828925" cy="1952625"/>
                   <wp:effectExtent t="0" r="0" b="0" l="0"/>
-                  <wp:docPr id="1" name="photo13" descr="Two bolts missing downstream of the flowmeter" title="Фото 13"/>
+                  <wp:docPr id="1" name="photo13" descr="Washers missing on the flange connection" title="Фото 13"/>
                   <wp:cNvGraphicFramePr>
                     <a:graphicFrameLocks xmlns:a="http://schemas.openxmlformats.org/drawingml/2006/main" noChangeAspect="1"/>
                   </wp:cNvGraphicFramePr>
@@ -15675,7 +15706,7 @@
                         <pic:spPr bwMode="auto">
                           <a:xfrm>
                             <a:off x="0" y="0"/>
-                            <a:ext cx="1466850" cy="1952625"/>
+                            <a:ext cx="2828925" cy="1952625"/>
                           </a:xfrm>
                           <a:prstGeom prst="rect">
                             <a:avLst/>
@@ -15710,7 +15741,7 @@
                 <w:sz w:val="15"/>
                 <w:szCs w:val="15"/>
               </w:rPr>
-              <w:t xml:space="preserve">Отсутствуют два болта после флоуметра (п. 4.8)</w:t>
+              <w:t xml:space="preserve">Отсутствуют шайбы на фланцевом соединении (п. 4.7)</w:t>
             </w:r>
           </w:p>
           <w:p>
@@ -15736,7 +15767,7 @@
                 <w:sz w:val="15"/>
                 <w:szCs w:val="15"/>
               </w:rPr>
-              <w:t xml:space="preserve">Two bolts missing downstream of the flowmeter (item 4.8)</w:t>
+              <w:t xml:space="preserve">Washers missing on the flange connection (item 4.7)</w:t>
             </w:r>
           </w:p>
           <w:p>
@@ -15762,7 +15793,7 @@
                 <w:sz w:val="15"/>
                 <w:szCs w:val="15"/>
               </w:rPr>
-              <w:t xml:space="preserve">流量计后缺少两个螺栓（第 4.8 项）</w:t>
+              <w:t xml:space="preserve">法兰连接处缺少垫圈（第 4.7 项）</w:t>
             </w:r>
           </w:p>
         </w:tc>
@@ -15792,7 +15823,7 @@
                 <wp:inline distT="0" distB="0" distL="0" distR="0">
                   <wp:extent cx="1466850" cy="1952625"/>
                   <wp:effectExtent t="0" r="0" b="0" l="0"/>
-                  <wp:docPr id="1" name="photo14" descr="Straight branch — pipe clash" title="Фото 14"/>
+                  <wp:docPr id="1" name="photo14" descr="Two bolts missing downstream of the flowmeter" title="Фото 14"/>
                   <wp:cNvGraphicFramePr>
                     <a:graphicFrameLocks xmlns:a="http://schemas.openxmlformats.org/drawingml/2006/main" noChangeAspect="1"/>
                   </wp:cNvGraphicFramePr>
@@ -15850,7 +15881,7 @@
                 <w:sz w:val="15"/>
                 <w:szCs w:val="15"/>
               </w:rPr>
-              <w:t xml:space="preserve">Прямой отвод — конфликт трубопроводов (п. 4.9)</w:t>
+              <w:t xml:space="preserve">Отсутствуют два болта после флоуметра (п. 4.8)</w:t>
             </w:r>
           </w:p>
           <w:p>
@@ -15876,7 +15907,7 @@
                 <w:sz w:val="15"/>
                 <w:szCs w:val="15"/>
               </w:rPr>
-              <w:t xml:space="preserve">Straight branch — pipe clash (item 4.9)</w:t>
+              <w:t xml:space="preserve">Two bolts missing downstream of the flowmeter (item 4.8)</w:t>
             </w:r>
           </w:p>
           <w:p>
@@ -15902,10 +15933,15 @@
                 <w:sz w:val="15"/>
                 <w:szCs w:val="15"/>
               </w:rPr>
-              <w:t xml:space="preserve">直管段——管路干涉（第 4.9 项）</w:t>
-            </w:r>
-          </w:p>
-        </w:tc>
+              <w:t xml:space="preserve">流量计后缺少两个螺栓（第 4.8 项）</w:t>
+            </w:r>
+          </w:p>
+        </w:tc>
+      </w:tr>
+      <w:tr>
+        <w:trPr>
+          <w:cantSplit/>
+        </w:trPr>
         <w:tc>
           <w:tcPr>
             <w:tcW w:type="dxa" w:w="5084"/>
@@ -15930,9 +15966,9 @@
             <w:r>
               <w:drawing>
                 <wp:inline distT="0" distB="0" distL="0" distR="0">
-                  <wp:extent cx="2600325" cy="1952625"/>
+                  <wp:extent cx="1466850" cy="1952625"/>
                   <wp:effectExtent t="0" r="0" b="0" l="0"/>
-                  <wp:docPr id="1" name="photo15" descr="Rubber gaskets instead of PTFE" title="Фото 15"/>
+                  <wp:docPr id="1" name="photo15" descr="Straight branch — pipe clash" title="Фото 15"/>
                   <wp:cNvGraphicFramePr>
                     <a:graphicFrameLocks xmlns:a="http://schemas.openxmlformats.org/drawingml/2006/main" noChangeAspect="1"/>
                   </wp:cNvGraphicFramePr>
@@ -15955,7 +15991,7 @@
                         <pic:spPr bwMode="auto">
                           <a:xfrm>
                             <a:off x="0" y="0"/>
-                            <a:ext cx="2600325" cy="1952625"/>
+                            <a:ext cx="1466850" cy="1952625"/>
                           </a:xfrm>
                           <a:prstGeom prst="rect">
                             <a:avLst/>
@@ -15990,7 +16026,7 @@
                 <w:sz w:val="15"/>
                 <w:szCs w:val="15"/>
               </w:rPr>
-              <w:t xml:space="preserve">Резиновые прокладки вместо PTFE (п. 4.10)</w:t>
+              <w:t xml:space="preserve">Прямой отвод — конфликт трубопроводов (п. 4.9)</w:t>
             </w:r>
           </w:p>
           <w:p>
@@ -16016,7 +16052,7 @@
                 <w:sz w:val="15"/>
                 <w:szCs w:val="15"/>
               </w:rPr>
-              <w:t xml:space="preserve">Rubber gaskets instead of PTFE (item 4.10)</w:t>
+              <w:t xml:space="preserve">Straight branch — pipe clash (item 4.9)</w:t>
             </w:r>
           </w:p>
           <w:p>
@@ -16042,15 +16078,10 @@
                 <w:sz w:val="15"/>
                 <w:szCs w:val="15"/>
               </w:rPr>
-              <w:t xml:space="preserve">使用橡胶垫片而非 PTFE 垫片（第 4.10 项）</w:t>
-            </w:r>
-          </w:p>
-        </w:tc>
-      </w:tr>
-      <w:tr>
-        <w:trPr>
-          <w:cantSplit/>
-        </w:trPr>
+              <w:t xml:space="preserve">直管段——管路干涉（第 4.9 项）</w:t>
+            </w:r>
+          </w:p>
+        </w:tc>
         <w:tc>
           <w:tcPr>
             <w:tcW w:type="dxa" w:w="5084"/>
@@ -16075,9 +16106,9 @@
             <w:r>
               <w:drawing>
                 <wp:inline distT="0" distB="0" distL="0" distR="0">
-                  <wp:extent cx="1466850" cy="1952625"/>
+                  <wp:extent cx="2600325" cy="1952625"/>
                   <wp:effectExtent t="0" r="0" b="0" l="0"/>
-                  <wp:docPr id="1" name="photo16" descr="Twisted flexible hose" title="Фото 16"/>
+                  <wp:docPr id="1" name="photo16" descr="Rubber gaskets instead of PTFE" title="Фото 16"/>
                   <wp:cNvGraphicFramePr>
                     <a:graphicFrameLocks xmlns:a="http://schemas.openxmlformats.org/drawingml/2006/main" noChangeAspect="1"/>
                   </wp:cNvGraphicFramePr>
@@ -16100,7 +16131,7 @@
                         <pic:spPr bwMode="auto">
                           <a:xfrm>
                             <a:off x="0" y="0"/>
-                            <a:ext cx="1466850" cy="1952625"/>
+                            <a:ext cx="2600325" cy="1952625"/>
                           </a:xfrm>
                           <a:prstGeom prst="rect">
                             <a:avLst/>
@@ -16135,7 +16166,7 @@
                 <w:sz w:val="15"/>
                 <w:szCs w:val="15"/>
               </w:rPr>
-              <w:t xml:space="preserve">Скручивание гибкой подводки (п. 4.11)</w:t>
+              <w:t xml:space="preserve">Резиновые прокладки вместо PTFE (п. 4.10)</w:t>
             </w:r>
           </w:p>
           <w:p>
@@ -16161,7 +16192,7 @@
                 <w:sz w:val="15"/>
                 <w:szCs w:val="15"/>
               </w:rPr>
-              <w:t xml:space="preserve">Twisted flexible hose (item 4.11)</w:t>
+              <w:t xml:space="preserve">Rubber gaskets instead of PTFE (item 4.10)</w:t>
             </w:r>
           </w:p>
           <w:p>
@@ -16187,10 +16218,46 @@
                 <w:sz w:val="15"/>
                 <w:szCs w:val="15"/>
               </w:rPr>
-              <w:t xml:space="preserve">金属软管扭曲（第 4.11 项）</w:t>
-            </w:r>
-          </w:p>
-        </w:tc>
+              <w:t xml:space="preserve">使用橡胶垫片而非 PTFE 垫片（第 4.10 项）</w:t>
+            </w:r>
+          </w:p>
+        </w:tc>
+        <w:tc>
+          <w:tcPr>
+            <w:tcW w:type="dxa" w:w="5084"/>
+            <w:tcBorders>
+              <w:top w:val="none" w:color="FFFFFF" w:sz="0"/>
+              <w:left w:val="none" w:color="FFFFFF" w:sz="0"/>
+              <w:bottom w:val="none" w:color="FFFFFF" w:sz="0"/>
+              <w:right w:val="none" w:color="FFFFFF" w:sz="0"/>
+            </w:tcBorders>
+            <w:tcMar>
+              <w:top w:type="dxa" w:w="80"/>
+              <w:left w:type="dxa" w:w="120"/>
+              <w:bottom w:type="dxa" w:w="80"/>
+              <w:right w:type="dxa" w:w="120"/>
+            </w:tcMar>
+            <w:vAlign w:val="top"/>
+          </w:tcPr>
+          <w:p>
+            <w:pPr>
+              <w:spacing w:after="40" w:before="0" w:line="264"/>
+            </w:pPr>
+            <w:r>
+              <w:rPr>
+                <w:rFonts w:ascii="Calibri" w:cs="Calibri" w:eastAsia="Microsoft YaHei" w:hAnsi="Calibri"/>
+                <w:sz w:val="17"/>
+                <w:szCs w:val="17"/>
+              </w:rPr>
+              <w:t xml:space="preserve"/>
+            </w:r>
+          </w:p>
+        </w:tc>
+      </w:tr>
+      <w:tr>
+        <w:trPr>
+          <w:cantSplit/>
+        </w:trPr>
         <w:tc>
           <w:tcPr>
             <w:tcW w:type="dxa" w:w="5084"/>
@@ -16355,9 +16422,9 @@
             <w:r>
               <w:drawing>
                 <wp:inline distT="0" distB="0" distL="0" distR="0">
-                  <wp:extent cx="2295525" cy="1952625"/>
+                  <wp:extent cx="1466850" cy="1952625"/>
                   <wp:effectExtent t="0" r="0" b="0" l="0"/>
-                  <wp:docPr id="1" name="photo18" descr="Temporary props under the pipes instead of supports" title="Фото 18"/>
+                  <wp:docPr id="1" name="photo18" descr="Twisted flexible hose" title="Фото 18"/>
                   <wp:cNvGraphicFramePr>
                     <a:graphicFrameLocks xmlns:a="http://schemas.openxmlformats.org/drawingml/2006/main" noChangeAspect="1"/>
                   </wp:cNvGraphicFramePr>
@@ -16380,7 +16447,7 @@
                         <pic:spPr bwMode="auto">
                           <a:xfrm>
                             <a:off x="0" y="0"/>
-                            <a:ext cx="2295525" cy="1952625"/>
+                            <a:ext cx="1466850" cy="1952625"/>
                           </a:xfrm>
                           <a:prstGeom prst="rect">
                             <a:avLst/>
@@ -16415,7 +16482,7 @@
                 <w:sz w:val="15"/>
                 <w:szCs w:val="15"/>
               </w:rPr>
-              <w:t xml:space="preserve">Временные подставки под трубопроводами вместо опор (п. 4.12)</w:t>
+              <w:t xml:space="preserve">Скручивание гибкой подводки (п. 4.11)</w:t>
             </w:r>
           </w:p>
           <w:p>
@@ -16441,7 +16508,7 @@
                 <w:sz w:val="15"/>
                 <w:szCs w:val="15"/>
               </w:rPr>
-              <w:t xml:space="preserve">Temporary props under the pipes instead of supports (item 4.12)</w:t>
+              <w:t xml:space="preserve">Twisted flexible hose (item 4.11)</w:t>
             </w:r>
           </w:p>
           <w:p>
@@ -16467,15 +16534,10 @@
                 <w:sz w:val="15"/>
                 <w:szCs w:val="15"/>
               </w:rPr>
-              <w:t xml:space="preserve">管道下方为临时垫物而非支架（第 4.12 项）</w:t>
-            </w:r>
-          </w:p>
-        </w:tc>
-      </w:tr>
-      <w:tr>
-        <w:trPr>
-          <w:cantSplit/>
-        </w:trPr>
+              <w:t xml:space="preserve">金属软管扭曲（第 4.11 项）</w:t>
+            </w:r>
+          </w:p>
+        </w:tc>
         <w:tc>
           <w:tcPr>
             <w:tcW w:type="dxa" w:w="5084"/>
@@ -16500,9 +16562,9 @@
             <w:r>
               <w:drawing>
                 <wp:inline distT="0" distB="0" distL="0" distR="0">
-                  <wp:extent cx="2581275" cy="1952625"/>
+                  <wp:extent cx="2295525" cy="1952625"/>
                   <wp:effectExtent t="0" r="0" b="0" l="0"/>
-                  <wp:docPr id="1" name="photo19" descr="Pipes to be relocated below the second level floor" title="Фото 19"/>
+                  <wp:docPr id="1" name="photo19" descr="Temporary props under the pipes instead of supports" title="Фото 19"/>
                   <wp:cNvGraphicFramePr>
                     <a:graphicFrameLocks xmlns:a="http://schemas.openxmlformats.org/drawingml/2006/main" noChangeAspect="1"/>
                   </wp:cNvGraphicFramePr>
@@ -16525,7 +16587,7 @@
                         <pic:spPr bwMode="auto">
                           <a:xfrm>
                             <a:off x="0" y="0"/>
-                            <a:ext cx="2581275" cy="1952625"/>
+                            <a:ext cx="2295525" cy="1952625"/>
                           </a:xfrm>
                           <a:prstGeom prst="rect">
                             <a:avLst/>
@@ -16560,7 +16622,7 @@
                 <w:sz w:val="15"/>
                 <w:szCs w:val="15"/>
               </w:rPr>
-              <w:t xml:space="preserve">Трубопроводы, подлежащие переносу под пол второго этажа (п. 4.13)</w:t>
+              <w:t xml:space="preserve">Временные подставки под трубопроводами вместо опор (п. 4.12)</w:t>
             </w:r>
           </w:p>
           <w:p>
@@ -16586,7 +16648,7 @@
                 <w:sz w:val="15"/>
                 <w:szCs w:val="15"/>
               </w:rPr>
-              <w:t xml:space="preserve">Pipes to be relocated below the second level floor (item 4.13)</w:t>
+              <w:t xml:space="preserve">Temporary props under the pipes instead of supports (item 4.12)</w:t>
             </w:r>
           </w:p>
           <w:p>
@@ -16612,10 +16674,15 @@
                 <w:sz w:val="15"/>
                 <w:szCs w:val="15"/>
               </w:rPr>
-              <w:t xml:space="preserve">须移至第二层地板下方的管路（第 4.13 项）</w:t>
-            </w:r>
-          </w:p>
-        </w:tc>
+              <w:t xml:space="preserve">管道下方为临时垫物而非支架（第 4.12 项）</w:t>
+            </w:r>
+          </w:p>
+        </w:tc>
+      </w:tr>
+      <w:tr>
+        <w:trPr>
+          <w:cantSplit/>
+        </w:trPr>
         <w:tc>
           <w:tcPr>
             <w:tcW w:type="dxa" w:w="5084"/>
@@ -16640,9 +16707,9 @@
             <w:r>
               <w:drawing>
                 <wp:inline distT="0" distB="0" distL="0" distR="0">
-                  <wp:extent cx="2857500" cy="1609725"/>
+                  <wp:extent cx="2581275" cy="1952625"/>
                   <wp:effectExtent t="0" r="0" b="0" l="0"/>
-                  <wp:docPr id="1" name="photo20" descr="Cable armour not secured" title="Фото 20"/>
+                  <wp:docPr id="1" name="photo20" descr="Pipes to be relocated below the second level floor" title="Фото 20"/>
                   <wp:cNvGraphicFramePr>
                     <a:graphicFrameLocks xmlns:a="http://schemas.openxmlformats.org/drawingml/2006/main" noChangeAspect="1"/>
                   </wp:cNvGraphicFramePr>
@@ -16665,7 +16732,7 @@
                         <pic:spPr bwMode="auto">
                           <a:xfrm>
                             <a:off x="0" y="0"/>
-                            <a:ext cx="2857500" cy="1609725"/>
+                            <a:ext cx="2581275" cy="1952625"/>
                           </a:xfrm>
                           <a:prstGeom prst="rect">
                             <a:avLst/>
@@ -16700,7 +16767,7 @@
                 <w:sz w:val="15"/>
                 <w:szCs w:val="15"/>
               </w:rPr>
-              <w:t xml:space="preserve">Не закреплена броня кабелей (п. 5.1)</w:t>
+              <w:t xml:space="preserve">Трубопроводы, подлежащие переносу под пол второго этажа (п. 4.13)</w:t>
             </w:r>
           </w:p>
           <w:p>
@@ -16726,7 +16793,7 @@
                 <w:sz w:val="15"/>
                 <w:szCs w:val="15"/>
               </w:rPr>
-              <w:t xml:space="preserve">Cable armour not secured (item 5.1)</w:t>
+              <w:t xml:space="preserve">Pipes to be relocated below the second level floor (item 4.13)</w:t>
             </w:r>
           </w:p>
           <w:p>
@@ -16752,7 +16819,7 @@
                 <w:sz w:val="15"/>
                 <w:szCs w:val="15"/>
               </w:rPr>
-              <w:t xml:space="preserve">电缆铠装层未固定（第 5.1 项）</w:t>
+              <w:t xml:space="preserve">须移至第二层地板下方的管路（第 4.13 项）</w:t>
             </w:r>
           </w:p>
         </w:tc>
@@ -16782,7 +16849,7 @@
                 <wp:inline distT="0" distB="0" distL="0" distR="0">
                   <wp:extent cx="2857500" cy="1609725"/>
                   <wp:effectExtent t="0" r="0" b="0" l="0"/>
-                  <wp:docPr id="1" name="photo21" descr="Damaged temperature sensor cable" title="Фото 21"/>
+                  <wp:docPr id="1" name="photo21" descr="Cable armour not secured" title="Фото 21"/>
                   <wp:cNvGraphicFramePr>
                     <a:graphicFrameLocks xmlns:a="http://schemas.openxmlformats.org/drawingml/2006/main" noChangeAspect="1"/>
                   </wp:cNvGraphicFramePr>
@@ -16840,7 +16907,7 @@
                 <w:sz w:val="15"/>
                 <w:szCs w:val="15"/>
               </w:rPr>
-              <w:t xml:space="preserve">Перебит кабель датчика температуры (п. 5.4)</w:t>
+              <w:t xml:space="preserve">Не закреплена броня кабелей (п. 5.1)</w:t>
             </w:r>
           </w:p>
           <w:p>
@@ -16866,7 +16933,7 @@
                 <w:sz w:val="15"/>
                 <w:szCs w:val="15"/>
               </w:rPr>
-              <w:t xml:space="preserve">Damaged temperature sensor cable (item 5.4)</w:t>
+              <w:t xml:space="preserve">Cable armour not secured (item 5.1)</w:t>
             </w:r>
           </w:p>
           <w:p>
@@ -16892,7 +16959,38 @@
                 <w:sz w:val="15"/>
                 <w:szCs w:val="15"/>
               </w:rPr>
-              <w:t xml:space="preserve">温度传感器电缆被压损（第 5.4 项）</w:t>
+              <w:t xml:space="preserve">电缆铠装层未固定（第 5.1 项）</w:t>
+            </w:r>
+          </w:p>
+        </w:tc>
+        <w:tc>
+          <w:tcPr>
+            <w:tcW w:type="dxa" w:w="5084"/>
+            <w:tcBorders>
+              <w:top w:val="none" w:color="FFFFFF" w:sz="0"/>
+              <w:left w:val="none" w:color="FFFFFF" w:sz="0"/>
+              <w:bottom w:val="none" w:color="FFFFFF" w:sz="0"/>
+              <w:right w:val="none" w:color="FFFFFF" w:sz="0"/>
+            </w:tcBorders>
+            <w:tcMar>
+              <w:top w:type="dxa" w:w="80"/>
+              <w:left w:type="dxa" w:w="120"/>
+              <w:bottom w:type="dxa" w:w="80"/>
+              <w:right w:type="dxa" w:w="120"/>
+            </w:tcMar>
+            <w:vAlign w:val="top"/>
+          </w:tcPr>
+          <w:p>
+            <w:pPr>
+              <w:spacing w:after="40" w:before="0" w:line="264"/>
+            </w:pPr>
+            <w:r>
+              <w:rPr>
+                <w:rFonts w:ascii="Calibri" w:cs="Calibri" w:eastAsia="Microsoft YaHei" w:hAnsi="Calibri"/>
+                <w:sz w:val="17"/>
+                <w:szCs w:val="17"/>
+              </w:rPr>
+              <w:t xml:space="preserve"/>
             </w:r>
           </w:p>
         </w:tc>
@@ -16927,7 +17025,7 @@
                 <wp:inline distT="0" distB="0" distL="0" distR="0">
                   <wp:extent cx="2857500" cy="1609725"/>
                   <wp:effectExtent t="0" r="0" b="0" l="0"/>
-                  <wp:docPr id="1" name="photo22" descr="Location of the temperature sensor cable damage" title="Фото 22"/>
+                  <wp:docPr id="1" name="photo22" descr="Damaged temperature sensor cable" title="Фото 22"/>
                   <wp:cNvGraphicFramePr>
                     <a:graphicFrameLocks xmlns:a="http://schemas.openxmlformats.org/drawingml/2006/main" noChangeAspect="1"/>
                   </wp:cNvGraphicFramePr>
@@ -16985,7 +17083,7 @@
                 <w:sz w:val="15"/>
                 <w:szCs w:val="15"/>
               </w:rPr>
-              <w:t xml:space="preserve">Место повреждения кабеля датчика температуры (п. 5.4)</w:t>
+              <w:t xml:space="preserve">Перебит кабель датчика температуры (п. 5.4)</w:t>
             </w:r>
           </w:p>
           <w:p>
@@ -17011,7 +17109,7 @@
                 <w:sz w:val="15"/>
                 <w:szCs w:val="15"/>
               </w:rPr>
-              <w:t xml:space="preserve">Location of the temperature sensor cable damage (item 5.4)</w:t>
+              <w:t xml:space="preserve">Damaged temperature sensor cable (item 5.4)</w:t>
             </w:r>
           </w:p>
           <w:p>
@@ -17037,7 +17135,7 @@
                 <w:sz w:val="15"/>
                 <w:szCs w:val="15"/>
               </w:rPr>
-              <w:t xml:space="preserve">温度传感器电缆损坏位置（第 5.4 项）</w:t>
+              <w:t xml:space="preserve">温度传感器电缆被压损（第 5.4 项）</w:t>
             </w:r>
           </w:p>
         </w:tc>
@@ -17065,9 +17163,9 @@
             <w:r>
               <w:drawing>
                 <wp:inline distT="0" distB="0" distL="0" distR="0">
-                  <wp:extent cx="1095375" cy="1952625"/>
+                  <wp:extent cx="2857500" cy="1609725"/>
                   <wp:effectExtent t="0" r="0" b="0" l="0"/>
-                  <wp:docPr id="1" name="photo23" descr="Cable conduits not secured" title="Фото 23"/>
+                  <wp:docPr id="1" name="photo23" descr="Location of the temperature sensor cable damage" title="Фото 23"/>
                   <wp:cNvGraphicFramePr>
                     <a:graphicFrameLocks xmlns:a="http://schemas.openxmlformats.org/drawingml/2006/main" noChangeAspect="1"/>
                   </wp:cNvGraphicFramePr>
@@ -17090,7 +17188,7 @@
                         <pic:spPr bwMode="auto">
                           <a:xfrm>
                             <a:off x="0" y="0"/>
-                            <a:ext cx="1095375" cy="1952625"/>
+                            <a:ext cx="2857500" cy="1609725"/>
                           </a:xfrm>
                           <a:prstGeom prst="rect">
                             <a:avLst/>
@@ -17125,7 +17223,7 @@
                 <w:sz w:val="15"/>
                 <w:szCs w:val="15"/>
               </w:rPr>
-              <w:t xml:space="preserve">Не закреплены трубы кабельной разводки (п. 5.5)</w:t>
+              <w:t xml:space="preserve">Место повреждения кабеля датчика температуры (п. 5.4)</w:t>
             </w:r>
           </w:p>
           <w:p>
@@ -17151,7 +17249,7 @@
                 <w:sz w:val="15"/>
                 <w:szCs w:val="15"/>
               </w:rPr>
-              <w:t xml:space="preserve">Cable conduits not secured (item 5.5)</w:t>
+              <w:t xml:space="preserve">Location of the temperature sensor cable damage (item 5.4)</w:t>
             </w:r>
           </w:p>
           <w:p>
@@ -17177,7 +17275,7 @@
                 <w:sz w:val="15"/>
                 <w:szCs w:val="15"/>
               </w:rPr>
-              <w:t xml:space="preserve">电缆保护管未固定（第 5.5 项）</w:t>
+              <w:t xml:space="preserve">温度传感器电缆损坏位置（第 5.4 项）</w:t>
             </w:r>
           </w:p>
         </w:tc>
@@ -17205,9 +17303,9 @@
             <w:r>
               <w:drawing>
                 <wp:inline distT="0" distB="0" distL="0" distR="0">
-                  <wp:extent cx="1466850" cy="1952625"/>
+                  <wp:extent cx="1095375" cy="1952625"/>
                   <wp:effectExtent t="0" r="0" b="0" l="0"/>
-                  <wp:docPr id="1" name="photo24" descr="Marking missing on the Pirani gauges" title="Фото 24"/>
+                  <wp:docPr id="1" name="photo24" descr="Cable conduits not secured" title="Фото 24"/>
                   <wp:cNvGraphicFramePr>
                     <a:graphicFrameLocks xmlns:a="http://schemas.openxmlformats.org/drawingml/2006/main" noChangeAspect="1"/>
                   </wp:cNvGraphicFramePr>
@@ -17230,6 +17328,151 @@
                         <pic:spPr bwMode="auto">
                           <a:xfrm>
                             <a:off x="0" y="0"/>
+                            <a:ext cx="1095375" cy="1952625"/>
+                          </a:xfrm>
+                          <a:prstGeom prst="rect">
+                            <a:avLst/>
+                          </a:prstGeom>
+                        </pic:spPr>
+                      </pic:pic>
+                    </a:graphicData>
+                  </a:graphic>
+                </wp:inline>
+              </w:drawing>
+            </w:r>
+          </w:p>
+          <w:p>
+            <w:pPr>
+              <w:spacing w:after="0" w:before="60"/>
+              <w:jc w:val="center"/>
+            </w:pPr>
+            <w:r>
+              <w:rPr>
+                <w:rFonts w:ascii="Calibri" w:cs="Calibri" w:eastAsia="Microsoft YaHei" w:hAnsi="Calibri"/>
+                <w:b/>
+                <w:bCs/>
+                <w:color w:val="B4541A"/>
+                <w:sz w:val="15"/>
+                <w:szCs w:val="15"/>
+              </w:rPr>
+              <w:t xml:space="preserve">Фото 24. </w:t>
+            </w:r>
+            <w:r>
+              <w:rPr>
+                <w:rFonts w:ascii="Calibri" w:cs="Calibri" w:eastAsia="Microsoft YaHei" w:hAnsi="Calibri"/>
+                <w:sz w:val="15"/>
+                <w:szCs w:val="15"/>
+              </w:rPr>
+              <w:t xml:space="preserve">Не закреплены трубы кабельной разводки (п. 5.5)</w:t>
+            </w:r>
+          </w:p>
+          <w:p>
+            <w:pPr>
+              <w:spacing w:after="0"/>
+              <w:jc w:val="center"/>
+            </w:pPr>
+            <w:r>
+              <w:rPr>
+                <w:rFonts w:ascii="Calibri" w:cs="Calibri" w:eastAsia="Microsoft YaHei" w:hAnsi="Calibri"/>
+                <w:b/>
+                <w:bCs/>
+                <w:color w:val="B4541A"/>
+                <w:sz w:val="15"/>
+                <w:szCs w:val="15"/>
+              </w:rPr>
+              <w:t xml:space="preserve">Photo 24. </w:t>
+            </w:r>
+            <w:r>
+              <w:rPr>
+                <w:rFonts w:ascii="Calibri" w:cs="Calibri" w:eastAsia="Microsoft YaHei" w:hAnsi="Calibri"/>
+                <w:color w:val="44546A"/>
+                <w:sz w:val="15"/>
+                <w:szCs w:val="15"/>
+              </w:rPr>
+              <w:t xml:space="preserve">Cable conduits not secured (item 5.5)</w:t>
+            </w:r>
+          </w:p>
+          <w:p>
+            <w:pPr>
+              <w:spacing w:after="0"/>
+              <w:jc w:val="center"/>
+            </w:pPr>
+            <w:r>
+              <w:rPr>
+                <w:rFonts w:ascii="Calibri" w:cs="Calibri" w:eastAsia="Microsoft YaHei" w:hAnsi="Calibri"/>
+                <w:b/>
+                <w:bCs/>
+                <w:color w:val="B4541A"/>
+                <w:sz w:val="15"/>
+                <w:szCs w:val="15"/>
+              </w:rPr>
+              <w:t xml:space="preserve">照片 24. </w:t>
+            </w:r>
+            <w:r>
+              <w:rPr>
+                <w:rFonts w:ascii="Calibri" w:cs="Calibri" w:eastAsia="Microsoft YaHei" w:hAnsi="Calibri"/>
+                <w:color w:val="44546A"/>
+                <w:sz w:val="15"/>
+                <w:szCs w:val="15"/>
+              </w:rPr>
+              <w:t xml:space="preserve">电缆保护管未固定（第 5.5 项）</w:t>
+            </w:r>
+          </w:p>
+        </w:tc>
+      </w:tr>
+      <w:tr>
+        <w:trPr>
+          <w:cantSplit/>
+        </w:trPr>
+        <w:tc>
+          <w:tcPr>
+            <w:tcW w:type="dxa" w:w="5084"/>
+            <w:tcBorders>
+              <w:top w:val="none" w:color="FFFFFF" w:sz="0"/>
+              <w:left w:val="none" w:color="FFFFFF" w:sz="0"/>
+              <w:bottom w:val="none" w:color="FFFFFF" w:sz="0"/>
+              <w:right w:val="none" w:color="FFFFFF" w:sz="0"/>
+            </w:tcBorders>
+            <w:tcMar>
+              <w:top w:type="dxa" w:w="60"/>
+              <w:left w:type="dxa" w:w="120"/>
+              <w:bottom w:type="dxa" w:w="160"/>
+              <w:right w:type="dxa" w:w="120"/>
+            </w:tcMar>
+            <w:vAlign w:val="bottom"/>
+          </w:tcPr>
+          <w:p>
+            <w:pPr>
+              <w:jc w:val="center"/>
+            </w:pPr>
+            <w:r>
+              <w:drawing>
+                <wp:inline distT="0" distB="0" distL="0" distR="0">
+                  <wp:extent cx="1466850" cy="1952625"/>
+                  <wp:effectExtent t="0" r="0" b="0" l="0"/>
+                  <wp:docPr id="1" name="photo25" descr="Marking missing on the Pirani gauges" title="Фото 25"/>
+                  <wp:cNvGraphicFramePr>
+                    <a:graphicFrameLocks xmlns:a="http://schemas.openxmlformats.org/drawingml/2006/main" noChangeAspect="1"/>
+                  </wp:cNvGraphicFramePr>
+                  <a:graphic xmlns:a="http://schemas.openxmlformats.org/drawingml/2006/main">
+                    <a:graphicData uri="http://schemas.openxmlformats.org/drawingml/2006/picture">
+                      <pic:pic xmlns:pic="http://schemas.openxmlformats.org/drawingml/2006/picture">
+                        <pic:nvPicPr>
+                          <pic:cNvPr id="0" name="" descr=""/>
+                          <pic:cNvPicPr>
+                            <a:picLocks noChangeAspect="1" noChangeArrowheads="1"/>
+                          </pic:cNvPicPr>
+                        </pic:nvPicPr>
+                        <pic:blipFill>
+                          <a:blip r:embed="rId33" cstate="none"/>
+                          <a:srcRect/>
+                          <a:stretch>
+                            <a:fillRect/>
+                          </a:stretch>
+                        </pic:blipFill>
+                        <pic:spPr bwMode="auto">
+                          <a:xfrm>
+                            <a:off x="0" y="0"/>
                             <a:ext cx="1466850" cy="1952625"/>
                           </a:xfrm>
                           <a:prstGeom prst="rect">
@@ -17257,7 +17500,7 @@
                 <w:sz w:val="15"/>
                 <w:szCs w:val="15"/>
               </w:rPr>
-              <w:t xml:space="preserve">Фото 24. </w:t>
+              <w:t xml:space="preserve">Фото 25. </w:t>
             </w:r>
             <w:r>
               <w:rPr>
@@ -17282,7 +17525,7 @@
                 <w:sz w:val="15"/>
                 <w:szCs w:val="15"/>
               </w:rPr>
-              <w:t xml:space="preserve">Photo 24. </w:t>
+              <w:t xml:space="preserve">Photo 25. </w:t>
             </w:r>
             <w:r>
               <w:rPr>
@@ -17308,7 +17551,7 @@
                 <w:sz w:val="15"/>
                 <w:szCs w:val="15"/>
               </w:rPr>
-              <w:t xml:space="preserve">照片 24. </w:t>
+              <w:t xml:space="preserve">照片 25. </w:t>
             </w:r>
             <w:r>
               <w:rPr>
@@ -17318,6 +17561,68 @@
                 <w:szCs w:val="15"/>
               </w:rPr>
               <w:t xml:space="preserve">皮拉尼真空计缺少标识（第 5.6 项）</w:t>
+            </w:r>
+          </w:p>
+        </w:tc>
+        <w:tc>
+          <w:tcPr>
+            <w:tcW w:type="dxa" w:w="5084"/>
+            <w:tcBorders>
+              <w:top w:val="none" w:color="FFFFFF" w:sz="0"/>
+              <w:left w:val="none" w:color="FFFFFF" w:sz="0"/>
+              <w:bottom w:val="none" w:color="FFFFFF" w:sz="0"/>
+              <w:right w:val="none" w:color="FFFFFF" w:sz="0"/>
+            </w:tcBorders>
+            <w:tcMar>
+              <w:top w:type="dxa" w:w="80"/>
+              <w:left w:type="dxa" w:w="120"/>
+              <w:bottom w:type="dxa" w:w="80"/>
+              <w:right w:type="dxa" w:w="120"/>
+            </w:tcMar>
+            <w:vAlign w:val="top"/>
+          </w:tcPr>
+          <w:p>
+            <w:pPr>
+              <w:spacing w:after="40" w:before="0" w:line="264"/>
+            </w:pPr>
+            <w:r>
+              <w:rPr>
+                <w:rFonts w:ascii="Calibri" w:cs="Calibri" w:eastAsia="Microsoft YaHei" w:hAnsi="Calibri"/>
+                <w:sz w:val="17"/>
+                <w:szCs w:val="17"/>
+              </w:rPr>
+              <w:t xml:space="preserve"/>
+            </w:r>
+          </w:p>
+        </w:tc>
+        <w:tc>
+          <w:tcPr>
+            <w:tcW w:type="dxa" w:w="5084"/>
+            <w:tcBorders>
+              <w:top w:val="none" w:color="FFFFFF" w:sz="0"/>
+              <w:left w:val="none" w:color="FFFFFF" w:sz="0"/>
+              <w:bottom w:val="none" w:color="FFFFFF" w:sz="0"/>
+              <w:right w:val="none" w:color="FFFFFF" w:sz="0"/>
+            </w:tcBorders>
+            <w:tcMar>
+              <w:top w:type="dxa" w:w="80"/>
+              <w:left w:type="dxa" w:w="120"/>
+              <w:bottom w:type="dxa" w:w="80"/>
+              <w:right w:type="dxa" w:w="120"/>
+            </w:tcMar>
+            <w:vAlign w:val="top"/>
+          </w:tcPr>
+          <w:p>
+            <w:pPr>
+              <w:spacing w:after="40" w:before="0" w:line="264"/>
+            </w:pPr>
+            <w:r>
+              <w:rPr>
+                <w:rFonts w:ascii="Calibri" w:cs="Calibri" w:eastAsia="Microsoft YaHei" w:hAnsi="Calibri"/>
+                <w:sz w:val="17"/>
+                <w:szCs w:val="17"/>
+              </w:rPr>
+              <w:t xml:space="preserve"/>
             </w:r>
           </w:p>
         </w:tc>
